--- a/files/cv.docx
+++ b/files/cv.docx
@@ -172,7 +172,7 @@
           </mc:Choice>
           <mc:Fallback>
             <w:pict>
-              <v:shape w14:anchorId="69B29F37" id="矩形 4" o:spid="_x0000_s1026" style="position:absolute;margin-left:-46pt;margin-top:14.35pt;width:359.9pt;height:14.9pt;z-index:251663872;visibility:visible;mso-wrap-style:square;mso-wrap-distance-left:9pt;mso-wrap-distance-top:0;mso-wrap-distance-right:9pt;mso-wrap-distance-bottom:0;mso-position-horizontal:absolute;mso-position-horizontal-relative:text;mso-position-vertical:absolute;mso-position-vertical-relative:text;v-text-anchor:middle" coordsize="4391025,190500" o:gfxdata="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" path="m,l4267200,r123825,190500l,190500,,xe" fillcolor="#9a0000" stroked="f" strokeweight="2pt">
+              <v:shape w14:anchorId="511C9842" id="矩形 4" o:spid="_x0000_s1026" style="position:absolute;margin-left:-46pt;margin-top:14.35pt;width:359.9pt;height:14.9pt;z-index:251663872;visibility:visible;mso-wrap-style:square;mso-wrap-distance-left:9pt;mso-wrap-distance-top:0;mso-wrap-distance-right:9pt;mso-wrap-distance-bottom:0;mso-position-horizontal:absolute;mso-position-horizontal-relative:text;mso-position-vertical:absolute;mso-position-vertical-relative:text;v-text-anchor:middle" coordsize="4391025,190500" o:gfxdata="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" path="m,l4267200,r123825,190500l,190500,,xe" fillcolor="#9a0000" stroked="f" strokeweight="2pt">
                 <v:path arrowok="t" o:connecttype="custom" o:connectlocs="0,0;4441837,0;4570730,189230;0,189230;0,0" o:connectangles="0,0,0,0,0"/>
               </v:shape>
             </w:pict>
@@ -282,7 +282,7 @@
           </mc:Choice>
           <mc:Fallback>
             <w:pict>
-              <v:shape w14:anchorId="40E1BA3E" id="矩形 5" o:spid="_x0000_s1026" style="position:absolute;margin-left:308.85pt;margin-top:18.05pt;width:260.5pt;height:11.25pt;z-index:-251710976;visibility:visible;mso-wrap-style:square;mso-wrap-distance-left:9pt;mso-wrap-distance-top:0;mso-wrap-distance-right:9pt;mso-wrap-distance-bottom:0;mso-position-horizontal:absolute;mso-position-horizontal-relative:text;mso-position-vertical:absolute;mso-position-vertical-relative:text;v-text-anchor:middle" coordsize="3308894,190500" o:gfxdata="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" path="m,l3308894,r,190500l105319,190500,,xe" fillcolor="#c19f67" stroked="f" strokeweight="2pt">
+              <v:shape w14:anchorId="0FB55CAB" id="矩形 5" o:spid="_x0000_s1026" style="position:absolute;margin-left:308.85pt;margin-top:18.05pt;width:260.5pt;height:11.25pt;z-index:-251710976;visibility:visible;mso-wrap-style:square;mso-wrap-distance-left:9pt;mso-wrap-distance-top:0;mso-wrap-distance-right:9pt;mso-wrap-distance-bottom:0;mso-position-horizontal:absolute;mso-position-horizontal-relative:text;mso-position-vertical:absolute;mso-position-vertical-relative:text;v-text-anchor:middle" coordsize="3308894,190500" o:gfxdata="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" path="m,l3308894,r,190500l105319,190500,,xe" fillcolor="#c19f67" stroked="f" strokeweight="2pt">
                 <v:path arrowok="t" o:connecttype="custom" o:connectlocs="0,0;3308350,0;3308350,142875;105302,142875;0,0" o:connectangles="0,0,0,0,0"/>
               </v:shape>
             </w:pict>
@@ -593,7 +593,7 @@
         <mc:AlternateContent>
           <mc:Choice Requires="wps">
             <w:drawing>
-              <wp:anchor distT="0" distB="0" distL="114300" distR="114300" simplePos="0" relativeHeight="251425280" behindDoc="1" locked="0" layoutInCell="1" allowOverlap="1" wp14:anchorId="1435B30F" wp14:editId="7F816FDE">
+              <wp:anchor distT="0" distB="0" distL="114300" distR="114300" simplePos="0" relativeHeight="251424256" behindDoc="1" locked="0" layoutInCell="1" allowOverlap="1" wp14:anchorId="1435B30F" wp14:editId="278491BA">
                 <wp:simplePos x="0" y="0"/>
                 <wp:positionH relativeFrom="column">
                   <wp:posOffset>-79185</wp:posOffset>
@@ -636,7 +636,7 @@
           </mc:Choice>
           <mc:Fallback>
             <w:pict>
-              <v:line w14:anchorId="278F2425" id="直接连接符 26" o:spid="_x0000_s1026" style="position:absolute;z-index:-251891200;visibility:visible;mso-wrap-style:square;mso-wrap-distance-left:9pt;mso-wrap-distance-top:0;mso-wrap-distance-right:9pt;mso-wrap-distance-bottom:0;mso-position-horizontal:absolute;mso-position-horizontal-relative:text;mso-position-vertical:absolute;mso-position-vertical-relative:page" from="-6.25pt,92.4pt" to="-6.25pt,800.4pt" o:gfxdata="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" strokecolor="#9a0000">
+              <v:line w14:anchorId="527CD6AE" id="直接连接符 26" o:spid="_x0000_s1026" style="position:absolute;z-index:-251892224;visibility:visible;mso-wrap-style:square;mso-wrap-distance-left:9pt;mso-wrap-distance-top:0;mso-wrap-distance-right:9pt;mso-wrap-distance-bottom:0;mso-position-horizontal:absolute;mso-position-horizontal-relative:text;mso-position-vertical:absolute;mso-position-vertical-relative:page" from="-6.25pt,92.4pt" to="-6.25pt,800.4pt" o:gfxdata="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" strokecolor="#9a0000">
                 <w10:wrap anchory="page"/>
               </v:line>
             </w:pict>
@@ -657,17 +657,520 @@
           <w:rFonts w:hint="eastAsia"/>
           <w:noProof/>
         </w:rPr>
+        <mc:AlternateContent>
+          <mc:Choice Requires="wps">
+            <w:drawing>
+              <wp:anchor distT="0" distB="0" distL="114300" distR="114300" simplePos="0" relativeHeight="251656704" behindDoc="0" locked="0" layoutInCell="1" allowOverlap="1" wp14:anchorId="4D5C5E1F" wp14:editId="595BB245">
+                <wp:simplePos x="0" y="0"/>
+                <wp:positionH relativeFrom="column">
+                  <wp:posOffset>31750</wp:posOffset>
+                </wp:positionH>
+                <wp:positionV relativeFrom="paragraph">
+                  <wp:posOffset>165100</wp:posOffset>
+                </wp:positionV>
+                <wp:extent cx="5105400" cy="774700"/>
+                <wp:effectExtent l="0" t="0" r="0" b="6350"/>
+                <wp:wrapNone/>
+                <wp:docPr id="5" name="文本框 2"/>
+                <wp:cNvGraphicFramePr>
+                  <a:graphicFrameLocks xmlns:a="http://schemas.openxmlformats.org/drawingml/2006/main"/>
+                </wp:cNvGraphicFramePr>
+                <a:graphic xmlns:a="http://schemas.openxmlformats.org/drawingml/2006/main">
+                  <a:graphicData uri="http://schemas.microsoft.com/office/word/2010/wordprocessingShape">
+                    <wps:wsp>
+                      <wps:cNvSpPr txBox="1">
+                        <a:spLocks noChangeArrowheads="1"/>
+                      </wps:cNvSpPr>
+                      <wps:spPr bwMode="auto">
+                        <a:xfrm>
+                          <a:off x="0" y="0"/>
+                          <a:ext cx="5105400" cy="774700"/>
+                        </a:xfrm>
+                        <a:prstGeom prst="rect">
+                          <a:avLst/>
+                        </a:prstGeom>
+                        <a:noFill/>
+                        <a:ln w="9525">
+                          <a:noFill/>
+                          <a:miter lim="800000"/>
+                        </a:ln>
+                        <a:effectLst/>
+                      </wps:spPr>
+                      <wps:txbx>
+                        <w:txbxContent>
+                          <w:p>
+                            <w:pPr>
+                              <w:adjustRightInd w:val="0"/>
+                              <w:snapToGrid w:val="0"/>
+                              <w:rPr>
+                                <w:rFonts w:ascii="微软雅黑" w:hAnsi="微软雅黑" w:hint="eastAsia"/>
+                                <w:color w:val="414141"/>
+                                <w:szCs w:val="21"/>
+                              </w:rPr>
+                            </w:pPr>
+                            <w:r>
+                              <w:rPr>
+                                <w:rFonts w:ascii="微软雅黑" w:hAnsi="微软雅黑" w:hint="eastAsia"/>
+                                <w:color w:val="414141"/>
+                                <w:szCs w:val="21"/>
+                              </w:rPr>
+                              <w:t>姓    名：</w:t>
+                            </w:r>
+                            <w:r>
+                              <w:rPr>
+                                <w:rFonts w:ascii="微软雅黑" w:hAnsi="微软雅黑" w:hint="eastAsia"/>
+                                <w:b/>
+                                <w:bCs/>
+                                <w:color w:val="414141"/>
+                                <w:szCs w:val="21"/>
+                              </w:rPr>
+                              <w:t>张硕</w:t>
+                            </w:r>
+                            <w:r>
+                              <w:rPr>
+                                <w:rFonts w:ascii="微软雅黑" w:hAnsi="微软雅黑" w:hint="eastAsia"/>
+                                <w:color w:val="414141"/>
+                                <w:szCs w:val="21"/>
+                              </w:rPr>
+                              <w:t xml:space="preserve">（汉族）   </w:t>
+                            </w:r>
+                            <w:r>
+                              <w:rPr>
+                                <w:rFonts w:ascii="微软雅黑" w:hAnsi="微软雅黑" w:hint="eastAsia"/>
+                                <w:b/>
+                                <w:bCs/>
+                                <w:color w:val="414141"/>
+                                <w:szCs w:val="21"/>
+                              </w:rPr>
+                              <w:t xml:space="preserve">  </w:t>
+                            </w:r>
+                            <w:r>
+                              <w:rPr>
+                                <w:rFonts w:ascii="微软雅黑" w:hAnsi="微软雅黑" w:hint="eastAsia"/>
+                                <w:b/>
+                                <w:bCs/>
+                                <w:color w:val="414141"/>
+                                <w:szCs w:val="21"/>
+                              </w:rPr>
+                              <w:t xml:space="preserve">   </w:t>
+                            </w:r>
+                            <w:r>
+                              <w:rPr>
+                                <w:rFonts w:ascii="微软雅黑" w:hAnsi="微软雅黑" w:hint="eastAsia"/>
+                                <w:color w:val="414141"/>
+                                <w:szCs w:val="21"/>
+                              </w:rPr>
+                              <w:t>出生年月：2002.06</w:t>
+                            </w:r>
+                            <w:r>
+                              <w:rPr>
+                                <w:rFonts w:ascii="微软雅黑" w:hAnsi="微软雅黑" w:hint="eastAsia"/>
+                                <w:color w:val="414141"/>
+                                <w:szCs w:val="21"/>
+                              </w:rPr>
+                              <w:t xml:space="preserve"> </w:t>
+                            </w:r>
+                          </w:p>
+                          <w:p>
+                            <w:pPr>
+                              <w:adjustRightInd w:val="0"/>
+                              <w:snapToGrid w:val="0"/>
+                              <w:rPr>
+                                <w:rFonts w:ascii="微软雅黑" w:hAnsi="微软雅黑"/>
+                                <w:color w:val="414141"/>
+                                <w:szCs w:val="21"/>
+                              </w:rPr>
+                            </w:pPr>
+                            <w:r>
+                              <w:rPr>
+                                <w:rFonts w:ascii="微软雅黑" w:hAnsi="微软雅黑" w:hint="eastAsia"/>
+                                <w:color w:val="414141"/>
+                                <w:szCs w:val="21"/>
+                              </w:rPr>
+                              <w:t>政治面貌：中共党员</w:t>
+                            </w:r>
+                            <w:r>
+                              <w:rPr>
+                                <w:rFonts w:ascii="微软雅黑" w:hAnsi="微软雅黑" w:hint="eastAsia"/>
+                                <w:color w:val="414141"/>
+                                <w:szCs w:val="21"/>
+                              </w:rPr>
+                              <w:t xml:space="preserve">         </w:t>
+                            </w:r>
+                            <w:r>
+                              <w:rPr>
+                                <w:rFonts w:ascii="微软雅黑" w:hAnsi="微软雅黑" w:hint="eastAsia"/>
+                                <w:color w:val="414141"/>
+                                <w:szCs w:val="21"/>
+                              </w:rPr>
+                              <w:t xml:space="preserve">   </w:t>
+                            </w:r>
+                            <w:r>
+                              <w:rPr>
+                                <w:rFonts w:ascii="微软雅黑" w:hAnsi="微软雅黑" w:hint="eastAsia"/>
+                                <w:color w:val="414141"/>
+                                <w:szCs w:val="21"/>
+                              </w:rPr>
+                              <w:t>电    话：18955852821（</w:t>
+                            </w:r>
+                            <w:proofErr w:type="gramStart"/>
+                            <w:r>
+                              <w:rPr>
+                                <w:rFonts w:ascii="微软雅黑" w:hAnsi="微软雅黑" w:hint="eastAsia"/>
+                                <w:color w:val="414141"/>
+                                <w:szCs w:val="21"/>
+                              </w:rPr>
+                              <w:t>同微信</w:t>
+                            </w:r>
+                            <w:proofErr w:type="gramEnd"/>
+                            <w:r>
+                              <w:rPr>
+                                <w:rFonts w:ascii="微软雅黑" w:hAnsi="微软雅黑" w:hint="eastAsia"/>
+                                <w:color w:val="414141"/>
+                                <w:szCs w:val="21"/>
+                              </w:rPr>
+                              <w:t>）</w:t>
+                            </w:r>
+                            <w:r>
+                              <w:rPr>
+                                <w:rFonts w:ascii="微软雅黑" w:hAnsi="微软雅黑" w:hint="eastAsia"/>
+                                <w:color w:val="414141"/>
+                                <w:szCs w:val="21"/>
+                              </w:rPr>
+                              <w:t xml:space="preserve"> </w:t>
+                            </w:r>
+                          </w:p>
+                          <w:p>
+                            <w:pPr>
+                              <w:adjustRightInd w:val="0"/>
+                              <w:snapToGrid w:val="0"/>
+                              <w:rPr>
+                                <w:rFonts w:hint="eastAsia"/>
+                                <w:szCs w:val="21"/>
+                              </w:rPr>
+                            </w:pPr>
+                            <w:r>
+                              <w:rPr>
+                                <w:rFonts w:ascii="微软雅黑" w:hAnsi="微软雅黑" w:hint="eastAsia"/>
+                                <w:color w:val="414141"/>
+                                <w:szCs w:val="21"/>
+                              </w:rPr>
+                              <w:t>就读院校：北京大学</w:t>
+                            </w:r>
+                            <w:r>
+                              <w:rPr>
+                                <w:rFonts w:ascii="微软雅黑" w:hAnsi="微软雅黑" w:hint="eastAsia"/>
+                                <w:color w:val="414141"/>
+                                <w:szCs w:val="21"/>
+                              </w:rPr>
+                              <w:t>（</w:t>
+                            </w:r>
+                            <w:proofErr w:type="gramStart"/>
+                            <w:r>
+                              <w:rPr>
+                                <w:rFonts w:ascii="微软雅黑" w:hAnsi="微软雅黑" w:hint="eastAsia"/>
+                                <w:color w:val="414141"/>
+                                <w:szCs w:val="21"/>
+                              </w:rPr>
+                              <w:t>研</w:t>
+                            </w:r>
+                            <w:proofErr w:type="gramEnd"/>
+                            <w:r>
+                              <w:rPr>
+                                <w:rFonts w:ascii="微软雅黑" w:hAnsi="微软雅黑" w:hint="eastAsia"/>
+                                <w:color w:val="414141"/>
+                                <w:szCs w:val="21"/>
+                              </w:rPr>
+                              <w:t>二）</w:t>
+                            </w:r>
+                            <w:r>
+                              <w:rPr>
+                                <w:rFonts w:ascii="微软雅黑" w:hAnsi="微软雅黑" w:hint="eastAsia"/>
+                                <w:color w:val="414141"/>
+                                <w:szCs w:val="21"/>
+                              </w:rPr>
+                              <w:t xml:space="preserve">    </w:t>
+                            </w:r>
+                            <w:proofErr w:type="gramStart"/>
+                            <w:r>
+                              <w:rPr>
+                                <w:rFonts w:ascii="微软雅黑" w:hAnsi="微软雅黑" w:hint="eastAsia"/>
+                                <w:color w:val="414141"/>
+                                <w:szCs w:val="21"/>
+                              </w:rPr>
+                              <w:t>邮</w:t>
+                            </w:r>
+                            <w:proofErr w:type="gramEnd"/>
+                            <w:r>
+                              <w:rPr>
+                                <w:rFonts w:ascii="微软雅黑" w:hAnsi="微软雅黑" w:hint="eastAsia"/>
+                                <w:color w:val="414141"/>
+                                <w:szCs w:val="21"/>
+                              </w:rPr>
+                              <w:t xml:space="preserve">    箱：heifolier@stu.pku.edu.cn</w:t>
+                            </w:r>
+                          </w:p>
+                        </w:txbxContent>
+                      </wps:txbx>
+                      <wps:bodyPr rot="0" vert="horz" wrap="square" lIns="91440" tIns="45720" rIns="91440" bIns="45720" anchor="ctr" anchorCtr="0">
+                        <a:noAutofit/>
+                      </wps:bodyPr>
+                    </wps:wsp>
+                  </a:graphicData>
+                </a:graphic>
+                <wp14:sizeRelH relativeFrom="margin">
+                  <wp14:pctWidth>0</wp14:pctWidth>
+                </wp14:sizeRelH>
+                <wp14:sizeRelV relativeFrom="margin">
+                  <wp14:pctHeight>0</wp14:pctHeight>
+                </wp14:sizeRelV>
+              </wp:anchor>
+            </w:drawing>
+          </mc:Choice>
+          <mc:Fallback>
+            <w:pict>
+              <v:shapetype w14:anchorId="4D5C5E1F" id="_x0000_t202" coordsize="21600,21600" o:spt="202" path="m,l,21600r21600,l21600,xe">
+                <v:stroke joinstyle="miter"/>
+                <v:path gradientshapeok="t" o:connecttype="rect"/>
+              </v:shapetype>
+              <v:shape id="文本框 2" o:spid="_x0000_s1030" type="#_x0000_t202" style="position:absolute;left:0;text-align:left;margin-left:2.5pt;margin-top:13pt;width:402pt;height:61pt;z-index:251656704;visibility:visible;mso-wrap-style:square;mso-width-percent:0;mso-height-percent:0;mso-wrap-distance-left:9pt;mso-wrap-distance-top:0;mso-wrap-distance-right:9pt;mso-wrap-distance-bottom:0;mso-position-horizontal:absolute;mso-position-horizontal-relative:text;mso-position-vertical:absolute;mso-position-vertical-relative:text;mso-width-percent:0;mso-height-percent:0;mso-width-relative:margin;mso-height-relative:margin;v-text-anchor:middle" o:gfxdata="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" filled="f" stroked="f">
+                <v:textbox>
+                  <w:txbxContent>
+                    <w:p>
+                      <w:pPr>
+                        <w:adjustRightInd w:val="0"/>
+                        <w:snapToGrid w:val="0"/>
+                        <w:rPr>
+                          <w:rFonts w:ascii="微软雅黑" w:hAnsi="微软雅黑" w:hint="eastAsia"/>
+                          <w:color w:val="414141"/>
+                          <w:szCs w:val="21"/>
+                        </w:rPr>
+                      </w:pPr>
+                      <w:r>
+                        <w:rPr>
+                          <w:rFonts w:ascii="微软雅黑" w:hAnsi="微软雅黑" w:hint="eastAsia"/>
+                          <w:color w:val="414141"/>
+                          <w:szCs w:val="21"/>
+                        </w:rPr>
+                        <w:t>姓    名：</w:t>
+                      </w:r>
+                      <w:r>
+                        <w:rPr>
+                          <w:rFonts w:ascii="微软雅黑" w:hAnsi="微软雅黑" w:hint="eastAsia"/>
+                          <w:b/>
+                          <w:bCs/>
+                          <w:color w:val="414141"/>
+                          <w:szCs w:val="21"/>
+                        </w:rPr>
+                        <w:t>张硕</w:t>
+                      </w:r>
+                      <w:r>
+                        <w:rPr>
+                          <w:rFonts w:ascii="微软雅黑" w:hAnsi="微软雅黑" w:hint="eastAsia"/>
+                          <w:color w:val="414141"/>
+                          <w:szCs w:val="21"/>
+                        </w:rPr>
+                        <w:t xml:space="preserve">（汉族）   </w:t>
+                      </w:r>
+                      <w:r>
+                        <w:rPr>
+                          <w:rFonts w:ascii="微软雅黑" w:hAnsi="微软雅黑" w:hint="eastAsia"/>
+                          <w:b/>
+                          <w:bCs/>
+                          <w:color w:val="414141"/>
+                          <w:szCs w:val="21"/>
+                        </w:rPr>
+                        <w:t xml:space="preserve">  </w:t>
+                      </w:r>
+                      <w:r>
+                        <w:rPr>
+                          <w:rFonts w:ascii="微软雅黑" w:hAnsi="微软雅黑" w:hint="eastAsia"/>
+                          <w:b/>
+                          <w:bCs/>
+                          <w:color w:val="414141"/>
+                          <w:szCs w:val="21"/>
+                        </w:rPr>
+                        <w:t xml:space="preserve">   </w:t>
+                      </w:r>
+                      <w:r>
+                        <w:rPr>
+                          <w:rFonts w:ascii="微软雅黑" w:hAnsi="微软雅黑" w:hint="eastAsia"/>
+                          <w:color w:val="414141"/>
+                          <w:szCs w:val="21"/>
+                        </w:rPr>
+                        <w:t>出生年月：2002.06</w:t>
+                      </w:r>
+                      <w:r>
+                        <w:rPr>
+                          <w:rFonts w:ascii="微软雅黑" w:hAnsi="微软雅黑" w:hint="eastAsia"/>
+                          <w:color w:val="414141"/>
+                          <w:szCs w:val="21"/>
+                        </w:rPr>
+                        <w:t xml:space="preserve"> </w:t>
+                      </w:r>
+                    </w:p>
+                    <w:p>
+                      <w:pPr>
+                        <w:adjustRightInd w:val="0"/>
+                        <w:snapToGrid w:val="0"/>
+                        <w:rPr>
+                          <w:rFonts w:ascii="微软雅黑" w:hAnsi="微软雅黑"/>
+                          <w:color w:val="414141"/>
+                          <w:szCs w:val="21"/>
+                        </w:rPr>
+                      </w:pPr>
+                      <w:r>
+                        <w:rPr>
+                          <w:rFonts w:ascii="微软雅黑" w:hAnsi="微软雅黑" w:hint="eastAsia"/>
+                          <w:color w:val="414141"/>
+                          <w:szCs w:val="21"/>
+                        </w:rPr>
+                        <w:t>政治面貌：中共党员</w:t>
+                      </w:r>
+                      <w:r>
+                        <w:rPr>
+                          <w:rFonts w:ascii="微软雅黑" w:hAnsi="微软雅黑" w:hint="eastAsia"/>
+                          <w:color w:val="414141"/>
+                          <w:szCs w:val="21"/>
+                        </w:rPr>
+                        <w:t xml:space="preserve">         </w:t>
+                      </w:r>
+                      <w:r>
+                        <w:rPr>
+                          <w:rFonts w:ascii="微软雅黑" w:hAnsi="微软雅黑" w:hint="eastAsia"/>
+                          <w:color w:val="414141"/>
+                          <w:szCs w:val="21"/>
+                        </w:rPr>
+                        <w:t xml:space="preserve">   </w:t>
+                      </w:r>
+                      <w:r>
+                        <w:rPr>
+                          <w:rFonts w:ascii="微软雅黑" w:hAnsi="微软雅黑" w:hint="eastAsia"/>
+                          <w:color w:val="414141"/>
+                          <w:szCs w:val="21"/>
+                        </w:rPr>
+                        <w:t>电    话：18955852821（</w:t>
+                      </w:r>
+                      <w:proofErr w:type="gramStart"/>
+                      <w:r>
+                        <w:rPr>
+                          <w:rFonts w:ascii="微软雅黑" w:hAnsi="微软雅黑" w:hint="eastAsia"/>
+                          <w:color w:val="414141"/>
+                          <w:szCs w:val="21"/>
+                        </w:rPr>
+                        <w:t>同微信</w:t>
+                      </w:r>
+                      <w:proofErr w:type="gramEnd"/>
+                      <w:r>
+                        <w:rPr>
+                          <w:rFonts w:ascii="微软雅黑" w:hAnsi="微软雅黑" w:hint="eastAsia"/>
+                          <w:color w:val="414141"/>
+                          <w:szCs w:val="21"/>
+                        </w:rPr>
+                        <w:t>）</w:t>
+                      </w:r>
+                      <w:r>
+                        <w:rPr>
+                          <w:rFonts w:ascii="微软雅黑" w:hAnsi="微软雅黑" w:hint="eastAsia"/>
+                          <w:color w:val="414141"/>
+                          <w:szCs w:val="21"/>
+                        </w:rPr>
+                        <w:t xml:space="preserve"> </w:t>
+                      </w:r>
+                    </w:p>
+                    <w:p>
+                      <w:pPr>
+                        <w:adjustRightInd w:val="0"/>
+                        <w:snapToGrid w:val="0"/>
+                        <w:rPr>
+                          <w:rFonts w:hint="eastAsia"/>
+                          <w:szCs w:val="21"/>
+                        </w:rPr>
+                      </w:pPr>
+                      <w:r>
+                        <w:rPr>
+                          <w:rFonts w:ascii="微软雅黑" w:hAnsi="微软雅黑" w:hint="eastAsia"/>
+                          <w:color w:val="414141"/>
+                          <w:szCs w:val="21"/>
+                        </w:rPr>
+                        <w:t>就读院校：北京大学</w:t>
+                      </w:r>
+                      <w:r>
+                        <w:rPr>
+                          <w:rFonts w:ascii="微软雅黑" w:hAnsi="微软雅黑" w:hint="eastAsia"/>
+                          <w:color w:val="414141"/>
+                          <w:szCs w:val="21"/>
+                        </w:rPr>
+                        <w:t>（</w:t>
+                      </w:r>
+                      <w:proofErr w:type="gramStart"/>
+                      <w:r>
+                        <w:rPr>
+                          <w:rFonts w:ascii="微软雅黑" w:hAnsi="微软雅黑" w:hint="eastAsia"/>
+                          <w:color w:val="414141"/>
+                          <w:szCs w:val="21"/>
+                        </w:rPr>
+                        <w:t>研</w:t>
+                      </w:r>
+                      <w:proofErr w:type="gramEnd"/>
+                      <w:r>
+                        <w:rPr>
+                          <w:rFonts w:ascii="微软雅黑" w:hAnsi="微软雅黑" w:hint="eastAsia"/>
+                          <w:color w:val="414141"/>
+                          <w:szCs w:val="21"/>
+                        </w:rPr>
+                        <w:t>二）</w:t>
+                      </w:r>
+                      <w:r>
+                        <w:rPr>
+                          <w:rFonts w:ascii="微软雅黑" w:hAnsi="微软雅黑" w:hint="eastAsia"/>
+                          <w:color w:val="414141"/>
+                          <w:szCs w:val="21"/>
+                        </w:rPr>
+                        <w:t xml:space="preserve">    </w:t>
+                      </w:r>
+                      <w:proofErr w:type="gramStart"/>
+                      <w:r>
+                        <w:rPr>
+                          <w:rFonts w:ascii="微软雅黑" w:hAnsi="微软雅黑" w:hint="eastAsia"/>
+                          <w:color w:val="414141"/>
+                          <w:szCs w:val="21"/>
+                        </w:rPr>
+                        <w:t>邮</w:t>
+                      </w:r>
+                      <w:proofErr w:type="gramEnd"/>
+                      <w:r>
+                        <w:rPr>
+                          <w:rFonts w:ascii="微软雅黑" w:hAnsi="微软雅黑" w:hint="eastAsia"/>
+                          <w:color w:val="414141"/>
+                          <w:szCs w:val="21"/>
+                        </w:rPr>
+                        <w:t xml:space="preserve">    箱：heifolier@stu.pku.edu.cn</w:t>
+                      </w:r>
+                    </w:p>
+                  </w:txbxContent>
+                </v:textbox>
+              </v:shape>
+            </w:pict>
+          </mc:Fallback>
+        </mc:AlternateContent>
+      </w:r>
+      <w:r>
+        <w:rPr>
+          <w:rFonts w:hint="eastAsia"/>
+          <w:noProof/>
+        </w:rPr>
         <w:drawing>
-          <wp:anchor distT="0" distB="0" distL="114300" distR="114300" simplePos="0" relativeHeight="251430400" behindDoc="0" locked="0" layoutInCell="1" allowOverlap="1" wp14:anchorId="6BD4C1CB" wp14:editId="1953625D">
+          <wp:anchor distT="0" distB="0" distL="114300" distR="114300" simplePos="0" relativeHeight="251651584" behindDoc="0" locked="0" layoutInCell="1" allowOverlap="1" wp14:anchorId="6BD4C1CB" wp14:editId="2B6C963F">
             <wp:simplePos x="0" y="0"/>
             <wp:positionH relativeFrom="column">
-              <wp:posOffset>5518123</wp:posOffset>
+              <wp:posOffset>4813300</wp:posOffset>
             </wp:positionH>
             <wp:positionV relativeFrom="paragraph">
-              <wp:posOffset>190615</wp:posOffset>
+              <wp:posOffset>180685</wp:posOffset>
             </wp:positionV>
-            <wp:extent cx="776307" cy="1087459"/>
-            <wp:effectExtent l="0" t="0" r="5080" b="0"/>
+            <wp:extent cx="692753" cy="970415"/>
+            <wp:effectExtent l="0" t="0" r="0" b="1270"/>
             <wp:wrapNone/>
             <wp:docPr id="8" name="图片 8" descr="352083421158990fc0c48989c9cfca27"/>
             <wp:cNvGraphicFramePr>
@@ -691,7 +1194,7 @@
                   <pic:spPr>
                     <a:xfrm>
                       <a:off x="0" y="0"/>
-                      <a:ext cx="777933" cy="1089736"/>
+                      <a:ext cx="692753" cy="970415"/>
                     </a:xfrm>
                     <a:prstGeom prst="rect">
                       <a:avLst/>
@@ -709,631 +1212,6 @@
           </wp:anchor>
         </w:drawing>
       </w:r>
-      <w:r>
-        <w:rPr>
-          <w:noProof/>
-        </w:rPr>
-        <mc:AlternateContent>
-          <mc:Choice Requires="wpg">
-            <w:drawing>
-              <wp:anchor distT="0" distB="0" distL="114300" distR="114300" simplePos="0" relativeHeight="251434496" behindDoc="0" locked="0" layoutInCell="1" allowOverlap="1" wp14:anchorId="247085E9" wp14:editId="29EFE24B">
-                <wp:simplePos x="0" y="0"/>
-                <wp:positionH relativeFrom="column">
-                  <wp:posOffset>-41564</wp:posOffset>
-                </wp:positionH>
-                <wp:positionV relativeFrom="page">
-                  <wp:posOffset>1276248</wp:posOffset>
-                </wp:positionV>
-                <wp:extent cx="5253492" cy="977900"/>
-                <wp:effectExtent l="0" t="0" r="0" b="0"/>
-                <wp:wrapNone/>
-                <wp:docPr id="1" name="组合 1"/>
-                <wp:cNvGraphicFramePr/>
-                <a:graphic xmlns:a="http://schemas.openxmlformats.org/drawingml/2006/main">
-                  <a:graphicData uri="http://schemas.microsoft.com/office/word/2010/wordprocessingGroup">
-                    <wpg:wgp>
-                      <wpg:cNvGrpSpPr/>
-                      <wpg:grpSpPr>
-                        <a:xfrm>
-                          <a:off x="0" y="0"/>
-                          <a:ext cx="5253492" cy="977900"/>
-                          <a:chOff x="0" y="-134640"/>
-                          <a:chExt cx="5254718" cy="988763"/>
-                        </a:xfrm>
-                        <a:effectLst/>
-                      </wpg:grpSpPr>
-                      <wps:wsp>
-                        <wps:cNvPr id="5" name="文本框 2"/>
-                        <wps:cNvSpPr txBox="1">
-                          <a:spLocks noChangeArrowheads="1"/>
-                        </wps:cNvSpPr>
-                        <wps:spPr bwMode="auto">
-                          <a:xfrm>
-                            <a:off x="0" y="-134640"/>
-                            <a:ext cx="2409815" cy="980552"/>
-                          </a:xfrm>
-                          <a:prstGeom prst="rect">
-                            <a:avLst/>
-                          </a:prstGeom>
-                          <a:noFill/>
-                          <a:ln w="9525">
-                            <a:noFill/>
-                            <a:miter lim="800000"/>
-                          </a:ln>
-                          <a:effectLst/>
-                        </wps:spPr>
-                        <wps:txbx>
-                          <w:txbxContent>
-                            <w:p>
-                              <w:pPr>
-                                <w:adjustRightInd w:val="0"/>
-                                <w:snapToGrid w:val="0"/>
-                                <w:rPr>
-                                  <w:rFonts w:ascii="微软雅黑" w:hAnsi="微软雅黑" w:hint="eastAsia"/>
-                                  <w:color w:val="414141"/>
-                                  <w:sz w:val="20"/>
-                                  <w:szCs w:val="20"/>
-                                </w:rPr>
-                              </w:pPr>
-                              <w:r>
-                                <w:rPr>
-                                  <w:rFonts w:ascii="微软雅黑" w:hAnsi="微软雅黑" w:hint="eastAsia"/>
-                                  <w:color w:val="414141"/>
-                                  <w:sz w:val="20"/>
-                                  <w:szCs w:val="20"/>
-                                </w:rPr>
-                                <w:t>姓    名：</w:t>
-                              </w:r>
-                              <w:r>
-                                <w:rPr>
-                                  <w:rFonts w:ascii="微软雅黑" w:hAnsi="微软雅黑" w:hint="eastAsia"/>
-                                  <w:b/>
-                                  <w:bCs/>
-                                  <w:color w:val="414141"/>
-                                  <w:sz w:val="20"/>
-                                  <w:szCs w:val="20"/>
-                                </w:rPr>
-                                <w:t>张硕</w:t>
-                              </w:r>
-                            </w:p>
-                            <w:p>
-                              <w:pPr>
-                                <w:adjustRightInd w:val="0"/>
-                                <w:snapToGrid w:val="0"/>
-                                <w:rPr>
-                                  <w:rFonts w:ascii="微软雅黑" w:hAnsi="微软雅黑" w:hint="eastAsia"/>
-                                  <w:color w:val="414141"/>
-                                  <w:sz w:val="20"/>
-                                  <w:szCs w:val="20"/>
-                                </w:rPr>
-                              </w:pPr>
-                              <w:r>
-                                <w:rPr>
-                                  <w:rFonts w:ascii="微软雅黑" w:hAnsi="微软雅黑" w:hint="eastAsia"/>
-                                  <w:color w:val="414141"/>
-                                  <w:sz w:val="20"/>
-                                  <w:szCs w:val="20"/>
-                                </w:rPr>
-                                <w:t>民    族：汉族</w:t>
-                              </w:r>
-                              <w:r>
-                                <w:rPr>
-                                  <w:rFonts w:ascii="微软雅黑" w:hAnsi="微软雅黑" w:hint="eastAsia"/>
-                                  <w:color w:val="414141"/>
-                                  <w:sz w:val="20"/>
-                                  <w:szCs w:val="20"/>
-                                </w:rPr>
-                                <w:tab/>
-                              </w:r>
-                              <w:r>
-                                <w:rPr>
-                                  <w:rFonts w:ascii="微软雅黑" w:hAnsi="微软雅黑" w:hint="eastAsia"/>
-                                  <w:color w:val="414141"/>
-                                  <w:sz w:val="20"/>
-                                  <w:szCs w:val="20"/>
-                                </w:rPr>
-                                <w:tab/>
-                              </w:r>
-                            </w:p>
-                            <w:p>
-                              <w:pPr>
-                                <w:adjustRightInd w:val="0"/>
-                                <w:snapToGrid w:val="0"/>
-                                <w:rPr>
-                                  <w:rFonts w:ascii="微软雅黑" w:hAnsi="微软雅黑" w:hint="eastAsia"/>
-                                  <w:color w:val="414141"/>
-                                  <w:sz w:val="20"/>
-                                  <w:szCs w:val="20"/>
-                                </w:rPr>
-                              </w:pPr>
-                              <w:r>
-                                <w:rPr>
-                                  <w:rFonts w:ascii="微软雅黑" w:hAnsi="微软雅黑" w:hint="eastAsia"/>
-                                  <w:color w:val="414141"/>
-                                  <w:sz w:val="20"/>
-                                  <w:szCs w:val="20"/>
-                                </w:rPr>
-                                <w:t>电    话：18955852821（</w:t>
-                              </w:r>
-                              <w:proofErr w:type="gramStart"/>
-                              <w:r>
-                                <w:rPr>
-                                  <w:rFonts w:ascii="微软雅黑" w:hAnsi="微软雅黑" w:hint="eastAsia"/>
-                                  <w:color w:val="414141"/>
-                                  <w:sz w:val="20"/>
-                                  <w:szCs w:val="20"/>
-                                </w:rPr>
-                                <w:t>同微信</w:t>
-                              </w:r>
-                              <w:proofErr w:type="gramEnd"/>
-                              <w:r>
-                                <w:rPr>
-                                  <w:rFonts w:ascii="微软雅黑" w:hAnsi="微软雅黑" w:hint="eastAsia"/>
-                                  <w:color w:val="414141"/>
-                                  <w:sz w:val="20"/>
-                                  <w:szCs w:val="20"/>
-                                </w:rPr>
-                                <w:t>）</w:t>
-                              </w:r>
-                            </w:p>
-                            <w:p>
-                              <w:pPr>
-                                <w:adjustRightInd w:val="0"/>
-                                <w:snapToGrid w:val="0"/>
-                                <w:rPr>
-                                  <w:rFonts w:hint="eastAsia"/>
-                                  <w:sz w:val="20"/>
-                                  <w:szCs w:val="20"/>
-                                </w:rPr>
-                              </w:pPr>
-                              <w:proofErr w:type="gramStart"/>
-                              <w:r>
-                                <w:rPr>
-                                  <w:rFonts w:ascii="微软雅黑" w:hAnsi="微软雅黑" w:hint="eastAsia"/>
-                                  <w:color w:val="414141"/>
-                                  <w:sz w:val="20"/>
-                                  <w:szCs w:val="20"/>
-                                </w:rPr>
-                                <w:t>邮</w:t>
-                              </w:r>
-                              <w:proofErr w:type="gramEnd"/>
-                              <w:r>
-                                <w:rPr>
-                                  <w:rFonts w:ascii="微软雅黑" w:hAnsi="微软雅黑" w:hint="eastAsia"/>
-                                  <w:color w:val="414141"/>
-                                  <w:sz w:val="20"/>
-                                  <w:szCs w:val="20"/>
-                                </w:rPr>
-                                <w:t xml:space="preserve">    箱：heifolier@stu.pku.edu.cn</w:t>
-                              </w:r>
-                            </w:p>
-                          </w:txbxContent>
-                        </wps:txbx>
-                        <wps:bodyPr rot="0" vert="horz" wrap="square" lIns="91440" tIns="45720" rIns="91440" bIns="45720" anchor="ctr" anchorCtr="0">
-                          <a:noAutofit/>
-                        </wps:bodyPr>
-                      </wps:wsp>
-                      <wps:wsp>
-                        <wps:cNvPr id="6" name="文本框 2"/>
-                        <wps:cNvSpPr txBox="1">
-                          <a:spLocks noChangeArrowheads="1"/>
-                        </wps:cNvSpPr>
-                        <wps:spPr bwMode="auto">
-                          <a:xfrm>
-                            <a:off x="2497540" y="-128230"/>
-                            <a:ext cx="2757178" cy="982353"/>
-                          </a:xfrm>
-                          <a:prstGeom prst="rect">
-                            <a:avLst/>
-                          </a:prstGeom>
-                          <a:noFill/>
-                          <a:ln w="9525">
-                            <a:noFill/>
-                            <a:miter lim="800000"/>
-                          </a:ln>
-                          <a:effectLst/>
-                        </wps:spPr>
-                        <wps:txbx>
-                          <w:txbxContent>
-                            <w:p>
-                              <w:pPr>
-                                <w:adjustRightInd w:val="0"/>
-                                <w:snapToGrid w:val="0"/>
-                                <w:rPr>
-                                  <w:rFonts w:ascii="微软雅黑" w:hAnsi="微软雅黑" w:hint="eastAsia"/>
-                                  <w:color w:val="414141"/>
-                                  <w:sz w:val="20"/>
-                                  <w:szCs w:val="20"/>
-                                </w:rPr>
-                              </w:pPr>
-                              <w:r>
-                                <w:rPr>
-                                  <w:rFonts w:ascii="微软雅黑" w:hAnsi="微软雅黑" w:hint="eastAsia"/>
-                                  <w:color w:val="414141"/>
-                                  <w:sz w:val="20"/>
-                                  <w:szCs w:val="20"/>
-                                </w:rPr>
-                                <w:t>出生年月：2002.0</w:t>
-                              </w:r>
-                              <w:r>
-                                <w:rPr>
-                                  <w:rFonts w:ascii="微软雅黑" w:hAnsi="微软雅黑" w:hint="eastAsia"/>
-                                  <w:color w:val="414141"/>
-                                  <w:sz w:val="20"/>
-                                  <w:szCs w:val="20"/>
-                                </w:rPr>
-                                <w:t>6</w:t>
-                              </w:r>
-                            </w:p>
-                            <w:p>
-                              <w:pPr>
-                                <w:adjustRightInd w:val="0"/>
-                                <w:snapToGrid w:val="0"/>
-                                <w:rPr>
-                                  <w:rFonts w:ascii="微软雅黑" w:hAnsi="微软雅黑" w:hint="eastAsia"/>
-                                  <w:color w:val="414141"/>
-                                  <w:sz w:val="20"/>
-                                  <w:szCs w:val="20"/>
-                                </w:rPr>
-                              </w:pPr>
-                              <w:r>
-                                <w:rPr>
-                                  <w:rFonts w:ascii="微软雅黑" w:hAnsi="微软雅黑" w:hint="eastAsia"/>
-                                  <w:color w:val="414141"/>
-                                  <w:sz w:val="20"/>
-                                  <w:szCs w:val="20"/>
-                                </w:rPr>
-                                <w:t>政治面貌：中共党员</w:t>
-                              </w:r>
-                            </w:p>
-                            <w:p>
-                              <w:pPr>
-                                <w:adjustRightInd w:val="0"/>
-                                <w:snapToGrid w:val="0"/>
-                                <w:rPr>
-                                  <w:rFonts w:ascii="微软雅黑" w:hAnsi="微软雅黑" w:hint="eastAsia"/>
-                                  <w:color w:val="414141"/>
-                                  <w:sz w:val="20"/>
-                                  <w:szCs w:val="20"/>
-                                </w:rPr>
-                              </w:pPr>
-                              <w:r>
-                                <w:rPr>
-                                  <w:rFonts w:ascii="微软雅黑" w:hAnsi="微软雅黑" w:hint="eastAsia"/>
-                                  <w:color w:val="414141"/>
-                                  <w:sz w:val="20"/>
-                                  <w:szCs w:val="20"/>
-                                </w:rPr>
-                                <w:t>就读院校：北京大学</w:t>
-                              </w:r>
-                              <w:r>
-                                <w:rPr>
-                                  <w:rFonts w:ascii="微软雅黑" w:hAnsi="微软雅黑" w:hint="eastAsia"/>
-                                  <w:color w:val="414141"/>
-                                  <w:sz w:val="20"/>
-                                  <w:szCs w:val="20"/>
-                                </w:rPr>
-                                <w:t>先进制造与机器人学院</w:t>
-                              </w:r>
-                            </w:p>
-                            <w:p>
-                              <w:pPr>
-                                <w:adjustRightInd w:val="0"/>
-                                <w:snapToGrid w:val="0"/>
-                                <w:spacing w:line="20" w:lineRule="atLeast"/>
-                                <w:rPr>
-                                  <w:rFonts w:hint="eastAsia"/>
-                                  <w:sz w:val="20"/>
-                                  <w:szCs w:val="20"/>
-                                </w:rPr>
-                              </w:pPr>
-                              <w:r>
-                                <w:rPr>
-                                  <w:rFonts w:ascii="微软雅黑" w:hAnsi="微软雅黑" w:hint="eastAsia"/>
-                                  <w:color w:val="414141"/>
-                                  <w:sz w:val="20"/>
-                                  <w:szCs w:val="20"/>
-                                </w:rPr>
-                                <w:t>学    历：硕士生在读</w:t>
-                              </w:r>
-                            </w:p>
-                          </w:txbxContent>
-                        </wps:txbx>
-                        <wps:bodyPr rot="0" vert="horz" wrap="square" lIns="91440" tIns="45720" rIns="91440" bIns="45720" anchor="ctr" anchorCtr="0">
-                          <a:spAutoFit/>
-                        </wps:bodyPr>
-                      </wps:wsp>
-                    </wpg:wgp>
-                  </a:graphicData>
-                </a:graphic>
-                <wp14:sizeRelH relativeFrom="margin">
-                  <wp14:pctWidth>0</wp14:pctWidth>
-                </wp14:sizeRelH>
-                <wp14:sizeRelV relativeFrom="margin">
-                  <wp14:pctHeight>0</wp14:pctHeight>
-                </wp14:sizeRelV>
-              </wp:anchor>
-            </w:drawing>
-          </mc:Choice>
-          <mc:Fallback>
-            <w:pict>
-              <v:group w14:anchorId="247085E9" id="组合 1" o:spid="_x0000_s1030" style="position:absolute;left:0;text-align:left;margin-left:-3.25pt;margin-top:100.5pt;width:413.65pt;height:77pt;z-index:251434496;mso-position-vertical-relative:page;mso-width-relative:margin;mso-height-relative:margin" coordorigin=",-1346" coordsize="52547,9887" o:gfxdata="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">
-                <v:shapetype id="_x0000_t202" coordsize="21600,21600" o:spt="202" path="m,l,21600r21600,l21600,xe">
-                  <v:stroke joinstyle="miter"/>
-                  <v:path gradientshapeok="t" o:connecttype="rect"/>
-                </v:shapetype>
-                <v:shape id="_x0000_s1031" type="#_x0000_t202" style="position:absolute;top:-1346;width:24098;height:9805;visibility:visible;mso-wrap-style:square;v-text-anchor:middle" o:gfxdata="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" filled="f" stroked="f">
-                  <v:textbox>
-                    <w:txbxContent>
-                      <w:p>
-                        <w:pPr>
-                          <w:adjustRightInd w:val="0"/>
-                          <w:snapToGrid w:val="0"/>
-                          <w:rPr>
-                            <w:rFonts w:ascii="微软雅黑" w:hAnsi="微软雅黑" w:hint="eastAsia"/>
-                            <w:color w:val="414141"/>
-                            <w:sz w:val="20"/>
-                            <w:szCs w:val="20"/>
-                          </w:rPr>
-                        </w:pPr>
-                        <w:r>
-                          <w:rPr>
-                            <w:rFonts w:ascii="微软雅黑" w:hAnsi="微软雅黑" w:hint="eastAsia"/>
-                            <w:color w:val="414141"/>
-                            <w:sz w:val="20"/>
-                            <w:szCs w:val="20"/>
-                          </w:rPr>
-                          <w:t>姓    名：</w:t>
-                        </w:r>
-                        <w:r>
-                          <w:rPr>
-                            <w:rFonts w:ascii="微软雅黑" w:hAnsi="微软雅黑" w:hint="eastAsia"/>
-                            <w:b/>
-                            <w:bCs/>
-                            <w:color w:val="414141"/>
-                            <w:sz w:val="20"/>
-                            <w:szCs w:val="20"/>
-                          </w:rPr>
-                          <w:t>张硕</w:t>
-                        </w:r>
-                      </w:p>
-                      <w:p>
-                        <w:pPr>
-                          <w:adjustRightInd w:val="0"/>
-                          <w:snapToGrid w:val="0"/>
-                          <w:rPr>
-                            <w:rFonts w:ascii="微软雅黑" w:hAnsi="微软雅黑" w:hint="eastAsia"/>
-                            <w:color w:val="414141"/>
-                            <w:sz w:val="20"/>
-                            <w:szCs w:val="20"/>
-                          </w:rPr>
-                        </w:pPr>
-                        <w:r>
-                          <w:rPr>
-                            <w:rFonts w:ascii="微软雅黑" w:hAnsi="微软雅黑" w:hint="eastAsia"/>
-                            <w:color w:val="414141"/>
-                            <w:sz w:val="20"/>
-                            <w:szCs w:val="20"/>
-                          </w:rPr>
-                          <w:t>民    族：汉族</w:t>
-                        </w:r>
-                        <w:r>
-                          <w:rPr>
-                            <w:rFonts w:ascii="微软雅黑" w:hAnsi="微软雅黑" w:hint="eastAsia"/>
-                            <w:color w:val="414141"/>
-                            <w:sz w:val="20"/>
-                            <w:szCs w:val="20"/>
-                          </w:rPr>
-                          <w:tab/>
-                        </w:r>
-                        <w:r>
-                          <w:rPr>
-                            <w:rFonts w:ascii="微软雅黑" w:hAnsi="微软雅黑" w:hint="eastAsia"/>
-                            <w:color w:val="414141"/>
-                            <w:sz w:val="20"/>
-                            <w:szCs w:val="20"/>
-                          </w:rPr>
-                          <w:tab/>
-                        </w:r>
-                      </w:p>
-                      <w:p>
-                        <w:pPr>
-                          <w:adjustRightInd w:val="0"/>
-                          <w:snapToGrid w:val="0"/>
-                          <w:rPr>
-                            <w:rFonts w:ascii="微软雅黑" w:hAnsi="微软雅黑" w:hint="eastAsia"/>
-                            <w:color w:val="414141"/>
-                            <w:sz w:val="20"/>
-                            <w:szCs w:val="20"/>
-                          </w:rPr>
-                        </w:pPr>
-                        <w:r>
-                          <w:rPr>
-                            <w:rFonts w:ascii="微软雅黑" w:hAnsi="微软雅黑" w:hint="eastAsia"/>
-                            <w:color w:val="414141"/>
-                            <w:sz w:val="20"/>
-                            <w:szCs w:val="20"/>
-                          </w:rPr>
-                          <w:t>电    话：18955852821（</w:t>
-                        </w:r>
-                        <w:proofErr w:type="gramStart"/>
-                        <w:r>
-                          <w:rPr>
-                            <w:rFonts w:ascii="微软雅黑" w:hAnsi="微软雅黑" w:hint="eastAsia"/>
-                            <w:color w:val="414141"/>
-                            <w:sz w:val="20"/>
-                            <w:szCs w:val="20"/>
-                          </w:rPr>
-                          <w:t>同微信</w:t>
-                        </w:r>
-                        <w:proofErr w:type="gramEnd"/>
-                        <w:r>
-                          <w:rPr>
-                            <w:rFonts w:ascii="微软雅黑" w:hAnsi="微软雅黑" w:hint="eastAsia"/>
-                            <w:color w:val="414141"/>
-                            <w:sz w:val="20"/>
-                            <w:szCs w:val="20"/>
-                          </w:rPr>
-                          <w:t>）</w:t>
-                        </w:r>
-                      </w:p>
-                      <w:p>
-                        <w:pPr>
-                          <w:adjustRightInd w:val="0"/>
-                          <w:snapToGrid w:val="0"/>
-                          <w:rPr>
-                            <w:rFonts w:hint="eastAsia"/>
-                            <w:sz w:val="20"/>
-                            <w:szCs w:val="20"/>
-                          </w:rPr>
-                        </w:pPr>
-                        <w:proofErr w:type="gramStart"/>
-                        <w:r>
-                          <w:rPr>
-                            <w:rFonts w:ascii="微软雅黑" w:hAnsi="微软雅黑" w:hint="eastAsia"/>
-                            <w:color w:val="414141"/>
-                            <w:sz w:val="20"/>
-                            <w:szCs w:val="20"/>
-                          </w:rPr>
-                          <w:t>邮</w:t>
-                        </w:r>
-                        <w:proofErr w:type="gramEnd"/>
-                        <w:r>
-                          <w:rPr>
-                            <w:rFonts w:ascii="微软雅黑" w:hAnsi="微软雅黑" w:hint="eastAsia"/>
-                            <w:color w:val="414141"/>
-                            <w:sz w:val="20"/>
-                            <w:szCs w:val="20"/>
-                          </w:rPr>
-                          <w:t xml:space="preserve">    箱：heifolier@stu.pku.edu.cn</w:t>
-                        </w:r>
-                      </w:p>
-                    </w:txbxContent>
-                  </v:textbox>
-                </v:shape>
-                <v:shape id="_x0000_s1032" type="#_x0000_t202" style="position:absolute;left:24975;top:-1282;width:27572;height:9823;visibility:visible;mso-wrap-style:square;v-text-anchor:middle" o:gfxdata="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" filled="f" stroked="f">
-                  <v:textbox style="mso-fit-shape-to-text:t">
-                    <w:txbxContent>
-                      <w:p>
-                        <w:pPr>
-                          <w:adjustRightInd w:val="0"/>
-                          <w:snapToGrid w:val="0"/>
-                          <w:rPr>
-                            <w:rFonts w:ascii="微软雅黑" w:hAnsi="微软雅黑" w:hint="eastAsia"/>
-                            <w:color w:val="414141"/>
-                            <w:sz w:val="20"/>
-                            <w:szCs w:val="20"/>
-                          </w:rPr>
-                        </w:pPr>
-                        <w:r>
-                          <w:rPr>
-                            <w:rFonts w:ascii="微软雅黑" w:hAnsi="微软雅黑" w:hint="eastAsia"/>
-                            <w:color w:val="414141"/>
-                            <w:sz w:val="20"/>
-                            <w:szCs w:val="20"/>
-                          </w:rPr>
-                          <w:t>出生年月：2002.0</w:t>
-                        </w:r>
-                        <w:r>
-                          <w:rPr>
-                            <w:rFonts w:ascii="微软雅黑" w:hAnsi="微软雅黑" w:hint="eastAsia"/>
-                            <w:color w:val="414141"/>
-                            <w:sz w:val="20"/>
-                            <w:szCs w:val="20"/>
-                          </w:rPr>
-                          <w:t>6</w:t>
-                        </w:r>
-                      </w:p>
-                      <w:p>
-                        <w:pPr>
-                          <w:adjustRightInd w:val="0"/>
-                          <w:snapToGrid w:val="0"/>
-                          <w:rPr>
-                            <w:rFonts w:ascii="微软雅黑" w:hAnsi="微软雅黑" w:hint="eastAsia"/>
-                            <w:color w:val="414141"/>
-                            <w:sz w:val="20"/>
-                            <w:szCs w:val="20"/>
-                          </w:rPr>
-                        </w:pPr>
-                        <w:r>
-                          <w:rPr>
-                            <w:rFonts w:ascii="微软雅黑" w:hAnsi="微软雅黑" w:hint="eastAsia"/>
-                            <w:color w:val="414141"/>
-                            <w:sz w:val="20"/>
-                            <w:szCs w:val="20"/>
-                          </w:rPr>
-                          <w:t>政治面貌：中共党员</w:t>
-                        </w:r>
-                      </w:p>
-                      <w:p>
-                        <w:pPr>
-                          <w:adjustRightInd w:val="0"/>
-                          <w:snapToGrid w:val="0"/>
-                          <w:rPr>
-                            <w:rFonts w:ascii="微软雅黑" w:hAnsi="微软雅黑" w:hint="eastAsia"/>
-                            <w:color w:val="414141"/>
-                            <w:sz w:val="20"/>
-                            <w:szCs w:val="20"/>
-                          </w:rPr>
-                        </w:pPr>
-                        <w:r>
-                          <w:rPr>
-                            <w:rFonts w:ascii="微软雅黑" w:hAnsi="微软雅黑" w:hint="eastAsia"/>
-                            <w:color w:val="414141"/>
-                            <w:sz w:val="20"/>
-                            <w:szCs w:val="20"/>
-                          </w:rPr>
-                          <w:t>就读院校：北京大学</w:t>
-                        </w:r>
-                        <w:r>
-                          <w:rPr>
-                            <w:rFonts w:ascii="微软雅黑" w:hAnsi="微软雅黑" w:hint="eastAsia"/>
-                            <w:color w:val="414141"/>
-                            <w:sz w:val="20"/>
-                            <w:szCs w:val="20"/>
-                          </w:rPr>
-                          <w:t>先进制造与机器人学院</w:t>
-                        </w:r>
-                      </w:p>
-                      <w:p>
-                        <w:pPr>
-                          <w:adjustRightInd w:val="0"/>
-                          <w:snapToGrid w:val="0"/>
-                          <w:spacing w:line="20" w:lineRule="atLeast"/>
-                          <w:rPr>
-                            <w:rFonts w:hint="eastAsia"/>
-                            <w:sz w:val="20"/>
-                            <w:szCs w:val="20"/>
-                          </w:rPr>
-                        </w:pPr>
-                        <w:r>
-                          <w:rPr>
-                            <w:rFonts w:ascii="微软雅黑" w:hAnsi="微软雅黑" w:hint="eastAsia"/>
-                            <w:color w:val="414141"/>
-                            <w:sz w:val="20"/>
-                            <w:szCs w:val="20"/>
-                          </w:rPr>
-                          <w:t>学    历：硕士生在读</w:t>
-                        </w:r>
-                      </w:p>
-                    </w:txbxContent>
-                  </v:textbox>
-                </v:shape>
-                <w10:wrap anchory="page"/>
-              </v:group>
-            </w:pict>
-          </mc:Fallback>
-        </mc:AlternateContent>
-      </w:r>
-    </w:p>
-    <w:p>
-      <w:pPr>
-        <w:adjustRightInd w:val="0"/>
-        <w:snapToGrid w:val="0"/>
-        <w:rPr>
-          <w:rFonts w:hint="eastAsia"/>
-        </w:rPr>
-      </w:pPr>
     </w:p>
     <w:p>
       <w:pPr>
@@ -1368,15 +1246,15 @@
         <mc:AlternateContent>
           <mc:Choice Requires="wpg">
             <w:drawing>
-              <wp:anchor distT="0" distB="0" distL="114300" distR="114300" simplePos="0" relativeHeight="251897344" behindDoc="0" locked="0" layoutInCell="1" allowOverlap="1" wp14:anchorId="1A3B3BC3" wp14:editId="0CC0B5E7">
+              <wp:anchor distT="0" distB="0" distL="114300" distR="114300" simplePos="0" relativeHeight="251665920" behindDoc="0" locked="0" layoutInCell="1" allowOverlap="1" wp14:anchorId="1A3B3BC3" wp14:editId="21B21C4F">
                 <wp:simplePos x="0" y="0"/>
                 <wp:positionH relativeFrom="column">
                   <wp:posOffset>-229235</wp:posOffset>
                 </wp:positionH>
                 <wp:positionV relativeFrom="paragraph">
-                  <wp:posOffset>133907</wp:posOffset>
+                  <wp:posOffset>243205</wp:posOffset>
                 </wp:positionV>
-                <wp:extent cx="7023734" cy="277741"/>
+                <wp:extent cx="7023100" cy="277495"/>
                 <wp:effectExtent l="0" t="0" r="25400" b="8255"/>
                 <wp:wrapNone/>
                 <wp:docPr id="38" name="组合 38"/>
@@ -1388,7 +1266,7 @@
                       <wpg:grpSpPr>
                         <a:xfrm>
                           <a:off x="0" y="0"/>
-                          <a:ext cx="7023734" cy="277741"/>
+                          <a:ext cx="7023100" cy="277495"/>
                           <a:chOff x="1" y="0"/>
                           <a:chExt cx="7023734" cy="277741"/>
                         </a:xfrm>
@@ -1565,16 +1443,7 @@
                                   <w:sz w:val="24"/>
                                   <w:szCs w:val="24"/>
                                 </w:rPr>
-                                <w:t>教育</w:t>
-                              </w:r>
-                              <w:r>
-                                <w:rPr>
-                                  <w:rFonts w:ascii="微软雅黑" w:hAnsi="微软雅黑" w:hint="eastAsia"/>
-                                  <w:color w:val="FFFFFF"/>
-                                  <w:sz w:val="24"/>
-                                  <w:szCs w:val="24"/>
-                                </w:rPr>
-                                <w:t>经历</w:t>
+                                <w:t>教育经历</w:t>
                               </w:r>
                             </w:p>
                           </w:txbxContent>
@@ -1613,9 +1482,9 @@
           </mc:Choice>
           <mc:Fallback>
             <w:pict>
-              <v:group w14:anchorId="1A3B3BC3" id="组合 38" o:spid="_x0000_s1033" style="position:absolute;left:0;text-align:left;margin-left:-18.05pt;margin-top:10.55pt;width:553.05pt;height:21.85pt;z-index:251897344" coordorigin="" coordsize="70237,2777" o:gfxdata="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">
-                <v:shape id="直角三角形 3" o:spid="_x0000_s1034" type="#_x0000_t6" style="position:absolute;left:37;top:2015;width:1441;height:762;rotation:180;visibility:visible;mso-wrap-style:square;v-text-anchor:top" o:gfxdata="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" fillcolor="#9a0000" stroked="f"/>
-                <v:shape id="任意多边形 2" o:spid="_x0000_s1035" style="position:absolute;width:12678;height:2070;visibility:visible;mso-wrap-style:square;v-text-anchor:middle" coordsize="1406296,288031" o:spt="100" o:gfxdata="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" adj="-11796480,,5400" path="m1093154,r77999,l1406296,288031r-77999,l1093154,xm1030297,r39620,l1305060,288031r-39620,l1030297,xm,l1007060,r235143,288031l,288031,,xe" fillcolor="#9a0000" stroked="f">
+              <v:group w14:anchorId="1A3B3BC3" id="组合 38" o:spid="_x0000_s1031" style="position:absolute;left:0;text-align:left;margin-left:-18.05pt;margin-top:19.15pt;width:553pt;height:21.85pt;z-index:251665920" coordorigin="" coordsize="70237,2777" o:gfxdata="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">
+                <v:shape id="直角三角形 3" o:spid="_x0000_s1032" type="#_x0000_t6" style="position:absolute;left:37;top:2015;width:1441;height:762;rotation:180;visibility:visible;mso-wrap-style:square;v-text-anchor:top" o:gfxdata="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" fillcolor="#9a0000" stroked="f"/>
+                <v:shape id="任意多边形 2" o:spid="_x0000_s1033" style="position:absolute;width:12678;height:2070;visibility:visible;mso-wrap-style:square;v-text-anchor:middle" coordsize="1406296,288031" o:spt="100" o:gfxdata="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" adj="-11796480,,5400" path="m1093154,r77999,l1406296,288031r-77999,l1093154,xm1030297,r39620,l1305060,288031r-39620,l1030297,xm,l1007060,r235143,288031l,288031,,xe" fillcolor="#9a0000" stroked="f">
                   <v:stroke joinstyle="miter"/>
                   <v:formulas/>
                   <v:path arrowok="t" o:connecttype="custom" o:connectlocs="985545,0;1055866,0;1267862,207010;1197541,207010;928876,0;964596,0;1176592,207010;1140872,207010;0,0;907926,0;1119922,207010;0,207010" o:connectangles="0,0,0,0,0,0,0,0,0,0,0,0" textboxrect="0,0,1406296,288031"/>
@@ -1640,22 +1509,13 @@
                             <w:sz w:val="24"/>
                             <w:szCs w:val="24"/>
                           </w:rPr>
-                          <w:t>教育</w:t>
-                        </w:r>
-                        <w:r>
-                          <w:rPr>
-                            <w:rFonts w:ascii="微软雅黑" w:hAnsi="微软雅黑" w:hint="eastAsia"/>
-                            <w:color w:val="FFFFFF"/>
-                            <w:sz w:val="24"/>
-                            <w:szCs w:val="24"/>
-                          </w:rPr>
-                          <w:t>经历</w:t>
+                          <w:t>教育经历</w:t>
                         </w:r>
                       </w:p>
                     </w:txbxContent>
                   </v:textbox>
                 </v:shape>
-                <v:line id="直接连接符 41" o:spid="_x0000_s1036" style="position:absolute;visibility:visible;mso-wrap-style:square" from="2873,1939" to="70237,2276" o:connectortype="straight" o:gfxdata="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" strokecolor="#9a0000"/>
+                <v:line id="直接连接符 41" o:spid="_x0000_s1034" style="position:absolute;visibility:visible;mso-wrap-style:square" from="2873,1939" to="70237,2276" o:connectortype="straight" o:gfxdata="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" strokecolor="#9a0000"/>
               </v:group>
             </w:pict>
           </mc:Fallback>
@@ -1677,16 +1537,16 @@
         <mc:AlternateContent>
           <mc:Choice Requires="wps">
             <w:drawing>
-              <wp:anchor distT="0" distB="0" distL="114300" distR="114300" simplePos="0" relativeHeight="251461120" behindDoc="0" locked="0" layoutInCell="1" allowOverlap="1" wp14:anchorId="782A151C" wp14:editId="57412758">
+              <wp:anchor distT="0" distB="0" distL="114300" distR="114300" simplePos="0" relativeHeight="251657728" behindDoc="0" locked="0" layoutInCell="1" allowOverlap="1" wp14:anchorId="782A151C" wp14:editId="2662911A">
                 <wp:simplePos x="0" y="0"/>
                 <wp:positionH relativeFrom="column">
-                  <wp:posOffset>-76200</wp:posOffset>
+                  <wp:posOffset>-12700</wp:posOffset>
                 </wp:positionH>
                 <wp:positionV relativeFrom="page">
-                  <wp:posOffset>2397838</wp:posOffset>
+                  <wp:posOffset>2247851</wp:posOffset>
                 </wp:positionV>
-                <wp:extent cx="6909343" cy="973078"/>
-                <wp:effectExtent l="0" t="0" r="0" b="0"/>
+                <wp:extent cx="6908800" cy="755650"/>
+                <wp:effectExtent l="0" t="0" r="0" b="6350"/>
                 <wp:wrapNone/>
                 <wp:docPr id="25" name="文本框 2"/>
                 <wp:cNvGraphicFramePr>
@@ -1701,7 +1561,7 @@
                       <wps:spPr bwMode="auto">
                         <a:xfrm>
                           <a:off x="0" y="0"/>
-                          <a:ext cx="6909343" cy="973078"/>
+                          <a:ext cx="6908800" cy="755650"/>
                         </a:xfrm>
                         <a:prstGeom prst="rect">
                           <a:avLst/>
@@ -1771,7 +1631,58 @@
                                 <w:color w:val="414141"/>
                                 <w:szCs w:val="21"/>
                               </w:rPr>
-                              <w:t>先进制造与智能系统（硕士二年级）</w:t>
+                              <w:t>先进制造与智能系统</w:t>
+                            </w:r>
+                          </w:p>
+                          <w:p>
+                            <w:pPr>
+                              <w:adjustRightInd w:val="0"/>
+                              <w:snapToGrid w:val="0"/>
+                              <w:rPr>
+                                <w:rFonts w:ascii="微软雅黑" w:hAnsi="微软雅黑"/>
+                                <w:color w:val="414141"/>
+                                <w:szCs w:val="21"/>
+                              </w:rPr>
+                            </w:pPr>
+                            <w:r>
+                              <w:rPr>
+                                <w:rFonts w:ascii="微软雅黑" w:hAnsi="微软雅黑" w:hint="eastAsia"/>
+                                <w:color w:val="414141"/>
+                                <w:szCs w:val="21"/>
+                              </w:rPr>
+                              <w:t xml:space="preserve">2020.09-2024.06     东北大学   </w:t>
+                            </w:r>
+                            <w:r>
+                              <w:rPr>
+                                <w:rFonts w:ascii="微软雅黑" w:hAnsi="微软雅黑" w:hint="eastAsia"/>
+                                <w:color w:val="414141"/>
+                                <w:szCs w:val="21"/>
+                              </w:rPr>
+                              <w:t xml:space="preserve">  </w:t>
+                            </w:r>
+                            <w:r>
+                              <w:rPr>
+                                <w:rFonts w:ascii="微软雅黑" w:hAnsi="微软雅黑" w:hint="eastAsia"/>
+                                <w:color w:val="414141"/>
+                                <w:szCs w:val="21"/>
+                              </w:rPr>
+                              <w:t xml:space="preserve">信息科学与工程学院     </w:t>
+                            </w:r>
+                            <w:r>
+                              <w:rPr>
+                                <w:rFonts w:ascii="微软雅黑" w:hAnsi="微软雅黑" w:hint="eastAsia"/>
+                                <w:color w:val="414141"/>
+                                <w:szCs w:val="21"/>
+                              </w:rPr>
+                              <w:t xml:space="preserve">  </w:t>
+                            </w:r>
+                            <w:r>
+                              <w:rPr>
+                                <w:rFonts w:ascii="微软雅黑" w:hAnsi="微软雅黑" w:hint="eastAsia"/>
+                                <w:color w:val="414141"/>
+                                <w:szCs w:val="21"/>
+                              </w:rPr>
+                              <w:t>自动化（人工智能方向）   GPA：1/159</w:t>
                             </w:r>
                           </w:p>
                           <w:p>
@@ -1796,7 +1707,7 @@
                                 <w:color w:val="414141"/>
                                 <w:szCs w:val="21"/>
                               </w:rPr>
-                              <w:t>主修课程：人工智能与自主机器人、</w:t>
+                              <w:t>主修课程：人工智能与自主机器人、大语言模型基础与对齐技术、</w:t>
                             </w:r>
                             <w:r>
                               <w:rPr>
@@ -1804,7 +1715,7 @@
                                 <w:color w:val="414141"/>
                                 <w:szCs w:val="21"/>
                               </w:rPr>
-                              <w:t>大语言模型基础与对齐技术、</w:t>
+                              <w:t>自动控制原理</w:t>
                             </w:r>
                             <w:r>
                               <w:rPr>
@@ -1812,7 +1723,7 @@
                                 <w:color w:val="414141"/>
                                 <w:szCs w:val="21"/>
                               </w:rPr>
-                              <w:t>先进机器人控制、机器学习等</w:t>
+                              <w:t>、机器学习等</w:t>
                             </w:r>
                           </w:p>
                           <w:p>
@@ -1825,86 +1736,6 @@
                                 <w:szCs w:val="21"/>
                               </w:rPr>
                             </w:pPr>
-                            <w:r>
-                              <w:rPr>
-                                <w:rFonts w:ascii="微软雅黑" w:hAnsi="微软雅黑" w:hint="eastAsia"/>
-                                <w:color w:val="414141"/>
-                                <w:szCs w:val="21"/>
-                              </w:rPr>
-                              <w:t xml:space="preserve">2020.09-2024.06     东北大学   </w:t>
-                            </w:r>
-                            <w:r>
-                              <w:rPr>
-                                <w:rFonts w:ascii="微软雅黑" w:hAnsi="微软雅黑" w:hint="eastAsia"/>
-                                <w:color w:val="414141"/>
-                                <w:szCs w:val="21"/>
-                              </w:rPr>
-                              <w:t xml:space="preserve">  </w:t>
-                            </w:r>
-                            <w:r>
-                              <w:rPr>
-                                <w:rFonts w:ascii="微软雅黑" w:hAnsi="微软雅黑" w:hint="eastAsia"/>
-                                <w:color w:val="414141"/>
-                                <w:szCs w:val="21"/>
-                              </w:rPr>
-                              <w:t xml:space="preserve">信息科学与工程学院     </w:t>
-                            </w:r>
-                            <w:r>
-                              <w:rPr>
-                                <w:rFonts w:ascii="微软雅黑" w:hAnsi="微软雅黑" w:hint="eastAsia"/>
-                                <w:color w:val="414141"/>
-                                <w:szCs w:val="21"/>
-                              </w:rPr>
-                              <w:t xml:space="preserve">  </w:t>
-                            </w:r>
-                            <w:r>
-                              <w:rPr>
-                                <w:rFonts w:ascii="微软雅黑" w:hAnsi="微软雅黑" w:hint="eastAsia"/>
-                                <w:color w:val="414141"/>
-                                <w:szCs w:val="21"/>
-                              </w:rPr>
-                              <w:t>自动化（人工智能方向）   GPA：1/159</w:t>
-                            </w:r>
-                          </w:p>
-                          <w:p>
-                            <w:pPr>
-                              <w:pStyle w:val="a9"/>
-                              <w:numPr>
-                                <w:ilvl w:val="0"/>
-                                <w:numId w:val="3"/>
-                              </w:numPr>
-                              <w:adjustRightInd w:val="0"/>
-                              <w:snapToGrid w:val="0"/>
-                              <w:ind w:firstLineChars="0"/>
-                              <w:rPr>
-                                <w:rFonts w:hint="eastAsia"/>
-                                <w:szCs w:val="21"/>
-                              </w:rPr>
-                            </w:pPr>
-                            <w:r>
-                              <w:rPr>
-                                <w:rFonts w:ascii="微软雅黑" w:hAnsi="微软雅黑" w:hint="eastAsia"/>
-                                <w:color w:val="414141"/>
-                                <w:szCs w:val="21"/>
-                              </w:rPr>
-                              <w:t>主修课程：线性代数、自动控制原理、人工智能基础、</w:t>
-                            </w:r>
-                            <w:r>
-                              <w:rPr>
-                                <w:rFonts w:ascii="微软雅黑" w:hAnsi="微软雅黑" w:hint="eastAsia"/>
-                                <w:color w:val="414141"/>
-                                <w:szCs w:val="21"/>
-                              </w:rPr>
-                              <w:t>机器学习、</w:t>
-                            </w:r>
-                            <w:r>
-                              <w:rPr>
-                                <w:rFonts w:ascii="微软雅黑" w:hAnsi="微软雅黑" w:hint="eastAsia"/>
-                                <w:color w:val="414141"/>
-                                <w:szCs w:val="21"/>
-                              </w:rPr>
-                              <w:t>深度强化学习等</w:t>
-                            </w:r>
                           </w:p>
                         </w:txbxContent>
                       </wps:txbx>
@@ -1925,7 +1756,7 @@
           </mc:Choice>
           <mc:Fallback>
             <w:pict>
-              <v:shape w14:anchorId="782A151C" id="文本框 2" o:spid="_x0000_s1037" type="#_x0000_t202" style="position:absolute;left:0;text-align:left;margin-left:-6pt;margin-top:188.8pt;width:544.05pt;height:76.6pt;z-index:251461120;visibility:visible;mso-wrap-style:square;mso-width-percent:0;mso-height-percent:0;mso-wrap-distance-left:9pt;mso-wrap-distance-top:0;mso-wrap-distance-right:9pt;mso-wrap-distance-bottom:0;mso-position-horizontal:absolute;mso-position-horizontal-relative:text;mso-position-vertical:absolute;mso-position-vertical-relative:page;mso-width-percent:0;mso-height-percent:0;mso-width-relative:margin;mso-height-relative:margin;v-text-anchor:middle" o:gfxdata="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" filled="f" stroked="f">
+              <v:shape w14:anchorId="782A151C" id="_x0000_s1035" type="#_x0000_t202" style="position:absolute;left:0;text-align:left;margin-left:-1pt;margin-top:177pt;width:544pt;height:59.5pt;z-index:251657728;visibility:visible;mso-wrap-style:square;mso-width-percent:0;mso-height-percent:0;mso-wrap-distance-left:9pt;mso-wrap-distance-top:0;mso-wrap-distance-right:9pt;mso-wrap-distance-bottom:0;mso-position-horizontal:absolute;mso-position-horizontal-relative:text;mso-position-vertical:absolute;mso-position-vertical-relative:page;mso-width-percent:0;mso-height-percent:0;mso-width-relative:margin;mso-height-relative:margin;v-text-anchor:middle" o:gfxdata="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" filled="f" stroked="f">
                 <v:textbox>
                   <w:txbxContent>
                     <w:p>
@@ -1984,7 +1815,58 @@
                           <w:color w:val="414141"/>
                           <w:szCs w:val="21"/>
                         </w:rPr>
-                        <w:t>先进制造与智能系统（硕士二年级）</w:t>
+                        <w:t>先进制造与智能系统</w:t>
+                      </w:r>
+                    </w:p>
+                    <w:p>
+                      <w:pPr>
+                        <w:adjustRightInd w:val="0"/>
+                        <w:snapToGrid w:val="0"/>
+                        <w:rPr>
+                          <w:rFonts w:ascii="微软雅黑" w:hAnsi="微软雅黑"/>
+                          <w:color w:val="414141"/>
+                          <w:szCs w:val="21"/>
+                        </w:rPr>
+                      </w:pPr>
+                      <w:r>
+                        <w:rPr>
+                          <w:rFonts w:ascii="微软雅黑" w:hAnsi="微软雅黑" w:hint="eastAsia"/>
+                          <w:color w:val="414141"/>
+                          <w:szCs w:val="21"/>
+                        </w:rPr>
+                        <w:t xml:space="preserve">2020.09-2024.06     东北大学   </w:t>
+                      </w:r>
+                      <w:r>
+                        <w:rPr>
+                          <w:rFonts w:ascii="微软雅黑" w:hAnsi="微软雅黑" w:hint="eastAsia"/>
+                          <w:color w:val="414141"/>
+                          <w:szCs w:val="21"/>
+                        </w:rPr>
+                        <w:t xml:space="preserve">  </w:t>
+                      </w:r>
+                      <w:r>
+                        <w:rPr>
+                          <w:rFonts w:ascii="微软雅黑" w:hAnsi="微软雅黑" w:hint="eastAsia"/>
+                          <w:color w:val="414141"/>
+                          <w:szCs w:val="21"/>
+                        </w:rPr>
+                        <w:t xml:space="preserve">信息科学与工程学院     </w:t>
+                      </w:r>
+                      <w:r>
+                        <w:rPr>
+                          <w:rFonts w:ascii="微软雅黑" w:hAnsi="微软雅黑" w:hint="eastAsia"/>
+                          <w:color w:val="414141"/>
+                          <w:szCs w:val="21"/>
+                        </w:rPr>
+                        <w:t xml:space="preserve">  </w:t>
+                      </w:r>
+                      <w:r>
+                        <w:rPr>
+                          <w:rFonts w:ascii="微软雅黑" w:hAnsi="微软雅黑" w:hint="eastAsia"/>
+                          <w:color w:val="414141"/>
+                          <w:szCs w:val="21"/>
+                        </w:rPr>
+                        <w:t>自动化（人工智能方向）   GPA：1/159</w:t>
                       </w:r>
                     </w:p>
                     <w:p>
@@ -2009,7 +1891,7 @@
                           <w:color w:val="414141"/>
                           <w:szCs w:val="21"/>
                         </w:rPr>
-                        <w:t>主修课程：人工智能与自主机器人、</w:t>
+                        <w:t>主修课程：人工智能与自主机器人、大语言模型基础与对齐技术、</w:t>
                       </w:r>
                       <w:r>
                         <w:rPr>
@@ -2017,7 +1899,7 @@
                           <w:color w:val="414141"/>
                           <w:szCs w:val="21"/>
                         </w:rPr>
-                        <w:t>大语言模型基础与对齐技术、</w:t>
+                        <w:t>自动控制原理</w:t>
                       </w:r>
                       <w:r>
                         <w:rPr>
@@ -2025,7 +1907,7 @@
                           <w:color w:val="414141"/>
                           <w:szCs w:val="21"/>
                         </w:rPr>
-                        <w:t>先进机器人控制、机器学习等</w:t>
+                        <w:t>、机器学习等</w:t>
                       </w:r>
                     </w:p>
                     <w:p>
@@ -2038,86 +1920,6 @@
                           <w:szCs w:val="21"/>
                         </w:rPr>
                       </w:pPr>
-                      <w:r>
-                        <w:rPr>
-                          <w:rFonts w:ascii="微软雅黑" w:hAnsi="微软雅黑" w:hint="eastAsia"/>
-                          <w:color w:val="414141"/>
-                          <w:szCs w:val="21"/>
-                        </w:rPr>
-                        <w:t xml:space="preserve">2020.09-2024.06     东北大学   </w:t>
-                      </w:r>
-                      <w:r>
-                        <w:rPr>
-                          <w:rFonts w:ascii="微软雅黑" w:hAnsi="微软雅黑" w:hint="eastAsia"/>
-                          <w:color w:val="414141"/>
-                          <w:szCs w:val="21"/>
-                        </w:rPr>
-                        <w:t xml:space="preserve">  </w:t>
-                      </w:r>
-                      <w:r>
-                        <w:rPr>
-                          <w:rFonts w:ascii="微软雅黑" w:hAnsi="微软雅黑" w:hint="eastAsia"/>
-                          <w:color w:val="414141"/>
-                          <w:szCs w:val="21"/>
-                        </w:rPr>
-                        <w:t xml:space="preserve">信息科学与工程学院     </w:t>
-                      </w:r>
-                      <w:r>
-                        <w:rPr>
-                          <w:rFonts w:ascii="微软雅黑" w:hAnsi="微软雅黑" w:hint="eastAsia"/>
-                          <w:color w:val="414141"/>
-                          <w:szCs w:val="21"/>
-                        </w:rPr>
-                        <w:t xml:space="preserve">  </w:t>
-                      </w:r>
-                      <w:r>
-                        <w:rPr>
-                          <w:rFonts w:ascii="微软雅黑" w:hAnsi="微软雅黑" w:hint="eastAsia"/>
-                          <w:color w:val="414141"/>
-                          <w:szCs w:val="21"/>
-                        </w:rPr>
-                        <w:t>自动化（人工智能方向）   GPA：1/159</w:t>
-                      </w:r>
-                    </w:p>
-                    <w:p>
-                      <w:pPr>
-                        <w:pStyle w:val="a9"/>
-                        <w:numPr>
-                          <w:ilvl w:val="0"/>
-                          <w:numId w:val="3"/>
-                        </w:numPr>
-                        <w:adjustRightInd w:val="0"/>
-                        <w:snapToGrid w:val="0"/>
-                        <w:ind w:firstLineChars="0"/>
-                        <w:rPr>
-                          <w:rFonts w:hint="eastAsia"/>
-                          <w:szCs w:val="21"/>
-                        </w:rPr>
-                      </w:pPr>
-                      <w:r>
-                        <w:rPr>
-                          <w:rFonts w:ascii="微软雅黑" w:hAnsi="微软雅黑" w:hint="eastAsia"/>
-                          <w:color w:val="414141"/>
-                          <w:szCs w:val="21"/>
-                        </w:rPr>
-                        <w:t>主修课程：线性代数、自动控制原理、人工智能基础、</w:t>
-                      </w:r>
-                      <w:r>
-                        <w:rPr>
-                          <w:rFonts w:ascii="微软雅黑" w:hAnsi="微软雅黑" w:hint="eastAsia"/>
-                          <w:color w:val="414141"/>
-                          <w:szCs w:val="21"/>
-                        </w:rPr>
-                        <w:t>机器学习、</w:t>
-                      </w:r>
-                      <w:r>
-                        <w:rPr>
-                          <w:rFonts w:ascii="微软雅黑" w:hAnsi="微软雅黑" w:hint="eastAsia"/>
-                          <w:color w:val="414141"/>
-                          <w:szCs w:val="21"/>
-                        </w:rPr>
-                        <w:t>深度强化学习等</w:t>
-                      </w:r>
                     </w:p>
                   </w:txbxContent>
                 </v:textbox>
@@ -2154,15 +1956,6 @@
           <w:rFonts w:hint="eastAsia"/>
         </w:rPr>
       </w:pPr>
-    </w:p>
-    <w:p>
-      <w:pPr>
-        <w:adjustRightInd w:val="0"/>
-        <w:snapToGrid w:val="0"/>
-        <w:rPr>
-          <w:rFonts w:hint="eastAsia"/>
-        </w:rPr>
-      </w:pPr>
       <w:r>
         <w:rPr>
           <w:rFonts w:hint="eastAsia"/>
@@ -2171,15 +1964,15 @@
         <mc:AlternateContent>
           <mc:Choice Requires="wpg">
             <w:drawing>
-              <wp:anchor distT="0" distB="0" distL="114300" distR="114300" simplePos="0" relativeHeight="251617792" behindDoc="0" locked="0" layoutInCell="1" allowOverlap="1" wp14:anchorId="3FD72540" wp14:editId="0658457E">
+              <wp:anchor distT="0" distB="0" distL="114300" distR="114300" simplePos="0" relativeHeight="251662848" behindDoc="0" locked="0" layoutInCell="1" allowOverlap="1" wp14:anchorId="3FD72540" wp14:editId="275C80AD">
                 <wp:simplePos x="0" y="0"/>
                 <wp:positionH relativeFrom="column">
-                  <wp:posOffset>-218336</wp:posOffset>
+                  <wp:posOffset>-217805</wp:posOffset>
                 </wp:positionH>
                 <wp:positionV relativeFrom="paragraph">
-                  <wp:posOffset>175545</wp:posOffset>
+                  <wp:posOffset>239395</wp:posOffset>
                 </wp:positionV>
-                <wp:extent cx="6971833" cy="277741"/>
+                <wp:extent cx="6971665" cy="277495"/>
                 <wp:effectExtent l="0" t="0" r="19685" b="8255"/>
                 <wp:wrapNone/>
                 <wp:docPr id="37" name="组合 37"/>
@@ -2191,9 +1984,9 @@
                       <wpg:grpSpPr>
                         <a:xfrm>
                           <a:off x="0" y="0"/>
-                          <a:ext cx="6971833" cy="277741"/>
+                          <a:ext cx="6971665" cy="277495"/>
                           <a:chOff x="0" y="0"/>
-                          <a:chExt cx="6971833" cy="277741"/>
+                          <a:chExt cx="6971834" cy="277741"/>
                         </a:xfrm>
                       </wpg:grpSpPr>
                       <wps:wsp>
@@ -2225,7 +2018,7 @@
                         <wps:spPr bwMode="auto">
                           <a:xfrm>
                             <a:off x="0" y="0"/>
-                            <a:ext cx="2235614" cy="207010"/>
+                            <a:ext cx="1326183" cy="207010"/>
                           </a:xfrm>
                           <a:custGeom>
                             <a:avLst/>
@@ -2377,16 +2170,7 @@
                                   <w:sz w:val="24"/>
                                   <w:szCs w:val="24"/>
                                 </w:rPr>
-                                <w:t>成果与</w:t>
-                              </w:r>
-                              <w:r>
-                                <w:rPr>
-                                  <w:rFonts w:ascii="微软雅黑" w:hAnsi="微软雅黑" w:hint="eastAsia"/>
-                                  <w:color w:val="FFFFFF"/>
-                                  <w:sz w:val="24"/>
-                                  <w:szCs w:val="24"/>
-                                </w:rPr>
-                                <w:t>项目经历</w:t>
+                                <w:t>成果</w:t>
                               </w:r>
                             </w:p>
                           </w:txbxContent>
@@ -2428,12 +2212,12 @@
           </mc:Choice>
           <mc:Fallback>
             <w:pict>
-              <v:group w14:anchorId="3FD72540" id="组合 37" o:spid="_x0000_s1038" style="position:absolute;left:0;text-align:left;margin-left:-17.2pt;margin-top:13.8pt;width:548.95pt;height:21.85pt;z-index:251617792;mso-width-relative:margin" coordsize="69718,2777" o:gfxdata="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">
-                <v:shape id="直角三角形 3" o:spid="_x0000_s1039" type="#_x0000_t6" style="position:absolute;top:2015;width:1441;height:762;rotation:180;visibility:visible;mso-wrap-style:square;v-text-anchor:top" o:gfxdata="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" fillcolor="#9a0000" stroked="f"/>
-                <v:shape id="任意多边形 2" o:spid="_x0000_s1040" style="position:absolute;width:22356;height:2070;visibility:visible;mso-wrap-style:square;v-text-anchor:middle" coordsize="1406296,288031" o:spt="100" o:gfxdata="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" adj="-11796480,,5400" path="m1093154,r77999,l1406296,288031r-77999,l1093154,xm1030297,r39620,l1305060,288031r-39620,l1030297,xm,l1007060,r235143,288031l,288031,,xe" fillcolor="#9a0000" stroked="f">
+              <v:group w14:anchorId="3FD72540" id="组合 37" o:spid="_x0000_s1036" style="position:absolute;left:0;text-align:left;margin-left:-17.15pt;margin-top:18.85pt;width:548.95pt;height:21.85pt;z-index:251662848;mso-width-relative:margin" coordsize="69718,2777" o:gfxdata="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">
+                <v:shape id="直角三角形 3" o:spid="_x0000_s1037" type="#_x0000_t6" style="position:absolute;top:2015;width:1441;height:762;rotation:180;visibility:visible;mso-wrap-style:square;v-text-anchor:top" o:gfxdata="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" fillcolor="#9a0000" stroked="f"/>
+                <v:shape id="任意多边形 2" o:spid="_x0000_s1038" style="position:absolute;width:13261;height:2070;visibility:visible;mso-wrap-style:square;v-text-anchor:middle" coordsize="1406296,288031" o:spt="100" o:gfxdata="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" adj="-11796480,,5400" path="m1093154,r77999,l1406296,288031r-77999,l1093154,xm1030297,r39620,l1305060,288031r-39620,l1030297,xm,l1007060,r235143,288031l,288031,,xe" fillcolor="#9a0000" stroked="f">
                   <v:stroke joinstyle="miter"/>
                   <v:formulas/>
-                  <v:path arrowok="t" o:connecttype="custom" o:connectlocs="1737807,0;1861803,0;2235614,207010;2111618,207010;1637882,0;1700866,0;2074677,207010;2011693,207010;0,0;1600941,0;1974752,207010;0,207010" o:connectangles="0,0,0,0,0,0,0,0,0,0,0,0" textboxrect="0,0,1406296,288031"/>
+                  <v:path arrowok="t" o:connecttype="custom" o:connectlocs="1030880,0;1104435,0;1326183,207010;1252627,207010;971604,0;1008967,0;1230714,207010;1193351,207010;0,0;949690,0;1171438,207010;0,207010" o:connectangles="0,0,0,0,0,0,0,0,0,0,0,0" textboxrect="0,0,1406296,288031"/>
                   <v:textbox inset="5.5mm,0,,0">
                     <w:txbxContent>
                       <w:p>
@@ -2464,27 +2248,1576 @@
                             <w:sz w:val="24"/>
                             <w:szCs w:val="24"/>
                           </w:rPr>
-                          <w:t>成果与</w:t>
-                        </w:r>
-                        <w:r>
-                          <w:rPr>
-                            <w:rFonts w:ascii="微软雅黑" w:hAnsi="微软雅黑" w:hint="eastAsia"/>
-                            <w:color w:val="FFFFFF"/>
-                            <w:sz w:val="24"/>
-                            <w:szCs w:val="24"/>
-                          </w:rPr>
-                          <w:t>项目经历</w:t>
+                          <w:t>成果</w:t>
                         </w:r>
                       </w:p>
                     </w:txbxContent>
                   </v:textbox>
                 </v:shape>
-                <v:line id="直接连接符 10" o:spid="_x0000_s1041" style="position:absolute;visibility:visible;mso-wrap-style:square" from="2873,1935" to="69718,2068" o:connectortype="straight" o:gfxdata="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" strokecolor="#9a0000"/>
+                <v:line id="直接连接符 10" o:spid="_x0000_s1039" style="position:absolute;visibility:visible;mso-wrap-style:square" from="2873,1935" to="69718,2068" o:connectortype="straight" o:gfxdata="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" strokecolor="#9a0000"/>
               </v:group>
             </w:pict>
           </mc:Fallback>
         </mc:AlternateContent>
       </w:r>
+    </w:p>
+    <w:p>
+      <w:pPr>
+        <w:adjustRightInd w:val="0"/>
+        <w:snapToGrid w:val="0"/>
+        <w:rPr>
+          <w:rFonts w:hint="eastAsia"/>
+        </w:rPr>
+      </w:pPr>
+      <w:r>
+        <w:rPr>
+          <w:rFonts w:ascii="微软雅黑" w:hAnsi="微软雅黑"/>
+          <w:noProof/>
+          <w:color w:val="C19F67"/>
+          <w:sz w:val="20"/>
+          <w:szCs w:val="20"/>
+        </w:rPr>
+        <mc:AlternateContent>
+          <mc:Choice Requires="wps">
+            <w:drawing>
+              <wp:anchor distT="0" distB="0" distL="114300" distR="114300" simplePos="0" relativeHeight="251660800" behindDoc="0" locked="0" layoutInCell="1" allowOverlap="1" wp14:anchorId="154BF59E" wp14:editId="0F70A796">
+                <wp:simplePos x="0" y="0"/>
+                <wp:positionH relativeFrom="column">
+                  <wp:posOffset>-71755</wp:posOffset>
+                </wp:positionH>
+                <wp:positionV relativeFrom="page">
+                  <wp:posOffset>3194685</wp:posOffset>
+                </wp:positionV>
+                <wp:extent cx="6965950" cy="2082800"/>
+                <wp:effectExtent l="0" t="0" r="0" b="0"/>
+                <wp:wrapNone/>
+                <wp:docPr id="27" name="文本框 2"/>
+                <wp:cNvGraphicFramePr>
+                  <a:graphicFrameLocks xmlns:a="http://schemas.openxmlformats.org/drawingml/2006/main"/>
+                </wp:cNvGraphicFramePr>
+                <a:graphic xmlns:a="http://schemas.openxmlformats.org/drawingml/2006/main">
+                  <a:graphicData uri="http://schemas.microsoft.com/office/word/2010/wordprocessingShape">
+                    <wps:wsp>
+                      <wps:cNvSpPr txBox="1">
+                        <a:spLocks noChangeArrowheads="1"/>
+                      </wps:cNvSpPr>
+                      <wps:spPr bwMode="auto">
+                        <a:xfrm>
+                          <a:off x="0" y="0"/>
+                          <a:ext cx="6965950" cy="2082800"/>
+                        </a:xfrm>
+                        <a:prstGeom prst="rect">
+                          <a:avLst/>
+                        </a:prstGeom>
+                        <a:noFill/>
+                        <a:ln w="9525">
+                          <a:noFill/>
+                          <a:miter lim="800000"/>
+                        </a:ln>
+                        <a:effectLst/>
+                      </wps:spPr>
+                      <wps:txbx>
+                        <w:txbxContent>
+                          <w:p>
+                            <w:pPr>
+                              <w:adjustRightInd w:val="0"/>
+                              <w:snapToGrid w:val="0"/>
+                              <w:rPr>
+                                <w:rFonts w:ascii="微软雅黑" w:hAnsi="微软雅黑"/>
+                                <w:b/>
+                                <w:bCs/>
+                                <w:color w:val="414141"/>
+                                <w:sz w:val="18"/>
+                                <w:szCs w:val="18"/>
+                              </w:rPr>
+                            </w:pPr>
+                            <w:r>
+                              <w:rPr>
+                                <w:rFonts w:ascii="微软雅黑" w:hAnsi="微软雅黑" w:hint="eastAsia"/>
+                                <w:b/>
+                                <w:bCs/>
+                                <w:color w:val="414141"/>
+                                <w:sz w:val="18"/>
+                                <w:szCs w:val="18"/>
+                              </w:rPr>
+                              <w:t>LLM-Guided Hierarchical Belief Planning for Online Semantic Exploration and Task Execution</w:t>
+                            </w:r>
+                            <w:r>
+                              <w:rPr>
+                                <w:rFonts w:ascii="微软雅黑" w:hAnsi="微软雅黑" w:hint="eastAsia"/>
+                                <w:b/>
+                                <w:bCs/>
+                                <w:color w:val="414141"/>
+                                <w:sz w:val="18"/>
+                                <w:szCs w:val="18"/>
+                              </w:rPr>
+                              <w:t xml:space="preserve"> </w:t>
+                            </w:r>
+                          </w:p>
+                          <w:p>
+                            <w:pPr>
+                              <w:pStyle w:val="a9"/>
+                              <w:numPr>
+                                <w:ilvl w:val="0"/>
+                                <w:numId w:val="5"/>
+                              </w:numPr>
+                              <w:adjustRightInd w:val="0"/>
+                              <w:snapToGrid w:val="0"/>
+                              <w:ind w:firstLineChars="0"/>
+                              <w:rPr>
+                                <w:rFonts w:ascii="微软雅黑" w:hAnsi="微软雅黑"/>
+                                <w:color w:val="414141"/>
+                                <w:sz w:val="18"/>
+                                <w:szCs w:val="18"/>
+                              </w:rPr>
+                            </w:pPr>
+                            <w:r>
+                              <w:rPr>
+                                <w:rFonts w:ascii="微软雅黑" w:hAnsi="微软雅黑" w:hint="eastAsia"/>
+                                <w:color w:val="414141"/>
+                                <w:sz w:val="18"/>
+                                <w:szCs w:val="18"/>
+                              </w:rPr>
+                              <w:t>IEEE CAC 2026</w:t>
+                            </w:r>
+                            <w:r>
+                              <w:rPr>
+                                <w:rFonts w:ascii="微软雅黑" w:hAnsi="微软雅黑" w:hint="eastAsia"/>
+                                <w:color w:val="414141"/>
+                                <w:sz w:val="18"/>
+                                <w:szCs w:val="18"/>
+                              </w:rPr>
+                              <w:t>，投稿中｜第一作者</w:t>
+                            </w:r>
+                          </w:p>
+                          <w:p>
+                            <w:pPr>
+                              <w:pStyle w:val="a9"/>
+                              <w:numPr>
+                                <w:ilvl w:val="0"/>
+                                <w:numId w:val="6"/>
+                              </w:numPr>
+                              <w:adjustRightInd w:val="0"/>
+                              <w:snapToGrid w:val="0"/>
+                              <w:ind w:firstLineChars="0"/>
+                              <w:rPr>
+                                <w:rFonts w:ascii="微软雅黑" w:hAnsi="微软雅黑" w:hint="eastAsia"/>
+                                <w:color w:val="414141"/>
+                                <w:sz w:val="18"/>
+                                <w:szCs w:val="18"/>
+                              </w:rPr>
+                            </w:pPr>
+                            <w:r>
+                              <w:rPr>
+                                <w:rFonts w:ascii="微软雅黑" w:hAnsi="微软雅黑"/>
+                                <w:color w:val="414141"/>
+                                <w:sz w:val="18"/>
+                                <w:szCs w:val="18"/>
+                              </w:rPr>
+                              <w:t xml:space="preserve">提出融合LLM语义先验、层次化目标位置置信建模与滚动时域置信树搜索的在线规划框架，联合优化部分已知环境中的目标探索与时序任务执行。主导算法设计、Python实现与实验验证；相比两类代表性基线，平均降低执行时间 </w:t>
+                            </w:r>
+                            <w:r>
+                              <w:rPr>
+                                <w:rFonts w:ascii="微软雅黑" w:hAnsi="微软雅黑"/>
+                                <w:b/>
+                                <w:bCs/>
+                                <w:color w:val="414141"/>
+                                <w:sz w:val="18"/>
+                                <w:szCs w:val="18"/>
+                              </w:rPr>
+                              <w:t>18.6% / 24.4%</w:t>
+                            </w:r>
+                            <w:r>
+                              <w:rPr>
+                                <w:rFonts w:ascii="微软雅黑" w:hAnsi="微软雅黑"/>
+                                <w:color w:val="414141"/>
+                                <w:sz w:val="18"/>
+                                <w:szCs w:val="18"/>
+                              </w:rPr>
+                              <w:t xml:space="preserve">、行驶距离 </w:t>
+                            </w:r>
+                            <w:r>
+                              <w:rPr>
+                                <w:rFonts w:ascii="微软雅黑" w:hAnsi="微软雅黑"/>
+                                <w:b/>
+                                <w:bCs/>
+                                <w:color w:val="414141"/>
+                                <w:sz w:val="18"/>
+                                <w:szCs w:val="18"/>
+                              </w:rPr>
+                              <w:t>16.9% / 23.8%</w:t>
+                            </w:r>
+                            <w:r>
+                              <w:rPr>
+                                <w:rFonts w:ascii="微软雅黑" w:hAnsi="微软雅黑"/>
+                                <w:color w:val="414141"/>
+                                <w:sz w:val="18"/>
+                                <w:szCs w:val="18"/>
+                              </w:rPr>
+                              <w:t>，并减少冗余搜索与LLM查询</w:t>
+                            </w:r>
+                          </w:p>
+                          <w:p>
+                            <w:pPr>
+                              <w:adjustRightInd w:val="0"/>
+                              <w:snapToGrid w:val="0"/>
+                              <w:rPr>
+                                <w:rFonts w:ascii="微软雅黑" w:hAnsi="微软雅黑"/>
+                                <w:b/>
+                                <w:bCs/>
+                                <w:color w:val="414141"/>
+                                <w:sz w:val="18"/>
+                                <w:szCs w:val="18"/>
+                              </w:rPr>
+                            </w:pPr>
+                            <w:r>
+                              <w:rPr>
+                                <w:rFonts w:ascii="微软雅黑" w:hAnsi="微软雅黑"/>
+                                <w:b/>
+                                <w:bCs/>
+                                <w:color w:val="414141"/>
+                                <w:sz w:val="18"/>
+                                <w:szCs w:val="18"/>
+                              </w:rPr>
+                              <w:t>SHARP: Safety-aware Hierarchical Autonomous Robotic Planning for in vivo surgery</w:t>
+                            </w:r>
+                            <w:r>
+                              <w:rPr>
+                                <w:rFonts w:ascii="微软雅黑" w:hAnsi="微软雅黑" w:hint="eastAsia"/>
+                                <w:b/>
+                                <w:bCs/>
+                                <w:color w:val="414141"/>
+                                <w:sz w:val="18"/>
+                                <w:szCs w:val="18"/>
+                              </w:rPr>
+                              <w:t xml:space="preserve"> </w:t>
+                            </w:r>
+                          </w:p>
+                          <w:p>
+                            <w:pPr>
+                              <w:adjustRightInd w:val="0"/>
+                              <w:snapToGrid w:val="0"/>
+                              <w:rPr>
+                                <w:rFonts w:ascii="微软雅黑" w:hAnsi="微软雅黑" w:hint="eastAsia"/>
+                                <w:b/>
+                                <w:bCs/>
+                                <w:color w:val="414141"/>
+                                <w:sz w:val="18"/>
+                                <w:szCs w:val="18"/>
+                              </w:rPr>
+                            </w:pPr>
+                            <w:r>
+                              <w:rPr>
+                                <w:rFonts w:ascii="微软雅黑" w:hAnsi="微软雅黑" w:hint="eastAsia"/>
+                                <w:i/>
+                                <w:iCs/>
+                                <w:color w:val="414141"/>
+                                <w:sz w:val="18"/>
+                                <w:szCs w:val="18"/>
+                              </w:rPr>
+                              <w:t>Science Robotics</w:t>
+                            </w:r>
+                            <w:r>
+                              <w:rPr>
+                                <w:rFonts w:ascii="微软雅黑" w:hAnsi="微软雅黑" w:hint="eastAsia"/>
+                                <w:color w:val="414141"/>
+                                <w:sz w:val="18"/>
+                                <w:szCs w:val="18"/>
+                              </w:rPr>
+                              <w:t>（</w:t>
+                            </w:r>
+                            <w:r>
+                              <w:rPr>
+                                <w:rFonts w:ascii="微软雅黑" w:hAnsi="微软雅黑" w:hint="eastAsia"/>
+                                <w:color w:val="414141"/>
+                                <w:sz w:val="18"/>
+                                <w:szCs w:val="18"/>
+                              </w:rPr>
+                              <w:t>在投</w:t>
+                            </w:r>
+                            <w:r>
+                              <w:rPr>
+                                <w:rFonts w:ascii="微软雅黑" w:hAnsi="微软雅黑" w:hint="eastAsia"/>
+                                <w:color w:val="414141"/>
+                                <w:sz w:val="18"/>
+                                <w:szCs w:val="18"/>
+                              </w:rPr>
+                              <w:t>，</w:t>
+                            </w:r>
+                            <w:r>
+                              <w:rPr>
+                                <w:rFonts w:ascii="微软雅黑" w:hAnsi="微软雅黑" w:hint="eastAsia"/>
+                                <w:color w:val="414141"/>
+                                <w:sz w:val="18"/>
+                                <w:szCs w:val="18"/>
+                              </w:rPr>
+                              <w:t>三作</w:t>
+                            </w:r>
+                            <w:r>
+                              <w:rPr>
+                                <w:rFonts w:ascii="微软雅黑" w:hAnsi="微软雅黑" w:hint="eastAsia"/>
+                                <w:color w:val="414141"/>
+                                <w:sz w:val="18"/>
+                                <w:szCs w:val="18"/>
+                              </w:rPr>
+                              <w:t>）</w:t>
+                            </w:r>
+                          </w:p>
+                          <w:p>
+                            <w:pPr>
+                              <w:pStyle w:val="a9"/>
+                              <w:numPr>
+                                <w:ilvl w:val="0"/>
+                                <w:numId w:val="5"/>
+                              </w:numPr>
+                              <w:adjustRightInd w:val="0"/>
+                              <w:snapToGrid w:val="0"/>
+                              <w:ind w:firstLineChars="0"/>
+                              <w:rPr>
+                                <w:rFonts w:ascii="微软雅黑" w:hAnsi="微软雅黑" w:hint="eastAsia"/>
+                                <w:color w:val="414141"/>
+                                <w:sz w:val="18"/>
+                                <w:szCs w:val="18"/>
+                              </w:rPr>
+                            </w:pPr>
+                            <w:r>
+                              <w:rPr>
+                                <w:rFonts w:ascii="微软雅黑" w:hAnsi="微软雅黑"/>
+                                <w:color w:val="414141"/>
+                                <w:sz w:val="18"/>
+                                <w:szCs w:val="18"/>
+                              </w:rPr>
+                              <w:t>参与构建面向活体微创手术的</w:t>
+                            </w:r>
+                            <w:r>
+                              <w:rPr>
+                                <w:rFonts w:ascii="微软雅黑" w:hAnsi="微软雅黑" w:hint="eastAsia"/>
+                                <w:color w:val="414141"/>
+                                <w:sz w:val="18"/>
+                                <w:szCs w:val="18"/>
+                              </w:rPr>
+                              <w:t>安全感知的分层规划</w:t>
+                            </w:r>
+                            <w:r>
+                              <w:rPr>
+                                <w:rFonts w:ascii="微软雅黑" w:hAnsi="微软雅黑"/>
+                                <w:color w:val="414141"/>
+                                <w:sz w:val="18"/>
+                                <w:szCs w:val="18"/>
+                              </w:rPr>
+                              <w:t>框架，设计“</w:t>
+                            </w:r>
+                            <w:r>
+                              <w:rPr>
+                                <w:rFonts w:ascii="微软雅黑" w:hAnsi="微软雅黑" w:hint="eastAsia"/>
+                                <w:color w:val="414141"/>
+                                <w:sz w:val="18"/>
+                                <w:szCs w:val="18"/>
+                              </w:rPr>
+                              <w:t>任务规划</w:t>
+                            </w:r>
+                            <w:r>
+                              <w:rPr>
+                                <w:rFonts w:ascii="微软雅黑" w:hAnsi="微软雅黑"/>
+                                <w:color w:val="414141"/>
+                                <w:sz w:val="18"/>
+                                <w:szCs w:val="18"/>
+                              </w:rPr>
+                              <w:t>-</w:t>
+                            </w:r>
+                            <w:r>
+                              <w:rPr>
+                                <w:rFonts w:ascii="微软雅黑" w:hAnsi="微软雅黑" w:hint="eastAsia"/>
+                                <w:color w:val="414141"/>
+                                <w:sz w:val="18"/>
+                                <w:szCs w:val="18"/>
+                              </w:rPr>
+                              <w:t>异常监测</w:t>
+                            </w:r>
+                            <w:r>
+                              <w:rPr>
+                                <w:rFonts w:ascii="微软雅黑" w:hAnsi="微软雅黑"/>
+                                <w:color w:val="414141"/>
+                                <w:sz w:val="18"/>
+                                <w:szCs w:val="18"/>
+                              </w:rPr>
+                              <w:t>-</w:t>
+                            </w:r>
+                            <w:r>
+                              <w:rPr>
+                                <w:rFonts w:ascii="微软雅黑" w:hAnsi="微软雅黑" w:hint="eastAsia"/>
+                                <w:color w:val="414141"/>
+                                <w:sz w:val="18"/>
+                                <w:szCs w:val="18"/>
+                              </w:rPr>
+                              <w:t>恢复执行</w:t>
+                            </w:r>
+                            <w:r>
+                              <w:rPr>
+                                <w:rFonts w:ascii="微软雅黑" w:hAnsi="微软雅黑"/>
+                                <w:color w:val="414141"/>
+                                <w:sz w:val="18"/>
+                                <w:szCs w:val="18"/>
+                              </w:rPr>
+                              <w:t>”闭环，融合内窥镜图像、腕部相机、机器人状态与呼吸相位信息，支持胆囊管/胆囊动脉夹闭切断过程中的异常识别、风险抑制与在线恢复。</w:t>
+                            </w:r>
+                          </w:p>
+                          <w:p>
+                            <w:pPr>
+                              <w:adjustRightInd w:val="0"/>
+                              <w:snapToGrid w:val="0"/>
+                              <w:ind w:left="8010" w:hangingChars="4450" w:hanging="8010"/>
+                              <w:rPr>
+                                <w:rFonts w:ascii="微软雅黑" w:hAnsi="微软雅黑" w:hint="eastAsia"/>
+                                <w:b/>
+                                <w:bCs/>
+                                <w:color w:val="414141"/>
+                                <w:sz w:val="18"/>
+                                <w:szCs w:val="18"/>
+                              </w:rPr>
+                            </w:pPr>
+                            <w:r>
+                              <w:rPr>
+                                <w:rFonts w:ascii="微软雅黑" w:hAnsi="微软雅黑"/>
+                                <w:b/>
+                                <w:bCs/>
+                                <w:color w:val="414141"/>
+                                <w:sz w:val="18"/>
+                                <w:szCs w:val="18"/>
+                              </w:rPr>
+                              <w:t>Melding LLM and temporal logic for reliable human-swarm collaboration in complex environments</w:t>
+                            </w:r>
+                          </w:p>
+                          <w:p>
+                            <w:pPr>
+                              <w:pStyle w:val="a9"/>
+                              <w:numPr>
+                                <w:ilvl w:val="0"/>
+                                <w:numId w:val="5"/>
+                              </w:numPr>
+                              <w:adjustRightInd w:val="0"/>
+                              <w:snapToGrid w:val="0"/>
+                              <w:ind w:firstLineChars="0"/>
+                              <w:rPr>
+                                <w:rFonts w:ascii="微软雅黑" w:hAnsi="微软雅黑"/>
+                                <w:color w:val="414141"/>
+                                <w:sz w:val="18"/>
+                                <w:szCs w:val="18"/>
+                              </w:rPr>
+                            </w:pPr>
+                            <w:r>
+                              <w:rPr>
+                                <w:rFonts w:ascii="微软雅黑" w:hAnsi="微软雅黑"/>
+                                <w:i/>
+                                <w:iCs/>
+                                <w:color w:val="414141"/>
+                                <w:sz w:val="18"/>
+                                <w:szCs w:val="18"/>
+                              </w:rPr>
+                              <w:t>Science Robotics</w:t>
+                            </w:r>
+                            <w:r>
+                              <w:rPr>
+                                <w:rFonts w:ascii="微软雅黑" w:hAnsi="微软雅黑"/>
+                                <w:color w:val="414141"/>
+                                <w:sz w:val="18"/>
+                                <w:szCs w:val="18"/>
+                              </w:rPr>
+                              <w:t>，投稿中｜第五作者</w:t>
+                            </w:r>
+                          </w:p>
+                          <w:p>
+                            <w:pPr>
+                              <w:pStyle w:val="a9"/>
+                              <w:numPr>
+                                <w:ilvl w:val="0"/>
+                                <w:numId w:val="5"/>
+                              </w:numPr>
+                              <w:adjustRightInd w:val="0"/>
+                              <w:snapToGrid w:val="0"/>
+                              <w:ind w:firstLineChars="0"/>
+                              <w:rPr>
+                                <w:rFonts w:ascii="微软雅黑" w:hAnsi="微软雅黑" w:hint="eastAsia"/>
+                                <w:color w:val="414141"/>
+                                <w:sz w:val="18"/>
+                                <w:szCs w:val="18"/>
+                              </w:rPr>
+                            </w:pPr>
+                            <w:r>
+                              <w:rPr>
+                                <w:rFonts w:ascii="微软雅黑" w:hAnsi="微软雅黑"/>
+                                <w:color w:val="414141"/>
+                                <w:sz w:val="18"/>
+                                <w:szCs w:val="18"/>
+                              </w:rPr>
+                              <w:t>参与融合时序逻辑任务推理、LLM</w:t>
+                            </w:r>
+                            <w:proofErr w:type="gramStart"/>
+                            <w:r>
+                              <w:rPr>
+                                <w:rFonts w:ascii="微软雅黑" w:hAnsi="微软雅黑"/>
+                                <w:color w:val="414141"/>
+                                <w:sz w:val="18"/>
+                                <w:szCs w:val="18"/>
+                              </w:rPr>
+                              <w:t>子任务</w:t>
+                            </w:r>
+                            <w:proofErr w:type="gramEnd"/>
+                            <w:r>
+                              <w:rPr>
+                                <w:rFonts w:ascii="微软雅黑" w:hAnsi="微软雅黑"/>
+                                <w:color w:val="414141"/>
+                                <w:sz w:val="18"/>
+                                <w:szCs w:val="18"/>
+                              </w:rPr>
+                              <w:t>生成与不确定性感知任务分配的神经符号群体机器人协同框架研究，构建“</w:t>
+                            </w:r>
+                            <w:r>
+                              <w:rPr>
+                                <w:rFonts w:ascii="微软雅黑" w:hAnsi="微软雅黑" w:hint="eastAsia"/>
+                                <w:color w:val="414141"/>
+                                <w:sz w:val="18"/>
+                                <w:szCs w:val="18"/>
+                              </w:rPr>
+                              <w:t>自然语言理解</w:t>
+                            </w:r>
+                            <w:r>
+                              <w:rPr>
+                                <w:rFonts w:ascii="微软雅黑" w:hAnsi="微软雅黑"/>
+                                <w:color w:val="414141"/>
+                                <w:sz w:val="18"/>
+                                <w:szCs w:val="18"/>
+                              </w:rPr>
+                              <w:t>-</w:t>
+                            </w:r>
+                            <w:r>
+                              <w:rPr>
+                                <w:rFonts w:ascii="微软雅黑" w:hAnsi="微软雅黑" w:hint="eastAsia"/>
+                                <w:color w:val="414141"/>
+                                <w:sz w:val="18"/>
+                                <w:szCs w:val="18"/>
+                              </w:rPr>
+                              <w:t>形式化</w:t>
+                            </w:r>
+                            <w:r>
+                              <w:rPr>
+                                <w:rFonts w:ascii="微软雅黑" w:hAnsi="微软雅黑" w:hint="eastAsia"/>
+                                <w:color w:val="414141"/>
+                                <w:sz w:val="18"/>
+                                <w:szCs w:val="18"/>
+                              </w:rPr>
+                              <w:t>约束</w:t>
+                            </w:r>
+                            <w:r>
+                              <w:rPr>
+                                <w:rFonts w:ascii="微软雅黑" w:hAnsi="微软雅黑" w:hint="eastAsia"/>
+                                <w:color w:val="414141"/>
+                                <w:sz w:val="18"/>
+                                <w:szCs w:val="18"/>
+                              </w:rPr>
+                              <w:t>建模-</w:t>
+                            </w:r>
+                            <w:r>
+                              <w:rPr>
+                                <w:rFonts w:ascii="微软雅黑" w:hAnsi="微软雅黑" w:hint="eastAsia"/>
+                                <w:color w:val="414141"/>
+                                <w:sz w:val="18"/>
+                                <w:szCs w:val="18"/>
+                              </w:rPr>
+                              <w:t>可执行</w:t>
+                            </w:r>
+                            <w:r>
+                              <w:rPr>
+                                <w:rFonts w:ascii="微软雅黑" w:hAnsi="微软雅黑" w:hint="eastAsia"/>
+                                <w:color w:val="414141"/>
+                                <w:sz w:val="18"/>
+                                <w:szCs w:val="18"/>
+                              </w:rPr>
+                              <w:t>任务规划</w:t>
+                            </w:r>
+                            <w:r>
+                              <w:rPr>
+                                <w:rFonts w:ascii="微软雅黑" w:hAnsi="微软雅黑"/>
+                                <w:color w:val="414141"/>
+                                <w:sz w:val="18"/>
+                                <w:szCs w:val="18"/>
+                              </w:rPr>
+                              <w:t>”闭环，重点负责算法方案在异构机器人实物系统中的部署与验证。</w:t>
+                            </w:r>
+                          </w:p>
+                          <w:p>
+                            <w:pPr>
+                              <w:pStyle w:val="12"/>
+                              <w:adjustRightInd w:val="0"/>
+                              <w:snapToGrid w:val="0"/>
+                              <w:ind w:firstLineChars="0" w:firstLine="0"/>
+                              <w:rPr>
+                                <w:rFonts w:ascii="微软雅黑" w:eastAsia="微软雅黑" w:hAnsi="微软雅黑"/>
+                                <w:b/>
+                                <w:bCs/>
+                                <w:color w:val="414141"/>
+                                <w:sz w:val="18"/>
+                                <w:szCs w:val="18"/>
+                              </w:rPr>
+                            </w:pPr>
+                            <w:r>
+                              <w:rPr>
+                                <w:rFonts w:ascii="微软雅黑" w:eastAsia="微软雅黑" w:hAnsi="微软雅黑" w:hint="eastAsia"/>
+                                <w:b/>
+                                <w:bCs/>
+                                <w:color w:val="414141"/>
+                                <w:sz w:val="18"/>
+                                <w:szCs w:val="18"/>
+                              </w:rPr>
+                              <w:t>Formal Logic-based Cooperative Task Planning for Multi-robot Systems: Survey of Recent Advances and Future</w:t>
+                            </w:r>
+                            <w:r>
+                              <w:rPr>
+                                <w:rFonts w:ascii="微软雅黑" w:eastAsia="微软雅黑" w:hAnsi="微软雅黑" w:hint="eastAsia"/>
+                                <w:b/>
+                                <w:bCs/>
+                                <w:color w:val="414141"/>
+                                <w:sz w:val="18"/>
+                                <w:szCs w:val="18"/>
+                              </w:rPr>
+                              <w:t xml:space="preserve"> </w:t>
+                            </w:r>
+                            <w:r>
+                              <w:rPr>
+                                <w:rFonts w:ascii="微软雅黑" w:eastAsia="微软雅黑" w:hAnsi="微软雅黑" w:hint="eastAsia"/>
+                                <w:b/>
+                                <w:bCs/>
+                                <w:color w:val="414141"/>
+                                <w:sz w:val="18"/>
+                                <w:szCs w:val="18"/>
+                              </w:rPr>
+                              <w:t xml:space="preserve">Directions                      </w:t>
+                            </w:r>
+                            <w:r>
+                              <w:rPr>
+                                <w:rFonts w:ascii="微软雅黑" w:eastAsia="微软雅黑" w:hAnsi="微软雅黑" w:hint="eastAsia"/>
+                                <w:b/>
+                                <w:bCs/>
+                                <w:color w:val="414141"/>
+                                <w:sz w:val="18"/>
+                                <w:szCs w:val="18"/>
+                              </w:rPr>
+                              <w:t xml:space="preserve">       </w:t>
+                            </w:r>
+                            <w:r>
+                              <w:rPr>
+                                <w:rFonts w:ascii="微软雅黑" w:eastAsia="微软雅黑" w:hAnsi="微软雅黑" w:hint="eastAsia"/>
+                                <w:b/>
+                                <w:bCs/>
+                                <w:color w:val="414141"/>
+                                <w:sz w:val="18"/>
+                                <w:szCs w:val="18"/>
+                              </w:rPr>
+                              <w:t xml:space="preserve">                       </w:t>
+                            </w:r>
+                          </w:p>
+                          <w:p>
+                            <w:pPr>
+                              <w:pStyle w:val="12"/>
+                              <w:adjustRightInd w:val="0"/>
+                              <w:snapToGrid w:val="0"/>
+                              <w:ind w:firstLineChars="0" w:firstLine="0"/>
+                              <w:rPr>
+                                <w:rFonts w:ascii="微软雅黑" w:hAnsi="微软雅黑" w:hint="eastAsia"/>
+                                <w:color w:val="414141"/>
+                                <w:sz w:val="18"/>
+                                <w:szCs w:val="18"/>
+                              </w:rPr>
+                            </w:pPr>
+                            <w:r>
+                              <w:rPr>
+                                <w:rFonts w:ascii="微软雅黑" w:hAnsi="微软雅黑" w:hint="eastAsia"/>
+                                <w:i/>
+                                <w:iCs/>
+                                <w:color w:val="414141"/>
+                                <w:sz w:val="18"/>
+                                <w:szCs w:val="18"/>
+                              </w:rPr>
+                              <w:t xml:space="preserve">Acta </w:t>
+                            </w:r>
+                            <w:proofErr w:type="spellStart"/>
+                            <w:r>
+                              <w:rPr>
+                                <w:rFonts w:ascii="微软雅黑" w:hAnsi="微软雅黑" w:hint="eastAsia"/>
+                                <w:i/>
+                                <w:iCs/>
+                                <w:color w:val="414141"/>
+                                <w:sz w:val="18"/>
+                                <w:szCs w:val="18"/>
+                              </w:rPr>
+                              <w:t>Automatica</w:t>
+                            </w:r>
+                            <w:proofErr w:type="spellEnd"/>
+                            <w:r>
+                              <w:rPr>
+                                <w:rFonts w:ascii="微软雅黑" w:hAnsi="微软雅黑" w:hint="eastAsia"/>
+                                <w:i/>
+                                <w:iCs/>
+                                <w:color w:val="414141"/>
+                                <w:sz w:val="18"/>
+                                <w:szCs w:val="18"/>
+                              </w:rPr>
+                              <w:t xml:space="preserve"> </w:t>
+                            </w:r>
+                            <w:proofErr w:type="spellStart"/>
+                            <w:r>
+                              <w:rPr>
+                                <w:rFonts w:ascii="微软雅黑" w:hAnsi="微软雅黑" w:hint="eastAsia"/>
+                                <w:i/>
+                                <w:iCs/>
+                                <w:color w:val="414141"/>
+                                <w:sz w:val="18"/>
+                                <w:szCs w:val="18"/>
+                              </w:rPr>
+                              <w:t>Sinica</w:t>
+                            </w:r>
+                            <w:proofErr w:type="spellEnd"/>
+                            <w:r>
+                              <w:rPr>
+                                <w:rFonts w:ascii="微软雅黑" w:hAnsi="微软雅黑" w:hint="eastAsia"/>
+                                <w:color w:val="414141"/>
+                                <w:sz w:val="18"/>
+                                <w:szCs w:val="18"/>
+                              </w:rPr>
+                              <w:t>（见刊，学生三作）</w:t>
+                            </w:r>
+                          </w:p>
+                          <w:p>
+                            <w:pPr>
+                              <w:pStyle w:val="12"/>
+                              <w:numPr>
+                                <w:ilvl w:val="0"/>
+                                <w:numId w:val="5"/>
+                              </w:numPr>
+                              <w:adjustRightInd w:val="0"/>
+                              <w:snapToGrid w:val="0"/>
+                              <w:ind w:firstLineChars="0"/>
+                              <w:rPr>
+                                <w:rFonts w:ascii="微软雅黑" w:eastAsia="微软雅黑" w:hAnsi="微软雅黑" w:hint="eastAsia"/>
+                                <w:color w:val="414141"/>
+                                <w:sz w:val="18"/>
+                                <w:szCs w:val="18"/>
+                              </w:rPr>
+                            </w:pPr>
+                            <w:r>
+                              <w:rPr>
+                                <w:rFonts w:ascii="微软雅黑" w:eastAsia="微软雅黑" w:hAnsi="微软雅黑"/>
+                                <w:color w:val="414141"/>
+                                <w:sz w:val="18"/>
+                                <w:szCs w:val="18"/>
+                              </w:rPr>
+                              <w:t>系统梳理基于 LTL/STL 的多机器人协同任务规划方法，归纳</w:t>
+                            </w:r>
+                            <w:r>
+                              <w:rPr>
+                                <w:rFonts w:ascii="微软雅黑" w:eastAsia="微软雅黑" w:hAnsi="微软雅黑" w:hint="eastAsia"/>
+                                <w:color w:val="414141"/>
+                                <w:sz w:val="18"/>
+                                <w:szCs w:val="18"/>
+                              </w:rPr>
+                              <w:t>基于自动机的规划</w:t>
+                            </w:r>
+                            <w:r>
+                              <w:rPr>
+                                <w:rFonts w:ascii="微软雅黑" w:eastAsia="微软雅黑" w:hAnsi="微软雅黑"/>
+                                <w:color w:val="414141"/>
+                                <w:sz w:val="18"/>
+                                <w:szCs w:val="18"/>
+                              </w:rPr>
+                              <w:t>、约束优化、分布式控制与在线重规划等典型技术路线，重点总结</w:t>
+                            </w:r>
+                            <w:r>
+                              <w:rPr>
+                                <w:rFonts w:ascii="微软雅黑" w:eastAsia="微软雅黑" w:hAnsi="微软雅黑" w:hint="eastAsia"/>
+                                <w:color w:val="414141"/>
+                                <w:sz w:val="18"/>
+                                <w:szCs w:val="18"/>
+                              </w:rPr>
+                              <w:t>形式化方法</w:t>
+                            </w:r>
+                            <w:r>
+                              <w:rPr>
+                                <w:rFonts w:ascii="微软雅黑" w:eastAsia="微软雅黑" w:hAnsi="微软雅黑"/>
+                                <w:color w:val="414141"/>
+                                <w:sz w:val="18"/>
+                                <w:szCs w:val="18"/>
+                              </w:rPr>
+                              <w:t>与 LLM 融合的闭环规划趋势。</w:t>
+                            </w:r>
+                          </w:p>
+                        </w:txbxContent>
+                      </wps:txbx>
+                      <wps:bodyPr rot="0" vert="horz" wrap="square" lIns="91440" tIns="45720" rIns="91440" bIns="45720" anchor="ctr" anchorCtr="0">
+                        <a:spAutoFit/>
+                      </wps:bodyPr>
+                    </wps:wsp>
+                  </a:graphicData>
+                </a:graphic>
+                <wp14:sizeRelH relativeFrom="margin">
+                  <wp14:pctWidth>0</wp14:pctWidth>
+                </wp14:sizeRelH>
+              </wp:anchor>
+            </w:drawing>
+          </mc:Choice>
+          <mc:Fallback>
+            <w:pict>
+              <v:shape w14:anchorId="154BF59E" id="_x0000_s1040" type="#_x0000_t202" style="position:absolute;left:0;text-align:left;margin-left:-5.65pt;margin-top:251.55pt;width:548.5pt;height:164pt;z-index:251660800;visibility:visible;mso-wrap-style:square;mso-width-percent:0;mso-wrap-distance-left:9pt;mso-wrap-distance-top:0;mso-wrap-distance-right:9pt;mso-wrap-distance-bottom:0;mso-position-horizontal:absolute;mso-position-horizontal-relative:text;mso-position-vertical:absolute;mso-position-vertical-relative:page;mso-width-percent:0;mso-width-relative:margin;v-text-anchor:middle" o:gfxdata="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" filled="f" stroked="f">
+                <v:textbox style="mso-fit-shape-to-text:t">
+                  <w:txbxContent>
+                    <w:p>
+                      <w:pPr>
+                        <w:adjustRightInd w:val="0"/>
+                        <w:snapToGrid w:val="0"/>
+                        <w:rPr>
+                          <w:rFonts w:ascii="微软雅黑" w:hAnsi="微软雅黑"/>
+                          <w:b/>
+                          <w:bCs/>
+                          <w:color w:val="414141"/>
+                          <w:sz w:val="18"/>
+                          <w:szCs w:val="18"/>
+                        </w:rPr>
+                      </w:pPr>
+                      <w:r>
+                        <w:rPr>
+                          <w:rFonts w:ascii="微软雅黑" w:hAnsi="微软雅黑" w:hint="eastAsia"/>
+                          <w:b/>
+                          <w:bCs/>
+                          <w:color w:val="414141"/>
+                          <w:sz w:val="18"/>
+                          <w:szCs w:val="18"/>
+                        </w:rPr>
+                        <w:t>LLM-Guided Hierarchical Belief Planning for Online Semantic Exploration and Task Execution</w:t>
+                      </w:r>
+                      <w:r>
+                        <w:rPr>
+                          <w:rFonts w:ascii="微软雅黑" w:hAnsi="微软雅黑" w:hint="eastAsia"/>
+                          <w:b/>
+                          <w:bCs/>
+                          <w:color w:val="414141"/>
+                          <w:sz w:val="18"/>
+                          <w:szCs w:val="18"/>
+                        </w:rPr>
+                        <w:t xml:space="preserve"> </w:t>
+                      </w:r>
+                    </w:p>
+                    <w:p>
+                      <w:pPr>
+                        <w:pStyle w:val="a9"/>
+                        <w:numPr>
+                          <w:ilvl w:val="0"/>
+                          <w:numId w:val="5"/>
+                        </w:numPr>
+                        <w:adjustRightInd w:val="0"/>
+                        <w:snapToGrid w:val="0"/>
+                        <w:ind w:firstLineChars="0"/>
+                        <w:rPr>
+                          <w:rFonts w:ascii="微软雅黑" w:hAnsi="微软雅黑"/>
+                          <w:color w:val="414141"/>
+                          <w:sz w:val="18"/>
+                          <w:szCs w:val="18"/>
+                        </w:rPr>
+                      </w:pPr>
+                      <w:r>
+                        <w:rPr>
+                          <w:rFonts w:ascii="微软雅黑" w:hAnsi="微软雅黑" w:hint="eastAsia"/>
+                          <w:color w:val="414141"/>
+                          <w:sz w:val="18"/>
+                          <w:szCs w:val="18"/>
+                        </w:rPr>
+                        <w:t>IEEE CAC 2026</w:t>
+                      </w:r>
+                      <w:r>
+                        <w:rPr>
+                          <w:rFonts w:ascii="微软雅黑" w:hAnsi="微软雅黑" w:hint="eastAsia"/>
+                          <w:color w:val="414141"/>
+                          <w:sz w:val="18"/>
+                          <w:szCs w:val="18"/>
+                        </w:rPr>
+                        <w:t>，投稿中｜第一作者</w:t>
+                      </w:r>
+                    </w:p>
+                    <w:p>
+                      <w:pPr>
+                        <w:pStyle w:val="a9"/>
+                        <w:numPr>
+                          <w:ilvl w:val="0"/>
+                          <w:numId w:val="6"/>
+                        </w:numPr>
+                        <w:adjustRightInd w:val="0"/>
+                        <w:snapToGrid w:val="0"/>
+                        <w:ind w:firstLineChars="0"/>
+                        <w:rPr>
+                          <w:rFonts w:ascii="微软雅黑" w:hAnsi="微软雅黑" w:hint="eastAsia"/>
+                          <w:color w:val="414141"/>
+                          <w:sz w:val="18"/>
+                          <w:szCs w:val="18"/>
+                        </w:rPr>
+                      </w:pPr>
+                      <w:r>
+                        <w:rPr>
+                          <w:rFonts w:ascii="微软雅黑" w:hAnsi="微软雅黑"/>
+                          <w:color w:val="414141"/>
+                          <w:sz w:val="18"/>
+                          <w:szCs w:val="18"/>
+                        </w:rPr>
+                        <w:t xml:space="preserve">提出融合LLM语义先验、层次化目标位置置信建模与滚动时域置信树搜索的在线规划框架，联合优化部分已知环境中的目标探索与时序任务执行。主导算法设计、Python实现与实验验证；相比两类代表性基线，平均降低执行时间 </w:t>
+                      </w:r>
+                      <w:r>
+                        <w:rPr>
+                          <w:rFonts w:ascii="微软雅黑" w:hAnsi="微软雅黑"/>
+                          <w:b/>
+                          <w:bCs/>
+                          <w:color w:val="414141"/>
+                          <w:sz w:val="18"/>
+                          <w:szCs w:val="18"/>
+                        </w:rPr>
+                        <w:t>18.6% / 24.4%</w:t>
+                      </w:r>
+                      <w:r>
+                        <w:rPr>
+                          <w:rFonts w:ascii="微软雅黑" w:hAnsi="微软雅黑"/>
+                          <w:color w:val="414141"/>
+                          <w:sz w:val="18"/>
+                          <w:szCs w:val="18"/>
+                        </w:rPr>
+                        <w:t xml:space="preserve">、行驶距离 </w:t>
+                      </w:r>
+                      <w:r>
+                        <w:rPr>
+                          <w:rFonts w:ascii="微软雅黑" w:hAnsi="微软雅黑"/>
+                          <w:b/>
+                          <w:bCs/>
+                          <w:color w:val="414141"/>
+                          <w:sz w:val="18"/>
+                          <w:szCs w:val="18"/>
+                        </w:rPr>
+                        <w:t>16.9% / 23.8%</w:t>
+                      </w:r>
+                      <w:r>
+                        <w:rPr>
+                          <w:rFonts w:ascii="微软雅黑" w:hAnsi="微软雅黑"/>
+                          <w:color w:val="414141"/>
+                          <w:sz w:val="18"/>
+                          <w:szCs w:val="18"/>
+                        </w:rPr>
+                        <w:t>，并减少冗余搜索与LLM查询</w:t>
+                      </w:r>
+                    </w:p>
+                    <w:p>
+                      <w:pPr>
+                        <w:adjustRightInd w:val="0"/>
+                        <w:snapToGrid w:val="0"/>
+                        <w:rPr>
+                          <w:rFonts w:ascii="微软雅黑" w:hAnsi="微软雅黑"/>
+                          <w:b/>
+                          <w:bCs/>
+                          <w:color w:val="414141"/>
+                          <w:sz w:val="18"/>
+                          <w:szCs w:val="18"/>
+                        </w:rPr>
+                      </w:pPr>
+                      <w:r>
+                        <w:rPr>
+                          <w:rFonts w:ascii="微软雅黑" w:hAnsi="微软雅黑"/>
+                          <w:b/>
+                          <w:bCs/>
+                          <w:color w:val="414141"/>
+                          <w:sz w:val="18"/>
+                          <w:szCs w:val="18"/>
+                        </w:rPr>
+                        <w:t>SHARP: Safety-aware Hierarchical Autonomous Robotic Planning for in vivo surgery</w:t>
+                      </w:r>
+                      <w:r>
+                        <w:rPr>
+                          <w:rFonts w:ascii="微软雅黑" w:hAnsi="微软雅黑" w:hint="eastAsia"/>
+                          <w:b/>
+                          <w:bCs/>
+                          <w:color w:val="414141"/>
+                          <w:sz w:val="18"/>
+                          <w:szCs w:val="18"/>
+                        </w:rPr>
+                        <w:t xml:space="preserve"> </w:t>
+                      </w:r>
+                    </w:p>
+                    <w:p>
+                      <w:pPr>
+                        <w:adjustRightInd w:val="0"/>
+                        <w:snapToGrid w:val="0"/>
+                        <w:rPr>
+                          <w:rFonts w:ascii="微软雅黑" w:hAnsi="微软雅黑" w:hint="eastAsia"/>
+                          <w:b/>
+                          <w:bCs/>
+                          <w:color w:val="414141"/>
+                          <w:sz w:val="18"/>
+                          <w:szCs w:val="18"/>
+                        </w:rPr>
+                      </w:pPr>
+                      <w:r>
+                        <w:rPr>
+                          <w:rFonts w:ascii="微软雅黑" w:hAnsi="微软雅黑" w:hint="eastAsia"/>
+                          <w:i/>
+                          <w:iCs/>
+                          <w:color w:val="414141"/>
+                          <w:sz w:val="18"/>
+                          <w:szCs w:val="18"/>
+                        </w:rPr>
+                        <w:t>Science Robotics</w:t>
+                      </w:r>
+                      <w:r>
+                        <w:rPr>
+                          <w:rFonts w:ascii="微软雅黑" w:hAnsi="微软雅黑" w:hint="eastAsia"/>
+                          <w:color w:val="414141"/>
+                          <w:sz w:val="18"/>
+                          <w:szCs w:val="18"/>
+                        </w:rPr>
+                        <w:t>（</w:t>
+                      </w:r>
+                      <w:r>
+                        <w:rPr>
+                          <w:rFonts w:ascii="微软雅黑" w:hAnsi="微软雅黑" w:hint="eastAsia"/>
+                          <w:color w:val="414141"/>
+                          <w:sz w:val="18"/>
+                          <w:szCs w:val="18"/>
+                        </w:rPr>
+                        <w:t>在投</w:t>
+                      </w:r>
+                      <w:r>
+                        <w:rPr>
+                          <w:rFonts w:ascii="微软雅黑" w:hAnsi="微软雅黑" w:hint="eastAsia"/>
+                          <w:color w:val="414141"/>
+                          <w:sz w:val="18"/>
+                          <w:szCs w:val="18"/>
+                        </w:rPr>
+                        <w:t>，</w:t>
+                      </w:r>
+                      <w:r>
+                        <w:rPr>
+                          <w:rFonts w:ascii="微软雅黑" w:hAnsi="微软雅黑" w:hint="eastAsia"/>
+                          <w:color w:val="414141"/>
+                          <w:sz w:val="18"/>
+                          <w:szCs w:val="18"/>
+                        </w:rPr>
+                        <w:t>三作</w:t>
+                      </w:r>
+                      <w:r>
+                        <w:rPr>
+                          <w:rFonts w:ascii="微软雅黑" w:hAnsi="微软雅黑" w:hint="eastAsia"/>
+                          <w:color w:val="414141"/>
+                          <w:sz w:val="18"/>
+                          <w:szCs w:val="18"/>
+                        </w:rPr>
+                        <w:t>）</w:t>
+                      </w:r>
+                    </w:p>
+                    <w:p>
+                      <w:pPr>
+                        <w:pStyle w:val="a9"/>
+                        <w:numPr>
+                          <w:ilvl w:val="0"/>
+                          <w:numId w:val="5"/>
+                        </w:numPr>
+                        <w:adjustRightInd w:val="0"/>
+                        <w:snapToGrid w:val="0"/>
+                        <w:ind w:firstLineChars="0"/>
+                        <w:rPr>
+                          <w:rFonts w:ascii="微软雅黑" w:hAnsi="微软雅黑" w:hint="eastAsia"/>
+                          <w:color w:val="414141"/>
+                          <w:sz w:val="18"/>
+                          <w:szCs w:val="18"/>
+                        </w:rPr>
+                      </w:pPr>
+                      <w:r>
+                        <w:rPr>
+                          <w:rFonts w:ascii="微软雅黑" w:hAnsi="微软雅黑"/>
+                          <w:color w:val="414141"/>
+                          <w:sz w:val="18"/>
+                          <w:szCs w:val="18"/>
+                        </w:rPr>
+                        <w:t>参与构建面向活体微创手术的</w:t>
+                      </w:r>
+                      <w:r>
+                        <w:rPr>
+                          <w:rFonts w:ascii="微软雅黑" w:hAnsi="微软雅黑" w:hint="eastAsia"/>
+                          <w:color w:val="414141"/>
+                          <w:sz w:val="18"/>
+                          <w:szCs w:val="18"/>
+                        </w:rPr>
+                        <w:t>安全感知的分层规划</w:t>
+                      </w:r>
+                      <w:r>
+                        <w:rPr>
+                          <w:rFonts w:ascii="微软雅黑" w:hAnsi="微软雅黑"/>
+                          <w:color w:val="414141"/>
+                          <w:sz w:val="18"/>
+                          <w:szCs w:val="18"/>
+                        </w:rPr>
+                        <w:t>框架，设计“</w:t>
+                      </w:r>
+                      <w:r>
+                        <w:rPr>
+                          <w:rFonts w:ascii="微软雅黑" w:hAnsi="微软雅黑" w:hint="eastAsia"/>
+                          <w:color w:val="414141"/>
+                          <w:sz w:val="18"/>
+                          <w:szCs w:val="18"/>
+                        </w:rPr>
+                        <w:t>任务规划</w:t>
+                      </w:r>
+                      <w:r>
+                        <w:rPr>
+                          <w:rFonts w:ascii="微软雅黑" w:hAnsi="微软雅黑"/>
+                          <w:color w:val="414141"/>
+                          <w:sz w:val="18"/>
+                          <w:szCs w:val="18"/>
+                        </w:rPr>
+                        <w:t>-</w:t>
+                      </w:r>
+                      <w:r>
+                        <w:rPr>
+                          <w:rFonts w:ascii="微软雅黑" w:hAnsi="微软雅黑" w:hint="eastAsia"/>
+                          <w:color w:val="414141"/>
+                          <w:sz w:val="18"/>
+                          <w:szCs w:val="18"/>
+                        </w:rPr>
+                        <w:t>异常监测</w:t>
+                      </w:r>
+                      <w:r>
+                        <w:rPr>
+                          <w:rFonts w:ascii="微软雅黑" w:hAnsi="微软雅黑"/>
+                          <w:color w:val="414141"/>
+                          <w:sz w:val="18"/>
+                          <w:szCs w:val="18"/>
+                        </w:rPr>
+                        <w:t>-</w:t>
+                      </w:r>
+                      <w:r>
+                        <w:rPr>
+                          <w:rFonts w:ascii="微软雅黑" w:hAnsi="微软雅黑" w:hint="eastAsia"/>
+                          <w:color w:val="414141"/>
+                          <w:sz w:val="18"/>
+                          <w:szCs w:val="18"/>
+                        </w:rPr>
+                        <w:t>恢复执行</w:t>
+                      </w:r>
+                      <w:r>
+                        <w:rPr>
+                          <w:rFonts w:ascii="微软雅黑" w:hAnsi="微软雅黑"/>
+                          <w:color w:val="414141"/>
+                          <w:sz w:val="18"/>
+                          <w:szCs w:val="18"/>
+                        </w:rPr>
+                        <w:t>”闭环，融合内窥镜图像、腕部相机、机器人状态与呼吸相位信息，支持胆囊管/胆囊动脉夹闭切断过程中的异常识别、风险抑制与在线恢复。</w:t>
+                      </w:r>
+                    </w:p>
+                    <w:p>
+                      <w:pPr>
+                        <w:adjustRightInd w:val="0"/>
+                        <w:snapToGrid w:val="0"/>
+                        <w:ind w:left="8010" w:hangingChars="4450" w:hanging="8010"/>
+                        <w:rPr>
+                          <w:rFonts w:ascii="微软雅黑" w:hAnsi="微软雅黑" w:hint="eastAsia"/>
+                          <w:b/>
+                          <w:bCs/>
+                          <w:color w:val="414141"/>
+                          <w:sz w:val="18"/>
+                          <w:szCs w:val="18"/>
+                        </w:rPr>
+                      </w:pPr>
+                      <w:r>
+                        <w:rPr>
+                          <w:rFonts w:ascii="微软雅黑" w:hAnsi="微软雅黑"/>
+                          <w:b/>
+                          <w:bCs/>
+                          <w:color w:val="414141"/>
+                          <w:sz w:val="18"/>
+                          <w:szCs w:val="18"/>
+                        </w:rPr>
+                        <w:t>Melding LLM and temporal logic for reliable human-swarm collaboration in complex environments</w:t>
+                      </w:r>
+                    </w:p>
+                    <w:p>
+                      <w:pPr>
+                        <w:pStyle w:val="a9"/>
+                        <w:numPr>
+                          <w:ilvl w:val="0"/>
+                          <w:numId w:val="5"/>
+                        </w:numPr>
+                        <w:adjustRightInd w:val="0"/>
+                        <w:snapToGrid w:val="0"/>
+                        <w:ind w:firstLineChars="0"/>
+                        <w:rPr>
+                          <w:rFonts w:ascii="微软雅黑" w:hAnsi="微软雅黑"/>
+                          <w:color w:val="414141"/>
+                          <w:sz w:val="18"/>
+                          <w:szCs w:val="18"/>
+                        </w:rPr>
+                      </w:pPr>
+                      <w:r>
+                        <w:rPr>
+                          <w:rFonts w:ascii="微软雅黑" w:hAnsi="微软雅黑"/>
+                          <w:i/>
+                          <w:iCs/>
+                          <w:color w:val="414141"/>
+                          <w:sz w:val="18"/>
+                          <w:szCs w:val="18"/>
+                        </w:rPr>
+                        <w:t>Science Robotics</w:t>
+                      </w:r>
+                      <w:r>
+                        <w:rPr>
+                          <w:rFonts w:ascii="微软雅黑" w:hAnsi="微软雅黑"/>
+                          <w:color w:val="414141"/>
+                          <w:sz w:val="18"/>
+                          <w:szCs w:val="18"/>
+                        </w:rPr>
+                        <w:t>，投稿中｜第五作者</w:t>
+                      </w:r>
+                    </w:p>
+                    <w:p>
+                      <w:pPr>
+                        <w:pStyle w:val="a9"/>
+                        <w:numPr>
+                          <w:ilvl w:val="0"/>
+                          <w:numId w:val="5"/>
+                        </w:numPr>
+                        <w:adjustRightInd w:val="0"/>
+                        <w:snapToGrid w:val="0"/>
+                        <w:ind w:firstLineChars="0"/>
+                        <w:rPr>
+                          <w:rFonts w:ascii="微软雅黑" w:hAnsi="微软雅黑" w:hint="eastAsia"/>
+                          <w:color w:val="414141"/>
+                          <w:sz w:val="18"/>
+                          <w:szCs w:val="18"/>
+                        </w:rPr>
+                      </w:pPr>
+                      <w:r>
+                        <w:rPr>
+                          <w:rFonts w:ascii="微软雅黑" w:hAnsi="微软雅黑"/>
+                          <w:color w:val="414141"/>
+                          <w:sz w:val="18"/>
+                          <w:szCs w:val="18"/>
+                        </w:rPr>
+                        <w:t>参与融合时序逻辑任务推理、LLM</w:t>
+                      </w:r>
+                      <w:proofErr w:type="gramStart"/>
+                      <w:r>
+                        <w:rPr>
+                          <w:rFonts w:ascii="微软雅黑" w:hAnsi="微软雅黑"/>
+                          <w:color w:val="414141"/>
+                          <w:sz w:val="18"/>
+                          <w:szCs w:val="18"/>
+                        </w:rPr>
+                        <w:t>子任务</w:t>
+                      </w:r>
+                      <w:proofErr w:type="gramEnd"/>
+                      <w:r>
+                        <w:rPr>
+                          <w:rFonts w:ascii="微软雅黑" w:hAnsi="微软雅黑"/>
+                          <w:color w:val="414141"/>
+                          <w:sz w:val="18"/>
+                          <w:szCs w:val="18"/>
+                        </w:rPr>
+                        <w:t>生成与不确定性感知任务分配的神经符号群体机器人协同框架研究，构建“</w:t>
+                      </w:r>
+                      <w:r>
+                        <w:rPr>
+                          <w:rFonts w:ascii="微软雅黑" w:hAnsi="微软雅黑" w:hint="eastAsia"/>
+                          <w:color w:val="414141"/>
+                          <w:sz w:val="18"/>
+                          <w:szCs w:val="18"/>
+                        </w:rPr>
+                        <w:t>自然语言理解</w:t>
+                      </w:r>
+                      <w:r>
+                        <w:rPr>
+                          <w:rFonts w:ascii="微软雅黑" w:hAnsi="微软雅黑"/>
+                          <w:color w:val="414141"/>
+                          <w:sz w:val="18"/>
+                          <w:szCs w:val="18"/>
+                        </w:rPr>
+                        <w:t>-</w:t>
+                      </w:r>
+                      <w:r>
+                        <w:rPr>
+                          <w:rFonts w:ascii="微软雅黑" w:hAnsi="微软雅黑" w:hint="eastAsia"/>
+                          <w:color w:val="414141"/>
+                          <w:sz w:val="18"/>
+                          <w:szCs w:val="18"/>
+                        </w:rPr>
+                        <w:t>形式化</w:t>
+                      </w:r>
+                      <w:r>
+                        <w:rPr>
+                          <w:rFonts w:ascii="微软雅黑" w:hAnsi="微软雅黑" w:hint="eastAsia"/>
+                          <w:color w:val="414141"/>
+                          <w:sz w:val="18"/>
+                          <w:szCs w:val="18"/>
+                        </w:rPr>
+                        <w:t>约束</w:t>
+                      </w:r>
+                      <w:r>
+                        <w:rPr>
+                          <w:rFonts w:ascii="微软雅黑" w:hAnsi="微软雅黑" w:hint="eastAsia"/>
+                          <w:color w:val="414141"/>
+                          <w:sz w:val="18"/>
+                          <w:szCs w:val="18"/>
+                        </w:rPr>
+                        <w:t>建模-</w:t>
+                      </w:r>
+                      <w:r>
+                        <w:rPr>
+                          <w:rFonts w:ascii="微软雅黑" w:hAnsi="微软雅黑" w:hint="eastAsia"/>
+                          <w:color w:val="414141"/>
+                          <w:sz w:val="18"/>
+                          <w:szCs w:val="18"/>
+                        </w:rPr>
+                        <w:t>可执行</w:t>
+                      </w:r>
+                      <w:r>
+                        <w:rPr>
+                          <w:rFonts w:ascii="微软雅黑" w:hAnsi="微软雅黑" w:hint="eastAsia"/>
+                          <w:color w:val="414141"/>
+                          <w:sz w:val="18"/>
+                          <w:szCs w:val="18"/>
+                        </w:rPr>
+                        <w:t>任务规划</w:t>
+                      </w:r>
+                      <w:r>
+                        <w:rPr>
+                          <w:rFonts w:ascii="微软雅黑" w:hAnsi="微软雅黑"/>
+                          <w:color w:val="414141"/>
+                          <w:sz w:val="18"/>
+                          <w:szCs w:val="18"/>
+                        </w:rPr>
+                        <w:t>”闭环，重点负责算法方案在异构机器人实物系统中的部署与验证。</w:t>
+                      </w:r>
+                    </w:p>
+                    <w:p>
+                      <w:pPr>
+                        <w:pStyle w:val="12"/>
+                        <w:adjustRightInd w:val="0"/>
+                        <w:snapToGrid w:val="0"/>
+                        <w:ind w:firstLineChars="0" w:firstLine="0"/>
+                        <w:rPr>
+                          <w:rFonts w:ascii="微软雅黑" w:eastAsia="微软雅黑" w:hAnsi="微软雅黑"/>
+                          <w:b/>
+                          <w:bCs/>
+                          <w:color w:val="414141"/>
+                          <w:sz w:val="18"/>
+                          <w:szCs w:val="18"/>
+                        </w:rPr>
+                      </w:pPr>
+                      <w:r>
+                        <w:rPr>
+                          <w:rFonts w:ascii="微软雅黑" w:eastAsia="微软雅黑" w:hAnsi="微软雅黑" w:hint="eastAsia"/>
+                          <w:b/>
+                          <w:bCs/>
+                          <w:color w:val="414141"/>
+                          <w:sz w:val="18"/>
+                          <w:szCs w:val="18"/>
+                        </w:rPr>
+                        <w:t>Formal Logic-based Cooperative Task Planning for Multi-robot Systems: Survey of Recent Advances and Future</w:t>
+                      </w:r>
+                      <w:r>
+                        <w:rPr>
+                          <w:rFonts w:ascii="微软雅黑" w:eastAsia="微软雅黑" w:hAnsi="微软雅黑" w:hint="eastAsia"/>
+                          <w:b/>
+                          <w:bCs/>
+                          <w:color w:val="414141"/>
+                          <w:sz w:val="18"/>
+                          <w:szCs w:val="18"/>
+                        </w:rPr>
+                        <w:t xml:space="preserve"> </w:t>
+                      </w:r>
+                      <w:r>
+                        <w:rPr>
+                          <w:rFonts w:ascii="微软雅黑" w:eastAsia="微软雅黑" w:hAnsi="微软雅黑" w:hint="eastAsia"/>
+                          <w:b/>
+                          <w:bCs/>
+                          <w:color w:val="414141"/>
+                          <w:sz w:val="18"/>
+                          <w:szCs w:val="18"/>
+                        </w:rPr>
+                        <w:t xml:space="preserve">Directions                      </w:t>
+                      </w:r>
+                      <w:r>
+                        <w:rPr>
+                          <w:rFonts w:ascii="微软雅黑" w:eastAsia="微软雅黑" w:hAnsi="微软雅黑" w:hint="eastAsia"/>
+                          <w:b/>
+                          <w:bCs/>
+                          <w:color w:val="414141"/>
+                          <w:sz w:val="18"/>
+                          <w:szCs w:val="18"/>
+                        </w:rPr>
+                        <w:t xml:space="preserve">       </w:t>
+                      </w:r>
+                      <w:r>
+                        <w:rPr>
+                          <w:rFonts w:ascii="微软雅黑" w:eastAsia="微软雅黑" w:hAnsi="微软雅黑" w:hint="eastAsia"/>
+                          <w:b/>
+                          <w:bCs/>
+                          <w:color w:val="414141"/>
+                          <w:sz w:val="18"/>
+                          <w:szCs w:val="18"/>
+                        </w:rPr>
+                        <w:t xml:space="preserve">                       </w:t>
+                      </w:r>
+                    </w:p>
+                    <w:p>
+                      <w:pPr>
+                        <w:pStyle w:val="12"/>
+                        <w:adjustRightInd w:val="0"/>
+                        <w:snapToGrid w:val="0"/>
+                        <w:ind w:firstLineChars="0" w:firstLine="0"/>
+                        <w:rPr>
+                          <w:rFonts w:ascii="微软雅黑" w:hAnsi="微软雅黑" w:hint="eastAsia"/>
+                          <w:color w:val="414141"/>
+                          <w:sz w:val="18"/>
+                          <w:szCs w:val="18"/>
+                        </w:rPr>
+                      </w:pPr>
+                      <w:r>
+                        <w:rPr>
+                          <w:rFonts w:ascii="微软雅黑" w:hAnsi="微软雅黑" w:hint="eastAsia"/>
+                          <w:i/>
+                          <w:iCs/>
+                          <w:color w:val="414141"/>
+                          <w:sz w:val="18"/>
+                          <w:szCs w:val="18"/>
+                        </w:rPr>
+                        <w:t xml:space="preserve">Acta </w:t>
+                      </w:r>
+                      <w:proofErr w:type="spellStart"/>
+                      <w:r>
+                        <w:rPr>
+                          <w:rFonts w:ascii="微软雅黑" w:hAnsi="微软雅黑" w:hint="eastAsia"/>
+                          <w:i/>
+                          <w:iCs/>
+                          <w:color w:val="414141"/>
+                          <w:sz w:val="18"/>
+                          <w:szCs w:val="18"/>
+                        </w:rPr>
+                        <w:t>Automatica</w:t>
+                      </w:r>
+                      <w:proofErr w:type="spellEnd"/>
+                      <w:r>
+                        <w:rPr>
+                          <w:rFonts w:ascii="微软雅黑" w:hAnsi="微软雅黑" w:hint="eastAsia"/>
+                          <w:i/>
+                          <w:iCs/>
+                          <w:color w:val="414141"/>
+                          <w:sz w:val="18"/>
+                          <w:szCs w:val="18"/>
+                        </w:rPr>
+                        <w:t xml:space="preserve"> </w:t>
+                      </w:r>
+                      <w:proofErr w:type="spellStart"/>
+                      <w:r>
+                        <w:rPr>
+                          <w:rFonts w:ascii="微软雅黑" w:hAnsi="微软雅黑" w:hint="eastAsia"/>
+                          <w:i/>
+                          <w:iCs/>
+                          <w:color w:val="414141"/>
+                          <w:sz w:val="18"/>
+                          <w:szCs w:val="18"/>
+                        </w:rPr>
+                        <w:t>Sinica</w:t>
+                      </w:r>
+                      <w:proofErr w:type="spellEnd"/>
+                      <w:r>
+                        <w:rPr>
+                          <w:rFonts w:ascii="微软雅黑" w:hAnsi="微软雅黑" w:hint="eastAsia"/>
+                          <w:color w:val="414141"/>
+                          <w:sz w:val="18"/>
+                          <w:szCs w:val="18"/>
+                        </w:rPr>
+                        <w:t>（见刊，学生三作）</w:t>
+                      </w:r>
+                    </w:p>
+                    <w:p>
+                      <w:pPr>
+                        <w:pStyle w:val="12"/>
+                        <w:numPr>
+                          <w:ilvl w:val="0"/>
+                          <w:numId w:val="5"/>
+                        </w:numPr>
+                        <w:adjustRightInd w:val="0"/>
+                        <w:snapToGrid w:val="0"/>
+                        <w:ind w:firstLineChars="0"/>
+                        <w:rPr>
+                          <w:rFonts w:ascii="微软雅黑" w:eastAsia="微软雅黑" w:hAnsi="微软雅黑" w:hint="eastAsia"/>
+                          <w:color w:val="414141"/>
+                          <w:sz w:val="18"/>
+                          <w:szCs w:val="18"/>
+                        </w:rPr>
+                      </w:pPr>
+                      <w:r>
+                        <w:rPr>
+                          <w:rFonts w:ascii="微软雅黑" w:eastAsia="微软雅黑" w:hAnsi="微软雅黑"/>
+                          <w:color w:val="414141"/>
+                          <w:sz w:val="18"/>
+                          <w:szCs w:val="18"/>
+                        </w:rPr>
+                        <w:t>系统梳理基于 LTL/STL 的多机器人协同任务规划方法，归纳</w:t>
+                      </w:r>
+                      <w:r>
+                        <w:rPr>
+                          <w:rFonts w:ascii="微软雅黑" w:eastAsia="微软雅黑" w:hAnsi="微软雅黑" w:hint="eastAsia"/>
+                          <w:color w:val="414141"/>
+                          <w:sz w:val="18"/>
+                          <w:szCs w:val="18"/>
+                        </w:rPr>
+                        <w:t>基于自动机的规划</w:t>
+                      </w:r>
+                      <w:r>
+                        <w:rPr>
+                          <w:rFonts w:ascii="微软雅黑" w:eastAsia="微软雅黑" w:hAnsi="微软雅黑"/>
+                          <w:color w:val="414141"/>
+                          <w:sz w:val="18"/>
+                          <w:szCs w:val="18"/>
+                        </w:rPr>
+                        <w:t>、约束优化、分布式控制与在线重规划等典型技术路线，重点总结</w:t>
+                      </w:r>
+                      <w:r>
+                        <w:rPr>
+                          <w:rFonts w:ascii="微软雅黑" w:eastAsia="微软雅黑" w:hAnsi="微软雅黑" w:hint="eastAsia"/>
+                          <w:color w:val="414141"/>
+                          <w:sz w:val="18"/>
+                          <w:szCs w:val="18"/>
+                        </w:rPr>
+                        <w:t>形式化方法</w:t>
+                      </w:r>
+                      <w:r>
+                        <w:rPr>
+                          <w:rFonts w:ascii="微软雅黑" w:eastAsia="微软雅黑" w:hAnsi="微软雅黑"/>
+                          <w:color w:val="414141"/>
+                          <w:sz w:val="18"/>
+                          <w:szCs w:val="18"/>
+                        </w:rPr>
+                        <w:t>与 LLM 融合的闭环规划趋势。</w:t>
+                      </w:r>
+                    </w:p>
+                  </w:txbxContent>
+                </v:textbox>
+                <w10:wrap anchory="page"/>
+              </v:shape>
+            </w:pict>
+          </mc:Fallback>
+        </mc:AlternateContent>
+      </w:r>
+    </w:p>
+    <w:p>
+      <w:pPr>
+        <w:adjustRightInd w:val="0"/>
+        <w:snapToGrid w:val="0"/>
+        <w:rPr>
+          <w:rFonts w:hint="eastAsia"/>
+        </w:rPr>
+      </w:pPr>
     </w:p>
     <w:p>
       <w:pPr>
@@ -2499,13 +3832,13 @@
         <mc:AlternateContent>
           <mc:Choice Requires="wpg">
             <w:drawing>
-              <wp:anchor distT="0" distB="0" distL="114300" distR="114300" simplePos="0" relativeHeight="251893248" behindDoc="0" locked="0" layoutInCell="1" allowOverlap="1" wp14:anchorId="05D0D58B" wp14:editId="39E508F2">
+              <wp:anchor distT="0" distB="0" distL="114300" distR="114300" simplePos="0" relativeHeight="251664896" behindDoc="0" locked="0" layoutInCell="1" allowOverlap="1" wp14:anchorId="05D0D58B" wp14:editId="0A109682">
                 <wp:simplePos x="0" y="0"/>
                 <wp:positionH relativeFrom="column">
-                  <wp:posOffset>-229235</wp:posOffset>
+                  <wp:posOffset>-227717</wp:posOffset>
                 </wp:positionH>
                 <wp:positionV relativeFrom="paragraph">
-                  <wp:posOffset>3714544</wp:posOffset>
+                  <wp:posOffset>3714779</wp:posOffset>
                 </wp:positionV>
                 <wp:extent cx="7023735" cy="277495"/>
                 <wp:effectExtent l="0" t="0" r="24765" b="8255"/>
@@ -2553,7 +3886,7 @@
                         <wps:spPr bwMode="auto">
                           <a:xfrm>
                             <a:off x="0" y="0"/>
-                            <a:ext cx="2235200" cy="207010"/>
+                            <a:ext cx="1263919" cy="207010"/>
                           </a:xfrm>
                           <a:custGeom>
                             <a:avLst/>
@@ -2696,7 +4029,7 @@
                                   <w:sz w:val="24"/>
                                   <w:szCs w:val="24"/>
                                 </w:rPr>
-                                <w:t>科研成果与项目经历</w:t>
+                                <w:t>项目经历</w:t>
                               </w:r>
                             </w:p>
                           </w:txbxContent>
@@ -2735,12 +4068,12 @@
           </mc:Choice>
           <mc:Fallback>
             <w:pict>
-              <v:group w14:anchorId="05D0D58B" id="组合 36" o:spid="_x0000_s1042" style="position:absolute;left:0;text-align:left;margin-left:-18.05pt;margin-top:292.5pt;width:553.05pt;height:21.85pt;z-index:251893248" coordsize="70237,2777" o:gfxdata="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">
-                <v:shape id="直角三角形 3" o:spid="_x0000_s1043" type="#_x0000_t6" style="position:absolute;left:37;top:2015;width:1441;height:762;rotation:180;visibility:visible;mso-wrap-style:square;v-text-anchor:top" o:gfxdata="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" fillcolor="#9a0000" stroked="f"/>
-                <v:shape id="任意多边形 2" o:spid="_x0000_s1044" style="position:absolute;width:22352;height:2070;visibility:visible;mso-wrap-style:square;v-text-anchor:middle" coordsize="1406296,288031" o:spt="100" o:gfxdata="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" adj="-11796480,,5400" path="m1093154,r77999,l1406296,288031r-77999,l1093154,xm1030297,r39620,l1305060,288031r-39620,l1030297,xm,l1007060,r235143,288031l,288031,,xe" fillcolor="#9a0000" stroked="f">
+              <v:group w14:anchorId="05D0D58B" id="组合 36" o:spid="_x0000_s1041" style="position:absolute;left:0;text-align:left;margin-left:-17.95pt;margin-top:292.5pt;width:553.05pt;height:21.85pt;z-index:251664896" coordsize="70237,2777" o:gfxdata="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">
+                <v:shape id="直角三角形 3" o:spid="_x0000_s1042" type="#_x0000_t6" style="position:absolute;left:37;top:2015;width:1441;height:762;rotation:180;visibility:visible;mso-wrap-style:square;v-text-anchor:top" o:gfxdata="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" fillcolor="#9a0000" stroked="f"/>
+                <v:shape id="任意多边形 2" o:spid="_x0000_s1043" style="position:absolute;width:12639;height:2070;visibility:visible;mso-wrap-style:square;v-text-anchor:middle" coordsize="1406296,288031" o:spt="100" o:gfxdata="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" adj="-11796480,,5400" path="m1093154,r77999,l1406296,288031r-77999,l1093154,xm1030297,r39620,l1305060,288031r-39620,l1030297,xm,l1007060,r235143,288031l,288031,,xe" fillcolor="#9a0000" stroked="f">
                   <v:stroke joinstyle="miter"/>
                   <v:formulas/>
-                  <v:path arrowok="t" o:connecttype="custom" o:connectlocs="1737485,0;1861458,0;2235200,207010;2111227,207010;1637578,0;1700551,0;2074293,207010;2011320,207010;0,0;1600645,0;1974387,207010;0,207010" o:connectangles="0,0,0,0,0,0,0,0,0,0,0,0" textboxrect="0,0,1406296,288031"/>
+                  <v:path arrowok="t" o:connecttype="custom" o:connectlocs="982480,0;1052582,0;1263919,207010;1193817,207010;925987,0;961596,0;1172932,207010;1137324,207010;0,0;905103,0;1116439,207010;0,207010" o:connectangles="0,0,0,0,0,0,0,0,0,0,0,0" textboxrect="0,0,1406296,288031"/>
                   <v:textbox inset="5.5mm,0,,0">
                     <w:txbxContent>
                       <w:p>
@@ -2762,13 +4095,13 @@
                             <w:sz w:val="24"/>
                             <w:szCs w:val="24"/>
                           </w:rPr>
-                          <w:t>科研成果与项目经历</w:t>
+                          <w:t>项目经历</w:t>
                         </w:r>
                       </w:p>
                     </w:txbxContent>
                   </v:textbox>
                 </v:shape>
-                <v:line id="直接连接符 35" o:spid="_x0000_s1045" style="position:absolute;visibility:visible;mso-wrap-style:square" from="2873,1939" to="70237,2276" o:connectortype="straight" o:gfxdata="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" strokecolor="#9a0000"/>
+                <v:line id="直接连接符 35" o:spid="_x0000_s1044" style="position:absolute;visibility:visible;mso-wrap-style:square" from="2873,1939" to="70237,2276" o:connectortype="straight" o:gfxdata="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" strokecolor="#9a0000"/>
               </v:group>
             </w:pict>
           </mc:Fallback>
@@ -2785,7 +4118,7 @@
         <mc:AlternateContent>
           <mc:Choice Requires="wps">
             <w:drawing>
-              <wp:anchor distT="0" distB="0" distL="114300" distR="114300" simplePos="0" relativeHeight="251633152" behindDoc="0" locked="0" layoutInCell="1" allowOverlap="1" wp14:anchorId="15781D64" wp14:editId="175398BD">
+              <wp:anchor distT="0" distB="0" distL="114300" distR="114300" simplePos="0" relativeHeight="251663872" behindDoc="0" locked="0" layoutInCell="1" allowOverlap="1" wp14:anchorId="15781D64" wp14:editId="175398BD">
                 <wp:simplePos x="0" y="0"/>
                 <wp:positionH relativeFrom="column">
                   <wp:posOffset>-34925</wp:posOffset>
@@ -3082,7 +4415,7 @@
           </mc:Choice>
           <mc:Fallback>
             <w:pict>
-              <v:shape w14:anchorId="15781D64" id="文本框 28" o:spid="_x0000_s1046" type="#_x0000_t202" style="position:absolute;left:0;text-align:left;margin-left:-2.75pt;margin-top:308.45pt;width:541.9pt;height:104pt;z-index:251633152;visibility:visible;mso-wrap-style:square;mso-width-percent:0;mso-height-percent:0;mso-wrap-distance-left:9pt;mso-wrap-distance-top:0;mso-wrap-distance-right:9pt;mso-wrap-distance-bottom:0;mso-position-horizontal:absolute;mso-position-horizontal-relative:text;mso-position-vertical:absolute;mso-position-vertical-relative:text;mso-width-percent:0;mso-height-percent:0;mso-width-relative:margin;mso-height-relative:margin;v-text-anchor:top" o:gfxdata="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" fillcolor="white [3201]" stroked="f" strokeweight=".5pt">
+              <v:shape w14:anchorId="15781D64" id="文本框 28" o:spid="_x0000_s1045" type="#_x0000_t202" style="position:absolute;left:0;text-align:left;margin-left:-2.75pt;margin-top:308.45pt;width:541.9pt;height:104pt;z-index:251663872;visibility:visible;mso-wrap-style:square;mso-width-percent:0;mso-height-percent:0;mso-wrap-distance-left:9pt;mso-wrap-distance-top:0;mso-wrap-distance-right:9pt;mso-wrap-distance-bottom:0;mso-position-horizontal:absolute;mso-position-horizontal-relative:text;mso-position-vertical:absolute;mso-position-vertical-relative:text;mso-width-percent:0;mso-height-percent:0;mso-width-relative:margin;mso-height-relative:margin;v-text-anchor:top" o:gfxdata="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" fillcolor="white [3201]" stroked="f" strokeweight=".5pt">
                 <v:textbox>
                   <w:txbxContent>
                     <w:p>
@@ -3340,7 +4673,7 @@
         <mc:AlternateContent>
           <mc:Choice Requires="wpg">
             <w:drawing>
-              <wp:anchor distT="0" distB="0" distL="114300" distR="114300" simplePos="0" relativeHeight="251907584" behindDoc="0" locked="0" layoutInCell="1" allowOverlap="1" wp14:anchorId="131C3947" wp14:editId="440D0622">
+              <wp:anchor distT="0" distB="0" distL="114300" distR="114300" simplePos="0" relativeHeight="251666944" behindDoc="0" locked="0" layoutInCell="1" allowOverlap="1" wp14:anchorId="131C3947" wp14:editId="6641CE85">
                 <wp:simplePos x="0" y="0"/>
                 <wp:positionH relativeFrom="column">
                   <wp:posOffset>-229235</wp:posOffset>
@@ -3537,16 +4870,7 @@
                                   <w:sz w:val="24"/>
                                   <w:szCs w:val="24"/>
                                 </w:rPr>
-                                <w:t>技能及</w:t>
-                              </w:r>
-                              <w:r>
-                                <w:rPr>
-                                  <w:rFonts w:ascii="微软雅黑" w:hAnsi="微软雅黑" w:hint="eastAsia"/>
-                                  <w:color w:val="FFFFFF"/>
-                                  <w:sz w:val="24"/>
-                                  <w:szCs w:val="24"/>
-                                </w:rPr>
-                                <w:t>获奖</w:t>
+                                <w:t>技能及获奖</w:t>
                               </w:r>
                             </w:p>
                           </w:txbxContent>
@@ -3585,9 +4909,9 @@
           </mc:Choice>
           <mc:Fallback>
             <w:pict>
-              <v:group w14:anchorId="131C3947" id="组合 46" o:spid="_x0000_s1047" style="position:absolute;left:0;text-align:left;margin-left:-18.05pt;margin-top:413.5pt;width:553.05pt;height:21.85pt;z-index:251907584" coordsize="70237,2777" o:gfxdata="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">
-                <v:shape id="直角三角形 3" o:spid="_x0000_s1048" type="#_x0000_t6" style="position:absolute;left:37;top:2015;width:1441;height:762;rotation:180;visibility:visible;mso-wrap-style:square;v-text-anchor:top" o:gfxdata="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" fillcolor="#9a0000" stroked="f"/>
-                <v:shape id="任意多边形 2" o:spid="_x0000_s1049" style="position:absolute;width:15563;height:2070;visibility:visible;mso-wrap-style:square;v-text-anchor:middle" coordsize="1406296,288031" o:spt="100" o:gfxdata="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" adj="-11796480,,5400" path="m1093154,r77999,l1406296,288031r-77999,l1093154,xm1030297,r39620,l1305060,288031r-39620,l1030297,xm,l1007060,r235143,288031l,288031,,xe" fillcolor="#9a0000" stroked="f">
+              <v:group w14:anchorId="131C3947" id="组合 46" o:spid="_x0000_s1046" style="position:absolute;left:0;text-align:left;margin-left:-18.05pt;margin-top:413.5pt;width:553.05pt;height:21.85pt;z-index:251666944" coordsize="70237,2777" o:gfxdata="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">
+                <v:shape id="直角三角形 3" o:spid="_x0000_s1047" type="#_x0000_t6" style="position:absolute;left:37;top:2015;width:1441;height:762;rotation:180;visibility:visible;mso-wrap-style:square;v-text-anchor:top" o:gfxdata="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" fillcolor="#9a0000" stroked="f"/>
+                <v:shape id="任意多边形 2" o:spid="_x0000_s1048" style="position:absolute;width:15563;height:2070;visibility:visible;mso-wrap-style:square;v-text-anchor:middle" coordsize="1406296,288031" o:spt="100" o:gfxdata="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" adj="-11796480,,5400" path="m1093154,r77999,l1406296,288031r-77999,l1093154,xm1030297,r39620,l1305060,288031r-39620,l1030297,xm,l1007060,r235143,288031l,288031,,xe" fillcolor="#9a0000" stroked="f">
                   <v:stroke joinstyle="miter"/>
                   <v:formulas/>
                   <v:path arrowok="t" o:connecttype="custom" o:connectlocs="1209792,0;1296114,0;1556346,207010;1470025,207010;1140228,0;1184076,0;1444308,207010;1400461,207010;0,0;1114512,0;1374744,207010;0,207010" o:connectangles="0,0,0,0,0,0,0,0,0,0,0,0" textboxrect="0,0,1406296,288031"/>
@@ -3612,22 +4936,13 @@
                             <w:sz w:val="24"/>
                             <w:szCs w:val="24"/>
                           </w:rPr>
-                          <w:t>技能及</w:t>
-                        </w:r>
-                        <w:r>
-                          <w:rPr>
-                            <w:rFonts w:ascii="微软雅黑" w:hAnsi="微软雅黑" w:hint="eastAsia"/>
-                            <w:color w:val="FFFFFF"/>
-                            <w:sz w:val="24"/>
-                            <w:szCs w:val="24"/>
-                          </w:rPr>
-                          <w:t>获奖</w:t>
+                          <w:t>技能及获奖</w:t>
                         </w:r>
                       </w:p>
                     </w:txbxContent>
                   </v:textbox>
                 </v:shape>
-                <v:line id="直接连接符 49" o:spid="_x0000_s1050" style="position:absolute;visibility:visible;mso-wrap-style:square" from="2873,1939" to="70237,2276" o:connectortype="straight" o:gfxdata="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" strokecolor="#9a0000"/>
+                <v:line id="直接连接符 49" o:spid="_x0000_s1049" style="position:absolute;visibility:visible;mso-wrap-style:square" from="2873,1939" to="70237,2276" o:connectortype="straight" o:gfxdata="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" strokecolor="#9a0000"/>
               </v:group>
             </w:pict>
           </mc:Fallback>
@@ -3644,1523 +4959,7 @@
         <mc:AlternateContent>
           <mc:Choice Requires="wps">
             <w:drawing>
-              <wp:anchor distT="0" distB="0" distL="114300" distR="114300" simplePos="0" relativeHeight="251520512" behindDoc="0" locked="0" layoutInCell="1" allowOverlap="1" wp14:anchorId="154BF59E" wp14:editId="0EC672FC">
-                <wp:simplePos x="0" y="0"/>
-                <wp:positionH relativeFrom="column">
-                  <wp:posOffset>-75231</wp:posOffset>
-                </wp:positionH>
-                <wp:positionV relativeFrom="page">
-                  <wp:posOffset>3607835</wp:posOffset>
-                </wp:positionV>
-                <wp:extent cx="6965950" cy="2082800"/>
-                <wp:effectExtent l="0" t="0" r="0" b="6350"/>
-                <wp:wrapNone/>
-                <wp:docPr id="27" name="文本框 2"/>
-                <wp:cNvGraphicFramePr>
-                  <a:graphicFrameLocks xmlns:a="http://schemas.openxmlformats.org/drawingml/2006/main"/>
-                </wp:cNvGraphicFramePr>
-                <a:graphic xmlns:a="http://schemas.openxmlformats.org/drawingml/2006/main">
-                  <a:graphicData uri="http://schemas.microsoft.com/office/word/2010/wordprocessingShape">
-                    <wps:wsp>
-                      <wps:cNvSpPr txBox="1">
-                        <a:spLocks noChangeArrowheads="1"/>
-                      </wps:cNvSpPr>
-                      <wps:spPr bwMode="auto">
-                        <a:xfrm>
-                          <a:off x="0" y="0"/>
-                          <a:ext cx="6965950" cy="2082800"/>
-                        </a:xfrm>
-                        <a:prstGeom prst="rect">
-                          <a:avLst/>
-                        </a:prstGeom>
-                        <a:noFill/>
-                        <a:ln w="9525">
-                          <a:noFill/>
-                          <a:miter lim="800000"/>
-                        </a:ln>
-                        <a:effectLst/>
-                      </wps:spPr>
-                      <wps:txbx>
-                        <w:txbxContent>
-                          <w:p>
-                            <w:pPr>
-                              <w:adjustRightInd w:val="0"/>
-                              <w:snapToGrid w:val="0"/>
-                              <w:rPr>
-                                <w:rFonts w:ascii="微软雅黑" w:hAnsi="微软雅黑" w:hint="eastAsia"/>
-                                <w:color w:val="414141"/>
-                                <w:sz w:val="20"/>
-                                <w:szCs w:val="20"/>
-                              </w:rPr>
-                            </w:pPr>
-                            <w:r>
-                              <w:rPr>
-                                <w:rFonts w:ascii="微软雅黑" w:hAnsi="微软雅黑"/>
-                                <w:b/>
-                                <w:bCs/>
-                                <w:color w:val="414141"/>
-                                <w:sz w:val="20"/>
-                                <w:szCs w:val="20"/>
-                              </w:rPr>
-                              <w:t>LLM-Guided Belief Planning for Online Semantic Exploration and Task Execution</w:t>
-                            </w:r>
-                            <w:r>
-                              <w:rPr>
-                                <w:rFonts w:ascii="微软雅黑" w:hAnsi="微软雅黑" w:hint="eastAsia"/>
-                                <w:b/>
-                                <w:bCs/>
-                                <w:color w:val="414141"/>
-                                <w:sz w:val="20"/>
-                                <w:szCs w:val="20"/>
-                              </w:rPr>
-                              <w:t xml:space="preserve"> </w:t>
-                            </w:r>
-                            <w:r>
-                              <w:rPr>
-                                <w:rFonts w:ascii="微软雅黑" w:hAnsi="微软雅黑" w:hint="eastAsia"/>
-                                <w:b/>
-                                <w:bCs/>
-                                <w:color w:val="414141"/>
-                                <w:sz w:val="20"/>
-                                <w:szCs w:val="20"/>
-                              </w:rPr>
-                              <w:t xml:space="preserve">     </w:t>
-                            </w:r>
-                            <w:r>
-                              <w:rPr>
-                                <w:rFonts w:ascii="微软雅黑" w:hAnsi="微软雅黑" w:hint="eastAsia"/>
-                                <w:color w:val="414141"/>
-                                <w:sz w:val="20"/>
-                                <w:szCs w:val="20"/>
-                              </w:rPr>
-                              <w:t>IEEE CAC（</w:t>
-                            </w:r>
-                            <w:r>
-                              <w:rPr>
-                                <w:rFonts w:ascii="微软雅黑" w:hAnsi="微软雅黑" w:hint="eastAsia"/>
-                                <w:color w:val="414141"/>
-                                <w:sz w:val="20"/>
-                                <w:szCs w:val="20"/>
-                              </w:rPr>
-                              <w:t>在投</w:t>
-                            </w:r>
-                            <w:r>
-                              <w:rPr>
-                                <w:rFonts w:ascii="微软雅黑" w:hAnsi="微软雅黑" w:hint="eastAsia"/>
-                                <w:color w:val="414141"/>
-                                <w:sz w:val="20"/>
-                                <w:szCs w:val="20"/>
-                              </w:rPr>
-                              <w:t>，</w:t>
-                            </w:r>
-                            <w:proofErr w:type="gramStart"/>
-                            <w:r>
-                              <w:rPr>
-                                <w:rFonts w:ascii="微软雅黑" w:hAnsi="微软雅黑" w:hint="eastAsia"/>
-                                <w:color w:val="414141"/>
-                                <w:sz w:val="20"/>
-                                <w:szCs w:val="20"/>
-                              </w:rPr>
-                              <w:t>一</w:t>
-                            </w:r>
-                            <w:proofErr w:type="gramEnd"/>
-                            <w:r>
-                              <w:rPr>
-                                <w:rFonts w:ascii="微软雅黑" w:hAnsi="微软雅黑" w:hint="eastAsia"/>
-                                <w:color w:val="414141"/>
-                                <w:sz w:val="20"/>
-                                <w:szCs w:val="20"/>
-                              </w:rPr>
-                              <w:t>作</w:t>
-                            </w:r>
-                            <w:r>
-                              <w:rPr>
-                                <w:rFonts w:ascii="微软雅黑" w:hAnsi="微软雅黑" w:hint="eastAsia"/>
-                                <w:color w:val="414141"/>
-                                <w:sz w:val="20"/>
-                                <w:szCs w:val="20"/>
-                              </w:rPr>
-                              <w:t>）</w:t>
-                            </w:r>
-                          </w:p>
-                          <w:p>
-                            <w:pPr>
-                              <w:pStyle w:val="a9"/>
-                              <w:numPr>
-                                <w:ilvl w:val="0"/>
-                                <w:numId w:val="5"/>
-                              </w:numPr>
-                              <w:adjustRightInd w:val="0"/>
-                              <w:snapToGrid w:val="0"/>
-                              <w:ind w:firstLineChars="0"/>
-                              <w:rPr>
-                                <w:rFonts w:ascii="微软雅黑" w:hAnsi="微软雅黑" w:hint="eastAsia"/>
-                                <w:color w:val="414141"/>
-                                <w:sz w:val="18"/>
-                                <w:szCs w:val="18"/>
-                              </w:rPr>
-                            </w:pPr>
-                            <w:r>
-                              <w:rPr>
-                                <w:rFonts w:ascii="微软雅黑" w:hAnsi="微软雅黑"/>
-                                <w:color w:val="414141"/>
-                                <w:sz w:val="18"/>
-                                <w:szCs w:val="18"/>
-                              </w:rPr>
-                              <w:t>构建融合 LLM 语义先验与层级</w:t>
-                            </w:r>
-                            <w:r>
-                              <w:rPr>
-                                <w:rFonts w:ascii="微软雅黑" w:hAnsi="微软雅黑" w:hint="eastAsia"/>
-                                <w:color w:val="414141"/>
-                                <w:sz w:val="18"/>
-                                <w:szCs w:val="18"/>
-                              </w:rPr>
-                              <w:t>置信空间规划</w:t>
-                            </w:r>
-                            <w:r>
-                              <w:rPr>
-                                <w:rFonts w:ascii="微软雅黑" w:hAnsi="微软雅黑"/>
-                                <w:color w:val="414141"/>
-                                <w:sz w:val="18"/>
-                                <w:szCs w:val="18"/>
-                              </w:rPr>
-                              <w:t>的在线决策框架，面向部分已知环境下的目标搜索与时序任务执行，联合优化</w:t>
-                            </w:r>
-                            <w:r>
-                              <w:rPr>
-                                <w:rFonts w:ascii="微软雅黑" w:hAnsi="微软雅黑" w:hint="eastAsia"/>
-                                <w:color w:val="414141"/>
-                                <w:sz w:val="18"/>
-                                <w:szCs w:val="18"/>
-                              </w:rPr>
-                              <w:t>语义探索</w:t>
-                            </w:r>
-                            <w:r>
-                              <w:rPr>
-                                <w:rFonts w:ascii="微软雅黑" w:hAnsi="微软雅黑"/>
-                                <w:color w:val="414141"/>
-                                <w:sz w:val="18"/>
-                                <w:szCs w:val="18"/>
-                              </w:rPr>
-                              <w:t>与任务完成代价，减少无效搜索、重复规划和 LLM 调用开销。</w:t>
-                            </w:r>
-                          </w:p>
-                          <w:p>
-                            <w:pPr>
-                              <w:adjustRightInd w:val="0"/>
-                              <w:snapToGrid w:val="0"/>
-                              <w:rPr>
-                                <w:rFonts w:ascii="微软雅黑" w:hAnsi="微软雅黑" w:hint="eastAsia"/>
-                                <w:b/>
-                                <w:bCs/>
-                                <w:color w:val="414141"/>
-                                <w:sz w:val="20"/>
-                                <w:szCs w:val="20"/>
-                              </w:rPr>
-                            </w:pPr>
-                            <w:r>
-                              <w:rPr>
-                                <w:rFonts w:ascii="微软雅黑" w:hAnsi="微软雅黑"/>
-                                <w:b/>
-                                <w:bCs/>
-                                <w:color w:val="414141"/>
-                                <w:sz w:val="20"/>
-                                <w:szCs w:val="20"/>
-                              </w:rPr>
-                              <w:t>SHARP: Safety-aware Hierarchical Autonomous Robotic Planning for in vivo surgery</w:t>
-                            </w:r>
-                            <w:r>
-                              <w:rPr>
-                                <w:rFonts w:ascii="微软雅黑" w:hAnsi="微软雅黑" w:hint="eastAsia"/>
-                                <w:b/>
-                                <w:bCs/>
-                                <w:color w:val="414141"/>
-                                <w:sz w:val="20"/>
-                                <w:szCs w:val="20"/>
-                              </w:rPr>
-                              <w:t xml:space="preserve"> </w:t>
-                            </w:r>
-                            <w:r>
-                              <w:rPr>
-                                <w:rFonts w:ascii="微软雅黑" w:hAnsi="微软雅黑" w:hint="eastAsia"/>
-                                <w:i/>
-                                <w:iCs/>
-                                <w:color w:val="414141"/>
-                                <w:sz w:val="20"/>
-                                <w:szCs w:val="20"/>
-                              </w:rPr>
-                              <w:t>Science Robotics</w:t>
-                            </w:r>
-                            <w:r>
-                              <w:rPr>
-                                <w:rFonts w:ascii="微软雅黑" w:hAnsi="微软雅黑" w:hint="eastAsia"/>
-                                <w:color w:val="414141"/>
-                                <w:sz w:val="20"/>
-                                <w:szCs w:val="20"/>
-                              </w:rPr>
-                              <w:t>（</w:t>
-                            </w:r>
-                            <w:r>
-                              <w:rPr>
-                                <w:rFonts w:ascii="微软雅黑" w:hAnsi="微软雅黑" w:hint="eastAsia"/>
-                                <w:color w:val="414141"/>
-                                <w:sz w:val="20"/>
-                                <w:szCs w:val="20"/>
-                              </w:rPr>
-                              <w:t>在投</w:t>
-                            </w:r>
-                            <w:r>
-                              <w:rPr>
-                                <w:rFonts w:ascii="微软雅黑" w:hAnsi="微软雅黑" w:hint="eastAsia"/>
-                                <w:color w:val="414141"/>
-                                <w:sz w:val="20"/>
-                                <w:szCs w:val="20"/>
-                              </w:rPr>
-                              <w:t>，</w:t>
-                            </w:r>
-                            <w:r>
-                              <w:rPr>
-                                <w:rFonts w:ascii="微软雅黑" w:hAnsi="微软雅黑" w:hint="eastAsia"/>
-                                <w:color w:val="414141"/>
-                                <w:sz w:val="20"/>
-                                <w:szCs w:val="20"/>
-                              </w:rPr>
-                              <w:t>三作</w:t>
-                            </w:r>
-                            <w:r>
-                              <w:rPr>
-                                <w:rFonts w:ascii="微软雅黑" w:hAnsi="微软雅黑" w:hint="eastAsia"/>
-                                <w:color w:val="414141"/>
-                                <w:sz w:val="20"/>
-                                <w:szCs w:val="20"/>
-                              </w:rPr>
-                              <w:t>）</w:t>
-                            </w:r>
-                          </w:p>
-                          <w:p>
-                            <w:pPr>
-                              <w:pStyle w:val="a9"/>
-                              <w:numPr>
-                                <w:ilvl w:val="0"/>
-                                <w:numId w:val="5"/>
-                              </w:numPr>
-                              <w:adjustRightInd w:val="0"/>
-                              <w:snapToGrid w:val="0"/>
-                              <w:ind w:firstLineChars="0"/>
-                              <w:rPr>
-                                <w:rFonts w:ascii="微软雅黑" w:hAnsi="微软雅黑" w:hint="eastAsia"/>
-                                <w:color w:val="414141"/>
-                                <w:sz w:val="18"/>
-                                <w:szCs w:val="18"/>
-                              </w:rPr>
-                            </w:pPr>
-                            <w:r>
-                              <w:rPr>
-                                <w:rFonts w:ascii="微软雅黑" w:hAnsi="微软雅黑"/>
-                                <w:color w:val="414141"/>
-                                <w:sz w:val="18"/>
-                                <w:szCs w:val="18"/>
-                              </w:rPr>
-                              <w:t>参与构建面向活体微创手术的</w:t>
-                            </w:r>
-                            <w:r>
-                              <w:rPr>
-                                <w:rFonts w:ascii="微软雅黑" w:hAnsi="微软雅黑" w:hint="eastAsia"/>
-                                <w:color w:val="414141"/>
-                                <w:sz w:val="18"/>
-                                <w:szCs w:val="18"/>
-                              </w:rPr>
-                              <w:t>安全感知的分层规划</w:t>
-                            </w:r>
-                            <w:r>
-                              <w:rPr>
-                                <w:rFonts w:ascii="微软雅黑" w:hAnsi="微软雅黑"/>
-                                <w:color w:val="414141"/>
-                                <w:sz w:val="18"/>
-                                <w:szCs w:val="18"/>
-                              </w:rPr>
-                              <w:t>框架，设计“</w:t>
-                            </w:r>
-                            <w:r>
-                              <w:rPr>
-                                <w:rFonts w:ascii="微软雅黑" w:hAnsi="微软雅黑" w:hint="eastAsia"/>
-                                <w:color w:val="414141"/>
-                                <w:sz w:val="18"/>
-                                <w:szCs w:val="18"/>
-                              </w:rPr>
-                              <w:t>任务规划</w:t>
-                            </w:r>
-                            <w:r>
-                              <w:rPr>
-                                <w:rFonts w:ascii="微软雅黑" w:hAnsi="微软雅黑"/>
-                                <w:color w:val="414141"/>
-                                <w:sz w:val="18"/>
-                                <w:szCs w:val="18"/>
-                              </w:rPr>
-                              <w:t>-</w:t>
-                            </w:r>
-                            <w:r>
-                              <w:rPr>
-                                <w:rFonts w:ascii="微软雅黑" w:hAnsi="微软雅黑" w:hint="eastAsia"/>
-                                <w:color w:val="414141"/>
-                                <w:sz w:val="18"/>
-                                <w:szCs w:val="18"/>
-                              </w:rPr>
-                              <w:t>异常监测</w:t>
-                            </w:r>
-                            <w:r>
-                              <w:rPr>
-                                <w:rFonts w:ascii="微软雅黑" w:hAnsi="微软雅黑"/>
-                                <w:color w:val="414141"/>
-                                <w:sz w:val="18"/>
-                                <w:szCs w:val="18"/>
-                              </w:rPr>
-                              <w:t>-</w:t>
-                            </w:r>
-                            <w:r>
-                              <w:rPr>
-                                <w:rFonts w:ascii="微软雅黑" w:hAnsi="微软雅黑" w:hint="eastAsia"/>
-                                <w:color w:val="414141"/>
-                                <w:sz w:val="18"/>
-                                <w:szCs w:val="18"/>
-                              </w:rPr>
-                              <w:t>恢复执行</w:t>
-                            </w:r>
-                            <w:r>
-                              <w:rPr>
-                                <w:rFonts w:ascii="微软雅黑" w:hAnsi="微软雅黑"/>
-                                <w:color w:val="414141"/>
-                                <w:sz w:val="18"/>
-                                <w:szCs w:val="18"/>
-                              </w:rPr>
-                              <w:t>”闭环，融合内窥镜图像、腕部相机、机器人状态与呼吸相位信息，支持胆囊管/胆囊动脉夹闭切断过程中的异常识别、风险抑制与在线恢复。</w:t>
-                            </w:r>
-                          </w:p>
-                          <w:p>
-                            <w:pPr>
-                              <w:adjustRightInd w:val="0"/>
-                              <w:snapToGrid w:val="0"/>
-                              <w:ind w:left="8900" w:hangingChars="4450" w:hanging="8900"/>
-                              <w:rPr>
-                                <w:rFonts w:ascii="微软雅黑" w:hAnsi="微软雅黑"/>
-                                <w:b/>
-                                <w:bCs/>
-                                <w:color w:val="414141"/>
-                                <w:sz w:val="20"/>
-                                <w:szCs w:val="20"/>
-                              </w:rPr>
-                            </w:pPr>
-                            <w:r>
-                              <w:rPr>
-                                <w:rFonts w:ascii="微软雅黑" w:hAnsi="微软雅黑"/>
-                                <w:b/>
-                                <w:bCs/>
-                                <w:color w:val="414141"/>
-                                <w:sz w:val="20"/>
-                                <w:szCs w:val="20"/>
-                              </w:rPr>
-                              <w:t>Melding LLM and temporal logic for reliable human-swarm collaboration in complex environments</w:t>
-                            </w:r>
-                          </w:p>
-                          <w:p>
-                            <w:pPr>
-                              <w:adjustRightInd w:val="0"/>
-                              <w:snapToGrid w:val="0"/>
-                              <w:ind w:firstLineChars="3950" w:firstLine="7900"/>
-                              <w:rPr>
-                                <w:rFonts w:ascii="微软雅黑" w:hAnsi="微软雅黑" w:hint="eastAsia"/>
-                                <w:color w:val="414141"/>
-                                <w:sz w:val="20"/>
-                                <w:szCs w:val="20"/>
-                              </w:rPr>
-                            </w:pPr>
-                            <w:r>
-                              <w:rPr>
-                                <w:rFonts w:ascii="微软雅黑" w:hAnsi="微软雅黑" w:hint="eastAsia"/>
-                                <w:i/>
-                                <w:iCs/>
-                                <w:color w:val="414141"/>
-                                <w:sz w:val="20"/>
-                                <w:szCs w:val="20"/>
-                              </w:rPr>
-                              <w:t>Science Robotics</w:t>
-                            </w:r>
-                            <w:r>
-                              <w:rPr>
-                                <w:rFonts w:ascii="微软雅黑" w:hAnsi="微软雅黑" w:hint="eastAsia"/>
-                                <w:color w:val="414141"/>
-                                <w:sz w:val="20"/>
-                                <w:szCs w:val="20"/>
-                              </w:rPr>
-                              <w:t>（</w:t>
-                            </w:r>
-                            <w:r>
-                              <w:rPr>
-                                <w:rFonts w:ascii="微软雅黑" w:hAnsi="微软雅黑" w:hint="eastAsia"/>
-                                <w:color w:val="414141"/>
-                                <w:sz w:val="20"/>
-                                <w:szCs w:val="20"/>
-                              </w:rPr>
-                              <w:t>在投</w:t>
-                            </w:r>
-                            <w:r>
-                              <w:rPr>
-                                <w:rFonts w:ascii="微软雅黑" w:hAnsi="微软雅黑" w:hint="eastAsia"/>
-                                <w:color w:val="414141"/>
-                                <w:sz w:val="20"/>
-                                <w:szCs w:val="20"/>
-                              </w:rPr>
-                              <w:t>，</w:t>
-                            </w:r>
-                            <w:r>
-                              <w:rPr>
-                                <w:rFonts w:ascii="微软雅黑" w:hAnsi="微软雅黑" w:hint="eastAsia"/>
-                                <w:color w:val="414141"/>
-                                <w:sz w:val="20"/>
-                                <w:szCs w:val="20"/>
-                              </w:rPr>
-                              <w:t>五作</w:t>
-                            </w:r>
-                            <w:r>
-                              <w:rPr>
-                                <w:rFonts w:ascii="微软雅黑" w:hAnsi="微软雅黑" w:hint="eastAsia"/>
-                                <w:color w:val="414141"/>
-                                <w:sz w:val="20"/>
-                                <w:szCs w:val="20"/>
-                              </w:rPr>
-                              <w:t>）</w:t>
-                            </w:r>
-                          </w:p>
-                          <w:p>
-                            <w:pPr>
-                              <w:pStyle w:val="a9"/>
-                              <w:numPr>
-                                <w:ilvl w:val="0"/>
-                                <w:numId w:val="5"/>
-                              </w:numPr>
-                              <w:adjustRightInd w:val="0"/>
-                              <w:snapToGrid w:val="0"/>
-                              <w:ind w:firstLineChars="0"/>
-                              <w:rPr>
-                                <w:rFonts w:ascii="微软雅黑" w:hAnsi="微软雅黑" w:hint="eastAsia"/>
-                                <w:color w:val="414141"/>
-                                <w:sz w:val="18"/>
-                                <w:szCs w:val="18"/>
-                              </w:rPr>
-                            </w:pPr>
-                            <w:r>
-                              <w:rPr>
-                                <w:rFonts w:ascii="微软雅黑" w:hAnsi="微软雅黑"/>
-                                <w:color w:val="414141"/>
-                                <w:sz w:val="18"/>
-                                <w:szCs w:val="18"/>
-                              </w:rPr>
-                              <w:t>参与设计 LLM 与</w:t>
-                            </w:r>
-                            <w:r>
-                              <w:rPr>
-                                <w:rFonts w:ascii="微软雅黑" w:hAnsi="微软雅黑" w:hint="eastAsia"/>
-                                <w:color w:val="414141"/>
-                                <w:sz w:val="18"/>
-                                <w:szCs w:val="18"/>
-                              </w:rPr>
-                              <w:t>时序逻辑</w:t>
-                            </w:r>
-                            <w:r>
-                              <w:rPr>
-                                <w:rFonts w:ascii="微软雅黑" w:hAnsi="微软雅黑"/>
-                                <w:color w:val="414141"/>
-                                <w:sz w:val="18"/>
-                                <w:szCs w:val="18"/>
-                              </w:rPr>
-                              <w:t>融合的群体机器人协同框架，构建“</w:t>
-                            </w:r>
-                            <w:r>
-                              <w:rPr>
-                                <w:rFonts w:ascii="微软雅黑" w:hAnsi="微软雅黑" w:hint="eastAsia"/>
-                                <w:color w:val="414141"/>
-                                <w:sz w:val="18"/>
-                                <w:szCs w:val="18"/>
-                              </w:rPr>
-                              <w:t>自然语言理解</w:t>
-                            </w:r>
-                            <w:r>
-                              <w:rPr>
-                                <w:rFonts w:ascii="微软雅黑" w:hAnsi="微软雅黑"/>
-                                <w:color w:val="414141"/>
-                                <w:sz w:val="18"/>
-                                <w:szCs w:val="18"/>
-                              </w:rPr>
-                              <w:t>-</w:t>
-                            </w:r>
-                            <w:r>
-                              <w:rPr>
-                                <w:rFonts w:ascii="微软雅黑" w:hAnsi="微软雅黑" w:hint="eastAsia"/>
-                                <w:color w:val="414141"/>
-                                <w:sz w:val="18"/>
-                                <w:szCs w:val="18"/>
-                              </w:rPr>
-                              <w:t>形式化建模-任务规划</w:t>
-                            </w:r>
-                            <w:r>
-                              <w:rPr>
-                                <w:rFonts w:ascii="微软雅黑" w:hAnsi="微软雅黑"/>
-                                <w:color w:val="414141"/>
-                                <w:sz w:val="18"/>
-                                <w:szCs w:val="18"/>
-                              </w:rPr>
-                              <w:t>”闭环，将自然语言任务转化为形式化约束与可执行规划策略，实现开放动态环境下异构机器人集群的可靠任务规划与人在环交互。</w:t>
-                            </w:r>
-                          </w:p>
-                          <w:p>
-                            <w:pPr>
-                              <w:pStyle w:val="12"/>
-                              <w:adjustRightInd w:val="0"/>
-                              <w:snapToGrid w:val="0"/>
-                              <w:ind w:firstLineChars="0" w:firstLine="0"/>
-                              <w:rPr>
-                                <w:rFonts w:ascii="微软雅黑" w:hAnsi="微软雅黑" w:hint="eastAsia"/>
-                                <w:color w:val="414141"/>
-                                <w:sz w:val="20"/>
-                                <w:szCs w:val="20"/>
-                              </w:rPr>
-                            </w:pPr>
-                            <w:r>
-                              <w:rPr>
-                                <w:rFonts w:ascii="微软雅黑" w:eastAsia="微软雅黑" w:hAnsi="微软雅黑" w:hint="eastAsia"/>
-                                <w:b/>
-                                <w:bCs/>
-                                <w:color w:val="414141"/>
-                                <w:sz w:val="20"/>
-                                <w:szCs w:val="20"/>
-                              </w:rPr>
-                              <w:t>Formal Logic-based Cooperative Task Planning for Multi-robot Systems: Survey of Recent Advances and Future</w:t>
-                            </w:r>
-                            <w:r>
-                              <w:rPr>
-                                <w:rFonts w:ascii="微软雅黑" w:eastAsia="微软雅黑" w:hAnsi="微软雅黑" w:hint="eastAsia"/>
-                                <w:b/>
-                                <w:bCs/>
-                                <w:color w:val="414141"/>
-                                <w:sz w:val="20"/>
-                                <w:szCs w:val="20"/>
-                              </w:rPr>
-                              <w:t xml:space="preserve"> </w:t>
-                            </w:r>
-                            <w:r>
-                              <w:rPr>
-                                <w:rFonts w:ascii="微软雅黑" w:eastAsia="微软雅黑" w:hAnsi="微软雅黑" w:hint="eastAsia"/>
-                                <w:b/>
-                                <w:bCs/>
-                                <w:color w:val="414141"/>
-                                <w:sz w:val="20"/>
-                                <w:szCs w:val="20"/>
-                              </w:rPr>
-                              <w:t xml:space="preserve">Directions                      </w:t>
-                            </w:r>
-                            <w:r>
-                              <w:rPr>
-                                <w:rFonts w:ascii="微软雅黑" w:eastAsia="微软雅黑" w:hAnsi="微软雅黑" w:hint="eastAsia"/>
-                                <w:b/>
-                                <w:bCs/>
-                                <w:color w:val="414141"/>
-                                <w:sz w:val="20"/>
-                                <w:szCs w:val="20"/>
-                              </w:rPr>
-                              <w:t xml:space="preserve">       </w:t>
-                            </w:r>
-                            <w:r>
-                              <w:rPr>
-                                <w:rFonts w:ascii="微软雅黑" w:eastAsia="微软雅黑" w:hAnsi="微软雅黑" w:hint="eastAsia"/>
-                                <w:b/>
-                                <w:bCs/>
-                                <w:color w:val="414141"/>
-                                <w:sz w:val="20"/>
-                                <w:szCs w:val="20"/>
-                              </w:rPr>
-                              <w:t xml:space="preserve">                       </w:t>
-                            </w:r>
-                            <w:r>
-                              <w:rPr>
-                                <w:rFonts w:ascii="微软雅黑" w:hAnsi="微软雅黑" w:hint="eastAsia"/>
-                                <w:i/>
-                                <w:iCs/>
-                                <w:color w:val="414141"/>
-                                <w:sz w:val="20"/>
-                                <w:szCs w:val="20"/>
-                              </w:rPr>
-                              <w:t xml:space="preserve">Acta </w:t>
-                            </w:r>
-                            <w:proofErr w:type="spellStart"/>
-                            <w:r>
-                              <w:rPr>
-                                <w:rFonts w:ascii="微软雅黑" w:hAnsi="微软雅黑" w:hint="eastAsia"/>
-                                <w:i/>
-                                <w:iCs/>
-                                <w:color w:val="414141"/>
-                                <w:sz w:val="20"/>
-                                <w:szCs w:val="20"/>
-                              </w:rPr>
-                              <w:t>Automatica</w:t>
-                            </w:r>
-                            <w:proofErr w:type="spellEnd"/>
-                            <w:r>
-                              <w:rPr>
-                                <w:rFonts w:ascii="微软雅黑" w:hAnsi="微软雅黑" w:hint="eastAsia"/>
-                                <w:i/>
-                                <w:iCs/>
-                                <w:color w:val="414141"/>
-                                <w:sz w:val="20"/>
-                                <w:szCs w:val="20"/>
-                              </w:rPr>
-                              <w:t xml:space="preserve"> </w:t>
-                            </w:r>
-                            <w:proofErr w:type="spellStart"/>
-                            <w:r>
-                              <w:rPr>
-                                <w:rFonts w:ascii="微软雅黑" w:hAnsi="微软雅黑" w:hint="eastAsia"/>
-                                <w:i/>
-                                <w:iCs/>
-                                <w:color w:val="414141"/>
-                                <w:sz w:val="20"/>
-                                <w:szCs w:val="20"/>
-                              </w:rPr>
-                              <w:t>Sinica</w:t>
-                            </w:r>
-                            <w:proofErr w:type="spellEnd"/>
-                            <w:r>
-                              <w:rPr>
-                                <w:rFonts w:ascii="微软雅黑" w:hAnsi="微软雅黑" w:hint="eastAsia"/>
-                                <w:color w:val="414141"/>
-                                <w:sz w:val="20"/>
-                                <w:szCs w:val="20"/>
-                              </w:rPr>
-                              <w:t>（见刊，学生三作）</w:t>
-                            </w:r>
-                          </w:p>
-                          <w:p>
-                            <w:pPr>
-                              <w:pStyle w:val="12"/>
-                              <w:numPr>
-                                <w:ilvl w:val="0"/>
-                                <w:numId w:val="5"/>
-                              </w:numPr>
-                              <w:adjustRightInd w:val="0"/>
-                              <w:snapToGrid w:val="0"/>
-                              <w:ind w:firstLineChars="0"/>
-                              <w:rPr>
-                                <w:rFonts w:ascii="微软雅黑" w:eastAsia="微软雅黑" w:hAnsi="微软雅黑" w:hint="eastAsia"/>
-                                <w:color w:val="414141"/>
-                                <w:sz w:val="18"/>
-                                <w:szCs w:val="18"/>
-                              </w:rPr>
-                            </w:pPr>
-                            <w:r>
-                              <w:rPr>
-                                <w:rFonts w:ascii="微软雅黑" w:eastAsia="微软雅黑" w:hAnsi="微软雅黑"/>
-                                <w:color w:val="414141"/>
-                                <w:sz w:val="18"/>
-                                <w:szCs w:val="18"/>
-                              </w:rPr>
-                              <w:t>系统梳理基于 LTL/STL 的多机器人协同任务规划方法，归纳</w:t>
-                            </w:r>
-                            <w:r>
-                              <w:rPr>
-                                <w:rFonts w:ascii="微软雅黑" w:eastAsia="微软雅黑" w:hAnsi="微软雅黑" w:hint="eastAsia"/>
-                                <w:color w:val="414141"/>
-                                <w:sz w:val="18"/>
-                                <w:szCs w:val="18"/>
-                              </w:rPr>
-                              <w:t>基于自动机的规划</w:t>
-                            </w:r>
-                            <w:r>
-                              <w:rPr>
-                                <w:rFonts w:ascii="微软雅黑" w:eastAsia="微软雅黑" w:hAnsi="微软雅黑"/>
-                                <w:color w:val="414141"/>
-                                <w:sz w:val="18"/>
-                                <w:szCs w:val="18"/>
-                              </w:rPr>
-                              <w:t>、约束优化、分布式控制与在线重规划等典型技术路线，重点总结</w:t>
-                            </w:r>
-                            <w:r>
-                              <w:rPr>
-                                <w:rFonts w:ascii="微软雅黑" w:eastAsia="微软雅黑" w:hAnsi="微软雅黑" w:hint="eastAsia"/>
-                                <w:color w:val="414141"/>
-                                <w:sz w:val="18"/>
-                                <w:szCs w:val="18"/>
-                              </w:rPr>
-                              <w:t>形式化方法</w:t>
-                            </w:r>
-                            <w:r>
-                              <w:rPr>
-                                <w:rFonts w:ascii="微软雅黑" w:eastAsia="微软雅黑" w:hAnsi="微软雅黑"/>
-                                <w:color w:val="414141"/>
-                                <w:sz w:val="18"/>
-                                <w:szCs w:val="18"/>
-                              </w:rPr>
-                              <w:t>与 LLM 融合的闭环规划趋势。</w:t>
-                            </w:r>
-                          </w:p>
-                        </w:txbxContent>
-                      </wps:txbx>
-                      <wps:bodyPr rot="0" vert="horz" wrap="square" lIns="91440" tIns="45720" rIns="91440" bIns="45720" anchor="ctr" anchorCtr="0">
-                        <a:spAutoFit/>
-                      </wps:bodyPr>
-                    </wps:wsp>
-                  </a:graphicData>
-                </a:graphic>
-                <wp14:sizeRelH relativeFrom="margin">
-                  <wp14:pctWidth>0</wp14:pctWidth>
-                </wp14:sizeRelH>
-              </wp:anchor>
-            </w:drawing>
-          </mc:Choice>
-          <mc:Fallback>
-            <w:pict>
-              <v:shape w14:anchorId="154BF59E" id="_x0000_s1051" type="#_x0000_t202" style="position:absolute;left:0;text-align:left;margin-left:-5.9pt;margin-top:284.1pt;width:548.5pt;height:164pt;z-index:251520512;visibility:visible;mso-wrap-style:square;mso-width-percent:0;mso-wrap-distance-left:9pt;mso-wrap-distance-top:0;mso-wrap-distance-right:9pt;mso-wrap-distance-bottom:0;mso-position-horizontal:absolute;mso-position-horizontal-relative:text;mso-position-vertical:absolute;mso-position-vertical-relative:page;mso-width-percent:0;mso-width-relative:margin;v-text-anchor:middle" o:gfxdata="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" filled="f" stroked="f">
-                <v:textbox style="mso-fit-shape-to-text:t">
-                  <w:txbxContent>
-                    <w:p>
-                      <w:pPr>
-                        <w:adjustRightInd w:val="0"/>
-                        <w:snapToGrid w:val="0"/>
-                        <w:rPr>
-                          <w:rFonts w:ascii="微软雅黑" w:hAnsi="微软雅黑" w:hint="eastAsia"/>
-                          <w:color w:val="414141"/>
-                          <w:sz w:val="20"/>
-                          <w:szCs w:val="20"/>
-                        </w:rPr>
-                      </w:pPr>
-                      <w:r>
-                        <w:rPr>
-                          <w:rFonts w:ascii="微软雅黑" w:hAnsi="微软雅黑"/>
-                          <w:b/>
-                          <w:bCs/>
-                          <w:color w:val="414141"/>
-                          <w:sz w:val="20"/>
-                          <w:szCs w:val="20"/>
-                        </w:rPr>
-                        <w:t>LLM-Guided Belief Planning for Online Semantic Exploration and Task Execution</w:t>
-                      </w:r>
-                      <w:r>
-                        <w:rPr>
-                          <w:rFonts w:ascii="微软雅黑" w:hAnsi="微软雅黑" w:hint="eastAsia"/>
-                          <w:b/>
-                          <w:bCs/>
-                          <w:color w:val="414141"/>
-                          <w:sz w:val="20"/>
-                          <w:szCs w:val="20"/>
-                        </w:rPr>
-                        <w:t xml:space="preserve"> </w:t>
-                      </w:r>
-                      <w:r>
-                        <w:rPr>
-                          <w:rFonts w:ascii="微软雅黑" w:hAnsi="微软雅黑" w:hint="eastAsia"/>
-                          <w:b/>
-                          <w:bCs/>
-                          <w:color w:val="414141"/>
-                          <w:sz w:val="20"/>
-                          <w:szCs w:val="20"/>
-                        </w:rPr>
-                        <w:t xml:space="preserve">     </w:t>
-                      </w:r>
-                      <w:r>
-                        <w:rPr>
-                          <w:rFonts w:ascii="微软雅黑" w:hAnsi="微软雅黑" w:hint="eastAsia"/>
-                          <w:color w:val="414141"/>
-                          <w:sz w:val="20"/>
-                          <w:szCs w:val="20"/>
-                        </w:rPr>
-                        <w:t>IEEE CAC（</w:t>
-                      </w:r>
-                      <w:r>
-                        <w:rPr>
-                          <w:rFonts w:ascii="微软雅黑" w:hAnsi="微软雅黑" w:hint="eastAsia"/>
-                          <w:color w:val="414141"/>
-                          <w:sz w:val="20"/>
-                          <w:szCs w:val="20"/>
-                        </w:rPr>
-                        <w:t>在投</w:t>
-                      </w:r>
-                      <w:r>
-                        <w:rPr>
-                          <w:rFonts w:ascii="微软雅黑" w:hAnsi="微软雅黑" w:hint="eastAsia"/>
-                          <w:color w:val="414141"/>
-                          <w:sz w:val="20"/>
-                          <w:szCs w:val="20"/>
-                        </w:rPr>
-                        <w:t>，</w:t>
-                      </w:r>
-                      <w:proofErr w:type="gramStart"/>
-                      <w:r>
-                        <w:rPr>
-                          <w:rFonts w:ascii="微软雅黑" w:hAnsi="微软雅黑" w:hint="eastAsia"/>
-                          <w:color w:val="414141"/>
-                          <w:sz w:val="20"/>
-                          <w:szCs w:val="20"/>
-                        </w:rPr>
-                        <w:t>一</w:t>
-                      </w:r>
-                      <w:proofErr w:type="gramEnd"/>
-                      <w:r>
-                        <w:rPr>
-                          <w:rFonts w:ascii="微软雅黑" w:hAnsi="微软雅黑" w:hint="eastAsia"/>
-                          <w:color w:val="414141"/>
-                          <w:sz w:val="20"/>
-                          <w:szCs w:val="20"/>
-                        </w:rPr>
-                        <w:t>作</w:t>
-                      </w:r>
-                      <w:r>
-                        <w:rPr>
-                          <w:rFonts w:ascii="微软雅黑" w:hAnsi="微软雅黑" w:hint="eastAsia"/>
-                          <w:color w:val="414141"/>
-                          <w:sz w:val="20"/>
-                          <w:szCs w:val="20"/>
-                        </w:rPr>
-                        <w:t>）</w:t>
-                      </w:r>
-                    </w:p>
-                    <w:p>
-                      <w:pPr>
-                        <w:pStyle w:val="a9"/>
-                        <w:numPr>
-                          <w:ilvl w:val="0"/>
-                          <w:numId w:val="5"/>
-                        </w:numPr>
-                        <w:adjustRightInd w:val="0"/>
-                        <w:snapToGrid w:val="0"/>
-                        <w:ind w:firstLineChars="0"/>
-                        <w:rPr>
-                          <w:rFonts w:ascii="微软雅黑" w:hAnsi="微软雅黑" w:hint="eastAsia"/>
-                          <w:color w:val="414141"/>
-                          <w:sz w:val="18"/>
-                          <w:szCs w:val="18"/>
-                        </w:rPr>
-                      </w:pPr>
-                      <w:r>
-                        <w:rPr>
-                          <w:rFonts w:ascii="微软雅黑" w:hAnsi="微软雅黑"/>
-                          <w:color w:val="414141"/>
-                          <w:sz w:val="18"/>
-                          <w:szCs w:val="18"/>
-                        </w:rPr>
-                        <w:t>构建融合 LLM 语义先验与层级</w:t>
-                      </w:r>
-                      <w:r>
-                        <w:rPr>
-                          <w:rFonts w:ascii="微软雅黑" w:hAnsi="微软雅黑" w:hint="eastAsia"/>
-                          <w:color w:val="414141"/>
-                          <w:sz w:val="18"/>
-                          <w:szCs w:val="18"/>
-                        </w:rPr>
-                        <w:t>置信空间规划</w:t>
-                      </w:r>
-                      <w:r>
-                        <w:rPr>
-                          <w:rFonts w:ascii="微软雅黑" w:hAnsi="微软雅黑"/>
-                          <w:color w:val="414141"/>
-                          <w:sz w:val="18"/>
-                          <w:szCs w:val="18"/>
-                        </w:rPr>
-                        <w:t>的在线决策框架，面向部分已知环境下的目标搜索与时序任务执行，联合优化</w:t>
-                      </w:r>
-                      <w:r>
-                        <w:rPr>
-                          <w:rFonts w:ascii="微软雅黑" w:hAnsi="微软雅黑" w:hint="eastAsia"/>
-                          <w:color w:val="414141"/>
-                          <w:sz w:val="18"/>
-                          <w:szCs w:val="18"/>
-                        </w:rPr>
-                        <w:t>语义探索</w:t>
-                      </w:r>
-                      <w:r>
-                        <w:rPr>
-                          <w:rFonts w:ascii="微软雅黑" w:hAnsi="微软雅黑"/>
-                          <w:color w:val="414141"/>
-                          <w:sz w:val="18"/>
-                          <w:szCs w:val="18"/>
-                        </w:rPr>
-                        <w:t>与任务完成代价，减少无效搜索、重复规划和 LLM 调用开销。</w:t>
-                      </w:r>
-                    </w:p>
-                    <w:p>
-                      <w:pPr>
-                        <w:adjustRightInd w:val="0"/>
-                        <w:snapToGrid w:val="0"/>
-                        <w:rPr>
-                          <w:rFonts w:ascii="微软雅黑" w:hAnsi="微软雅黑" w:hint="eastAsia"/>
-                          <w:b/>
-                          <w:bCs/>
-                          <w:color w:val="414141"/>
-                          <w:sz w:val="20"/>
-                          <w:szCs w:val="20"/>
-                        </w:rPr>
-                      </w:pPr>
-                      <w:r>
-                        <w:rPr>
-                          <w:rFonts w:ascii="微软雅黑" w:hAnsi="微软雅黑"/>
-                          <w:b/>
-                          <w:bCs/>
-                          <w:color w:val="414141"/>
-                          <w:sz w:val="20"/>
-                          <w:szCs w:val="20"/>
-                        </w:rPr>
-                        <w:t>SHARP: Safety-aware Hierarchical Autonomous Robotic Planning for in vivo surgery</w:t>
-                      </w:r>
-                      <w:r>
-                        <w:rPr>
-                          <w:rFonts w:ascii="微软雅黑" w:hAnsi="微软雅黑" w:hint="eastAsia"/>
-                          <w:b/>
-                          <w:bCs/>
-                          <w:color w:val="414141"/>
-                          <w:sz w:val="20"/>
-                          <w:szCs w:val="20"/>
-                        </w:rPr>
-                        <w:t xml:space="preserve"> </w:t>
-                      </w:r>
-                      <w:r>
-                        <w:rPr>
-                          <w:rFonts w:ascii="微软雅黑" w:hAnsi="微软雅黑" w:hint="eastAsia"/>
-                          <w:i/>
-                          <w:iCs/>
-                          <w:color w:val="414141"/>
-                          <w:sz w:val="20"/>
-                          <w:szCs w:val="20"/>
-                        </w:rPr>
-                        <w:t>Science Robotics</w:t>
-                      </w:r>
-                      <w:r>
-                        <w:rPr>
-                          <w:rFonts w:ascii="微软雅黑" w:hAnsi="微软雅黑" w:hint="eastAsia"/>
-                          <w:color w:val="414141"/>
-                          <w:sz w:val="20"/>
-                          <w:szCs w:val="20"/>
-                        </w:rPr>
-                        <w:t>（</w:t>
-                      </w:r>
-                      <w:r>
-                        <w:rPr>
-                          <w:rFonts w:ascii="微软雅黑" w:hAnsi="微软雅黑" w:hint="eastAsia"/>
-                          <w:color w:val="414141"/>
-                          <w:sz w:val="20"/>
-                          <w:szCs w:val="20"/>
-                        </w:rPr>
-                        <w:t>在投</w:t>
-                      </w:r>
-                      <w:r>
-                        <w:rPr>
-                          <w:rFonts w:ascii="微软雅黑" w:hAnsi="微软雅黑" w:hint="eastAsia"/>
-                          <w:color w:val="414141"/>
-                          <w:sz w:val="20"/>
-                          <w:szCs w:val="20"/>
-                        </w:rPr>
-                        <w:t>，</w:t>
-                      </w:r>
-                      <w:r>
-                        <w:rPr>
-                          <w:rFonts w:ascii="微软雅黑" w:hAnsi="微软雅黑" w:hint="eastAsia"/>
-                          <w:color w:val="414141"/>
-                          <w:sz w:val="20"/>
-                          <w:szCs w:val="20"/>
-                        </w:rPr>
-                        <w:t>三作</w:t>
-                      </w:r>
-                      <w:r>
-                        <w:rPr>
-                          <w:rFonts w:ascii="微软雅黑" w:hAnsi="微软雅黑" w:hint="eastAsia"/>
-                          <w:color w:val="414141"/>
-                          <w:sz w:val="20"/>
-                          <w:szCs w:val="20"/>
-                        </w:rPr>
-                        <w:t>）</w:t>
-                      </w:r>
-                    </w:p>
-                    <w:p>
-                      <w:pPr>
-                        <w:pStyle w:val="a9"/>
-                        <w:numPr>
-                          <w:ilvl w:val="0"/>
-                          <w:numId w:val="5"/>
-                        </w:numPr>
-                        <w:adjustRightInd w:val="0"/>
-                        <w:snapToGrid w:val="0"/>
-                        <w:ind w:firstLineChars="0"/>
-                        <w:rPr>
-                          <w:rFonts w:ascii="微软雅黑" w:hAnsi="微软雅黑" w:hint="eastAsia"/>
-                          <w:color w:val="414141"/>
-                          <w:sz w:val="18"/>
-                          <w:szCs w:val="18"/>
-                        </w:rPr>
-                      </w:pPr>
-                      <w:r>
-                        <w:rPr>
-                          <w:rFonts w:ascii="微软雅黑" w:hAnsi="微软雅黑"/>
-                          <w:color w:val="414141"/>
-                          <w:sz w:val="18"/>
-                          <w:szCs w:val="18"/>
-                        </w:rPr>
-                        <w:t>参与构建面向活体微创手术的</w:t>
-                      </w:r>
-                      <w:r>
-                        <w:rPr>
-                          <w:rFonts w:ascii="微软雅黑" w:hAnsi="微软雅黑" w:hint="eastAsia"/>
-                          <w:color w:val="414141"/>
-                          <w:sz w:val="18"/>
-                          <w:szCs w:val="18"/>
-                        </w:rPr>
-                        <w:t>安全感知的分层规划</w:t>
-                      </w:r>
-                      <w:r>
-                        <w:rPr>
-                          <w:rFonts w:ascii="微软雅黑" w:hAnsi="微软雅黑"/>
-                          <w:color w:val="414141"/>
-                          <w:sz w:val="18"/>
-                          <w:szCs w:val="18"/>
-                        </w:rPr>
-                        <w:t>框架，设计“</w:t>
-                      </w:r>
-                      <w:r>
-                        <w:rPr>
-                          <w:rFonts w:ascii="微软雅黑" w:hAnsi="微软雅黑" w:hint="eastAsia"/>
-                          <w:color w:val="414141"/>
-                          <w:sz w:val="18"/>
-                          <w:szCs w:val="18"/>
-                        </w:rPr>
-                        <w:t>任务规划</w:t>
-                      </w:r>
-                      <w:r>
-                        <w:rPr>
-                          <w:rFonts w:ascii="微软雅黑" w:hAnsi="微软雅黑"/>
-                          <w:color w:val="414141"/>
-                          <w:sz w:val="18"/>
-                          <w:szCs w:val="18"/>
-                        </w:rPr>
-                        <w:t>-</w:t>
-                      </w:r>
-                      <w:r>
-                        <w:rPr>
-                          <w:rFonts w:ascii="微软雅黑" w:hAnsi="微软雅黑" w:hint="eastAsia"/>
-                          <w:color w:val="414141"/>
-                          <w:sz w:val="18"/>
-                          <w:szCs w:val="18"/>
-                        </w:rPr>
-                        <w:t>异常监测</w:t>
-                      </w:r>
-                      <w:r>
-                        <w:rPr>
-                          <w:rFonts w:ascii="微软雅黑" w:hAnsi="微软雅黑"/>
-                          <w:color w:val="414141"/>
-                          <w:sz w:val="18"/>
-                          <w:szCs w:val="18"/>
-                        </w:rPr>
-                        <w:t>-</w:t>
-                      </w:r>
-                      <w:r>
-                        <w:rPr>
-                          <w:rFonts w:ascii="微软雅黑" w:hAnsi="微软雅黑" w:hint="eastAsia"/>
-                          <w:color w:val="414141"/>
-                          <w:sz w:val="18"/>
-                          <w:szCs w:val="18"/>
-                        </w:rPr>
-                        <w:t>恢复执行</w:t>
-                      </w:r>
-                      <w:r>
-                        <w:rPr>
-                          <w:rFonts w:ascii="微软雅黑" w:hAnsi="微软雅黑"/>
-                          <w:color w:val="414141"/>
-                          <w:sz w:val="18"/>
-                          <w:szCs w:val="18"/>
-                        </w:rPr>
-                        <w:t>”闭环，融合内窥镜图像、腕部相机、机器人状态与呼吸相位信息，支持胆囊管/胆囊动脉夹闭切断过程中的异常识别、风险抑制与在线恢复。</w:t>
-                      </w:r>
-                    </w:p>
-                    <w:p>
-                      <w:pPr>
-                        <w:adjustRightInd w:val="0"/>
-                        <w:snapToGrid w:val="0"/>
-                        <w:ind w:left="8900" w:hangingChars="4450" w:hanging="8900"/>
-                        <w:rPr>
-                          <w:rFonts w:ascii="微软雅黑" w:hAnsi="微软雅黑"/>
-                          <w:b/>
-                          <w:bCs/>
-                          <w:color w:val="414141"/>
-                          <w:sz w:val="20"/>
-                          <w:szCs w:val="20"/>
-                        </w:rPr>
-                      </w:pPr>
-                      <w:r>
-                        <w:rPr>
-                          <w:rFonts w:ascii="微软雅黑" w:hAnsi="微软雅黑"/>
-                          <w:b/>
-                          <w:bCs/>
-                          <w:color w:val="414141"/>
-                          <w:sz w:val="20"/>
-                          <w:szCs w:val="20"/>
-                        </w:rPr>
-                        <w:t>Melding LLM and temporal logic for reliable human-swarm collaboration in complex environments</w:t>
-                      </w:r>
-                    </w:p>
-                    <w:p>
-                      <w:pPr>
-                        <w:adjustRightInd w:val="0"/>
-                        <w:snapToGrid w:val="0"/>
-                        <w:ind w:firstLineChars="3950" w:firstLine="7900"/>
-                        <w:rPr>
-                          <w:rFonts w:ascii="微软雅黑" w:hAnsi="微软雅黑" w:hint="eastAsia"/>
-                          <w:color w:val="414141"/>
-                          <w:sz w:val="20"/>
-                          <w:szCs w:val="20"/>
-                        </w:rPr>
-                      </w:pPr>
-                      <w:r>
-                        <w:rPr>
-                          <w:rFonts w:ascii="微软雅黑" w:hAnsi="微软雅黑" w:hint="eastAsia"/>
-                          <w:i/>
-                          <w:iCs/>
-                          <w:color w:val="414141"/>
-                          <w:sz w:val="20"/>
-                          <w:szCs w:val="20"/>
-                        </w:rPr>
-                        <w:t>Science Robotics</w:t>
-                      </w:r>
-                      <w:r>
-                        <w:rPr>
-                          <w:rFonts w:ascii="微软雅黑" w:hAnsi="微软雅黑" w:hint="eastAsia"/>
-                          <w:color w:val="414141"/>
-                          <w:sz w:val="20"/>
-                          <w:szCs w:val="20"/>
-                        </w:rPr>
-                        <w:t>（</w:t>
-                      </w:r>
-                      <w:r>
-                        <w:rPr>
-                          <w:rFonts w:ascii="微软雅黑" w:hAnsi="微软雅黑" w:hint="eastAsia"/>
-                          <w:color w:val="414141"/>
-                          <w:sz w:val="20"/>
-                          <w:szCs w:val="20"/>
-                        </w:rPr>
-                        <w:t>在投</w:t>
-                      </w:r>
-                      <w:r>
-                        <w:rPr>
-                          <w:rFonts w:ascii="微软雅黑" w:hAnsi="微软雅黑" w:hint="eastAsia"/>
-                          <w:color w:val="414141"/>
-                          <w:sz w:val="20"/>
-                          <w:szCs w:val="20"/>
-                        </w:rPr>
-                        <w:t>，</w:t>
-                      </w:r>
-                      <w:r>
-                        <w:rPr>
-                          <w:rFonts w:ascii="微软雅黑" w:hAnsi="微软雅黑" w:hint="eastAsia"/>
-                          <w:color w:val="414141"/>
-                          <w:sz w:val="20"/>
-                          <w:szCs w:val="20"/>
-                        </w:rPr>
-                        <w:t>五作</w:t>
-                      </w:r>
-                      <w:r>
-                        <w:rPr>
-                          <w:rFonts w:ascii="微软雅黑" w:hAnsi="微软雅黑" w:hint="eastAsia"/>
-                          <w:color w:val="414141"/>
-                          <w:sz w:val="20"/>
-                          <w:szCs w:val="20"/>
-                        </w:rPr>
-                        <w:t>）</w:t>
-                      </w:r>
-                    </w:p>
-                    <w:p>
-                      <w:pPr>
-                        <w:pStyle w:val="a9"/>
-                        <w:numPr>
-                          <w:ilvl w:val="0"/>
-                          <w:numId w:val="5"/>
-                        </w:numPr>
-                        <w:adjustRightInd w:val="0"/>
-                        <w:snapToGrid w:val="0"/>
-                        <w:ind w:firstLineChars="0"/>
-                        <w:rPr>
-                          <w:rFonts w:ascii="微软雅黑" w:hAnsi="微软雅黑" w:hint="eastAsia"/>
-                          <w:color w:val="414141"/>
-                          <w:sz w:val="18"/>
-                          <w:szCs w:val="18"/>
-                        </w:rPr>
-                      </w:pPr>
-                      <w:r>
-                        <w:rPr>
-                          <w:rFonts w:ascii="微软雅黑" w:hAnsi="微软雅黑"/>
-                          <w:color w:val="414141"/>
-                          <w:sz w:val="18"/>
-                          <w:szCs w:val="18"/>
-                        </w:rPr>
-                        <w:t>参与设计 LLM 与</w:t>
-                      </w:r>
-                      <w:r>
-                        <w:rPr>
-                          <w:rFonts w:ascii="微软雅黑" w:hAnsi="微软雅黑" w:hint="eastAsia"/>
-                          <w:color w:val="414141"/>
-                          <w:sz w:val="18"/>
-                          <w:szCs w:val="18"/>
-                        </w:rPr>
-                        <w:t>时序逻辑</w:t>
-                      </w:r>
-                      <w:r>
-                        <w:rPr>
-                          <w:rFonts w:ascii="微软雅黑" w:hAnsi="微软雅黑"/>
-                          <w:color w:val="414141"/>
-                          <w:sz w:val="18"/>
-                          <w:szCs w:val="18"/>
-                        </w:rPr>
-                        <w:t>融合的群体机器人协同框架，构建“</w:t>
-                      </w:r>
-                      <w:r>
-                        <w:rPr>
-                          <w:rFonts w:ascii="微软雅黑" w:hAnsi="微软雅黑" w:hint="eastAsia"/>
-                          <w:color w:val="414141"/>
-                          <w:sz w:val="18"/>
-                          <w:szCs w:val="18"/>
-                        </w:rPr>
-                        <w:t>自然语言理解</w:t>
-                      </w:r>
-                      <w:r>
-                        <w:rPr>
-                          <w:rFonts w:ascii="微软雅黑" w:hAnsi="微软雅黑"/>
-                          <w:color w:val="414141"/>
-                          <w:sz w:val="18"/>
-                          <w:szCs w:val="18"/>
-                        </w:rPr>
-                        <w:t>-</w:t>
-                      </w:r>
-                      <w:r>
-                        <w:rPr>
-                          <w:rFonts w:ascii="微软雅黑" w:hAnsi="微软雅黑" w:hint="eastAsia"/>
-                          <w:color w:val="414141"/>
-                          <w:sz w:val="18"/>
-                          <w:szCs w:val="18"/>
-                        </w:rPr>
-                        <w:t>形式化建模-任务规划</w:t>
-                      </w:r>
-                      <w:r>
-                        <w:rPr>
-                          <w:rFonts w:ascii="微软雅黑" w:hAnsi="微软雅黑"/>
-                          <w:color w:val="414141"/>
-                          <w:sz w:val="18"/>
-                          <w:szCs w:val="18"/>
-                        </w:rPr>
-                        <w:t>”闭环，将自然语言任务转化为形式化约束与可执行规划策略，实现开放动态环境下异构机器人集群的可靠任务规划与人在环交互。</w:t>
-                      </w:r>
-                    </w:p>
-                    <w:p>
-                      <w:pPr>
-                        <w:pStyle w:val="12"/>
-                        <w:adjustRightInd w:val="0"/>
-                        <w:snapToGrid w:val="0"/>
-                        <w:ind w:firstLineChars="0" w:firstLine="0"/>
-                        <w:rPr>
-                          <w:rFonts w:ascii="微软雅黑" w:hAnsi="微软雅黑" w:hint="eastAsia"/>
-                          <w:color w:val="414141"/>
-                          <w:sz w:val="20"/>
-                          <w:szCs w:val="20"/>
-                        </w:rPr>
-                      </w:pPr>
-                      <w:r>
-                        <w:rPr>
-                          <w:rFonts w:ascii="微软雅黑" w:eastAsia="微软雅黑" w:hAnsi="微软雅黑" w:hint="eastAsia"/>
-                          <w:b/>
-                          <w:bCs/>
-                          <w:color w:val="414141"/>
-                          <w:sz w:val="20"/>
-                          <w:szCs w:val="20"/>
-                        </w:rPr>
-                        <w:t>Formal Logic-based Cooperative Task Planning for Multi-robot Systems: Survey of Recent Advances and Future</w:t>
-                      </w:r>
-                      <w:r>
-                        <w:rPr>
-                          <w:rFonts w:ascii="微软雅黑" w:eastAsia="微软雅黑" w:hAnsi="微软雅黑" w:hint="eastAsia"/>
-                          <w:b/>
-                          <w:bCs/>
-                          <w:color w:val="414141"/>
-                          <w:sz w:val="20"/>
-                          <w:szCs w:val="20"/>
-                        </w:rPr>
-                        <w:t xml:space="preserve"> </w:t>
-                      </w:r>
-                      <w:r>
-                        <w:rPr>
-                          <w:rFonts w:ascii="微软雅黑" w:eastAsia="微软雅黑" w:hAnsi="微软雅黑" w:hint="eastAsia"/>
-                          <w:b/>
-                          <w:bCs/>
-                          <w:color w:val="414141"/>
-                          <w:sz w:val="20"/>
-                          <w:szCs w:val="20"/>
-                        </w:rPr>
-                        <w:t xml:space="preserve">Directions                      </w:t>
-                      </w:r>
-                      <w:r>
-                        <w:rPr>
-                          <w:rFonts w:ascii="微软雅黑" w:eastAsia="微软雅黑" w:hAnsi="微软雅黑" w:hint="eastAsia"/>
-                          <w:b/>
-                          <w:bCs/>
-                          <w:color w:val="414141"/>
-                          <w:sz w:val="20"/>
-                          <w:szCs w:val="20"/>
-                        </w:rPr>
-                        <w:t xml:space="preserve">       </w:t>
-                      </w:r>
-                      <w:r>
-                        <w:rPr>
-                          <w:rFonts w:ascii="微软雅黑" w:eastAsia="微软雅黑" w:hAnsi="微软雅黑" w:hint="eastAsia"/>
-                          <w:b/>
-                          <w:bCs/>
-                          <w:color w:val="414141"/>
-                          <w:sz w:val="20"/>
-                          <w:szCs w:val="20"/>
-                        </w:rPr>
-                        <w:t xml:space="preserve">                       </w:t>
-                      </w:r>
-                      <w:r>
-                        <w:rPr>
-                          <w:rFonts w:ascii="微软雅黑" w:hAnsi="微软雅黑" w:hint="eastAsia"/>
-                          <w:i/>
-                          <w:iCs/>
-                          <w:color w:val="414141"/>
-                          <w:sz w:val="20"/>
-                          <w:szCs w:val="20"/>
-                        </w:rPr>
-                        <w:t xml:space="preserve">Acta </w:t>
-                      </w:r>
-                      <w:proofErr w:type="spellStart"/>
-                      <w:r>
-                        <w:rPr>
-                          <w:rFonts w:ascii="微软雅黑" w:hAnsi="微软雅黑" w:hint="eastAsia"/>
-                          <w:i/>
-                          <w:iCs/>
-                          <w:color w:val="414141"/>
-                          <w:sz w:val="20"/>
-                          <w:szCs w:val="20"/>
-                        </w:rPr>
-                        <w:t>Automatica</w:t>
-                      </w:r>
-                      <w:proofErr w:type="spellEnd"/>
-                      <w:r>
-                        <w:rPr>
-                          <w:rFonts w:ascii="微软雅黑" w:hAnsi="微软雅黑" w:hint="eastAsia"/>
-                          <w:i/>
-                          <w:iCs/>
-                          <w:color w:val="414141"/>
-                          <w:sz w:val="20"/>
-                          <w:szCs w:val="20"/>
-                        </w:rPr>
-                        <w:t xml:space="preserve"> </w:t>
-                      </w:r>
-                      <w:proofErr w:type="spellStart"/>
-                      <w:r>
-                        <w:rPr>
-                          <w:rFonts w:ascii="微软雅黑" w:hAnsi="微软雅黑" w:hint="eastAsia"/>
-                          <w:i/>
-                          <w:iCs/>
-                          <w:color w:val="414141"/>
-                          <w:sz w:val="20"/>
-                          <w:szCs w:val="20"/>
-                        </w:rPr>
-                        <w:t>Sinica</w:t>
-                      </w:r>
-                      <w:proofErr w:type="spellEnd"/>
-                      <w:r>
-                        <w:rPr>
-                          <w:rFonts w:ascii="微软雅黑" w:hAnsi="微软雅黑" w:hint="eastAsia"/>
-                          <w:color w:val="414141"/>
-                          <w:sz w:val="20"/>
-                          <w:szCs w:val="20"/>
-                        </w:rPr>
-                        <w:t>（见刊，学生三作）</w:t>
-                      </w:r>
-                    </w:p>
-                    <w:p>
-                      <w:pPr>
-                        <w:pStyle w:val="12"/>
-                        <w:numPr>
-                          <w:ilvl w:val="0"/>
-                          <w:numId w:val="5"/>
-                        </w:numPr>
-                        <w:adjustRightInd w:val="0"/>
-                        <w:snapToGrid w:val="0"/>
-                        <w:ind w:firstLineChars="0"/>
-                        <w:rPr>
-                          <w:rFonts w:ascii="微软雅黑" w:eastAsia="微软雅黑" w:hAnsi="微软雅黑" w:hint="eastAsia"/>
-                          <w:color w:val="414141"/>
-                          <w:sz w:val="18"/>
-                          <w:szCs w:val="18"/>
-                        </w:rPr>
-                      </w:pPr>
-                      <w:r>
-                        <w:rPr>
-                          <w:rFonts w:ascii="微软雅黑" w:eastAsia="微软雅黑" w:hAnsi="微软雅黑"/>
-                          <w:color w:val="414141"/>
-                          <w:sz w:val="18"/>
-                          <w:szCs w:val="18"/>
-                        </w:rPr>
-                        <w:t>系统梳理基于 LTL/STL 的多机器人协同任务规划方法，归纳</w:t>
-                      </w:r>
-                      <w:r>
-                        <w:rPr>
-                          <w:rFonts w:ascii="微软雅黑" w:eastAsia="微软雅黑" w:hAnsi="微软雅黑" w:hint="eastAsia"/>
-                          <w:color w:val="414141"/>
-                          <w:sz w:val="18"/>
-                          <w:szCs w:val="18"/>
-                        </w:rPr>
-                        <w:t>基于自动机的规划</w:t>
-                      </w:r>
-                      <w:r>
-                        <w:rPr>
-                          <w:rFonts w:ascii="微软雅黑" w:eastAsia="微软雅黑" w:hAnsi="微软雅黑"/>
-                          <w:color w:val="414141"/>
-                          <w:sz w:val="18"/>
-                          <w:szCs w:val="18"/>
-                        </w:rPr>
-                        <w:t>、约束优化、分布式控制与在线重规划等典型技术路线，重点总结</w:t>
-                      </w:r>
-                      <w:r>
-                        <w:rPr>
-                          <w:rFonts w:ascii="微软雅黑" w:eastAsia="微软雅黑" w:hAnsi="微软雅黑" w:hint="eastAsia"/>
-                          <w:color w:val="414141"/>
-                          <w:sz w:val="18"/>
-                          <w:szCs w:val="18"/>
-                        </w:rPr>
-                        <w:t>形式化方法</w:t>
-                      </w:r>
-                      <w:r>
-                        <w:rPr>
-                          <w:rFonts w:ascii="微软雅黑" w:eastAsia="微软雅黑" w:hAnsi="微软雅黑"/>
-                          <w:color w:val="414141"/>
-                          <w:sz w:val="18"/>
-                          <w:szCs w:val="18"/>
-                        </w:rPr>
-                        <w:t>与 LLM 融合的闭环规划趋势。</w:t>
-                      </w:r>
-                    </w:p>
-                  </w:txbxContent>
-                </v:textbox>
-                <w10:wrap anchory="page"/>
-              </v:shape>
-            </w:pict>
-          </mc:Fallback>
-        </mc:AlternateContent>
-      </w:r>
-      <w:r>
-        <w:rPr>
-          <w:rFonts w:ascii="微软雅黑" w:hAnsi="微软雅黑"/>
-          <w:noProof/>
-          <w:color w:val="C19F67"/>
-          <w:sz w:val="20"/>
-          <w:szCs w:val="20"/>
-        </w:rPr>
-        <mc:AlternateContent>
-          <mc:Choice Requires="wps">
-            <w:drawing>
-              <wp:anchor distT="0" distB="0" distL="114300" distR="114300" simplePos="0" relativeHeight="251424256" behindDoc="0" locked="0" layoutInCell="1" allowOverlap="1" wp14:anchorId="7245F686" wp14:editId="20839BE6">
+              <wp:anchor distT="0" distB="0" distL="114300" distR="114300" simplePos="0" relativeHeight="251423232" behindDoc="0" locked="0" layoutInCell="1" allowOverlap="1" wp14:anchorId="7245F686" wp14:editId="3C7D21C0">
                 <wp:simplePos x="0" y="0"/>
                 <wp:positionH relativeFrom="column">
                   <wp:posOffset>-68580</wp:posOffset>
@@ -5335,7 +5134,25 @@
                                 <w:sz w:val="18"/>
                                 <w:szCs w:val="18"/>
                               </w:rPr>
-                              <w:t>，Claude code</w:t>
+                              <w:t>，</w:t>
+                            </w:r>
+                            <w:r>
+                              <w:rPr>
+                                <w:rFonts w:ascii="微软雅黑" w:hAnsi="微软雅黑" w:hint="eastAsia"/>
+                                <w:color w:val="414141"/>
+                                <w:sz w:val="18"/>
+                                <w:szCs w:val="18"/>
+                              </w:rPr>
+                              <w:t>Linux、</w:t>
+                            </w:r>
+                            <w:r>
+                              <w:rPr>
+                                <w:rFonts w:ascii="微软雅黑" w:hAnsi="微软雅黑"/>
+                                <w:color w:val="414141"/>
+                                <w:sz w:val="18"/>
+                                <w:szCs w:val="18"/>
+                              </w:rPr>
+                              <w:t>Isaac Sim</w:t>
                             </w:r>
                             <w:r>
                               <w:rPr>
@@ -5398,6 +5215,15 @@
                                 <w:szCs w:val="18"/>
                               </w:rPr>
                               <w:t>；富的大学生助学金；辽宁省优秀毕业生（1%）；卓越学人（学院个人最高荣誉）；东北大学优秀学生标兵（1%）</w:t>
+                            </w:r>
+                            <w:r>
+                              <w:rPr>
+                                <w:rFonts w:ascii="微软雅黑" w:hAnsi="微软雅黑" w:hint="eastAsia"/>
+                                <w:color w:val="414141"/>
+                                <w:sz w:val="18"/>
+                                <w:szCs w:val="18"/>
+                              </w:rPr>
+                              <w:t>；校优秀志愿者</w:t>
                             </w:r>
                             <w:r>
                               <w:rPr>
@@ -5487,7 +5313,7 @@
           </mc:Choice>
           <mc:Fallback>
             <w:pict>
-              <v:shape w14:anchorId="7245F686" id="_x0000_s1052" type="#_x0000_t202" style="position:absolute;left:0;text-align:left;margin-left:-5.4pt;margin-top:699.75pt;width:547.25pt;height:59.35pt;z-index:251424256;visibility:visible;mso-wrap-style:square;mso-width-percent:0;mso-wrap-distance-left:9pt;mso-wrap-distance-top:0;mso-wrap-distance-right:9pt;mso-wrap-distance-bottom:0;mso-position-horizontal:absolute;mso-position-horizontal-relative:text;mso-position-vertical:absolute;mso-position-vertical-relative:page;mso-width-percent:0;mso-width-relative:margin;v-text-anchor:middle" o:gfxdata="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" filled="f" stroked="f">
+              <v:shape w14:anchorId="7245F686" id="_x0000_s1050" type="#_x0000_t202" style="position:absolute;left:0;text-align:left;margin-left:-5.4pt;margin-top:699.75pt;width:547.25pt;height:59.35pt;z-index:251423232;visibility:visible;mso-wrap-style:square;mso-width-percent:0;mso-wrap-distance-left:9pt;mso-wrap-distance-top:0;mso-wrap-distance-right:9pt;mso-wrap-distance-bottom:0;mso-position-horizontal:absolute;mso-position-horizontal-relative:text;mso-position-vertical:absolute;mso-position-vertical-relative:page;mso-width-percent:0;mso-width-relative:margin;v-text-anchor:middle" o:gfxdata="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" filled="f" stroked="f">
                 <v:textbox style="mso-fit-shape-to-text:t">
                   <w:txbxContent>
                     <w:p>
@@ -5627,7 +5453,25 @@
                           <w:sz w:val="18"/>
                           <w:szCs w:val="18"/>
                         </w:rPr>
-                        <w:t>，Claude code</w:t>
+                        <w:t>，</w:t>
+                      </w:r>
+                      <w:r>
+                        <w:rPr>
+                          <w:rFonts w:ascii="微软雅黑" w:hAnsi="微软雅黑" w:hint="eastAsia"/>
+                          <w:color w:val="414141"/>
+                          <w:sz w:val="18"/>
+                          <w:szCs w:val="18"/>
+                        </w:rPr>
+                        <w:t>Linux、</w:t>
+                      </w:r>
+                      <w:r>
+                        <w:rPr>
+                          <w:rFonts w:ascii="微软雅黑" w:hAnsi="微软雅黑"/>
+                          <w:color w:val="414141"/>
+                          <w:sz w:val="18"/>
+                          <w:szCs w:val="18"/>
+                        </w:rPr>
+                        <w:t>Isaac Sim</w:t>
                       </w:r>
                       <w:r>
                         <w:rPr>
@@ -5690,6 +5534,15 @@
                           <w:szCs w:val="18"/>
                         </w:rPr>
                         <w:t>；富的大学生助学金；辽宁省优秀毕业生（1%）；卓越学人（学院个人最高荣誉）；东北大学优秀学生标兵（1%）</w:t>
+                      </w:r>
+                      <w:r>
+                        <w:rPr>
+                          <w:rFonts w:ascii="微软雅黑" w:hAnsi="微软雅黑" w:hint="eastAsia"/>
+                          <w:color w:val="414141"/>
+                          <w:sz w:val="18"/>
+                          <w:szCs w:val="18"/>
+                        </w:rPr>
+                        <w:t>；校优秀志愿者</w:t>
                       </w:r>
                       <w:r>
                         <w:rPr>
@@ -5827,7 +5680,7 @@
           </mc:Choice>
           <mc:Fallback>
             <w:pict>
-              <v:line w14:anchorId="48A6F959" id="直接连接符 2" o:spid="_x0000_s1026" style="position:absolute;z-index:251451904;visibility:visible;mso-wrap-style:square;mso-width-percent:0;mso-height-percent:0;mso-wrap-distance-left:9pt;mso-wrap-distance-top:0;mso-wrap-distance-right:9pt;mso-wrap-distance-bottom:0;mso-position-horizontal:absolute;mso-position-horizontal-relative:text;mso-position-vertical:absolute;mso-position-vertical-relative:text;mso-width-percent:0;mso-height-percent:0;mso-width-relative:margin;mso-height-relative:margin" from="-6pt,527.8pt" to="530.35pt,528.15pt" o:gfxdata="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" strokecolor="#9a0000"/>
+              <v:line w14:anchorId="6A3E5B1B" id="直接连接符 2" o:spid="_x0000_s1026" style="position:absolute;z-index:251451904;visibility:visible;mso-wrap-style:square;mso-width-percent:0;mso-height-percent:0;mso-wrap-distance-left:9pt;mso-wrap-distance-top:0;mso-wrap-distance-right:9pt;mso-wrap-distance-bottom:0;mso-position-horizontal:absolute;mso-position-horizontal-relative:text;mso-position-vertical:absolute;mso-position-vertical-relative:text;mso-width-percent:0;mso-height-percent:0;mso-width-relative:margin;mso-height-relative:margin" from="-6pt,527.8pt" to="530.35pt,528.15pt" o:gfxdata="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" strokecolor="#9a0000"/>
             </w:pict>
           </mc:Fallback>
         </mc:AlternateContent>
@@ -5882,7 +5735,7 @@
           </mc:Choice>
           <mc:Fallback>
             <w:pict>
-              <v:line w14:anchorId="635F6518" id="直接连接符 3" o:spid="_x0000_s1026" style="position:absolute;z-index:251693568;visibility:visible;mso-wrap-style:square;mso-wrap-distance-left:9pt;mso-wrap-distance-top:0;mso-wrap-distance-right:9pt;mso-wrap-distance-bottom:0;mso-position-horizontal:absolute;mso-position-horizontal-relative:text;mso-position-vertical:absolute;mso-position-vertical-relative:text" from="-2.45pt,593pt" to="521.05pt,593pt" o:gfxdata="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" strokecolor="#9a0000"/>
+              <v:line w14:anchorId="048EAFC1" id="直接连接符 3" o:spid="_x0000_s1026" style="position:absolute;z-index:251693568;visibility:visible;mso-wrap-style:square;mso-wrap-distance-left:9pt;mso-wrap-distance-top:0;mso-wrap-distance-right:9pt;mso-wrap-distance-bottom:0;mso-position-horizontal:absolute;mso-position-horizontal-relative:text;mso-position-vertical:absolute;mso-position-vertical-relative:text" from="-2.45pt,593pt" to="521.05pt,593pt" o:gfxdata="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" strokecolor="#9a0000"/>
             </w:pict>
           </mc:Fallback>
         </mc:AlternateContent>
@@ -6031,6 +5884,119 @@
     </w:lvl>
   </w:abstractNum>
   <w:abstractNum w:abstractNumId="2" w15:restartNumberingAfterBreak="0">
+    <w:nsid w:val="22E61498"/>
+    <w:multiLevelType w:val="hybridMultilevel"/>
+    <w:tmpl w:val="7578F9E2"/>
+    <w:lvl w:ilvl="0" w:tplc="0409000B">
+      <w:start w:val="1"/>
+      <w:numFmt w:val="bullet"/>
+      <w:lvlText w:val=""/>
+      <w:lvlJc w:val="left"/>
+      <w:pPr>
+        <w:ind w:left="440" w:hanging="440"/>
+      </w:pPr>
+      <w:rPr>
+        <w:rFonts w:ascii="Wingdings" w:hAnsi="Wingdings" w:hint="default"/>
+      </w:rPr>
+    </w:lvl>
+    <w:lvl w:ilvl="1" w:tplc="04090003" w:tentative="1">
+      <w:start w:val="1"/>
+      <w:numFmt w:val="bullet"/>
+      <w:lvlText w:val=""/>
+      <w:lvlJc w:val="left"/>
+      <w:pPr>
+        <w:ind w:left="880" w:hanging="440"/>
+      </w:pPr>
+      <w:rPr>
+        <w:rFonts w:ascii="Wingdings" w:hAnsi="Wingdings" w:hint="default"/>
+      </w:rPr>
+    </w:lvl>
+    <w:lvl w:ilvl="2" w:tplc="04090005" w:tentative="1">
+      <w:start w:val="1"/>
+      <w:numFmt w:val="bullet"/>
+      <w:lvlText w:val=""/>
+      <w:lvlJc w:val="left"/>
+      <w:pPr>
+        <w:ind w:left="1320" w:hanging="440"/>
+      </w:pPr>
+      <w:rPr>
+        <w:rFonts w:ascii="Wingdings" w:hAnsi="Wingdings" w:hint="default"/>
+      </w:rPr>
+    </w:lvl>
+    <w:lvl w:ilvl="3" w:tplc="04090001" w:tentative="1">
+      <w:start w:val="1"/>
+      <w:numFmt w:val="bullet"/>
+      <w:lvlText w:val=""/>
+      <w:lvlJc w:val="left"/>
+      <w:pPr>
+        <w:ind w:left="1760" w:hanging="440"/>
+      </w:pPr>
+      <w:rPr>
+        <w:rFonts w:ascii="Wingdings" w:hAnsi="Wingdings" w:hint="default"/>
+      </w:rPr>
+    </w:lvl>
+    <w:lvl w:ilvl="4" w:tplc="04090003" w:tentative="1">
+      <w:start w:val="1"/>
+      <w:numFmt w:val="bullet"/>
+      <w:lvlText w:val=""/>
+      <w:lvlJc w:val="left"/>
+      <w:pPr>
+        <w:ind w:left="2200" w:hanging="440"/>
+      </w:pPr>
+      <w:rPr>
+        <w:rFonts w:ascii="Wingdings" w:hAnsi="Wingdings" w:hint="default"/>
+      </w:rPr>
+    </w:lvl>
+    <w:lvl w:ilvl="5" w:tplc="04090005" w:tentative="1">
+      <w:start w:val="1"/>
+      <w:numFmt w:val="bullet"/>
+      <w:lvlText w:val=""/>
+      <w:lvlJc w:val="left"/>
+      <w:pPr>
+        <w:ind w:left="2640" w:hanging="440"/>
+      </w:pPr>
+      <w:rPr>
+        <w:rFonts w:ascii="Wingdings" w:hAnsi="Wingdings" w:hint="default"/>
+      </w:rPr>
+    </w:lvl>
+    <w:lvl w:ilvl="6" w:tplc="04090001" w:tentative="1">
+      <w:start w:val="1"/>
+      <w:numFmt w:val="bullet"/>
+      <w:lvlText w:val=""/>
+      <w:lvlJc w:val="left"/>
+      <w:pPr>
+        <w:ind w:left="3080" w:hanging="440"/>
+      </w:pPr>
+      <w:rPr>
+        <w:rFonts w:ascii="Wingdings" w:hAnsi="Wingdings" w:hint="default"/>
+      </w:rPr>
+    </w:lvl>
+    <w:lvl w:ilvl="7" w:tplc="04090003" w:tentative="1">
+      <w:start w:val="1"/>
+      <w:numFmt w:val="bullet"/>
+      <w:lvlText w:val=""/>
+      <w:lvlJc w:val="left"/>
+      <w:pPr>
+        <w:ind w:left="3520" w:hanging="440"/>
+      </w:pPr>
+      <w:rPr>
+        <w:rFonts w:ascii="Wingdings" w:hAnsi="Wingdings" w:hint="default"/>
+      </w:rPr>
+    </w:lvl>
+    <w:lvl w:ilvl="8" w:tplc="04090005" w:tentative="1">
+      <w:start w:val="1"/>
+      <w:numFmt w:val="bullet"/>
+      <w:lvlText w:val=""/>
+      <w:lvlJc w:val="left"/>
+      <w:pPr>
+        <w:ind w:left="3960" w:hanging="440"/>
+      </w:pPr>
+      <w:rPr>
+        <w:rFonts w:ascii="Wingdings" w:hAnsi="Wingdings" w:hint="default"/>
+      </w:rPr>
+    </w:lvl>
+  </w:abstractNum>
+  <w:abstractNum w:abstractNumId="3" w15:restartNumberingAfterBreak="0">
     <w:nsid w:val="36AD54CB"/>
     <w:multiLevelType w:val="hybridMultilevel"/>
     <w:tmpl w:val="B942D302"/>
@@ -6143,7 +6109,7 @@
       </w:rPr>
     </w:lvl>
   </w:abstractNum>
-  <w:abstractNum w:abstractNumId="3" w15:restartNumberingAfterBreak="0">
+  <w:abstractNum w:abstractNumId="4" w15:restartNumberingAfterBreak="0">
     <w:nsid w:val="36E070D5"/>
     <w:multiLevelType w:val="multilevel"/>
     <w:tmpl w:val="36E070D5"/>
@@ -6257,10 +6223,10 @@
       </w:rPr>
     </w:lvl>
   </w:abstractNum>
-  <w:abstractNum w:abstractNumId="4" w15:restartNumberingAfterBreak="0">
+  <w:abstractNum w:abstractNumId="5" w15:restartNumberingAfterBreak="0">
     <w:nsid w:val="41661DAB"/>
     <w:multiLevelType w:val="hybridMultilevel"/>
-    <w:tmpl w:val="598E08B4"/>
+    <w:tmpl w:val="8EFE2944"/>
     <w:lvl w:ilvl="0" w:tplc="0409000B">
       <w:start w:val="1"/>
       <w:numFmt w:val="bullet"/>
@@ -6371,7 +6337,7 @@
     </w:lvl>
   </w:abstractNum>
   <w:num w:numId="1" w16cid:durableId="1121846454">
-    <w:abstractNumId w:val="3"/>
+    <w:abstractNumId w:val="4"/>
   </w:num>
   <w:num w:numId="2" w16cid:durableId="59403025">
     <w:abstractNumId w:val="0"/>
@@ -6380,10 +6346,13 @@
     <w:abstractNumId w:val="1"/>
   </w:num>
   <w:num w:numId="4" w16cid:durableId="1506018538">
-    <w:abstractNumId w:val="2"/>
+    <w:abstractNumId w:val="3"/>
   </w:num>
   <w:num w:numId="5" w16cid:durableId="635719816">
-    <w:abstractNumId w:val="4"/>
+    <w:abstractNumId w:val="5"/>
+  </w:num>
+  <w:num w:numId="6" w16cid:durableId="1775975661">
+    <w:abstractNumId w:val="2"/>
   </w:num>
 </w:numbering>
 </file>
@@ -6838,7 +6807,6 @@
   <w:style w:type="character" w:default="1" w:styleId="a0">
     <w:name w:val="Default Paragraph Font"/>
     <w:uiPriority w:val="1"/>
-    <w:semiHidden/>
     <w:unhideWhenUsed/>
   </w:style>
   <w:style w:type="table" w:default="1" w:styleId="a1">

--- a/files/cv.docx
+++ b/files/cv.docx
@@ -15,7 +15,7 @@
           <w:noProof/>
         </w:rPr>
         <w:drawing>
-          <wp:anchor distT="0" distB="0" distL="114300" distR="114300" simplePos="0" relativeHeight="251667456" behindDoc="0" locked="0" layoutInCell="1" allowOverlap="1" wp14:anchorId="0627B880" wp14:editId="0D2699E5">
+          <wp:anchor distT="0" distB="0" distL="114300" distR="114300" simplePos="0" relativeHeight="251663872" behindDoc="0" locked="0" layoutInCell="1" allowOverlap="1" wp14:anchorId="0627B880" wp14:editId="0D2699E5">
             <wp:simplePos x="0" y="0"/>
             <wp:positionH relativeFrom="column">
               <wp:posOffset>270510</wp:posOffset>
@@ -40,7 +40,7 @@
                     </pic:cNvPicPr>
                   </pic:nvPicPr>
                   <pic:blipFill>
-                    <a:blip r:embed="rId6"/>
+                    <a:blip r:embed="rId7"/>
                     <a:stretch>
                       <a:fillRect/>
                     </a:stretch>
@@ -76,7 +76,7 @@
         <mc:AlternateContent>
           <mc:Choice Requires="wps">
             <w:drawing>
-              <wp:anchor distT="0" distB="0" distL="114300" distR="114300" simplePos="0" relativeHeight="251663872" behindDoc="0" locked="0" layoutInCell="1" allowOverlap="1" wp14:anchorId="6153FA46" wp14:editId="1A4902AD">
+              <wp:anchor distT="0" distB="0" distL="114300" distR="114300" simplePos="0" relativeHeight="251658752" behindDoc="0" locked="0" layoutInCell="1" allowOverlap="1" wp14:anchorId="6153FA46" wp14:editId="1A4902AD">
                 <wp:simplePos x="0" y="0"/>
                 <wp:positionH relativeFrom="column">
                   <wp:posOffset>-584200</wp:posOffset>
@@ -172,7 +172,7 @@
           </mc:Choice>
           <mc:Fallback>
             <w:pict>
-              <v:shape w14:anchorId="511C9842" id="矩形 4" o:spid="_x0000_s1026" style="position:absolute;margin-left:-46pt;margin-top:14.35pt;width:359.9pt;height:14.9pt;z-index:251663872;visibility:visible;mso-wrap-style:square;mso-wrap-distance-left:9pt;mso-wrap-distance-top:0;mso-wrap-distance-right:9pt;mso-wrap-distance-bottom:0;mso-position-horizontal:absolute;mso-position-horizontal-relative:text;mso-position-vertical:absolute;mso-position-vertical-relative:text;v-text-anchor:middle" coordsize="4391025,190500" o:gfxdata="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" path="m,l4267200,r123825,190500l,190500,,xe" fillcolor="#9a0000" stroked="f" strokeweight="2pt">
+              <v:shape w14:anchorId="59FBDBAA" id="矩形 4" o:spid="_x0000_s1026" style="position:absolute;margin-left:-46pt;margin-top:14.35pt;width:359.9pt;height:14.9pt;z-index:251658752;visibility:visible;mso-wrap-style:square;mso-wrap-distance-left:9pt;mso-wrap-distance-top:0;mso-wrap-distance-right:9pt;mso-wrap-distance-bottom:0;mso-position-horizontal:absolute;mso-position-horizontal-relative:text;mso-position-vertical:absolute;mso-position-vertical-relative:text;v-text-anchor:middle" coordsize="4391025,190500" o:gfxdata="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" path="m,l4267200,r123825,190500l,190500,,xe" fillcolor="#9a0000" stroked="f" strokeweight="2pt">
                 <v:path arrowok="t" o:connecttype="custom" o:connectlocs="0,0;4441837,0;4570730,189230;0,189230;0,0" o:connectangles="0,0,0,0,0"/>
               </v:shape>
             </w:pict>
@@ -186,7 +186,7 @@
         <mc:AlternateContent>
           <mc:Choice Requires="wps">
             <w:drawing>
-              <wp:anchor distT="0" distB="0" distL="114300" distR="114300" simplePos="0" relativeHeight="251605504" behindDoc="1" locked="0" layoutInCell="1" allowOverlap="1" wp14:anchorId="23A7214D" wp14:editId="6EBE29EE">
+              <wp:anchor distT="0" distB="0" distL="114300" distR="114300" simplePos="0" relativeHeight="251652608" behindDoc="1" locked="0" layoutInCell="1" allowOverlap="1" wp14:anchorId="23A7214D" wp14:editId="6EBE29EE">
                 <wp:simplePos x="0" y="0"/>
                 <wp:positionH relativeFrom="column">
                   <wp:posOffset>3922395</wp:posOffset>
@@ -282,7 +282,7 @@
           </mc:Choice>
           <mc:Fallback>
             <w:pict>
-              <v:shape w14:anchorId="0FB55CAB" id="矩形 5" o:spid="_x0000_s1026" style="position:absolute;margin-left:308.85pt;margin-top:18.05pt;width:260.5pt;height:11.25pt;z-index:-251710976;visibility:visible;mso-wrap-style:square;mso-wrap-distance-left:9pt;mso-wrap-distance-top:0;mso-wrap-distance-right:9pt;mso-wrap-distance-bottom:0;mso-position-horizontal:absolute;mso-position-horizontal-relative:text;mso-position-vertical:absolute;mso-position-vertical-relative:text;v-text-anchor:middle" coordsize="3308894,190500" o:gfxdata="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" path="m,l3308894,r,190500l105319,190500,,xe" fillcolor="#c19f67" stroked="f" strokeweight="2pt">
+              <v:shape w14:anchorId="3B2F4B24" id="矩形 5" o:spid="_x0000_s1026" style="position:absolute;margin-left:308.85pt;margin-top:18.05pt;width:260.5pt;height:11.25pt;z-index:-251663872;visibility:visible;mso-wrap-style:square;mso-wrap-distance-left:9pt;mso-wrap-distance-top:0;mso-wrap-distance-right:9pt;mso-wrap-distance-bottom:0;mso-position-horizontal:absolute;mso-position-horizontal-relative:text;mso-position-vertical:absolute;mso-position-vertical-relative:text;v-text-anchor:middle" coordsize="3308894,190500" o:gfxdata="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" path="m,l3308894,r,190500l105319,190500,,xe" fillcolor="#c19f67" stroked="f" strokeweight="2pt">
                 <v:path arrowok="t" o:connecttype="custom" o:connectlocs="0,0;3308350,0;3308350,142875;105302,142875;0,0" o:connectangles="0,0,0,0,0"/>
               </v:shape>
             </w:pict>
@@ -300,12 +300,77 @@
       </w:pPr>
       <w:r>
         <w:rPr>
+          <w:rFonts w:ascii="微软雅黑" w:hAnsi="微软雅黑" w:hint="eastAsia"/>
+          <w:noProof/>
+          <w:szCs w:val="21"/>
+        </w:rPr>
+        <mc:AlternateContent>
+          <mc:Choice Requires="wps">
+            <w:drawing>
+              <wp:anchor distT="0" distB="0" distL="114300" distR="114300" simplePos="0" relativeHeight="251654144" behindDoc="1" locked="0" layoutInCell="1" allowOverlap="1" wp14:anchorId="1435B30F" wp14:editId="2845BEF4">
+                <wp:simplePos x="0" y="0"/>
+                <wp:positionH relativeFrom="column">
+                  <wp:posOffset>-93442</wp:posOffset>
+                </wp:positionH>
+                <wp:positionV relativeFrom="page">
+                  <wp:posOffset>1171366</wp:posOffset>
+                </wp:positionV>
+                <wp:extent cx="14767" cy="9107291"/>
+                <wp:effectExtent l="0" t="0" r="23495" b="36830"/>
+                <wp:wrapNone/>
+                <wp:docPr id="26" name="直接连接符 26"/>
+                <wp:cNvGraphicFramePr/>
+                <a:graphic xmlns:a="http://schemas.openxmlformats.org/drawingml/2006/main">
+                  <a:graphicData uri="http://schemas.microsoft.com/office/word/2010/wordprocessingShape">
+                    <wps:wsp>
+                      <wps:cNvCnPr/>
+                      <wps:spPr>
+                        <a:xfrm flipH="1">
+                          <a:off x="0" y="0"/>
+                          <a:ext cx="14767" cy="9107291"/>
+                        </a:xfrm>
+                        <a:prstGeom prst="line">
+                          <a:avLst/>
+                        </a:prstGeom>
+                        <a:noFill/>
+                        <a:ln w="9525" cap="flat" cmpd="sng" algn="ctr">
+                          <a:solidFill>
+                            <a:srgbClr val="9A0000"/>
+                          </a:solidFill>
+                          <a:prstDash val="solid"/>
+                        </a:ln>
+                        <a:effectLst/>
+                      </wps:spPr>
+                      <wps:bodyPr/>
+                    </wps:wsp>
+                  </a:graphicData>
+                </a:graphic>
+                <wp14:sizeRelH relativeFrom="margin">
+                  <wp14:pctWidth>0</wp14:pctWidth>
+                </wp14:sizeRelH>
+                <wp14:sizeRelV relativeFrom="margin">
+                  <wp14:pctHeight>0</wp14:pctHeight>
+                </wp14:sizeRelV>
+              </wp:anchor>
+            </w:drawing>
+          </mc:Choice>
+          <mc:Fallback>
+            <w:pict>
+              <v:line w14:anchorId="778D1A18" id="直接连接符 26" o:spid="_x0000_s1026" style="position:absolute;flip:x;z-index:-251662336;visibility:visible;mso-wrap-style:square;mso-width-percent:0;mso-height-percent:0;mso-wrap-distance-left:9pt;mso-wrap-distance-top:0;mso-wrap-distance-right:9pt;mso-wrap-distance-bottom:0;mso-position-horizontal:absolute;mso-position-horizontal-relative:text;mso-position-vertical:absolute;mso-position-vertical-relative:page;mso-width-percent:0;mso-height-percent:0;mso-width-relative:margin;mso-height-relative:margin" from="-7.35pt,92.25pt" to="-6.2pt,809.35pt" o:gfxdata="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" strokecolor="#9a0000">
+                <w10:wrap anchory="page"/>
+              </v:line>
+            </w:pict>
+          </mc:Fallback>
+        </mc:AlternateContent>
+      </w:r>
+      <w:r>
+        <w:rPr>
           <w:noProof/>
         </w:rPr>
         <mc:AlternateContent>
           <mc:Choice Requires="wpg">
             <w:drawing>
-              <wp:anchor distT="0" distB="0" distL="114300" distR="114300" simplePos="0" relativeHeight="251899392" behindDoc="0" locked="0" layoutInCell="1" allowOverlap="1" wp14:anchorId="5D605026" wp14:editId="517E62FB">
+              <wp:anchor distT="0" distB="0" distL="114300" distR="114300" simplePos="0" relativeHeight="251682816" behindDoc="0" locked="0" layoutInCell="1" allowOverlap="1" wp14:anchorId="5D605026" wp14:editId="7626C6F1">
                 <wp:simplePos x="0" y="0"/>
                 <wp:positionH relativeFrom="column">
                   <wp:posOffset>-226060</wp:posOffset>
@@ -541,7 +606,7 @@
           </mc:Choice>
           <mc:Fallback>
             <w:pict>
-              <v:group w14:anchorId="5D605026" id="组合 42" o:spid="_x0000_s1026" style="position:absolute;left:0;text-align:left;margin-left:-17.8pt;margin-top:16.6pt;width:553.05pt;height:21.85pt;z-index:251899392" coordorigin="" coordsize="70237,2777" o:gfxdata="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">
+              <v:group w14:anchorId="5D605026" id="组合 42" o:spid="_x0000_s1026" style="position:absolute;left:0;text-align:left;margin-left:-17.8pt;margin-top:16.6pt;width:553.05pt;height:21.85pt;z-index:251682816" coordorigin="" coordsize="70237,2777" o:gfxdata="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">
                 <v:shapetype id="_x0000_t6" coordsize="21600,21600" o:spt="6" path="m,l,21600r21600,xe">
                   <v:stroke joinstyle="miter"/>
                   <v:path gradientshapeok="t" o:connecttype="custom" o:connectlocs="0,0;0,10800;0,21600;10800,21600;21600,21600;10800,10800" textboxrect="1800,12600,12600,19800"/>
@@ -584,65 +649,6 @@
           </mc:Fallback>
         </mc:AlternateContent>
       </w:r>
-      <w:r>
-        <w:rPr>
-          <w:rFonts w:ascii="微软雅黑" w:hAnsi="微软雅黑" w:hint="eastAsia"/>
-          <w:noProof/>
-          <w:szCs w:val="21"/>
-        </w:rPr>
-        <mc:AlternateContent>
-          <mc:Choice Requires="wps">
-            <w:drawing>
-              <wp:anchor distT="0" distB="0" distL="114300" distR="114300" simplePos="0" relativeHeight="251424256" behindDoc="1" locked="0" layoutInCell="1" allowOverlap="1" wp14:anchorId="1435B30F" wp14:editId="278491BA">
-                <wp:simplePos x="0" y="0"/>
-                <wp:positionH relativeFrom="column">
-                  <wp:posOffset>-79185</wp:posOffset>
-                </wp:positionH>
-                <wp:positionV relativeFrom="page">
-                  <wp:posOffset>1173480</wp:posOffset>
-                </wp:positionV>
-                <wp:extent cx="0" cy="8991600"/>
-                <wp:effectExtent l="0" t="0" r="38100" b="19050"/>
-                <wp:wrapNone/>
-                <wp:docPr id="26" name="直接连接符 26"/>
-                <wp:cNvGraphicFramePr/>
-                <a:graphic xmlns:a="http://schemas.openxmlformats.org/drawingml/2006/main">
-                  <a:graphicData uri="http://schemas.microsoft.com/office/word/2010/wordprocessingShape">
-                    <wps:wsp>
-                      <wps:cNvCnPr/>
-                      <wps:spPr>
-                        <a:xfrm>
-                          <a:off x="0" y="0"/>
-                          <a:ext cx="0" cy="8991600"/>
-                        </a:xfrm>
-                        <a:prstGeom prst="line">
-                          <a:avLst/>
-                        </a:prstGeom>
-                        <a:noFill/>
-                        <a:ln w="9525" cap="flat" cmpd="sng" algn="ctr">
-                          <a:solidFill>
-                            <a:srgbClr val="9A0000"/>
-                          </a:solidFill>
-                          <a:prstDash val="solid"/>
-                        </a:ln>
-                        <a:effectLst/>
-                      </wps:spPr>
-                      <wps:bodyPr/>
-                    </wps:wsp>
-                  </a:graphicData>
-                </a:graphic>
-              </wp:anchor>
-            </w:drawing>
-          </mc:Choice>
-          <mc:Fallback>
-            <w:pict>
-              <v:line w14:anchorId="527CD6AE" id="直接连接符 26" o:spid="_x0000_s1026" style="position:absolute;z-index:-251892224;visibility:visible;mso-wrap-style:square;mso-wrap-distance-left:9pt;mso-wrap-distance-top:0;mso-wrap-distance-right:9pt;mso-wrap-distance-bottom:0;mso-position-horizontal:absolute;mso-position-horizontal-relative:text;mso-position-vertical:absolute;mso-position-vertical-relative:page" from="-6.25pt,92.4pt" to="-6.25pt,800.4pt" o:gfxdata="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" strokecolor="#9a0000">
-                <w10:wrap anchory="page"/>
-              </v:line>
-            </w:pict>
-          </mc:Fallback>
-        </mc:AlternateContent>
-      </w:r>
     </w:p>
     <w:p>
       <w:pPr>
@@ -657,10 +663,67 @@
           <w:rFonts w:hint="eastAsia"/>
           <w:noProof/>
         </w:rPr>
+        <w:drawing>
+          <wp:anchor distT="0" distB="0" distL="114300" distR="114300" simplePos="0" relativeHeight="251663360" behindDoc="0" locked="0" layoutInCell="1" allowOverlap="1" wp14:anchorId="6BD4C1CB" wp14:editId="520EE960">
+            <wp:simplePos x="0" y="0"/>
+            <wp:positionH relativeFrom="column">
+              <wp:posOffset>5615943</wp:posOffset>
+            </wp:positionH>
+            <wp:positionV relativeFrom="paragraph">
+              <wp:posOffset>180340</wp:posOffset>
+            </wp:positionV>
+            <wp:extent cx="692150" cy="970280"/>
+            <wp:effectExtent l="0" t="0" r="0" b="1270"/>
+            <wp:wrapNone/>
+            <wp:docPr id="8" name="图片 8" descr="352083421158990fc0c48989c9cfca27"/>
+            <wp:cNvGraphicFramePr>
+              <a:graphicFrameLocks xmlns:a="http://schemas.openxmlformats.org/drawingml/2006/main" noChangeAspect="1"/>
+            </wp:cNvGraphicFramePr>
+            <a:graphic xmlns:a="http://schemas.openxmlformats.org/drawingml/2006/main">
+              <a:graphicData uri="http://schemas.openxmlformats.org/drawingml/2006/picture">
+                <pic:pic xmlns:pic="http://schemas.openxmlformats.org/drawingml/2006/picture">
+                  <pic:nvPicPr>
+                    <pic:cNvPr id="8" name="图片 8" descr="352083421158990fc0c48989c9cfca27"/>
+                    <pic:cNvPicPr>
+                      <a:picLocks noChangeAspect="1"/>
+                    </pic:cNvPicPr>
+                  </pic:nvPicPr>
+                  <pic:blipFill>
+                    <a:blip r:embed="rId8"/>
+                    <a:stretch>
+                      <a:fillRect/>
+                    </a:stretch>
+                  </pic:blipFill>
+                  <pic:spPr>
+                    <a:xfrm>
+                      <a:off x="0" y="0"/>
+                      <a:ext cx="692150" cy="970280"/>
+                    </a:xfrm>
+                    <a:prstGeom prst="rect">
+                      <a:avLst/>
+                    </a:prstGeom>
+                  </pic:spPr>
+                </pic:pic>
+              </a:graphicData>
+            </a:graphic>
+            <wp14:sizeRelH relativeFrom="margin">
+              <wp14:pctWidth>0</wp14:pctWidth>
+            </wp14:sizeRelH>
+            <wp14:sizeRelV relativeFrom="margin">
+              <wp14:pctHeight>0</wp14:pctHeight>
+            </wp14:sizeRelV>
+          </wp:anchor>
+        </w:drawing>
+      </w:r>
+      <w:r>
+        <w:rPr>
+          <w:rFonts w:hint="eastAsia"/>
+          <w:noProof/>
+        </w:rPr>
         <mc:AlternateContent>
           <mc:Choice Requires="wps">
             <w:drawing>
-              <wp:anchor distT="0" distB="0" distL="114300" distR="114300" simplePos="0" relativeHeight="251656704" behindDoc="0" locked="0" layoutInCell="1" allowOverlap="1" wp14:anchorId="4D5C5E1F" wp14:editId="595BB245">
+              <wp:anchor distT="0" distB="0" distL="114300" distR="114300" simplePos="0" relativeHeight="251664384" behindDoc="0" locked="0" layoutInCell="1" allowOverlap="1" wp14:anchorId="4D5C5E1F" wp14:editId="04038509">
                 <wp:simplePos x="0" y="0"/>
                 <wp:positionH relativeFrom="column">
                   <wp:posOffset>31750</wp:posOffset>
@@ -760,15 +823,7 @@
                                 <w:color w:val="414141"/>
                                 <w:szCs w:val="21"/>
                               </w:rPr>
-                              <w:t>出生年月：2002.06</w:t>
-                            </w:r>
-                            <w:r>
-                              <w:rPr>
-                                <w:rFonts w:ascii="微软雅黑" w:hAnsi="微软雅黑" w:hint="eastAsia"/>
-                                <w:color w:val="414141"/>
-                                <w:szCs w:val="21"/>
-                              </w:rPr>
-                              <w:t xml:space="preserve"> </w:t>
+                              <w:t xml:space="preserve">出生年月：2002.06 </w:t>
                             </w:r>
                           </w:p>
                           <w:p>
@@ -776,7 +831,7 @@
                               <w:adjustRightInd w:val="0"/>
                               <w:snapToGrid w:val="0"/>
                               <w:rPr>
-                                <w:rFonts w:ascii="微软雅黑" w:hAnsi="微软雅黑"/>
+                                <w:rFonts w:ascii="微软雅黑" w:hAnsi="微软雅黑" w:hint="eastAsia"/>
                                 <w:color w:val="414141"/>
                                 <w:szCs w:val="21"/>
                               </w:rPr>
@@ -787,7 +842,7 @@
                                 <w:color w:val="414141"/>
                                 <w:szCs w:val="21"/>
                               </w:rPr>
-                              <w:t>政治面貌：中共党员</w:t>
+                              <w:t xml:space="preserve">政治面貌：中共党员         </w:t>
                             </w:r>
                             <w:r>
                               <w:rPr>
@@ -795,7 +850,7 @@
                                 <w:color w:val="414141"/>
                                 <w:szCs w:val="21"/>
                               </w:rPr>
-                              <w:t xml:space="preserve">         </w:t>
+                              <w:t xml:space="preserve">   </w:t>
                             </w:r>
                             <w:r>
                               <w:rPr>
@@ -803,41 +858,25 @@
                                 <w:color w:val="414141"/>
                                 <w:szCs w:val="21"/>
                               </w:rPr>
-                              <w:t xml:space="preserve">   </w:t>
-                            </w:r>
+                              <w:t>电    话：18955852821（</w:t>
+                            </w:r>
+                            <w:proofErr w:type="gramStart"/>
                             <w:r>
                               <w:rPr>
                                 <w:rFonts w:ascii="微软雅黑" w:hAnsi="微软雅黑" w:hint="eastAsia"/>
                                 <w:color w:val="414141"/>
                                 <w:szCs w:val="21"/>
                               </w:rPr>
-                              <w:t>电    话：18955852821（</w:t>
-                            </w:r>
-                            <w:proofErr w:type="gramStart"/>
+                              <w:t>同微信</w:t>
+                            </w:r>
+                            <w:proofErr w:type="gramEnd"/>
                             <w:r>
                               <w:rPr>
                                 <w:rFonts w:ascii="微软雅黑" w:hAnsi="微软雅黑" w:hint="eastAsia"/>
                                 <w:color w:val="414141"/>
                                 <w:szCs w:val="21"/>
                               </w:rPr>
-                              <w:t>同微信</w:t>
-                            </w:r>
-                            <w:proofErr w:type="gramEnd"/>
-                            <w:r>
-                              <w:rPr>
-                                <w:rFonts w:ascii="微软雅黑" w:hAnsi="微软雅黑" w:hint="eastAsia"/>
-                                <w:color w:val="414141"/>
-                                <w:szCs w:val="21"/>
-                              </w:rPr>
-                              <w:t>）</w:t>
-                            </w:r>
-                            <w:r>
-                              <w:rPr>
-                                <w:rFonts w:ascii="微软雅黑" w:hAnsi="微软雅黑" w:hint="eastAsia"/>
-                                <w:color w:val="414141"/>
-                                <w:szCs w:val="21"/>
-                              </w:rPr>
-                              <w:t xml:space="preserve"> </w:t>
+                              <w:t xml:space="preserve">） </w:t>
                             </w:r>
                           </w:p>
                           <w:p>
@@ -933,7 +972,7 @@
                 <v:stroke joinstyle="miter"/>
                 <v:path gradientshapeok="t" o:connecttype="rect"/>
               </v:shapetype>
-              <v:shape id="文本框 2" o:spid="_x0000_s1030" type="#_x0000_t202" style="position:absolute;left:0;text-align:left;margin-left:2.5pt;margin-top:13pt;width:402pt;height:61pt;z-index:251656704;visibility:visible;mso-wrap-style:square;mso-width-percent:0;mso-height-percent:0;mso-wrap-distance-left:9pt;mso-wrap-distance-top:0;mso-wrap-distance-right:9pt;mso-wrap-distance-bottom:0;mso-position-horizontal:absolute;mso-position-horizontal-relative:text;mso-position-vertical:absolute;mso-position-vertical-relative:text;mso-width-percent:0;mso-height-percent:0;mso-width-relative:margin;mso-height-relative:margin;v-text-anchor:middle" o:gfxdata="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" filled="f" stroked="f">
+              <v:shape id="文本框 2" o:spid="_x0000_s1030" type="#_x0000_t202" style="position:absolute;left:0;text-align:left;margin-left:2.5pt;margin-top:13pt;width:402pt;height:61pt;z-index:251664384;visibility:visible;mso-wrap-style:square;mso-width-percent:0;mso-height-percent:0;mso-wrap-distance-left:9pt;mso-wrap-distance-top:0;mso-wrap-distance-right:9pt;mso-wrap-distance-bottom:0;mso-position-horizontal:absolute;mso-position-horizontal-relative:text;mso-position-vertical:absolute;mso-position-vertical-relative:text;mso-width-percent:0;mso-height-percent:0;mso-width-relative:margin;mso-height-relative:margin;v-text-anchor:middle" o:gfxdata="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" filled="f" stroked="f">
                 <v:textbox>
                   <w:txbxContent>
                     <w:p>
@@ -998,15 +1037,7 @@
                           <w:color w:val="414141"/>
                           <w:szCs w:val="21"/>
                         </w:rPr>
-                        <w:t>出生年月：2002.06</w:t>
-                      </w:r>
-                      <w:r>
-                        <w:rPr>
-                          <w:rFonts w:ascii="微软雅黑" w:hAnsi="微软雅黑" w:hint="eastAsia"/>
-                          <w:color w:val="414141"/>
-                          <w:szCs w:val="21"/>
-                        </w:rPr>
-                        <w:t xml:space="preserve"> </w:t>
+                        <w:t xml:space="preserve">出生年月：2002.06 </w:t>
                       </w:r>
                     </w:p>
                     <w:p>
@@ -1014,7 +1045,7 @@
                         <w:adjustRightInd w:val="0"/>
                         <w:snapToGrid w:val="0"/>
                         <w:rPr>
-                          <w:rFonts w:ascii="微软雅黑" w:hAnsi="微软雅黑"/>
+                          <w:rFonts w:ascii="微软雅黑" w:hAnsi="微软雅黑" w:hint="eastAsia"/>
                           <w:color w:val="414141"/>
                           <w:szCs w:val="21"/>
                         </w:rPr>
@@ -1025,7 +1056,7 @@
                           <w:color w:val="414141"/>
                           <w:szCs w:val="21"/>
                         </w:rPr>
-                        <w:t>政治面貌：中共党员</w:t>
+                        <w:t xml:space="preserve">政治面貌：中共党员         </w:t>
                       </w:r>
                       <w:r>
                         <w:rPr>
@@ -1033,7 +1064,7 @@
                           <w:color w:val="414141"/>
                           <w:szCs w:val="21"/>
                         </w:rPr>
-                        <w:t xml:space="preserve">         </w:t>
+                        <w:t xml:space="preserve">   </w:t>
                       </w:r>
                       <w:r>
                         <w:rPr>
@@ -1041,41 +1072,25 @@
                           <w:color w:val="414141"/>
                           <w:szCs w:val="21"/>
                         </w:rPr>
-                        <w:t xml:space="preserve">   </w:t>
-                      </w:r>
+                        <w:t>电    话：18955852821（</w:t>
+                      </w:r>
+                      <w:proofErr w:type="gramStart"/>
                       <w:r>
                         <w:rPr>
                           <w:rFonts w:ascii="微软雅黑" w:hAnsi="微软雅黑" w:hint="eastAsia"/>
                           <w:color w:val="414141"/>
                           <w:szCs w:val="21"/>
                         </w:rPr>
-                        <w:t>电    话：18955852821（</w:t>
-                      </w:r>
-                      <w:proofErr w:type="gramStart"/>
+                        <w:t>同微信</w:t>
+                      </w:r>
+                      <w:proofErr w:type="gramEnd"/>
                       <w:r>
                         <w:rPr>
                           <w:rFonts w:ascii="微软雅黑" w:hAnsi="微软雅黑" w:hint="eastAsia"/>
                           <w:color w:val="414141"/>
                           <w:szCs w:val="21"/>
                         </w:rPr>
-                        <w:t>同微信</w:t>
-                      </w:r>
-                      <w:proofErr w:type="gramEnd"/>
-                      <w:r>
-                        <w:rPr>
-                          <w:rFonts w:ascii="微软雅黑" w:hAnsi="微软雅黑" w:hint="eastAsia"/>
-                          <w:color w:val="414141"/>
-                          <w:szCs w:val="21"/>
-                        </w:rPr>
-                        <w:t>）</w:t>
-                      </w:r>
-                      <w:r>
-                        <w:rPr>
-                          <w:rFonts w:ascii="微软雅黑" w:hAnsi="微软雅黑" w:hint="eastAsia"/>
-                          <w:color w:val="414141"/>
-                          <w:szCs w:val="21"/>
-                        </w:rPr>
-                        <w:t xml:space="preserve"> </w:t>
+                        <w:t xml:space="preserve">） </w:t>
                       </w:r>
                     </w:p>
                     <w:p>
@@ -1154,63 +1169,6 @@
             </w:pict>
           </mc:Fallback>
         </mc:AlternateContent>
-      </w:r>
-      <w:r>
-        <w:rPr>
-          <w:rFonts w:hint="eastAsia"/>
-          <w:noProof/>
-        </w:rPr>
-        <w:drawing>
-          <wp:anchor distT="0" distB="0" distL="114300" distR="114300" simplePos="0" relativeHeight="251651584" behindDoc="0" locked="0" layoutInCell="1" allowOverlap="1" wp14:anchorId="6BD4C1CB" wp14:editId="2B6C963F">
-            <wp:simplePos x="0" y="0"/>
-            <wp:positionH relativeFrom="column">
-              <wp:posOffset>4813300</wp:posOffset>
-            </wp:positionH>
-            <wp:positionV relativeFrom="paragraph">
-              <wp:posOffset>180685</wp:posOffset>
-            </wp:positionV>
-            <wp:extent cx="692753" cy="970415"/>
-            <wp:effectExtent l="0" t="0" r="0" b="1270"/>
-            <wp:wrapNone/>
-            <wp:docPr id="8" name="图片 8" descr="352083421158990fc0c48989c9cfca27"/>
-            <wp:cNvGraphicFramePr>
-              <a:graphicFrameLocks xmlns:a="http://schemas.openxmlformats.org/drawingml/2006/main" noChangeAspect="1"/>
-            </wp:cNvGraphicFramePr>
-            <a:graphic xmlns:a="http://schemas.openxmlformats.org/drawingml/2006/main">
-              <a:graphicData uri="http://schemas.openxmlformats.org/drawingml/2006/picture">
-                <pic:pic xmlns:pic="http://schemas.openxmlformats.org/drawingml/2006/picture">
-                  <pic:nvPicPr>
-                    <pic:cNvPr id="8" name="图片 8" descr="352083421158990fc0c48989c9cfca27"/>
-                    <pic:cNvPicPr>
-                      <a:picLocks noChangeAspect="1"/>
-                    </pic:cNvPicPr>
-                  </pic:nvPicPr>
-                  <pic:blipFill>
-                    <a:blip r:embed="rId7"/>
-                    <a:stretch>
-                      <a:fillRect/>
-                    </a:stretch>
-                  </pic:blipFill>
-                  <pic:spPr>
-                    <a:xfrm>
-                      <a:off x="0" y="0"/>
-                      <a:ext cx="692753" cy="970415"/>
-                    </a:xfrm>
-                    <a:prstGeom prst="rect">
-                      <a:avLst/>
-                    </a:prstGeom>
-                  </pic:spPr>
-                </pic:pic>
-              </a:graphicData>
-            </a:graphic>
-            <wp14:sizeRelH relativeFrom="margin">
-              <wp14:pctWidth>0</wp14:pctWidth>
-            </wp14:sizeRelH>
-            <wp14:sizeRelV relativeFrom="margin">
-              <wp14:pctHeight>0</wp14:pctHeight>
-            </wp14:sizeRelV>
-          </wp:anchor>
-        </w:drawing>
       </w:r>
     </w:p>
     <w:p>
@@ -1246,7 +1204,7 @@
         <mc:AlternateContent>
           <mc:Choice Requires="wpg">
             <w:drawing>
-              <wp:anchor distT="0" distB="0" distL="114300" distR="114300" simplePos="0" relativeHeight="251665920" behindDoc="0" locked="0" layoutInCell="1" allowOverlap="1" wp14:anchorId="1A3B3BC3" wp14:editId="21B21C4F">
+              <wp:anchor distT="0" distB="0" distL="114300" distR="114300" simplePos="0" relativeHeight="251661824" behindDoc="0" locked="0" layoutInCell="1" allowOverlap="1" wp14:anchorId="1A3B3BC3" wp14:editId="21B21C4F">
                 <wp:simplePos x="0" y="0"/>
                 <wp:positionH relativeFrom="column">
                   <wp:posOffset>-229235</wp:posOffset>
@@ -1482,7 +1440,7 @@
           </mc:Choice>
           <mc:Fallback>
             <w:pict>
-              <v:group w14:anchorId="1A3B3BC3" id="组合 38" o:spid="_x0000_s1031" style="position:absolute;left:0;text-align:left;margin-left:-18.05pt;margin-top:19.15pt;width:553pt;height:21.85pt;z-index:251665920" coordorigin="" coordsize="70237,2777" o:gfxdata="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">
+              <v:group w14:anchorId="1A3B3BC3" id="组合 38" o:spid="_x0000_s1031" style="position:absolute;left:0;text-align:left;margin-left:-18.05pt;margin-top:19.15pt;width:553pt;height:21.85pt;z-index:251661824" coordorigin="" coordsize="70237,2777" o:gfxdata="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">
                 <v:shape id="直角三角形 3" o:spid="_x0000_s1032" type="#_x0000_t6" style="position:absolute;left:37;top:2015;width:1441;height:762;rotation:180;visibility:visible;mso-wrap-style:square;v-text-anchor:top" o:gfxdata="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" fillcolor="#9a0000" stroked="f"/>
                 <v:shape id="任意多边形 2" o:spid="_x0000_s1033" style="position:absolute;width:12678;height:2070;visibility:visible;mso-wrap-style:square;v-text-anchor:middle" coordsize="1406296,288031" o:spt="100" o:gfxdata="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" adj="-11796480,,5400" path="m1093154,r77999,l1406296,288031r-77999,l1093154,xm1030297,r39620,l1305060,288031r-39620,l1030297,xm,l1007060,r235143,288031l,288031,,xe" fillcolor="#9a0000" stroked="f">
                   <v:stroke joinstyle="miter"/>
@@ -1537,7 +1495,7 @@
         <mc:AlternateContent>
           <mc:Choice Requires="wps">
             <w:drawing>
-              <wp:anchor distT="0" distB="0" distL="114300" distR="114300" simplePos="0" relativeHeight="251657728" behindDoc="0" locked="0" layoutInCell="1" allowOverlap="1" wp14:anchorId="782A151C" wp14:editId="2662911A">
+              <wp:anchor distT="0" distB="0" distL="114300" distR="114300" simplePos="0" relativeHeight="251655680" behindDoc="0" locked="0" layoutInCell="1" allowOverlap="1" wp14:anchorId="782A151C" wp14:editId="2662911A">
                 <wp:simplePos x="0" y="0"/>
                 <wp:positionH relativeFrom="column">
                   <wp:posOffset>-12700</wp:posOffset>
@@ -1591,15 +1549,7 @@
                                 <w:color w:val="414141"/>
                                 <w:szCs w:val="21"/>
                               </w:rPr>
-                              <w:t xml:space="preserve">2024.09-2027.06     </w:t>
-                            </w:r>
-                            <w:r>
-                              <w:rPr>
-                                <w:rFonts w:ascii="微软雅黑" w:hAnsi="微软雅黑" w:hint="eastAsia"/>
-                                <w:color w:val="414141"/>
-                                <w:szCs w:val="21"/>
-                              </w:rPr>
-                              <w:t xml:space="preserve">北京大学   </w:t>
+                              <w:t xml:space="preserve">2024.09-2027.06     北京大学   </w:t>
                             </w:r>
                             <w:r>
                               <w:rPr>
@@ -1639,7 +1589,7 @@
                               <w:adjustRightInd w:val="0"/>
                               <w:snapToGrid w:val="0"/>
                               <w:rPr>
-                                <w:rFonts w:ascii="微软雅黑" w:hAnsi="微软雅黑"/>
+                                <w:rFonts w:ascii="微软雅黑" w:hAnsi="微软雅黑" w:hint="eastAsia"/>
                                 <w:color w:val="414141"/>
                                 <w:szCs w:val="21"/>
                               </w:rPr>
@@ -1756,7 +1706,7 @@
           </mc:Choice>
           <mc:Fallback>
             <w:pict>
-              <v:shape w14:anchorId="782A151C" id="_x0000_s1035" type="#_x0000_t202" style="position:absolute;left:0;text-align:left;margin-left:-1pt;margin-top:177pt;width:544pt;height:59.5pt;z-index:251657728;visibility:visible;mso-wrap-style:square;mso-width-percent:0;mso-height-percent:0;mso-wrap-distance-left:9pt;mso-wrap-distance-top:0;mso-wrap-distance-right:9pt;mso-wrap-distance-bottom:0;mso-position-horizontal:absolute;mso-position-horizontal-relative:text;mso-position-vertical:absolute;mso-position-vertical-relative:page;mso-width-percent:0;mso-height-percent:0;mso-width-relative:margin;mso-height-relative:margin;v-text-anchor:middle" o:gfxdata="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" filled="f" stroked="f">
+              <v:shape w14:anchorId="782A151C" id="_x0000_s1035" type="#_x0000_t202" style="position:absolute;left:0;text-align:left;margin-left:-1pt;margin-top:177pt;width:544pt;height:59.5pt;z-index:251655680;visibility:visible;mso-wrap-style:square;mso-width-percent:0;mso-height-percent:0;mso-wrap-distance-left:9pt;mso-wrap-distance-top:0;mso-wrap-distance-right:9pt;mso-wrap-distance-bottom:0;mso-position-horizontal:absolute;mso-position-horizontal-relative:text;mso-position-vertical:absolute;mso-position-vertical-relative:page;mso-width-percent:0;mso-height-percent:0;mso-width-relative:margin;mso-height-relative:margin;v-text-anchor:middle" o:gfxdata="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" filled="f" stroked="f">
                 <v:textbox>
                   <w:txbxContent>
                     <w:p>
@@ -1775,15 +1725,7 @@
                           <w:color w:val="414141"/>
                           <w:szCs w:val="21"/>
                         </w:rPr>
-                        <w:t xml:space="preserve">2024.09-2027.06     </w:t>
-                      </w:r>
-                      <w:r>
-                        <w:rPr>
-                          <w:rFonts w:ascii="微软雅黑" w:hAnsi="微软雅黑" w:hint="eastAsia"/>
-                          <w:color w:val="414141"/>
-                          <w:szCs w:val="21"/>
-                        </w:rPr>
-                        <w:t xml:space="preserve">北京大学   </w:t>
+                        <w:t xml:space="preserve">2024.09-2027.06     北京大学   </w:t>
                       </w:r>
                       <w:r>
                         <w:rPr>
@@ -1823,7 +1765,7 @@
                         <w:adjustRightInd w:val="0"/>
                         <w:snapToGrid w:val="0"/>
                         <w:rPr>
-                          <w:rFonts w:ascii="微软雅黑" w:hAnsi="微软雅黑"/>
+                          <w:rFonts w:ascii="微软雅黑" w:hAnsi="微软雅黑" w:hint="eastAsia"/>
                           <w:color w:val="414141"/>
                           <w:szCs w:val="21"/>
                         </w:rPr>
@@ -1964,7 +1906,7 @@
         <mc:AlternateContent>
           <mc:Choice Requires="wpg">
             <w:drawing>
-              <wp:anchor distT="0" distB="0" distL="114300" distR="114300" simplePos="0" relativeHeight="251662848" behindDoc="0" locked="0" layoutInCell="1" allowOverlap="1" wp14:anchorId="3FD72540" wp14:editId="275C80AD">
+              <wp:anchor distT="0" distB="0" distL="114300" distR="114300" simplePos="0" relativeHeight="251657728" behindDoc="0" locked="0" layoutInCell="1" allowOverlap="1" wp14:anchorId="3FD72540" wp14:editId="275C80AD">
                 <wp:simplePos x="0" y="0"/>
                 <wp:positionH relativeFrom="column">
                   <wp:posOffset>-217805</wp:posOffset>
@@ -2212,7 +2154,7 @@
           </mc:Choice>
           <mc:Fallback>
             <w:pict>
-              <v:group w14:anchorId="3FD72540" id="组合 37" o:spid="_x0000_s1036" style="position:absolute;left:0;text-align:left;margin-left:-17.15pt;margin-top:18.85pt;width:548.95pt;height:21.85pt;z-index:251662848;mso-width-relative:margin" coordsize="69718,2777" o:gfxdata="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">
+              <v:group w14:anchorId="3FD72540" id="组合 37" o:spid="_x0000_s1036" style="position:absolute;left:0;text-align:left;margin-left:-17.15pt;margin-top:18.85pt;width:548.95pt;height:21.85pt;z-index:251657728;mso-width-relative:margin" coordsize="69718,2777" o:gfxdata="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">
                 <v:shape id="直角三角形 3" o:spid="_x0000_s1037" type="#_x0000_t6" style="position:absolute;top:2015;width:1441;height:762;rotation:180;visibility:visible;mso-wrap-style:square;v-text-anchor:top" o:gfxdata="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" fillcolor="#9a0000" stroked="f"/>
                 <v:shape id="任意多边形 2" o:spid="_x0000_s1038" style="position:absolute;width:13261;height:2070;visibility:visible;mso-wrap-style:square;v-text-anchor:middle" coordsize="1406296,288031" o:spt="100" o:gfxdata="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" adj="-11796480,,5400" path="m1093154,r77999,l1406296,288031r-77999,l1093154,xm1030297,r39620,l1305060,288031r-39620,l1030297,xm,l1007060,r235143,288031l,288031,,xe" fillcolor="#9a0000" stroked="f">
                   <v:stroke joinstyle="miter"/>
@@ -2280,7 +2222,7 @@
         <mc:AlternateContent>
           <mc:Choice Requires="wps">
             <w:drawing>
-              <wp:anchor distT="0" distB="0" distL="114300" distR="114300" simplePos="0" relativeHeight="251660800" behindDoc="0" locked="0" layoutInCell="1" allowOverlap="1" wp14:anchorId="154BF59E" wp14:editId="0F70A796">
+              <wp:anchor distT="0" distB="0" distL="114300" distR="114300" simplePos="0" relativeHeight="251656704" behindDoc="0" locked="0" layoutInCell="1" allowOverlap="1" wp14:anchorId="154BF59E" wp14:editId="0F70A796">
                 <wp:simplePos x="0" y="0"/>
                 <wp:positionH relativeFrom="column">
                   <wp:posOffset>-71755</wp:posOffset>
@@ -2323,7 +2265,7 @@
                               <w:adjustRightInd w:val="0"/>
                               <w:snapToGrid w:val="0"/>
                               <w:rPr>
-                                <w:rFonts w:ascii="微软雅黑" w:hAnsi="微软雅黑"/>
+                                <w:rFonts w:ascii="微软雅黑" w:hAnsi="微软雅黑" w:hint="eastAsia"/>
                                 <w:b/>
                                 <w:bCs/>
                                 <w:color w:val="414141"/>
@@ -2365,7 +2307,7 @@
                               <w:snapToGrid w:val="0"/>
                               <w:ind w:firstLineChars="0"/>
                               <w:rPr>
-                                <w:rFonts w:ascii="微软雅黑" w:hAnsi="微软雅黑"/>
+                                <w:rFonts w:ascii="微软雅黑" w:hAnsi="微软雅黑" w:hint="eastAsia"/>
                                 <w:color w:val="414141"/>
                                 <w:sz w:val="18"/>
                                 <w:szCs w:val="18"/>
@@ -2378,16 +2320,7 @@
                                 <w:sz w:val="18"/>
                                 <w:szCs w:val="18"/>
                               </w:rPr>
-                              <w:t>IEEE CAC 2026</w:t>
-                            </w:r>
-                            <w:r>
-                              <w:rPr>
-                                <w:rFonts w:ascii="微软雅黑" w:hAnsi="微软雅黑" w:hint="eastAsia"/>
-                                <w:color w:val="414141"/>
-                                <w:sz w:val="18"/>
-                                <w:szCs w:val="18"/>
-                              </w:rPr>
-                              <w:t>，投稿中｜第一作者</w:t>
+                              <w:t>IEEE CAC 2026，投稿中｜第一作者</w:t>
                             </w:r>
                           </w:p>
                           <w:p>
@@ -2461,6 +2394,17 @@
                             <w:pPr>
                               <w:adjustRightInd w:val="0"/>
                               <w:snapToGrid w:val="0"/>
+                              <w:ind w:left="8010" w:hangingChars="4450" w:hanging="8010"/>
+                              <w:rPr>
+                                <w:rFonts w:ascii="微软雅黑" w:hAnsi="微软雅黑" w:hint="eastAsia"/>
+                                <w:b/>
+                                <w:bCs/>
+                                <w:color w:val="414141"/>
+                                <w:sz w:val="18"/>
+                                <w:szCs w:val="18"/>
+                              </w:rPr>
+                            </w:pPr>
+                            <w:r>
                               <w:rPr>
                                 <w:rFonts w:ascii="微软雅黑" w:hAnsi="微软雅黑"/>
                                 <w:b/>
@@ -2469,98 +2413,7 @@
                                 <w:sz w:val="18"/>
                                 <w:szCs w:val="18"/>
                               </w:rPr>
-                            </w:pPr>
-                            <w:r>
-                              <w:rPr>
-                                <w:rFonts w:ascii="微软雅黑" w:hAnsi="微软雅黑"/>
-                                <w:b/>
-                                <w:bCs/>
-                                <w:color w:val="414141"/>
-                                <w:sz w:val="18"/>
-                                <w:szCs w:val="18"/>
-                              </w:rPr>
-                              <w:t>SHARP: Safety-aware Hierarchical Autonomous Robotic Planning for in vivo surgery</w:t>
-                            </w:r>
-                            <w:r>
-                              <w:rPr>
-                                <w:rFonts w:ascii="微软雅黑" w:hAnsi="微软雅黑" w:hint="eastAsia"/>
-                                <w:b/>
-                                <w:bCs/>
-                                <w:color w:val="414141"/>
-                                <w:sz w:val="18"/>
-                                <w:szCs w:val="18"/>
-                              </w:rPr>
-                              <w:t xml:space="preserve"> </w:t>
-                            </w:r>
-                          </w:p>
-                          <w:p>
-                            <w:pPr>
-                              <w:adjustRightInd w:val="0"/>
-                              <w:snapToGrid w:val="0"/>
-                              <w:rPr>
-                                <w:rFonts w:ascii="微软雅黑" w:hAnsi="微软雅黑" w:hint="eastAsia"/>
-                                <w:b/>
-                                <w:bCs/>
-                                <w:color w:val="414141"/>
-                                <w:sz w:val="18"/>
-                                <w:szCs w:val="18"/>
-                              </w:rPr>
-                            </w:pPr>
-                            <w:r>
-                              <w:rPr>
-                                <w:rFonts w:ascii="微软雅黑" w:hAnsi="微软雅黑" w:hint="eastAsia"/>
-                                <w:i/>
-                                <w:iCs/>
-                                <w:color w:val="414141"/>
-                                <w:sz w:val="18"/>
-                                <w:szCs w:val="18"/>
-                              </w:rPr>
-                              <w:t>Science Robotics</w:t>
-                            </w:r>
-                            <w:r>
-                              <w:rPr>
-                                <w:rFonts w:ascii="微软雅黑" w:hAnsi="微软雅黑" w:hint="eastAsia"/>
-                                <w:color w:val="414141"/>
-                                <w:sz w:val="18"/>
-                                <w:szCs w:val="18"/>
-                              </w:rPr>
-                              <w:t>（</w:t>
-                            </w:r>
-                            <w:r>
-                              <w:rPr>
-                                <w:rFonts w:ascii="微软雅黑" w:hAnsi="微软雅黑" w:hint="eastAsia"/>
-                                <w:color w:val="414141"/>
-                                <w:sz w:val="18"/>
-                                <w:szCs w:val="18"/>
-                              </w:rPr>
-                              <w:t>在投</w:t>
-                            </w:r>
-                            <w:r>
-                              <w:rPr>
-                                <w:rFonts w:ascii="微软雅黑" w:hAnsi="微软雅黑" w:hint="eastAsia"/>
-                                <w:color w:val="414141"/>
-                                <w:sz w:val="18"/>
-                                <w:szCs w:val="18"/>
-                              </w:rPr>
-                              <w:t>，</w:t>
-                            </w:r>
-                            <w:r>
-                              <w:rPr>
-                                <w:rFonts w:ascii="微软雅黑" w:hAnsi="微软雅黑" w:hint="eastAsia"/>
-                                <w:color w:val="414141"/>
-                                <w:sz w:val="18"/>
-                                <w:szCs w:val="18"/>
-                              </w:rPr>
-                              <w:t>三作</w:t>
-                            </w:r>
-                            <w:r>
-                              <w:rPr>
-                                <w:rFonts w:ascii="微软雅黑" w:hAnsi="微软雅黑" w:hint="eastAsia"/>
-                                <w:color w:val="414141"/>
-                                <w:sz w:val="18"/>
-                                <w:szCs w:val="18"/>
-                              </w:rPr>
-                              <w:t>）</w:t>
+                              <w:t>Melding LLM and temporal logic for reliable human-swarm collaboration in complex environments</w:t>
                             </w:r>
                           </w:p>
                           <w:p>
@@ -2583,20 +2436,13 @@
                             <w:r>
                               <w:rPr>
                                 <w:rFonts w:ascii="微软雅黑" w:hAnsi="微软雅黑"/>
-                                <w:color w:val="414141"/>
-                                <w:sz w:val="18"/>
-                                <w:szCs w:val="18"/>
-                              </w:rPr>
-                              <w:t>参与构建面向活体微创手术的</w:t>
-                            </w:r>
-                            <w:r>
-                              <w:rPr>
-                                <w:rFonts w:ascii="微软雅黑" w:hAnsi="微软雅黑" w:hint="eastAsia"/>
-                                <w:color w:val="414141"/>
-                                <w:sz w:val="18"/>
-                                <w:szCs w:val="18"/>
-                              </w:rPr>
-                              <w:t>安全感知的分层规划</w:t>
+                                <w:i/>
+                                <w:iCs/>
+                                <w:color w:val="414141"/>
+                                <w:sz w:val="18"/>
+                                <w:szCs w:val="18"/>
+                              </w:rPr>
+                              <w:t>Science Robotics</w:t>
                             </w:r>
                             <w:r>
                               <w:rPr>
@@ -2605,87 +2451,7 @@
                                 <w:sz w:val="18"/>
                                 <w:szCs w:val="18"/>
                               </w:rPr>
-                              <w:t>框架，设计“</w:t>
-                            </w:r>
-                            <w:r>
-                              <w:rPr>
-                                <w:rFonts w:ascii="微软雅黑" w:hAnsi="微软雅黑" w:hint="eastAsia"/>
-                                <w:color w:val="414141"/>
-                                <w:sz w:val="18"/>
-                                <w:szCs w:val="18"/>
-                              </w:rPr>
-                              <w:t>任务规划</w:t>
-                            </w:r>
-                            <w:r>
-                              <w:rPr>
-                                <w:rFonts w:ascii="微软雅黑" w:hAnsi="微软雅黑"/>
-                                <w:color w:val="414141"/>
-                                <w:sz w:val="18"/>
-                                <w:szCs w:val="18"/>
-                              </w:rPr>
-                              <w:t>-</w:t>
-                            </w:r>
-                            <w:r>
-                              <w:rPr>
-                                <w:rFonts w:ascii="微软雅黑" w:hAnsi="微软雅黑" w:hint="eastAsia"/>
-                                <w:color w:val="414141"/>
-                                <w:sz w:val="18"/>
-                                <w:szCs w:val="18"/>
-                              </w:rPr>
-                              <w:t>异常监测</w:t>
-                            </w:r>
-                            <w:r>
-                              <w:rPr>
-                                <w:rFonts w:ascii="微软雅黑" w:hAnsi="微软雅黑"/>
-                                <w:color w:val="414141"/>
-                                <w:sz w:val="18"/>
-                                <w:szCs w:val="18"/>
-                              </w:rPr>
-                              <w:t>-</w:t>
-                            </w:r>
-                            <w:r>
-                              <w:rPr>
-                                <w:rFonts w:ascii="微软雅黑" w:hAnsi="微软雅黑" w:hint="eastAsia"/>
-                                <w:color w:val="414141"/>
-                                <w:sz w:val="18"/>
-                                <w:szCs w:val="18"/>
-                              </w:rPr>
-                              <w:t>恢复执行</w:t>
-                            </w:r>
-                            <w:r>
-                              <w:rPr>
-                                <w:rFonts w:ascii="微软雅黑" w:hAnsi="微软雅黑"/>
-                                <w:color w:val="414141"/>
-                                <w:sz w:val="18"/>
-                                <w:szCs w:val="18"/>
-                              </w:rPr>
-                              <w:t>”闭环，融合内窥镜图像、腕部相机、机器人状态与呼吸相位信息，支持胆囊管/胆囊动脉夹闭切断过程中的异常识别、风险抑制与在线恢复。</w:t>
-                            </w:r>
-                          </w:p>
-                          <w:p>
-                            <w:pPr>
-                              <w:adjustRightInd w:val="0"/>
-                              <w:snapToGrid w:val="0"/>
-                              <w:ind w:left="8010" w:hangingChars="4450" w:hanging="8010"/>
-                              <w:rPr>
-                                <w:rFonts w:ascii="微软雅黑" w:hAnsi="微软雅黑" w:hint="eastAsia"/>
-                                <w:b/>
-                                <w:bCs/>
-                                <w:color w:val="414141"/>
-                                <w:sz w:val="18"/>
-                                <w:szCs w:val="18"/>
-                              </w:rPr>
-                            </w:pPr>
-                            <w:r>
-                              <w:rPr>
-                                <w:rFonts w:ascii="微软雅黑" w:hAnsi="微软雅黑"/>
-                                <w:b/>
-                                <w:bCs/>
-                                <w:color w:val="414141"/>
-                                <w:sz w:val="18"/>
-                                <w:szCs w:val="18"/>
-                              </w:rPr>
-                              <w:t>Melding LLM and temporal logic for reliable human-swarm collaboration in complex environments</w:t>
+                              <w:t>，投稿中｜第五作者</w:t>
                             </w:r>
                           </w:p>
                           <w:p>
@@ -2699,23 +2465,32 @@
                               <w:snapToGrid w:val="0"/>
                               <w:ind w:firstLineChars="0"/>
                               <w:rPr>
+                                <w:rFonts w:ascii="微软雅黑" w:hAnsi="微软雅黑" w:hint="eastAsia"/>
+                                <w:color w:val="414141"/>
+                                <w:sz w:val="18"/>
+                                <w:szCs w:val="18"/>
+                              </w:rPr>
+                            </w:pPr>
+                            <w:r>
+                              <w:rPr>
                                 <w:rFonts w:ascii="微软雅黑" w:hAnsi="微软雅黑"/>
                                 <w:color w:val="414141"/>
                                 <w:sz w:val="18"/>
                                 <w:szCs w:val="18"/>
                               </w:rPr>
-                            </w:pPr>
+                              <w:t>参与融合时序逻辑任务推理、LLM</w:t>
+                            </w:r>
+                            <w:proofErr w:type="gramStart"/>
                             <w:r>
                               <w:rPr>
                                 <w:rFonts w:ascii="微软雅黑" w:hAnsi="微软雅黑"/>
-                                <w:i/>
-                                <w:iCs/>
-                                <w:color w:val="414141"/>
-                                <w:sz w:val="18"/>
-                                <w:szCs w:val="18"/>
-                              </w:rPr>
-                              <w:t>Science Robotics</w:t>
-                            </w:r>
+                                <w:color w:val="414141"/>
+                                <w:sz w:val="18"/>
+                                <w:szCs w:val="18"/>
+                              </w:rPr>
+                              <w:t>子任务</w:t>
+                            </w:r>
+                            <w:proofErr w:type="gramEnd"/>
                             <w:r>
                               <w:rPr>
                                 <w:rFonts w:ascii="微软雅黑" w:hAnsi="微软雅黑"/>
@@ -2723,26 +2498,17 @@
                                 <w:sz w:val="18"/>
                                 <w:szCs w:val="18"/>
                               </w:rPr>
-                              <w:t>，投稿中｜第五作者</w:t>
-                            </w:r>
-                          </w:p>
-                          <w:p>
-                            <w:pPr>
-                              <w:pStyle w:val="a9"/>
-                              <w:numPr>
-                                <w:ilvl w:val="0"/>
-                                <w:numId w:val="5"/>
-                              </w:numPr>
-                              <w:adjustRightInd w:val="0"/>
-                              <w:snapToGrid w:val="0"/>
-                              <w:ind w:firstLineChars="0"/>
-                              <w:rPr>
-                                <w:rFonts w:ascii="微软雅黑" w:hAnsi="微软雅黑" w:hint="eastAsia"/>
-                                <w:color w:val="414141"/>
-                                <w:sz w:val="18"/>
-                                <w:szCs w:val="18"/>
-                              </w:rPr>
-                            </w:pPr>
+                              <w:t>生成与不确定性感知任务分配的神经符号群体机器人协同框架研究，构建“</w:t>
+                            </w:r>
+                            <w:r>
+                              <w:rPr>
+                                <w:rFonts w:ascii="微软雅黑" w:hAnsi="微软雅黑" w:hint="eastAsia"/>
+                                <w:color w:val="414141"/>
+                                <w:sz w:val="18"/>
+                                <w:szCs w:val="18"/>
+                              </w:rPr>
+                              <w:t>自然语言理解</w:t>
+                            </w:r>
                             <w:r>
                               <w:rPr>
                                 <w:rFonts w:ascii="微软雅黑" w:hAnsi="微软雅黑"/>
@@ -2750,44 +2516,6 @@
                                 <w:sz w:val="18"/>
                                 <w:szCs w:val="18"/>
                               </w:rPr>
-                              <w:t>参与融合时序逻辑任务推理、LLM</w:t>
-                            </w:r>
-                            <w:proofErr w:type="gramStart"/>
-                            <w:r>
-                              <w:rPr>
-                                <w:rFonts w:ascii="微软雅黑" w:hAnsi="微软雅黑"/>
-                                <w:color w:val="414141"/>
-                                <w:sz w:val="18"/>
-                                <w:szCs w:val="18"/>
-                              </w:rPr>
-                              <w:t>子任务</w:t>
-                            </w:r>
-                            <w:proofErr w:type="gramEnd"/>
-                            <w:r>
-                              <w:rPr>
-                                <w:rFonts w:ascii="微软雅黑" w:hAnsi="微软雅黑"/>
-                                <w:color w:val="414141"/>
-                                <w:sz w:val="18"/>
-                                <w:szCs w:val="18"/>
-                              </w:rPr>
-                              <w:t>生成与不确定性感知任务分配的神经符号群体机器人协同框架研究，构建“</w:t>
-                            </w:r>
-                            <w:r>
-                              <w:rPr>
-                                <w:rFonts w:ascii="微软雅黑" w:hAnsi="微软雅黑" w:hint="eastAsia"/>
-                                <w:color w:val="414141"/>
-                                <w:sz w:val="18"/>
-                                <w:szCs w:val="18"/>
-                              </w:rPr>
-                              <w:t>自然语言理解</w:t>
-                            </w:r>
-                            <w:r>
-                              <w:rPr>
-                                <w:rFonts w:ascii="微软雅黑" w:hAnsi="微软雅黑"/>
-                                <w:color w:val="414141"/>
-                                <w:sz w:val="18"/>
-                                <w:szCs w:val="18"/>
-                              </w:rPr>
                               <w:t>-</w:t>
                             </w:r>
                             <w:r>
@@ -2797,43 +2525,7 @@
                                 <w:sz w:val="18"/>
                                 <w:szCs w:val="18"/>
                               </w:rPr>
-                              <w:t>形式化</w:t>
-                            </w:r>
-                            <w:r>
-                              <w:rPr>
-                                <w:rFonts w:ascii="微软雅黑" w:hAnsi="微软雅黑" w:hint="eastAsia"/>
-                                <w:color w:val="414141"/>
-                                <w:sz w:val="18"/>
-                                <w:szCs w:val="18"/>
-                              </w:rPr>
-                              <w:t>约束</w:t>
-                            </w:r>
-                            <w:r>
-                              <w:rPr>
-                                <w:rFonts w:ascii="微软雅黑" w:hAnsi="微软雅黑" w:hint="eastAsia"/>
-                                <w:color w:val="414141"/>
-                                <w:sz w:val="18"/>
-                                <w:szCs w:val="18"/>
-                              </w:rPr>
-                              <w:t>建模-</w:t>
-                            </w:r>
-                            <w:r>
-                              <w:rPr>
-                                <w:rFonts w:ascii="微软雅黑" w:hAnsi="微软雅黑" w:hint="eastAsia"/>
-                                <w:color w:val="414141"/>
-                                <w:sz w:val="18"/>
-                                <w:szCs w:val="18"/>
-                              </w:rPr>
-                              <w:t>可执行</w:t>
-                            </w:r>
-                            <w:r>
-                              <w:rPr>
-                                <w:rFonts w:ascii="微软雅黑" w:hAnsi="微软雅黑" w:hint="eastAsia"/>
-                                <w:color w:val="414141"/>
-                                <w:sz w:val="18"/>
-                                <w:szCs w:val="18"/>
-                              </w:rPr>
-                              <w:t>任务规划</w:t>
+                              <w:t>形式化约束建模-可执行任务规划</w:t>
                             </w:r>
                             <w:r>
                               <w:rPr>
@@ -2852,7 +2544,7 @@
                               <w:snapToGrid w:val="0"/>
                               <w:ind w:firstLineChars="0" w:firstLine="0"/>
                               <w:rPr>
-                                <w:rFonts w:ascii="微软雅黑" w:eastAsia="微软雅黑" w:hAnsi="微软雅黑"/>
+                                <w:rFonts w:ascii="微软雅黑" w:eastAsia="微软雅黑" w:hAnsi="微软雅黑" w:hint="eastAsia"/>
                                 <w:b/>
                                 <w:bCs/>
                                 <w:color w:val="414141"/>
@@ -2919,9 +2611,13 @@
                           <w:p>
                             <w:pPr>
                               <w:pStyle w:val="12"/>
+                              <w:numPr>
+                                <w:ilvl w:val="0"/>
+                                <w:numId w:val="7"/>
+                              </w:numPr>
                               <w:adjustRightInd w:val="0"/>
                               <w:snapToGrid w:val="0"/>
-                              <w:ind w:firstLineChars="0" w:firstLine="0"/>
+                              <w:ind w:firstLineChars="0"/>
                               <w:rPr>
                                 <w:rFonts w:ascii="微软雅黑" w:hAnsi="微软雅黑" w:hint="eastAsia"/>
                                 <w:color w:val="414141"/>
@@ -2931,7 +2627,7 @@
                             </w:pPr>
                             <w:r>
                               <w:rPr>
-                                <w:rFonts w:ascii="微软雅黑" w:hAnsi="微软雅黑" w:hint="eastAsia"/>
+                                <w:rFonts w:ascii="微软雅黑" w:hAnsi="微软雅黑"/>
                                 <w:i/>
                                 <w:iCs/>
                                 <w:color w:val="414141"/>
@@ -2943,7 +2639,7 @@
                             <w:proofErr w:type="spellStart"/>
                             <w:r>
                               <w:rPr>
-                                <w:rFonts w:ascii="微软雅黑" w:hAnsi="微软雅黑" w:hint="eastAsia"/>
+                                <w:rFonts w:ascii="微软雅黑" w:hAnsi="微软雅黑"/>
                                 <w:i/>
                                 <w:iCs/>
                                 <w:color w:val="414141"/>
@@ -2955,7 +2651,7 @@
                             <w:proofErr w:type="spellEnd"/>
                             <w:r>
                               <w:rPr>
-                                <w:rFonts w:ascii="微软雅黑" w:hAnsi="微软雅黑" w:hint="eastAsia"/>
+                                <w:rFonts w:ascii="微软雅黑" w:hAnsi="微软雅黑"/>
                                 <w:i/>
                                 <w:iCs/>
                                 <w:color w:val="414141"/>
@@ -2967,7 +2663,7 @@
                             <w:proofErr w:type="spellStart"/>
                             <w:r>
                               <w:rPr>
-                                <w:rFonts w:ascii="微软雅黑" w:hAnsi="微软雅黑" w:hint="eastAsia"/>
+                                <w:rFonts w:ascii="微软雅黑" w:hAnsi="微软雅黑"/>
                                 <w:i/>
                                 <w:iCs/>
                                 <w:color w:val="414141"/>
@@ -2979,12 +2675,21 @@
                             <w:proofErr w:type="spellEnd"/>
                             <w:r>
                               <w:rPr>
-                                <w:rFonts w:ascii="微软雅黑" w:hAnsi="微软雅黑" w:hint="eastAsia"/>
-                                <w:color w:val="414141"/>
-                                <w:sz w:val="18"/>
-                                <w:szCs w:val="18"/>
-                              </w:rPr>
-                              <w:t>（见刊，学生三作）</w:t>
+                                <w:rFonts w:ascii="微软雅黑" w:eastAsia="微软雅黑" w:hAnsi="微软雅黑"/>
+                                <w:color w:val="414141"/>
+                                <w:sz w:val="18"/>
+                                <w:szCs w:val="18"/>
+                              </w:rPr>
+                              <w:t>，</w:t>
+                            </w:r>
+                            <w:r>
+                              <w:rPr>
+                                <w:rFonts w:ascii="微软雅黑" w:hAnsi="微软雅黑"/>
+                                <w:color w:val="414141"/>
+                                <w:sz w:val="18"/>
+                                <w:szCs w:val="18"/>
+                              </w:rPr>
+                              <w:t>已见刊｜第四作者（学生第三作者）</w:t>
                             </w:r>
                           </w:p>
                           <w:p>
@@ -3011,7 +2716,7 @@
                                 <w:sz w:val="18"/>
                                 <w:szCs w:val="18"/>
                               </w:rPr>
-                              <w:t>系统梳理基于 LTL/STL 的多机器人协同任务规划方法，归纳</w:t>
+                              <w:t>负责</w:t>
                             </w:r>
                             <w:r>
                               <w:rPr>
@@ -3020,7 +2725,7 @@
                                 <w:sz w:val="18"/>
                                 <w:szCs w:val="18"/>
                               </w:rPr>
-                              <w:t>基于自动机的规划</w:t>
+                              <w:t>LLM</w:t>
                             </w:r>
                             <w:r>
                               <w:rPr>
@@ -3029,17 +2734,9 @@
                                 <w:sz w:val="18"/>
                                 <w:szCs w:val="18"/>
                               </w:rPr>
-                              <w:t>、约束优化、分布式控制与在线重规划等典型技术路线，重点总结</w:t>
-                            </w:r>
-                            <w:r>
-                              <w:rPr>
-                                <w:rFonts w:ascii="微软雅黑" w:eastAsia="微软雅黑" w:hAnsi="微软雅黑" w:hint="eastAsia"/>
-                                <w:color w:val="414141"/>
-                                <w:sz w:val="18"/>
-                                <w:szCs w:val="18"/>
-                              </w:rPr>
-                              <w:t>形式化方法</w:t>
-                            </w:r>
+                              <w:t>辅助多机器人任务建模与规划部分的文献调研及撰写，系统梳理LLM在自然语言任务理解、PDDL/LTL/STL形式化转换、</w:t>
+                            </w:r>
+                            <w:proofErr w:type="gramStart"/>
                             <w:r>
                               <w:rPr>
                                 <w:rFonts w:ascii="微软雅黑" w:eastAsia="微软雅黑" w:hAnsi="微软雅黑"/>
@@ -3047,7 +2744,17 @@
                                 <w:sz w:val="18"/>
                                 <w:szCs w:val="18"/>
                               </w:rPr>
-                              <w:t>与 LLM 融合的闭环规划趋势。</w:t>
+                              <w:t>子任务</w:t>
+                            </w:r>
+                            <w:proofErr w:type="gramEnd"/>
+                            <w:r>
+                              <w:rPr>
+                                <w:rFonts w:ascii="微软雅黑" w:eastAsia="微软雅黑" w:hAnsi="微软雅黑"/>
+                                <w:color w:val="414141"/>
+                                <w:sz w:val="18"/>
+                                <w:szCs w:val="18"/>
+                              </w:rPr>
+                              <w:t>分解与计划生成中的典型应用，并总结其在幻觉、约束满足与可验证性方面的局限，以及与形式逻辑融合的闭环规划趋势。</w:t>
                             </w:r>
                           </w:p>
                         </w:txbxContent>
@@ -3066,7 +2773,7 @@
           </mc:Choice>
           <mc:Fallback>
             <w:pict>
-              <v:shape w14:anchorId="154BF59E" id="_x0000_s1040" type="#_x0000_t202" style="position:absolute;left:0;text-align:left;margin-left:-5.65pt;margin-top:251.55pt;width:548.5pt;height:164pt;z-index:251660800;visibility:visible;mso-wrap-style:square;mso-width-percent:0;mso-wrap-distance-left:9pt;mso-wrap-distance-top:0;mso-wrap-distance-right:9pt;mso-wrap-distance-bottom:0;mso-position-horizontal:absolute;mso-position-horizontal-relative:text;mso-position-vertical:absolute;mso-position-vertical-relative:page;mso-width-percent:0;mso-width-relative:margin;v-text-anchor:middle" o:gfxdata="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" filled="f" stroked="f">
+              <v:shape w14:anchorId="154BF59E" id="_x0000_s1040" type="#_x0000_t202" style="position:absolute;left:0;text-align:left;margin-left:-5.65pt;margin-top:251.55pt;width:548.5pt;height:164pt;z-index:251656704;visibility:visible;mso-wrap-style:square;mso-width-percent:0;mso-wrap-distance-left:9pt;mso-wrap-distance-top:0;mso-wrap-distance-right:9pt;mso-wrap-distance-bottom:0;mso-position-horizontal:absolute;mso-position-horizontal-relative:text;mso-position-vertical:absolute;mso-position-vertical-relative:page;mso-width-percent:0;mso-width-relative:margin;v-text-anchor:middle" o:gfxdata="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" filled="f" stroked="f">
                 <v:textbox style="mso-fit-shape-to-text:t">
                   <w:txbxContent>
                     <w:p>
@@ -3074,7 +2781,7 @@
                         <w:adjustRightInd w:val="0"/>
                         <w:snapToGrid w:val="0"/>
                         <w:rPr>
-                          <w:rFonts w:ascii="微软雅黑" w:hAnsi="微软雅黑"/>
+                          <w:rFonts w:ascii="微软雅黑" w:hAnsi="微软雅黑" w:hint="eastAsia"/>
                           <w:b/>
                           <w:bCs/>
                           <w:color w:val="414141"/>
@@ -3116,7 +2823,7 @@
                         <w:snapToGrid w:val="0"/>
                         <w:ind w:firstLineChars="0"/>
                         <w:rPr>
-                          <w:rFonts w:ascii="微软雅黑" w:hAnsi="微软雅黑"/>
+                          <w:rFonts w:ascii="微软雅黑" w:hAnsi="微软雅黑" w:hint="eastAsia"/>
                           <w:color w:val="414141"/>
                           <w:sz w:val="18"/>
                           <w:szCs w:val="18"/>
@@ -3129,16 +2836,7 @@
                           <w:sz w:val="18"/>
                           <w:szCs w:val="18"/>
                         </w:rPr>
-                        <w:t>IEEE CAC 2026</w:t>
-                      </w:r>
-                      <w:r>
-                        <w:rPr>
-                          <w:rFonts w:ascii="微软雅黑" w:hAnsi="微软雅黑" w:hint="eastAsia"/>
-                          <w:color w:val="414141"/>
-                          <w:sz w:val="18"/>
-                          <w:szCs w:val="18"/>
-                        </w:rPr>
-                        <w:t>，投稿中｜第一作者</w:t>
+                        <w:t>IEEE CAC 2026，投稿中｜第一作者</w:t>
                       </w:r>
                     </w:p>
                     <w:p>
@@ -3212,6 +2910,17 @@
                       <w:pPr>
                         <w:adjustRightInd w:val="0"/>
                         <w:snapToGrid w:val="0"/>
+                        <w:ind w:left="8010" w:hangingChars="4450" w:hanging="8010"/>
+                        <w:rPr>
+                          <w:rFonts w:ascii="微软雅黑" w:hAnsi="微软雅黑" w:hint="eastAsia"/>
+                          <w:b/>
+                          <w:bCs/>
+                          <w:color w:val="414141"/>
+                          <w:sz w:val="18"/>
+                          <w:szCs w:val="18"/>
+                        </w:rPr>
+                      </w:pPr>
+                      <w:r>
                         <w:rPr>
                           <w:rFonts w:ascii="微软雅黑" w:hAnsi="微软雅黑"/>
                           <w:b/>
@@ -3220,98 +2929,7 @@
                           <w:sz w:val="18"/>
                           <w:szCs w:val="18"/>
                         </w:rPr>
-                      </w:pPr>
-                      <w:r>
-                        <w:rPr>
-                          <w:rFonts w:ascii="微软雅黑" w:hAnsi="微软雅黑"/>
-                          <w:b/>
-                          <w:bCs/>
-                          <w:color w:val="414141"/>
-                          <w:sz w:val="18"/>
-                          <w:szCs w:val="18"/>
-                        </w:rPr>
-                        <w:t>SHARP: Safety-aware Hierarchical Autonomous Robotic Planning for in vivo surgery</w:t>
-                      </w:r>
-                      <w:r>
-                        <w:rPr>
-                          <w:rFonts w:ascii="微软雅黑" w:hAnsi="微软雅黑" w:hint="eastAsia"/>
-                          <w:b/>
-                          <w:bCs/>
-                          <w:color w:val="414141"/>
-                          <w:sz w:val="18"/>
-                          <w:szCs w:val="18"/>
-                        </w:rPr>
-                        <w:t xml:space="preserve"> </w:t>
-                      </w:r>
-                    </w:p>
-                    <w:p>
-                      <w:pPr>
-                        <w:adjustRightInd w:val="0"/>
-                        <w:snapToGrid w:val="0"/>
-                        <w:rPr>
-                          <w:rFonts w:ascii="微软雅黑" w:hAnsi="微软雅黑" w:hint="eastAsia"/>
-                          <w:b/>
-                          <w:bCs/>
-                          <w:color w:val="414141"/>
-                          <w:sz w:val="18"/>
-                          <w:szCs w:val="18"/>
-                        </w:rPr>
-                      </w:pPr>
-                      <w:r>
-                        <w:rPr>
-                          <w:rFonts w:ascii="微软雅黑" w:hAnsi="微软雅黑" w:hint="eastAsia"/>
-                          <w:i/>
-                          <w:iCs/>
-                          <w:color w:val="414141"/>
-                          <w:sz w:val="18"/>
-                          <w:szCs w:val="18"/>
-                        </w:rPr>
-                        <w:t>Science Robotics</w:t>
-                      </w:r>
-                      <w:r>
-                        <w:rPr>
-                          <w:rFonts w:ascii="微软雅黑" w:hAnsi="微软雅黑" w:hint="eastAsia"/>
-                          <w:color w:val="414141"/>
-                          <w:sz w:val="18"/>
-                          <w:szCs w:val="18"/>
-                        </w:rPr>
-                        <w:t>（</w:t>
-                      </w:r>
-                      <w:r>
-                        <w:rPr>
-                          <w:rFonts w:ascii="微软雅黑" w:hAnsi="微软雅黑" w:hint="eastAsia"/>
-                          <w:color w:val="414141"/>
-                          <w:sz w:val="18"/>
-                          <w:szCs w:val="18"/>
-                        </w:rPr>
-                        <w:t>在投</w:t>
-                      </w:r>
-                      <w:r>
-                        <w:rPr>
-                          <w:rFonts w:ascii="微软雅黑" w:hAnsi="微软雅黑" w:hint="eastAsia"/>
-                          <w:color w:val="414141"/>
-                          <w:sz w:val="18"/>
-                          <w:szCs w:val="18"/>
-                        </w:rPr>
-                        <w:t>，</w:t>
-                      </w:r>
-                      <w:r>
-                        <w:rPr>
-                          <w:rFonts w:ascii="微软雅黑" w:hAnsi="微软雅黑" w:hint="eastAsia"/>
-                          <w:color w:val="414141"/>
-                          <w:sz w:val="18"/>
-                          <w:szCs w:val="18"/>
-                        </w:rPr>
-                        <w:t>三作</w:t>
-                      </w:r>
-                      <w:r>
-                        <w:rPr>
-                          <w:rFonts w:ascii="微软雅黑" w:hAnsi="微软雅黑" w:hint="eastAsia"/>
-                          <w:color w:val="414141"/>
-                          <w:sz w:val="18"/>
-                          <w:szCs w:val="18"/>
-                        </w:rPr>
-                        <w:t>）</w:t>
+                        <w:t>Melding LLM and temporal logic for reliable human-swarm collaboration in complex environments</w:t>
                       </w:r>
                     </w:p>
                     <w:p>
@@ -3334,20 +2952,13 @@
                       <w:r>
                         <w:rPr>
                           <w:rFonts w:ascii="微软雅黑" w:hAnsi="微软雅黑"/>
-                          <w:color w:val="414141"/>
-                          <w:sz w:val="18"/>
-                          <w:szCs w:val="18"/>
-                        </w:rPr>
-                        <w:t>参与构建面向活体微创手术的</w:t>
-                      </w:r>
-                      <w:r>
-                        <w:rPr>
-                          <w:rFonts w:ascii="微软雅黑" w:hAnsi="微软雅黑" w:hint="eastAsia"/>
-                          <w:color w:val="414141"/>
-                          <w:sz w:val="18"/>
-                          <w:szCs w:val="18"/>
-                        </w:rPr>
-                        <w:t>安全感知的分层规划</w:t>
+                          <w:i/>
+                          <w:iCs/>
+                          <w:color w:val="414141"/>
+                          <w:sz w:val="18"/>
+                          <w:szCs w:val="18"/>
+                        </w:rPr>
+                        <w:t>Science Robotics</w:t>
                       </w:r>
                       <w:r>
                         <w:rPr>
@@ -3356,87 +2967,7 @@
                           <w:sz w:val="18"/>
                           <w:szCs w:val="18"/>
                         </w:rPr>
-                        <w:t>框架，设计“</w:t>
-                      </w:r>
-                      <w:r>
-                        <w:rPr>
-                          <w:rFonts w:ascii="微软雅黑" w:hAnsi="微软雅黑" w:hint="eastAsia"/>
-                          <w:color w:val="414141"/>
-                          <w:sz w:val="18"/>
-                          <w:szCs w:val="18"/>
-                        </w:rPr>
-                        <w:t>任务规划</w:t>
-                      </w:r>
-                      <w:r>
-                        <w:rPr>
-                          <w:rFonts w:ascii="微软雅黑" w:hAnsi="微软雅黑"/>
-                          <w:color w:val="414141"/>
-                          <w:sz w:val="18"/>
-                          <w:szCs w:val="18"/>
-                        </w:rPr>
-                        <w:t>-</w:t>
-                      </w:r>
-                      <w:r>
-                        <w:rPr>
-                          <w:rFonts w:ascii="微软雅黑" w:hAnsi="微软雅黑" w:hint="eastAsia"/>
-                          <w:color w:val="414141"/>
-                          <w:sz w:val="18"/>
-                          <w:szCs w:val="18"/>
-                        </w:rPr>
-                        <w:t>异常监测</w:t>
-                      </w:r>
-                      <w:r>
-                        <w:rPr>
-                          <w:rFonts w:ascii="微软雅黑" w:hAnsi="微软雅黑"/>
-                          <w:color w:val="414141"/>
-                          <w:sz w:val="18"/>
-                          <w:szCs w:val="18"/>
-                        </w:rPr>
-                        <w:t>-</w:t>
-                      </w:r>
-                      <w:r>
-                        <w:rPr>
-                          <w:rFonts w:ascii="微软雅黑" w:hAnsi="微软雅黑" w:hint="eastAsia"/>
-                          <w:color w:val="414141"/>
-                          <w:sz w:val="18"/>
-                          <w:szCs w:val="18"/>
-                        </w:rPr>
-                        <w:t>恢复执行</w:t>
-                      </w:r>
-                      <w:r>
-                        <w:rPr>
-                          <w:rFonts w:ascii="微软雅黑" w:hAnsi="微软雅黑"/>
-                          <w:color w:val="414141"/>
-                          <w:sz w:val="18"/>
-                          <w:szCs w:val="18"/>
-                        </w:rPr>
-                        <w:t>”闭环，融合内窥镜图像、腕部相机、机器人状态与呼吸相位信息，支持胆囊管/胆囊动脉夹闭切断过程中的异常识别、风险抑制与在线恢复。</w:t>
-                      </w:r>
-                    </w:p>
-                    <w:p>
-                      <w:pPr>
-                        <w:adjustRightInd w:val="0"/>
-                        <w:snapToGrid w:val="0"/>
-                        <w:ind w:left="8010" w:hangingChars="4450" w:hanging="8010"/>
-                        <w:rPr>
-                          <w:rFonts w:ascii="微软雅黑" w:hAnsi="微软雅黑" w:hint="eastAsia"/>
-                          <w:b/>
-                          <w:bCs/>
-                          <w:color w:val="414141"/>
-                          <w:sz w:val="18"/>
-                          <w:szCs w:val="18"/>
-                        </w:rPr>
-                      </w:pPr>
-                      <w:r>
-                        <w:rPr>
-                          <w:rFonts w:ascii="微软雅黑" w:hAnsi="微软雅黑"/>
-                          <w:b/>
-                          <w:bCs/>
-                          <w:color w:val="414141"/>
-                          <w:sz w:val="18"/>
-                          <w:szCs w:val="18"/>
-                        </w:rPr>
-                        <w:t>Melding LLM and temporal logic for reliable human-swarm collaboration in complex environments</w:t>
+                        <w:t>，投稿中｜第五作者</w:t>
                       </w:r>
                     </w:p>
                     <w:p>
@@ -3450,23 +2981,32 @@
                         <w:snapToGrid w:val="0"/>
                         <w:ind w:firstLineChars="0"/>
                         <w:rPr>
+                          <w:rFonts w:ascii="微软雅黑" w:hAnsi="微软雅黑" w:hint="eastAsia"/>
+                          <w:color w:val="414141"/>
+                          <w:sz w:val="18"/>
+                          <w:szCs w:val="18"/>
+                        </w:rPr>
+                      </w:pPr>
+                      <w:r>
+                        <w:rPr>
                           <w:rFonts w:ascii="微软雅黑" w:hAnsi="微软雅黑"/>
                           <w:color w:val="414141"/>
                           <w:sz w:val="18"/>
                           <w:szCs w:val="18"/>
                         </w:rPr>
-                      </w:pPr>
+                        <w:t>参与融合时序逻辑任务推理、LLM</w:t>
+                      </w:r>
+                      <w:proofErr w:type="gramStart"/>
                       <w:r>
                         <w:rPr>
                           <w:rFonts w:ascii="微软雅黑" w:hAnsi="微软雅黑"/>
-                          <w:i/>
-                          <w:iCs/>
-                          <w:color w:val="414141"/>
-                          <w:sz w:val="18"/>
-                          <w:szCs w:val="18"/>
-                        </w:rPr>
-                        <w:t>Science Robotics</w:t>
-                      </w:r>
+                          <w:color w:val="414141"/>
+                          <w:sz w:val="18"/>
+                          <w:szCs w:val="18"/>
+                        </w:rPr>
+                        <w:t>子任务</w:t>
+                      </w:r>
+                      <w:proofErr w:type="gramEnd"/>
                       <w:r>
                         <w:rPr>
                           <w:rFonts w:ascii="微软雅黑" w:hAnsi="微软雅黑"/>
@@ -3474,26 +3014,17 @@
                           <w:sz w:val="18"/>
                           <w:szCs w:val="18"/>
                         </w:rPr>
-                        <w:t>，投稿中｜第五作者</w:t>
-                      </w:r>
-                    </w:p>
-                    <w:p>
-                      <w:pPr>
-                        <w:pStyle w:val="a9"/>
-                        <w:numPr>
-                          <w:ilvl w:val="0"/>
-                          <w:numId w:val="5"/>
-                        </w:numPr>
-                        <w:adjustRightInd w:val="0"/>
-                        <w:snapToGrid w:val="0"/>
-                        <w:ind w:firstLineChars="0"/>
-                        <w:rPr>
-                          <w:rFonts w:ascii="微软雅黑" w:hAnsi="微软雅黑" w:hint="eastAsia"/>
-                          <w:color w:val="414141"/>
-                          <w:sz w:val="18"/>
-                          <w:szCs w:val="18"/>
-                        </w:rPr>
-                      </w:pPr>
+                        <w:t>生成与不确定性感知任务分配的神经符号群体机器人协同框架研究，构建“</w:t>
+                      </w:r>
+                      <w:r>
+                        <w:rPr>
+                          <w:rFonts w:ascii="微软雅黑" w:hAnsi="微软雅黑" w:hint="eastAsia"/>
+                          <w:color w:val="414141"/>
+                          <w:sz w:val="18"/>
+                          <w:szCs w:val="18"/>
+                        </w:rPr>
+                        <w:t>自然语言理解</w:t>
+                      </w:r>
                       <w:r>
                         <w:rPr>
                           <w:rFonts w:ascii="微软雅黑" w:hAnsi="微软雅黑"/>
@@ -3501,44 +3032,6 @@
                           <w:sz w:val="18"/>
                           <w:szCs w:val="18"/>
                         </w:rPr>
-                        <w:t>参与融合时序逻辑任务推理、LLM</w:t>
-                      </w:r>
-                      <w:proofErr w:type="gramStart"/>
-                      <w:r>
-                        <w:rPr>
-                          <w:rFonts w:ascii="微软雅黑" w:hAnsi="微软雅黑"/>
-                          <w:color w:val="414141"/>
-                          <w:sz w:val="18"/>
-                          <w:szCs w:val="18"/>
-                        </w:rPr>
-                        <w:t>子任务</w:t>
-                      </w:r>
-                      <w:proofErr w:type="gramEnd"/>
-                      <w:r>
-                        <w:rPr>
-                          <w:rFonts w:ascii="微软雅黑" w:hAnsi="微软雅黑"/>
-                          <w:color w:val="414141"/>
-                          <w:sz w:val="18"/>
-                          <w:szCs w:val="18"/>
-                        </w:rPr>
-                        <w:t>生成与不确定性感知任务分配的神经符号群体机器人协同框架研究，构建“</w:t>
-                      </w:r>
-                      <w:r>
-                        <w:rPr>
-                          <w:rFonts w:ascii="微软雅黑" w:hAnsi="微软雅黑" w:hint="eastAsia"/>
-                          <w:color w:val="414141"/>
-                          <w:sz w:val="18"/>
-                          <w:szCs w:val="18"/>
-                        </w:rPr>
-                        <w:t>自然语言理解</w:t>
-                      </w:r>
-                      <w:r>
-                        <w:rPr>
-                          <w:rFonts w:ascii="微软雅黑" w:hAnsi="微软雅黑"/>
-                          <w:color w:val="414141"/>
-                          <w:sz w:val="18"/>
-                          <w:szCs w:val="18"/>
-                        </w:rPr>
                         <w:t>-</w:t>
                       </w:r>
                       <w:r>
@@ -3548,43 +3041,7 @@
                           <w:sz w:val="18"/>
                           <w:szCs w:val="18"/>
                         </w:rPr>
-                        <w:t>形式化</w:t>
-                      </w:r>
-                      <w:r>
-                        <w:rPr>
-                          <w:rFonts w:ascii="微软雅黑" w:hAnsi="微软雅黑" w:hint="eastAsia"/>
-                          <w:color w:val="414141"/>
-                          <w:sz w:val="18"/>
-                          <w:szCs w:val="18"/>
-                        </w:rPr>
-                        <w:t>约束</w:t>
-                      </w:r>
-                      <w:r>
-                        <w:rPr>
-                          <w:rFonts w:ascii="微软雅黑" w:hAnsi="微软雅黑" w:hint="eastAsia"/>
-                          <w:color w:val="414141"/>
-                          <w:sz w:val="18"/>
-                          <w:szCs w:val="18"/>
-                        </w:rPr>
-                        <w:t>建模-</w:t>
-                      </w:r>
-                      <w:r>
-                        <w:rPr>
-                          <w:rFonts w:ascii="微软雅黑" w:hAnsi="微软雅黑" w:hint="eastAsia"/>
-                          <w:color w:val="414141"/>
-                          <w:sz w:val="18"/>
-                          <w:szCs w:val="18"/>
-                        </w:rPr>
-                        <w:t>可执行</w:t>
-                      </w:r>
-                      <w:r>
-                        <w:rPr>
-                          <w:rFonts w:ascii="微软雅黑" w:hAnsi="微软雅黑" w:hint="eastAsia"/>
-                          <w:color w:val="414141"/>
-                          <w:sz w:val="18"/>
-                          <w:szCs w:val="18"/>
-                        </w:rPr>
-                        <w:t>任务规划</w:t>
+                        <w:t>形式化约束建模-可执行任务规划</w:t>
                       </w:r>
                       <w:r>
                         <w:rPr>
@@ -3603,7 +3060,7 @@
                         <w:snapToGrid w:val="0"/>
                         <w:ind w:firstLineChars="0" w:firstLine="0"/>
                         <w:rPr>
-                          <w:rFonts w:ascii="微软雅黑" w:eastAsia="微软雅黑" w:hAnsi="微软雅黑"/>
+                          <w:rFonts w:ascii="微软雅黑" w:eastAsia="微软雅黑" w:hAnsi="微软雅黑" w:hint="eastAsia"/>
                           <w:b/>
                           <w:bCs/>
                           <w:color w:val="414141"/>
@@ -3670,9 +3127,13 @@
                     <w:p>
                       <w:pPr>
                         <w:pStyle w:val="12"/>
+                        <w:numPr>
+                          <w:ilvl w:val="0"/>
+                          <w:numId w:val="7"/>
+                        </w:numPr>
                         <w:adjustRightInd w:val="0"/>
                         <w:snapToGrid w:val="0"/>
-                        <w:ind w:firstLineChars="0" w:firstLine="0"/>
+                        <w:ind w:firstLineChars="0"/>
                         <w:rPr>
                           <w:rFonts w:ascii="微软雅黑" w:hAnsi="微软雅黑" w:hint="eastAsia"/>
                           <w:color w:val="414141"/>
@@ -3682,7 +3143,7 @@
                       </w:pPr>
                       <w:r>
                         <w:rPr>
-                          <w:rFonts w:ascii="微软雅黑" w:hAnsi="微软雅黑" w:hint="eastAsia"/>
+                          <w:rFonts w:ascii="微软雅黑" w:hAnsi="微软雅黑"/>
                           <w:i/>
                           <w:iCs/>
                           <w:color w:val="414141"/>
@@ -3694,7 +3155,7 @@
                       <w:proofErr w:type="spellStart"/>
                       <w:r>
                         <w:rPr>
-                          <w:rFonts w:ascii="微软雅黑" w:hAnsi="微软雅黑" w:hint="eastAsia"/>
+                          <w:rFonts w:ascii="微软雅黑" w:hAnsi="微软雅黑"/>
                           <w:i/>
                           <w:iCs/>
                           <w:color w:val="414141"/>
@@ -3706,7 +3167,7 @@
                       <w:proofErr w:type="spellEnd"/>
                       <w:r>
                         <w:rPr>
-                          <w:rFonts w:ascii="微软雅黑" w:hAnsi="微软雅黑" w:hint="eastAsia"/>
+                          <w:rFonts w:ascii="微软雅黑" w:hAnsi="微软雅黑"/>
                           <w:i/>
                           <w:iCs/>
                           <w:color w:val="414141"/>
@@ -3718,7 +3179,7 @@
                       <w:proofErr w:type="spellStart"/>
                       <w:r>
                         <w:rPr>
-                          <w:rFonts w:ascii="微软雅黑" w:hAnsi="微软雅黑" w:hint="eastAsia"/>
+                          <w:rFonts w:ascii="微软雅黑" w:hAnsi="微软雅黑"/>
                           <w:i/>
                           <w:iCs/>
                           <w:color w:val="414141"/>
@@ -3730,12 +3191,21 @@
                       <w:proofErr w:type="spellEnd"/>
                       <w:r>
                         <w:rPr>
-                          <w:rFonts w:ascii="微软雅黑" w:hAnsi="微软雅黑" w:hint="eastAsia"/>
-                          <w:color w:val="414141"/>
-                          <w:sz w:val="18"/>
-                          <w:szCs w:val="18"/>
-                        </w:rPr>
-                        <w:t>（见刊，学生三作）</w:t>
+                          <w:rFonts w:ascii="微软雅黑" w:eastAsia="微软雅黑" w:hAnsi="微软雅黑"/>
+                          <w:color w:val="414141"/>
+                          <w:sz w:val="18"/>
+                          <w:szCs w:val="18"/>
+                        </w:rPr>
+                        <w:t>，</w:t>
+                      </w:r>
+                      <w:r>
+                        <w:rPr>
+                          <w:rFonts w:ascii="微软雅黑" w:hAnsi="微软雅黑"/>
+                          <w:color w:val="414141"/>
+                          <w:sz w:val="18"/>
+                          <w:szCs w:val="18"/>
+                        </w:rPr>
+                        <w:t>已见刊｜第四作者（学生第三作者）</w:t>
                       </w:r>
                     </w:p>
                     <w:p>
@@ -3762,7 +3232,7 @@
                           <w:sz w:val="18"/>
                           <w:szCs w:val="18"/>
                         </w:rPr>
-                        <w:t>系统梳理基于 LTL/STL 的多机器人协同任务规划方法，归纳</w:t>
+                        <w:t>负责</w:t>
                       </w:r>
                       <w:r>
                         <w:rPr>
@@ -3771,7 +3241,7 @@
                           <w:sz w:val="18"/>
                           <w:szCs w:val="18"/>
                         </w:rPr>
-                        <w:t>基于自动机的规划</w:t>
+                        <w:t>LLM</w:t>
                       </w:r>
                       <w:r>
                         <w:rPr>
@@ -3780,17 +3250,9 @@
                           <w:sz w:val="18"/>
                           <w:szCs w:val="18"/>
                         </w:rPr>
-                        <w:t>、约束优化、分布式控制与在线重规划等典型技术路线，重点总结</w:t>
-                      </w:r>
-                      <w:r>
-                        <w:rPr>
-                          <w:rFonts w:ascii="微软雅黑" w:eastAsia="微软雅黑" w:hAnsi="微软雅黑" w:hint="eastAsia"/>
-                          <w:color w:val="414141"/>
-                          <w:sz w:val="18"/>
-                          <w:szCs w:val="18"/>
-                        </w:rPr>
-                        <w:t>形式化方法</w:t>
-                      </w:r>
+                        <w:t>辅助多机器人任务建模与规划部分的文献调研及撰写，系统梳理LLM在自然语言任务理解、PDDL/LTL/STL形式化转换、</w:t>
+                      </w:r>
+                      <w:proofErr w:type="gramStart"/>
                       <w:r>
                         <w:rPr>
                           <w:rFonts w:ascii="微软雅黑" w:eastAsia="微软雅黑" w:hAnsi="微软雅黑"/>
@@ -3798,7 +3260,17 @@
                           <w:sz w:val="18"/>
                           <w:szCs w:val="18"/>
                         </w:rPr>
-                        <w:t>与 LLM 融合的闭环规划趋势。</w:t>
+                        <w:t>子任务</w:t>
+                      </w:r>
+                      <w:proofErr w:type="gramEnd"/>
+                      <w:r>
+                        <w:rPr>
+                          <w:rFonts w:ascii="微软雅黑" w:eastAsia="微软雅黑" w:hAnsi="微软雅黑"/>
+                          <w:color w:val="414141"/>
+                          <w:sz w:val="18"/>
+                          <w:szCs w:val="18"/>
+                        </w:rPr>
+                        <w:t>分解与计划生成中的典型应用，并总结其在幻觉、约束满足与可验证性方面的局限，以及与形式逻辑融合的闭环规划趋势。</w:t>
                       </w:r>
                     </w:p>
                   </w:txbxContent>
@@ -3827,288 +3299,6 @@
       </w:pPr>
       <w:r>
         <w:rPr>
-          <w:noProof/>
-        </w:rPr>
-        <mc:AlternateContent>
-          <mc:Choice Requires="wpg">
-            <w:drawing>
-              <wp:anchor distT="0" distB="0" distL="114300" distR="114300" simplePos="0" relativeHeight="251664896" behindDoc="0" locked="0" layoutInCell="1" allowOverlap="1" wp14:anchorId="05D0D58B" wp14:editId="0A109682">
-                <wp:simplePos x="0" y="0"/>
-                <wp:positionH relativeFrom="column">
-                  <wp:posOffset>-227717</wp:posOffset>
-                </wp:positionH>
-                <wp:positionV relativeFrom="paragraph">
-                  <wp:posOffset>3714779</wp:posOffset>
-                </wp:positionV>
-                <wp:extent cx="7023735" cy="277495"/>
-                <wp:effectExtent l="0" t="0" r="24765" b="8255"/>
-                <wp:wrapNone/>
-                <wp:docPr id="36" name="组合 36"/>
-                <wp:cNvGraphicFramePr/>
-                <a:graphic xmlns:a="http://schemas.openxmlformats.org/drawingml/2006/main">
-                  <a:graphicData uri="http://schemas.microsoft.com/office/word/2010/wordprocessingGroup">
-                    <wpg:wgp>
-                      <wpg:cNvGrpSpPr/>
-                      <wpg:grpSpPr>
-                        <a:xfrm>
-                          <a:off x="0" y="0"/>
-                          <a:ext cx="7023735" cy="277495"/>
-                          <a:chOff x="0" y="0"/>
-                          <a:chExt cx="7023735" cy="277741"/>
-                        </a:xfrm>
-                      </wpg:grpSpPr>
-                      <wps:wsp>
-                        <wps:cNvPr id="32" name="直角三角形 3"/>
-                        <wps:cNvSpPr/>
-                        <wps:spPr bwMode="auto">
-                          <a:xfrm rot="10800000">
-                            <a:off x="3732" y="201541"/>
-                            <a:ext cx="144145" cy="76200"/>
-                          </a:xfrm>
-                          <a:prstGeom prst="rtTriangle">
-                            <a:avLst/>
-                          </a:prstGeom>
-                          <a:solidFill>
-                            <a:srgbClr val="9A0000"/>
-                          </a:solidFill>
-                          <a:ln>
-                            <a:noFill/>
-                          </a:ln>
-                          <a:effectLst/>
-                        </wps:spPr>
-                        <wps:bodyPr rot="0" spcFirstLastPara="0" vert="horz" wrap="square" lIns="91440" tIns="45720" rIns="91440" bIns="45720" numCol="1" spcCol="0" rtlCol="0" fromWordArt="0" anchor="t" anchorCtr="0" forceAA="0" compatLnSpc="1">
-                          <a:noAutofit/>
-                        </wps:bodyPr>
-                      </wps:wsp>
-                      <wps:wsp>
-                        <wps:cNvPr id="34" name="任意多边形 2"/>
-                        <wps:cNvSpPr/>
-                        <wps:spPr bwMode="auto">
-                          <a:xfrm>
-                            <a:off x="0" y="0"/>
-                            <a:ext cx="1263919" cy="207010"/>
-                          </a:xfrm>
-                          <a:custGeom>
-                            <a:avLst/>
-                            <a:gdLst>
-                              <a:gd name="connsiteX0" fmla="*/ 1093154 w 1406296"/>
-                              <a:gd name="connsiteY0" fmla="*/ 0 h 288031"/>
-                              <a:gd name="connsiteX1" fmla="*/ 1171153 w 1406296"/>
-                              <a:gd name="connsiteY1" fmla="*/ 0 h 288031"/>
-                              <a:gd name="connsiteX2" fmla="*/ 1406296 w 1406296"/>
-                              <a:gd name="connsiteY2" fmla="*/ 288031 h 288031"/>
-                              <a:gd name="connsiteX3" fmla="*/ 1328297 w 1406296"/>
-                              <a:gd name="connsiteY3" fmla="*/ 288031 h 288031"/>
-                              <a:gd name="connsiteX4" fmla="*/ 1030297 w 1406296"/>
-                              <a:gd name="connsiteY4" fmla="*/ 0 h 288031"/>
-                              <a:gd name="connsiteX5" fmla="*/ 1069917 w 1406296"/>
-                              <a:gd name="connsiteY5" fmla="*/ 0 h 288031"/>
-                              <a:gd name="connsiteX6" fmla="*/ 1305060 w 1406296"/>
-                              <a:gd name="connsiteY6" fmla="*/ 288031 h 288031"/>
-                              <a:gd name="connsiteX7" fmla="*/ 1265440 w 1406296"/>
-                              <a:gd name="connsiteY7" fmla="*/ 288031 h 288031"/>
-                              <a:gd name="connsiteX8" fmla="*/ 0 w 1406296"/>
-                              <a:gd name="connsiteY8" fmla="*/ 0 h 288031"/>
-                              <a:gd name="connsiteX9" fmla="*/ 1007060 w 1406296"/>
-                              <a:gd name="connsiteY9" fmla="*/ 0 h 288031"/>
-                              <a:gd name="connsiteX10" fmla="*/ 1242203 w 1406296"/>
-                              <a:gd name="connsiteY10" fmla="*/ 288031 h 288031"/>
-                              <a:gd name="connsiteX11" fmla="*/ 0 w 1406296"/>
-                              <a:gd name="connsiteY11" fmla="*/ 288031 h 288031"/>
-                            </a:gdLst>
-                            <a:ahLst/>
-                            <a:cxnLst>
-                              <a:cxn ang="0">
-                                <a:pos x="connsiteX0" y="connsiteY0"/>
-                              </a:cxn>
-                              <a:cxn ang="0">
-                                <a:pos x="connsiteX1" y="connsiteY1"/>
-                              </a:cxn>
-                              <a:cxn ang="0">
-                                <a:pos x="connsiteX2" y="connsiteY2"/>
-                              </a:cxn>
-                              <a:cxn ang="0">
-                                <a:pos x="connsiteX3" y="connsiteY3"/>
-                              </a:cxn>
-                              <a:cxn ang="0">
-                                <a:pos x="connsiteX4" y="connsiteY4"/>
-                              </a:cxn>
-                              <a:cxn ang="0">
-                                <a:pos x="connsiteX5" y="connsiteY5"/>
-                              </a:cxn>
-                              <a:cxn ang="0">
-                                <a:pos x="connsiteX6" y="connsiteY6"/>
-                              </a:cxn>
-                              <a:cxn ang="0">
-                                <a:pos x="connsiteX7" y="connsiteY7"/>
-                              </a:cxn>
-                              <a:cxn ang="0">
-                                <a:pos x="connsiteX8" y="connsiteY8"/>
-                              </a:cxn>
-                              <a:cxn ang="0">
-                                <a:pos x="connsiteX9" y="connsiteY9"/>
-                              </a:cxn>
-                              <a:cxn ang="0">
-                                <a:pos x="connsiteX10" y="connsiteY10"/>
-                              </a:cxn>
-                              <a:cxn ang="0">
-                                <a:pos x="connsiteX11" y="connsiteY11"/>
-                              </a:cxn>
-                            </a:cxnLst>
-                            <a:rect l="l" t="t" r="r" b="b"/>
-                            <a:pathLst>
-                              <a:path w="1406296" h="288031">
-                                <a:moveTo>
-                                  <a:pt x="1093154" y="0"/>
-                                </a:moveTo>
-                                <a:lnTo>
-                                  <a:pt x="1171153" y="0"/>
-                                </a:lnTo>
-                                <a:lnTo>
-                                  <a:pt x="1406296" y="288031"/>
-                                </a:lnTo>
-                                <a:lnTo>
-                                  <a:pt x="1328297" y="288031"/>
-                                </a:lnTo>
-                                <a:close/>
-                                <a:moveTo>
-                                  <a:pt x="1030297" y="0"/>
-                                </a:moveTo>
-                                <a:lnTo>
-                                  <a:pt x="1069917" y="0"/>
-                                </a:lnTo>
-                                <a:lnTo>
-                                  <a:pt x="1305060" y="288031"/>
-                                </a:lnTo>
-                                <a:lnTo>
-                                  <a:pt x="1265440" y="288031"/>
-                                </a:lnTo>
-                                <a:close/>
-                                <a:moveTo>
-                                  <a:pt x="0" y="0"/>
-                                </a:moveTo>
-                                <a:lnTo>
-                                  <a:pt x="1007060" y="0"/>
-                                </a:lnTo>
-                                <a:lnTo>
-                                  <a:pt x="1242203" y="288031"/>
-                                </a:lnTo>
-                                <a:lnTo>
-                                  <a:pt x="0" y="288031"/>
-                                </a:lnTo>
-                                <a:close/>
-                              </a:path>
-                            </a:pathLst>
-                          </a:custGeom>
-                          <a:solidFill>
-                            <a:srgbClr val="9A0000"/>
-                          </a:solidFill>
-                          <a:ln>
-                            <a:noFill/>
-                          </a:ln>
-                          <a:effectLst/>
-                        </wps:spPr>
-                        <wps:txbx>
-                          <w:txbxContent>
-                            <w:p>
-                              <w:pPr>
-                                <w:adjustRightInd w:val="0"/>
-                                <w:snapToGrid w:val="0"/>
-                                <w:spacing w:line="320" w:lineRule="exact"/>
-                                <w:rPr>
-                                  <w:rFonts w:ascii="微软雅黑" w:hAnsi="微软雅黑" w:hint="eastAsia"/>
-                                  <w:color w:val="FFFFFF"/>
-                                  <w:sz w:val="24"/>
-                                  <w:szCs w:val="24"/>
-                                </w:rPr>
-                              </w:pPr>
-                              <w:r>
-                                <w:rPr>
-                                  <w:rFonts w:ascii="微软雅黑" w:hAnsi="微软雅黑" w:hint="eastAsia"/>
-                                  <w:color w:val="FFFFFF"/>
-                                  <w:sz w:val="24"/>
-                                  <w:szCs w:val="24"/>
-                                </w:rPr>
-                                <w:t>项目经历</w:t>
-                              </w:r>
-                            </w:p>
-                          </w:txbxContent>
-                        </wps:txbx>
-                        <wps:bodyPr rot="0" spcFirstLastPara="0" vert="horz" wrap="square" lIns="198000" tIns="0" rIns="91440" bIns="0" numCol="1" spcCol="0" rtlCol="0" fromWordArt="0" anchor="ctr" anchorCtr="0" forceAA="0" compatLnSpc="1">
-                          <a:noAutofit/>
-                        </wps:bodyPr>
-                      </wps:wsp>
-                      <wps:wsp>
-                        <wps:cNvPr id="35" name="直接连接符 35"/>
-                        <wps:cNvCnPr/>
-                        <wps:spPr>
-                          <a:xfrm>
-                            <a:off x="287369" y="193905"/>
-                            <a:ext cx="6736366" cy="33762"/>
-                          </a:xfrm>
-                          <a:prstGeom prst="line">
-                            <a:avLst/>
-                          </a:prstGeom>
-                          <a:noFill/>
-                          <a:ln w="9525" cap="flat" cmpd="sng" algn="ctr">
-                            <a:solidFill>
-                              <a:srgbClr val="9A0000"/>
-                            </a:solidFill>
-                            <a:prstDash val="solid"/>
-                          </a:ln>
-                          <a:effectLst/>
-                        </wps:spPr>
-                        <wps:bodyPr/>
-                      </wps:wsp>
-                    </wpg:wgp>
-                  </a:graphicData>
-                </a:graphic>
-              </wp:anchor>
-            </w:drawing>
-          </mc:Choice>
-          <mc:Fallback>
-            <w:pict>
-              <v:group w14:anchorId="05D0D58B" id="组合 36" o:spid="_x0000_s1041" style="position:absolute;left:0;text-align:left;margin-left:-17.95pt;margin-top:292.5pt;width:553.05pt;height:21.85pt;z-index:251664896" coordsize="70237,2777" o:gfxdata="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">
-                <v:shape id="直角三角形 3" o:spid="_x0000_s1042" type="#_x0000_t6" style="position:absolute;left:37;top:2015;width:1441;height:762;rotation:180;visibility:visible;mso-wrap-style:square;v-text-anchor:top" o:gfxdata="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" fillcolor="#9a0000" stroked="f"/>
-                <v:shape id="任意多边形 2" o:spid="_x0000_s1043" style="position:absolute;width:12639;height:2070;visibility:visible;mso-wrap-style:square;v-text-anchor:middle" coordsize="1406296,288031" o:spt="100" o:gfxdata="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" adj="-11796480,,5400" path="m1093154,r77999,l1406296,288031r-77999,l1093154,xm1030297,r39620,l1305060,288031r-39620,l1030297,xm,l1007060,r235143,288031l,288031,,xe" fillcolor="#9a0000" stroked="f">
-                  <v:stroke joinstyle="miter"/>
-                  <v:formulas/>
-                  <v:path arrowok="t" o:connecttype="custom" o:connectlocs="982480,0;1052582,0;1263919,207010;1193817,207010;925987,0;961596,0;1172932,207010;1137324,207010;0,0;905103,0;1116439,207010;0,207010" o:connectangles="0,0,0,0,0,0,0,0,0,0,0,0" textboxrect="0,0,1406296,288031"/>
-                  <v:textbox inset="5.5mm,0,,0">
-                    <w:txbxContent>
-                      <w:p>
-                        <w:pPr>
-                          <w:adjustRightInd w:val="0"/>
-                          <w:snapToGrid w:val="0"/>
-                          <w:spacing w:line="320" w:lineRule="exact"/>
-                          <w:rPr>
-                            <w:rFonts w:ascii="微软雅黑" w:hAnsi="微软雅黑" w:hint="eastAsia"/>
-                            <w:color w:val="FFFFFF"/>
-                            <w:sz w:val="24"/>
-                            <w:szCs w:val="24"/>
-                          </w:rPr>
-                        </w:pPr>
-                        <w:r>
-                          <w:rPr>
-                            <w:rFonts w:ascii="微软雅黑" w:hAnsi="微软雅黑" w:hint="eastAsia"/>
-                            <w:color w:val="FFFFFF"/>
-                            <w:sz w:val="24"/>
-                            <w:szCs w:val="24"/>
-                          </w:rPr>
-                          <w:t>项目经历</w:t>
-                        </w:r>
-                      </w:p>
-                    </w:txbxContent>
-                  </v:textbox>
-                </v:shape>
-                <v:line id="直接连接符 35" o:spid="_x0000_s1044" style="position:absolute;visibility:visible;mso-wrap-style:square" from="2873,1939" to="70237,2276" o:connectortype="straight" o:gfxdata="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" strokecolor="#9a0000"/>
-              </v:group>
-            </w:pict>
-          </mc:Fallback>
-        </mc:AlternateContent>
-      </w:r>
-      <w:r>
-        <w:rPr>
           <w:rFonts w:ascii="微软雅黑" w:hAnsi="微软雅黑"/>
           <w:noProof/>
           <w:color w:val="C19F67"/>
@@ -4118,79 +3308,96 @@
         <mc:AlternateContent>
           <mc:Choice Requires="wps">
             <w:drawing>
-              <wp:anchor distT="0" distB="0" distL="114300" distR="114300" simplePos="0" relativeHeight="251663872" behindDoc="0" locked="0" layoutInCell="1" allowOverlap="1" wp14:anchorId="15781D64" wp14:editId="175398BD">
+              <wp:anchor distT="0" distB="0" distL="114300" distR="114300" simplePos="0" relativeHeight="251652096" behindDoc="0" locked="0" layoutInCell="1" allowOverlap="1" wp14:anchorId="7245F686" wp14:editId="12CADF92">
                 <wp:simplePos x="0" y="0"/>
                 <wp:positionH relativeFrom="column">
-                  <wp:posOffset>-34925</wp:posOffset>
+                  <wp:posOffset>-80093</wp:posOffset>
                 </wp:positionH>
-                <wp:positionV relativeFrom="paragraph">
-                  <wp:posOffset>3917109</wp:posOffset>
+                <wp:positionV relativeFrom="page">
+                  <wp:posOffset>9020523</wp:posOffset>
                 </wp:positionV>
-                <wp:extent cx="6882130" cy="1320800"/>
+                <wp:extent cx="6950075" cy="1258013"/>
                 <wp:effectExtent l="0" t="0" r="0" b="0"/>
                 <wp:wrapNone/>
-                <wp:docPr id="28" name="文本框 28"/>
-                <wp:cNvGraphicFramePr/>
+                <wp:docPr id="31" name="文本框 2"/>
+                <wp:cNvGraphicFramePr>
+                  <a:graphicFrameLocks xmlns:a="http://schemas.openxmlformats.org/drawingml/2006/main"/>
+                </wp:cNvGraphicFramePr>
                 <a:graphic xmlns:a="http://schemas.openxmlformats.org/drawingml/2006/main">
                   <a:graphicData uri="http://schemas.microsoft.com/office/word/2010/wordprocessingShape">
                     <wps:wsp>
-                      <wps:cNvSpPr txBox="1"/>
-                      <wps:spPr>
+                      <wps:cNvSpPr txBox="1">
+                        <a:spLocks noChangeArrowheads="1"/>
+                      </wps:cNvSpPr>
+                      <wps:spPr bwMode="auto">
                         <a:xfrm>
                           <a:off x="0" y="0"/>
-                          <a:ext cx="6882130" cy="1320800"/>
+                          <a:ext cx="6950075" cy="1258013"/>
                         </a:xfrm>
                         <a:prstGeom prst="rect">
                           <a:avLst/>
                         </a:prstGeom>
-                        <a:solidFill>
-                          <a:schemeClr val="lt1"/>
-                        </a:solidFill>
-                        <a:ln w="6350">
+                        <a:noFill/>
+                        <a:ln w="9525">
                           <a:noFill/>
+                          <a:miter lim="800000"/>
                         </a:ln>
+                        <a:effectLst/>
                       </wps:spPr>
                       <wps:txbx>
                         <w:txbxContent>
                           <w:p>
                             <w:pPr>
-                              <w:pStyle w:val="12"/>
+                              <w:pStyle w:val="a9"/>
+                              <w:numPr>
+                                <w:ilvl w:val="0"/>
+                                <w:numId w:val="8"/>
+                              </w:numPr>
                               <w:adjustRightInd w:val="0"/>
                               <w:snapToGrid w:val="0"/>
-                              <w:ind w:firstLineChars="0" w:firstLine="0"/>
-                              <w:rPr>
-                                <w:rFonts w:ascii="微软雅黑" w:eastAsia="微软雅黑" w:hAnsi="微软雅黑" w:hint="eastAsia"/>
+                              <w:ind w:firstLineChars="0"/>
+                              <w:jc w:val="left"/>
+                              <w:rPr>
+                                <w:rFonts w:ascii="微软雅黑" w:hAnsi="微软雅黑" w:hint="eastAsia"/>
+                                <w:color w:val="414141"/>
+                                <w:sz w:val="18"/>
+                                <w:szCs w:val="18"/>
+                              </w:rPr>
+                            </w:pPr>
+                            <w:r>
+                              <w:rPr>
+                                <w:rFonts w:ascii="微软雅黑" w:hAnsi="微软雅黑" w:hint="eastAsia"/>
                                 <w:b/>
                                 <w:bCs/>
                                 <w:color w:val="414141"/>
-                                <w:sz w:val="20"/>
-                                <w:szCs w:val="20"/>
-                              </w:rPr>
-                            </w:pPr>
-                            <w:r>
-                              <w:rPr>
-                                <w:rFonts w:ascii="微软雅黑" w:eastAsia="微软雅黑" w:hAnsi="微软雅黑" w:hint="eastAsia"/>
-                                <w:b/>
-                                <w:bCs/>
-                                <w:color w:val="414141"/>
-                                <w:sz w:val="20"/>
-                                <w:szCs w:val="20"/>
-                              </w:rPr>
-                              <w:t>基于强化学习的多机器人动态联盟形成与路径规划                                                   项目负责人</w:t>
+                                <w:sz w:val="18"/>
+                                <w:szCs w:val="18"/>
+                              </w:rPr>
+                              <w:t>语言能力：</w:t>
+                            </w:r>
+                            <w:r>
+                              <w:rPr>
+                                <w:rFonts w:ascii="微软雅黑" w:hAnsi="微软雅黑" w:hint="eastAsia"/>
+                                <w:color w:val="414141"/>
+                                <w:sz w:val="18"/>
+                                <w:szCs w:val="18"/>
+                              </w:rPr>
+                              <w:t>大学英语四/六级（CET-4/6）；</w:t>
                             </w:r>
                           </w:p>
                           <w:p>
                             <w:pPr>
-                              <w:pStyle w:val="12"/>
+                              <w:pStyle w:val="a9"/>
                               <w:numPr>
                                 <w:ilvl w:val="0"/>
-                                <w:numId w:val="4"/>
+                                <w:numId w:val="8"/>
                               </w:numPr>
                               <w:adjustRightInd w:val="0"/>
                               <w:snapToGrid w:val="0"/>
-                              <w:ind w:left="0" w:firstLineChars="0" w:firstLine="0"/>
-                              <w:rPr>
-                                <w:rFonts w:ascii="微软雅黑" w:eastAsia="微软雅黑" w:hAnsi="微软雅黑" w:hint="eastAsia"/>
+                              <w:ind w:firstLineChars="0"/>
+                              <w:jc w:val="left"/>
+                              <w:rPr>
+                                <w:rFonts w:ascii="微软雅黑" w:hAnsi="微软雅黑" w:hint="eastAsia"/>
                                 <w:color w:val="414141"/>
                                 <w:sz w:val="18"/>
                                 <w:szCs w:val="18"/>
@@ -4198,207 +3405,274 @@
                             </w:pPr>
                             <w:r>
                               <w:rPr>
-                                <w:rFonts w:ascii="微软雅黑" w:eastAsia="微软雅黑" w:hAnsi="微软雅黑"/>
-                                <w:color w:val="414141"/>
-                                <w:sz w:val="18"/>
-                                <w:szCs w:val="18"/>
-                              </w:rPr>
-                              <w:t>围绕</w:t>
-                            </w:r>
-                            <w:r>
-                              <w:rPr>
-                                <w:rFonts w:ascii="微软雅黑" w:eastAsia="微软雅黑" w:hAnsi="微软雅黑" w:hint="eastAsia"/>
-                                <w:color w:val="414141"/>
-                                <w:sz w:val="18"/>
-                                <w:szCs w:val="18"/>
-                              </w:rPr>
-                              <w:t>多智能</w:t>
-                            </w:r>
-                            <w:proofErr w:type="gramStart"/>
-                            <w:r>
-                              <w:rPr>
-                                <w:rFonts w:ascii="微软雅黑" w:eastAsia="微软雅黑" w:hAnsi="微软雅黑" w:hint="eastAsia"/>
-                                <w:color w:val="414141"/>
-                                <w:sz w:val="18"/>
-                                <w:szCs w:val="18"/>
-                              </w:rPr>
-                              <w:t>体任务</w:t>
-                            </w:r>
-                            <w:proofErr w:type="gramEnd"/>
-                            <w:r>
-                              <w:rPr>
-                                <w:rFonts w:ascii="微软雅黑" w:eastAsia="微软雅黑" w:hAnsi="微软雅黑" w:hint="eastAsia"/>
-                                <w:color w:val="414141"/>
-                                <w:sz w:val="18"/>
-                                <w:szCs w:val="18"/>
-                              </w:rPr>
-                              <w:t>规划</w:t>
-                            </w:r>
-                            <w:r>
-                              <w:rPr>
-                                <w:rFonts w:ascii="微软雅黑" w:eastAsia="微软雅黑" w:hAnsi="微软雅黑"/>
-                                <w:color w:val="414141"/>
-                                <w:sz w:val="18"/>
-                                <w:szCs w:val="18"/>
-                              </w:rPr>
-                              <w:t>中动态联盟形成、任务路径决策与多机器人协作强耦合的问题，研究基于 RL 的去中心化任务规划方法。构建</w:t>
-                            </w:r>
-                            <w:r>
-                              <w:rPr>
-                                <w:rFonts w:ascii="微软雅黑" w:eastAsia="微软雅黑" w:hAnsi="微软雅黑" w:hint="eastAsia"/>
-                                <w:color w:val="414141"/>
-                                <w:sz w:val="18"/>
-                                <w:szCs w:val="18"/>
-                              </w:rPr>
-                              <w:t>基于注意力机制的策略网络</w:t>
-                            </w:r>
-                            <w:r>
-                              <w:rPr>
-                                <w:rFonts w:ascii="微软雅黑" w:eastAsia="微软雅黑" w:hAnsi="微软雅黑"/>
-                                <w:color w:val="414141"/>
-                                <w:sz w:val="18"/>
-                                <w:szCs w:val="18"/>
-                              </w:rPr>
-                              <w:t>，融合任务状态、机器人位置与协作意图信息，实现多机器人</w:t>
-                            </w:r>
-                            <w:r>
-                              <w:rPr>
-                                <w:rFonts w:ascii="微软雅黑" w:eastAsia="微软雅黑" w:hAnsi="微软雅黑" w:hint="eastAsia"/>
-                                <w:color w:val="414141"/>
-                                <w:sz w:val="18"/>
-                                <w:szCs w:val="18"/>
-                              </w:rPr>
-                              <w:t>分布式动态规划</w:t>
-                            </w:r>
-                            <w:r>
-                              <w:rPr>
-                                <w:rFonts w:ascii="微软雅黑" w:eastAsia="微软雅黑" w:hAnsi="微软雅黑"/>
-                                <w:color w:val="414141"/>
-                                <w:sz w:val="18"/>
-                                <w:szCs w:val="18"/>
-                              </w:rPr>
-                              <w:t>。</w:t>
+                                <w:rFonts w:ascii="微软雅黑" w:hAnsi="微软雅黑" w:hint="eastAsia"/>
+                                <w:b/>
+                                <w:bCs/>
+                                <w:color w:val="414141"/>
+                                <w:sz w:val="18"/>
+                                <w:szCs w:val="18"/>
+                              </w:rPr>
+                              <w:t>编程与工具：</w:t>
+                            </w:r>
+                            <w:r>
+                              <w:rPr>
+                                <w:rFonts w:ascii="微软雅黑" w:hAnsi="微软雅黑" w:hint="eastAsia"/>
+                                <w:color w:val="414141"/>
+                                <w:sz w:val="18"/>
+                                <w:szCs w:val="18"/>
+                              </w:rPr>
+                              <w:t>Python，</w:t>
+                            </w:r>
+                            <w:r>
+                              <w:rPr>
+                                <w:rFonts w:ascii="微软雅黑" w:hAnsi="微软雅黑"/>
+                                <w:color w:val="414141"/>
+                                <w:sz w:val="18"/>
+                                <w:szCs w:val="18"/>
+                              </w:rPr>
+                              <w:t>LaTeX</w:t>
+                            </w:r>
+                            <w:r>
+                              <w:rPr>
+                                <w:rFonts w:ascii="微软雅黑" w:hAnsi="微软雅黑" w:hint="eastAsia"/>
+                                <w:color w:val="414141"/>
+                                <w:sz w:val="18"/>
+                                <w:szCs w:val="18"/>
+                              </w:rPr>
+                              <w:t>，</w:t>
+                            </w:r>
+                            <w:r>
+                              <w:rPr>
+                                <w:rFonts w:ascii="微软雅黑" w:hAnsi="微软雅黑"/>
+                                <w:color w:val="414141"/>
+                                <w:sz w:val="18"/>
+                                <w:szCs w:val="18"/>
+                              </w:rPr>
+                              <w:t>Git</w:t>
+                            </w:r>
+                            <w:r>
+                              <w:rPr>
+                                <w:rFonts w:ascii="微软雅黑" w:hAnsi="微软雅黑" w:hint="eastAsia"/>
+                                <w:color w:val="414141"/>
+                                <w:sz w:val="18"/>
+                                <w:szCs w:val="18"/>
+                              </w:rPr>
+                              <w:t>，</w:t>
+                            </w:r>
+                            <w:proofErr w:type="spellStart"/>
+                            <w:r>
+                              <w:rPr>
+                                <w:rFonts w:ascii="微软雅黑" w:hAnsi="微软雅黑"/>
+                                <w:color w:val="414141"/>
+                                <w:sz w:val="18"/>
+                                <w:szCs w:val="18"/>
+                              </w:rPr>
+                              <w:t>PyTorch</w:t>
+                            </w:r>
+                            <w:proofErr w:type="spellEnd"/>
+                            <w:r>
+                              <w:rPr>
+                                <w:rFonts w:ascii="微软雅黑" w:hAnsi="微软雅黑" w:hint="eastAsia"/>
+                                <w:color w:val="414141"/>
+                                <w:sz w:val="18"/>
+                                <w:szCs w:val="18"/>
+                              </w:rPr>
+                              <w:t>，</w:t>
+                            </w:r>
+                            <w:r>
+                              <w:rPr>
+                                <w:rFonts w:ascii="微软雅黑" w:hAnsi="微软雅黑" w:hint="eastAsia"/>
+                                <w:color w:val="414141"/>
+                                <w:sz w:val="18"/>
+                                <w:szCs w:val="18"/>
+                              </w:rPr>
+                              <w:t>ROS</w:t>
+                            </w:r>
+                            <w:r>
+                              <w:rPr>
+                                <w:rFonts w:ascii="微软雅黑" w:hAnsi="微软雅黑" w:hint="eastAsia"/>
+                                <w:color w:val="414141"/>
+                                <w:sz w:val="18"/>
+                                <w:szCs w:val="18"/>
+                              </w:rPr>
+                              <w:t>，</w:t>
+                            </w:r>
+                            <w:r>
+                              <w:rPr>
+                                <w:rFonts w:ascii="微软雅黑" w:hAnsi="微软雅黑" w:hint="eastAsia"/>
+                                <w:color w:val="414141"/>
+                                <w:sz w:val="18"/>
+                                <w:szCs w:val="18"/>
+                              </w:rPr>
+                              <w:t>Linux、</w:t>
+                            </w:r>
+                            <w:r>
+                              <w:rPr>
+                                <w:rFonts w:ascii="微软雅黑" w:hAnsi="微软雅黑"/>
+                                <w:color w:val="414141"/>
+                                <w:sz w:val="18"/>
+                                <w:szCs w:val="18"/>
+                              </w:rPr>
+                              <w:t>Isaac Sim</w:t>
+                            </w:r>
+                            <w:r>
+                              <w:rPr>
+                                <w:rFonts w:ascii="微软雅黑" w:hAnsi="微软雅黑" w:hint="eastAsia"/>
+                                <w:color w:val="414141"/>
+                                <w:sz w:val="18"/>
+                                <w:szCs w:val="18"/>
+                              </w:rPr>
+                              <w:t>等</w:t>
                             </w:r>
                           </w:p>
                           <w:p>
                             <w:pPr>
-                              <w:pStyle w:val="12"/>
+                              <w:pStyle w:val="a9"/>
+                              <w:numPr>
+                                <w:ilvl w:val="0"/>
+                                <w:numId w:val="8"/>
+                              </w:numPr>
                               <w:adjustRightInd w:val="0"/>
                               <w:snapToGrid w:val="0"/>
-                              <w:ind w:firstLineChars="0" w:firstLine="0"/>
-                              <w:rPr>
-                                <w:rFonts w:ascii="微软雅黑" w:eastAsia="微软雅黑" w:hAnsi="微软雅黑" w:hint="eastAsia"/>
+                              <w:ind w:firstLineChars="0"/>
+                              <w:jc w:val="left"/>
+                              <w:rPr>
+                                <w:rFonts w:ascii="微软雅黑" w:hAnsi="微软雅黑" w:hint="eastAsia"/>
+                                <w:color w:val="414141"/>
+                                <w:sz w:val="18"/>
+                                <w:szCs w:val="18"/>
+                              </w:rPr>
+                            </w:pPr>
+                            <w:r>
+                              <w:rPr>
+                                <w:rFonts w:ascii="微软雅黑" w:hAnsi="微软雅黑" w:hint="eastAsia"/>
                                 <w:b/>
                                 <w:bCs/>
                                 <w:color w:val="414141"/>
-                                <w:sz w:val="20"/>
-                                <w:szCs w:val="20"/>
-                              </w:rPr>
-                            </w:pPr>
-                            <w:r>
-                              <w:rPr>
-                                <w:rFonts w:ascii="微软雅黑" w:eastAsia="微软雅黑" w:hAnsi="微软雅黑" w:hint="eastAsia"/>
-                                <w:b/>
-                                <w:bCs/>
-                                <w:color w:val="414141"/>
-                                <w:sz w:val="20"/>
-                                <w:szCs w:val="20"/>
-                              </w:rPr>
-                              <w:t xml:space="preserve">基于拟偏序集的多智能体最短时间协同任务规划                                         </w:t>
-                            </w:r>
-                            <w:r>
-                              <w:rPr>
-                                <w:rFonts w:ascii="微软雅黑" w:eastAsia="微软雅黑" w:hAnsi="微软雅黑"/>
-                                <w:b/>
-                                <w:bCs/>
-                                <w:color w:val="414141"/>
-                                <w:sz w:val="20"/>
-                                <w:szCs w:val="20"/>
-                              </w:rPr>
-                              <w:t>某重点科研项目核心成员</w:t>
+                                <w:sz w:val="18"/>
+                                <w:szCs w:val="18"/>
+                              </w:rPr>
+                              <w:t>荣誉奖励：</w:t>
+                            </w:r>
+                            <w:r>
+                              <w:rPr>
+                                <w:rFonts w:ascii="微软雅黑" w:hAnsi="微软雅黑" w:hint="eastAsia"/>
+                                <w:color w:val="414141"/>
+                                <w:sz w:val="18"/>
+                                <w:szCs w:val="18"/>
+                              </w:rPr>
+                              <w:t>国家奖学金（1%）；国家励志奖学金；创新创业奖学金；北京大学张明为奖学金、</w:t>
+                            </w:r>
+                            <w:proofErr w:type="gramStart"/>
+                            <w:r>
+                              <w:rPr>
+                                <w:rFonts w:ascii="微软雅黑" w:hAnsi="微软雅黑" w:hint="eastAsia"/>
+                                <w:color w:val="414141"/>
+                                <w:sz w:val="18"/>
+                                <w:szCs w:val="18"/>
+                              </w:rPr>
+                              <w:t>北京大学戴勤奖学金</w:t>
+                            </w:r>
+                            <w:proofErr w:type="gramEnd"/>
+                            <w:r>
+                              <w:rPr>
+                                <w:rFonts w:ascii="微软雅黑" w:hAnsi="微软雅黑" w:hint="eastAsia"/>
+                                <w:color w:val="414141"/>
+                                <w:sz w:val="18"/>
+                                <w:szCs w:val="18"/>
+                              </w:rPr>
+                              <w:t>；富的大学生助学金；辽宁省优秀毕业生（1%）；卓越学人（学院个人最高荣誉）；东北大学优秀学生标兵（1%）</w:t>
+                            </w:r>
+                            <w:r>
+                              <w:rPr>
+                                <w:rFonts w:ascii="微软雅黑" w:hAnsi="微软雅黑" w:hint="eastAsia"/>
+                                <w:color w:val="414141"/>
+                                <w:sz w:val="18"/>
+                                <w:szCs w:val="18"/>
+                              </w:rPr>
+                              <w:t>；校优秀志愿者</w:t>
+                            </w:r>
+                            <w:r>
+                              <w:rPr>
+                                <w:rFonts w:ascii="微软雅黑" w:hAnsi="微软雅黑" w:hint="eastAsia"/>
+                                <w:color w:val="414141"/>
+                                <w:sz w:val="18"/>
+                                <w:szCs w:val="18"/>
+                              </w:rPr>
+                              <w:t>等</w:t>
+                            </w:r>
+                            <w:r>
+                              <w:rPr>
+                                <w:rFonts w:ascii="微软雅黑" w:hAnsi="微软雅黑" w:hint="eastAsia"/>
+                                <w:color w:val="414141"/>
+                                <w:sz w:val="18"/>
+                                <w:szCs w:val="18"/>
+                              </w:rPr>
+                              <w:t>；</w:t>
                             </w:r>
                           </w:p>
                           <w:p>
                             <w:pPr>
-                              <w:pStyle w:val="12"/>
+                              <w:pStyle w:val="a9"/>
                               <w:numPr>
                                 <w:ilvl w:val="0"/>
-                                <w:numId w:val="4"/>
+                                <w:numId w:val="8"/>
                               </w:numPr>
                               <w:adjustRightInd w:val="0"/>
                               <w:snapToGrid w:val="0"/>
-                              <w:ind w:left="0" w:firstLineChars="0" w:firstLine="0"/>
+                              <w:ind w:firstLineChars="0"/>
+                              <w:jc w:val="left"/>
+                              <w:rPr>
+                                <w:rFonts w:ascii="微软雅黑" w:hAnsi="微软雅黑" w:hint="eastAsia"/>
+                                <w:color w:val="414141"/>
+                                <w:sz w:val="16"/>
+                                <w:szCs w:val="16"/>
+                              </w:rPr>
                             </w:pPr>
                             <w:r>
                               <w:rPr>
-                                <w:rFonts w:ascii="微软雅黑" w:eastAsia="微软雅黑" w:hAnsi="微软雅黑"/>
-                                <w:color w:val="414141"/>
-                                <w:sz w:val="18"/>
-                                <w:szCs w:val="18"/>
-                              </w:rPr>
-                              <w:t>面向多机器人协同任务中的时序约束、协作依赖与执行效率问题，研究基于</w:t>
-                            </w:r>
-                            <w:r>
-                              <w:rPr>
-                                <w:rFonts w:ascii="微软雅黑" w:eastAsia="微软雅黑" w:hAnsi="微软雅黑" w:hint="eastAsia"/>
-                                <w:color w:val="414141"/>
-                                <w:sz w:val="18"/>
-                                <w:szCs w:val="18"/>
-                              </w:rPr>
-                              <w:t>偏序</w:t>
-                            </w:r>
-                            <w:r>
-                              <w:rPr>
-                                <w:rFonts w:ascii="微软雅黑" w:eastAsia="微软雅黑" w:hAnsi="微软雅黑"/>
-                                <w:color w:val="414141"/>
-                                <w:sz w:val="18"/>
-                                <w:szCs w:val="18"/>
-                              </w:rPr>
-                              <w:t>的任务分解与最短时间调度方法，结合</w:t>
-                            </w:r>
-                            <w:r>
-                              <w:rPr>
-                                <w:rFonts w:ascii="微软雅黑" w:eastAsia="微软雅黑" w:hAnsi="微软雅黑" w:hint="eastAsia"/>
-                                <w:color w:val="414141"/>
-                                <w:sz w:val="18"/>
-                                <w:szCs w:val="18"/>
-                              </w:rPr>
-                              <w:t>自动机剪枝</w:t>
-                            </w:r>
-                            <w:r>
-                              <w:rPr>
-                                <w:rFonts w:ascii="微软雅黑" w:eastAsia="微软雅黑" w:hAnsi="微软雅黑"/>
-                                <w:color w:val="414141"/>
-                                <w:sz w:val="18"/>
-                                <w:szCs w:val="18"/>
-                              </w:rPr>
-                              <w:t>与</w:t>
-                            </w:r>
-                            <w:r>
-                              <w:rPr>
-                                <w:rFonts w:ascii="微软雅黑" w:eastAsia="微软雅黑" w:hAnsi="微软雅黑" w:hint="eastAsia"/>
-                                <w:color w:val="414141"/>
-                                <w:sz w:val="18"/>
-                                <w:szCs w:val="18"/>
-                              </w:rPr>
-                              <w:t>分支定界搜索</w:t>
-                            </w:r>
-                            <w:r>
-                              <w:rPr>
-                                <w:rFonts w:ascii="微软雅黑" w:eastAsia="微软雅黑" w:hAnsi="微软雅黑"/>
-                                <w:color w:val="414141"/>
-                                <w:sz w:val="18"/>
-                                <w:szCs w:val="18"/>
-                              </w:rPr>
-                              <w:t>，在满足任务约束的同时提升协作任务的并行执行效率与规划完备性。</w:t>
+                                <w:rFonts w:ascii="微软雅黑" w:hAnsi="微软雅黑" w:hint="eastAsia"/>
+                                <w:b/>
+                                <w:bCs/>
+                                <w:color w:val="414141"/>
+                                <w:sz w:val="18"/>
+                                <w:szCs w:val="18"/>
+                              </w:rPr>
+                              <w:t>竞赛及专利：</w:t>
+                            </w:r>
+                            <w:r>
+                              <w:rPr>
+                                <w:rFonts w:ascii="微软雅黑" w:hAnsi="微软雅黑" w:hint="eastAsia"/>
+                                <w:color w:val="414141"/>
+                                <w:sz w:val="18"/>
+                                <w:szCs w:val="18"/>
+                              </w:rPr>
+                              <w:t>2022年全国大学生计算机博弈海克</w:t>
+                            </w:r>
+                            <w:proofErr w:type="gramStart"/>
+                            <w:r>
+                              <w:rPr>
+                                <w:rFonts w:ascii="微软雅黑" w:hAnsi="微软雅黑" w:hint="eastAsia"/>
+                                <w:color w:val="414141"/>
+                                <w:sz w:val="18"/>
+                                <w:szCs w:val="18"/>
+                              </w:rPr>
+                              <w:t>斯棋组</w:t>
+                            </w:r>
+                            <w:proofErr w:type="gramEnd"/>
+                            <w:r>
+                              <w:rPr>
+                                <w:rFonts w:ascii="微软雅黑" w:hAnsi="微软雅黑" w:hint="eastAsia"/>
+                                <w:color w:val="414141"/>
+                                <w:sz w:val="18"/>
+                                <w:szCs w:val="18"/>
+                              </w:rPr>
+                              <w:t>、五子棋组国家一等奖；2023年全国大学生创新创业训练项目国家级优秀结题、全国大学生数学竞赛省级三等奖；2024年 辽宁省创新创业年会省级二等奖；《一种自由空间光通信调制器》（已授权）</w:t>
                             </w:r>
                           </w:p>
                         </w:txbxContent>
                       </wps:txbx>
-                      <wps:bodyPr rot="0" spcFirstLastPara="0" vertOverflow="overflow" horzOverflow="overflow" vert="horz" wrap="square" lIns="91440" tIns="45720" rIns="91440" bIns="45720" numCol="1" spcCol="0" rtlCol="0" fromWordArt="0" anchor="t" anchorCtr="0" forceAA="0" compatLnSpc="1">
-                        <a:prstTxWarp prst="textNoShape">
-                          <a:avLst/>
-                        </a:prstTxWarp>
+                      <wps:bodyPr rot="0" vert="horz" wrap="square" lIns="91440" tIns="45720" rIns="91440" bIns="45720" anchor="ctr" anchorCtr="0">
                         <a:noAutofit/>
                       </wps:bodyPr>
                     </wps:wsp>
@@ -4415,48 +3689,61 @@
           </mc:Choice>
           <mc:Fallback>
             <w:pict>
-              <v:shape w14:anchorId="15781D64" id="文本框 28" o:spid="_x0000_s1045" type="#_x0000_t202" style="position:absolute;left:0;text-align:left;margin-left:-2.75pt;margin-top:308.45pt;width:541.9pt;height:104pt;z-index:251663872;visibility:visible;mso-wrap-style:square;mso-width-percent:0;mso-height-percent:0;mso-wrap-distance-left:9pt;mso-wrap-distance-top:0;mso-wrap-distance-right:9pt;mso-wrap-distance-bottom:0;mso-position-horizontal:absolute;mso-position-horizontal-relative:text;mso-position-vertical:absolute;mso-position-vertical-relative:text;mso-width-percent:0;mso-height-percent:0;mso-width-relative:margin;mso-height-relative:margin;v-text-anchor:top" o:gfxdata="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" fillcolor="white [3201]" stroked="f" strokeweight=".5pt">
+              <v:shape w14:anchorId="7245F686" id="_x0000_s1041" type="#_x0000_t202" style="position:absolute;left:0;text-align:left;margin-left:-6.3pt;margin-top:710.3pt;width:547.25pt;height:99.05pt;z-index:251652096;visibility:visible;mso-wrap-style:square;mso-width-percent:0;mso-height-percent:0;mso-wrap-distance-left:9pt;mso-wrap-distance-top:0;mso-wrap-distance-right:9pt;mso-wrap-distance-bottom:0;mso-position-horizontal:absolute;mso-position-horizontal-relative:text;mso-position-vertical:absolute;mso-position-vertical-relative:page;mso-width-percent:0;mso-height-percent:0;mso-width-relative:margin;mso-height-relative:margin;v-text-anchor:middle" o:gfxdata="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" filled="f" stroked="f">
                 <v:textbox>
                   <w:txbxContent>
                     <w:p>
                       <w:pPr>
-                        <w:pStyle w:val="12"/>
+                        <w:pStyle w:val="a9"/>
+                        <w:numPr>
+                          <w:ilvl w:val="0"/>
+                          <w:numId w:val="8"/>
+                        </w:numPr>
                         <w:adjustRightInd w:val="0"/>
                         <w:snapToGrid w:val="0"/>
-                        <w:ind w:firstLineChars="0" w:firstLine="0"/>
-                        <w:rPr>
-                          <w:rFonts w:ascii="微软雅黑" w:eastAsia="微软雅黑" w:hAnsi="微软雅黑" w:hint="eastAsia"/>
+                        <w:ind w:firstLineChars="0"/>
+                        <w:jc w:val="left"/>
+                        <w:rPr>
+                          <w:rFonts w:ascii="微软雅黑" w:hAnsi="微软雅黑" w:hint="eastAsia"/>
+                          <w:color w:val="414141"/>
+                          <w:sz w:val="18"/>
+                          <w:szCs w:val="18"/>
+                        </w:rPr>
+                      </w:pPr>
+                      <w:r>
+                        <w:rPr>
+                          <w:rFonts w:ascii="微软雅黑" w:hAnsi="微软雅黑" w:hint="eastAsia"/>
                           <w:b/>
                           <w:bCs/>
                           <w:color w:val="414141"/>
-                          <w:sz w:val="20"/>
-                          <w:szCs w:val="20"/>
-                        </w:rPr>
-                      </w:pPr>
-                      <w:r>
-                        <w:rPr>
-                          <w:rFonts w:ascii="微软雅黑" w:eastAsia="微软雅黑" w:hAnsi="微软雅黑" w:hint="eastAsia"/>
-                          <w:b/>
-                          <w:bCs/>
-                          <w:color w:val="414141"/>
-                          <w:sz w:val="20"/>
-                          <w:szCs w:val="20"/>
-                        </w:rPr>
-                        <w:t>基于强化学习的多机器人动态联盟形成与路径规划                                                   项目负责人</w:t>
+                          <w:sz w:val="18"/>
+                          <w:szCs w:val="18"/>
+                        </w:rPr>
+                        <w:t>语言能力：</w:t>
+                      </w:r>
+                      <w:r>
+                        <w:rPr>
+                          <w:rFonts w:ascii="微软雅黑" w:hAnsi="微软雅黑" w:hint="eastAsia"/>
+                          <w:color w:val="414141"/>
+                          <w:sz w:val="18"/>
+                          <w:szCs w:val="18"/>
+                        </w:rPr>
+                        <w:t>大学英语四/六级（CET-4/6）；</w:t>
                       </w:r>
                     </w:p>
                     <w:p>
                       <w:pPr>
-                        <w:pStyle w:val="12"/>
+                        <w:pStyle w:val="a9"/>
                         <w:numPr>
                           <w:ilvl w:val="0"/>
-                          <w:numId w:val="4"/>
+                          <w:numId w:val="8"/>
                         </w:numPr>
                         <w:adjustRightInd w:val="0"/>
                         <w:snapToGrid w:val="0"/>
-                        <w:ind w:left="0" w:firstLineChars="0" w:firstLine="0"/>
-                        <w:rPr>
-                          <w:rFonts w:ascii="微软雅黑" w:eastAsia="微软雅黑" w:hAnsi="微软雅黑" w:hint="eastAsia"/>
+                        <w:ind w:firstLineChars="0"/>
+                        <w:jc w:val="left"/>
+                        <w:rPr>
+                          <w:rFonts w:ascii="微软雅黑" w:hAnsi="微软雅黑" w:hint="eastAsia"/>
                           <w:color w:val="414141"/>
                           <w:sz w:val="18"/>
                           <w:szCs w:val="18"/>
@@ -4464,204 +3751,336 @@
                       </w:pPr>
                       <w:r>
                         <w:rPr>
-                          <w:rFonts w:ascii="微软雅黑" w:eastAsia="微软雅黑" w:hAnsi="微软雅黑"/>
-                          <w:color w:val="414141"/>
-                          <w:sz w:val="18"/>
-                          <w:szCs w:val="18"/>
-                        </w:rPr>
-                        <w:t>围绕</w:t>
-                      </w:r>
-                      <w:r>
-                        <w:rPr>
-                          <w:rFonts w:ascii="微软雅黑" w:eastAsia="微软雅黑" w:hAnsi="微软雅黑" w:hint="eastAsia"/>
-                          <w:color w:val="414141"/>
-                          <w:sz w:val="18"/>
-                          <w:szCs w:val="18"/>
-                        </w:rPr>
-                        <w:t>多智能</w:t>
-                      </w:r>
-                      <w:proofErr w:type="gramStart"/>
-                      <w:r>
-                        <w:rPr>
-                          <w:rFonts w:ascii="微软雅黑" w:eastAsia="微软雅黑" w:hAnsi="微软雅黑" w:hint="eastAsia"/>
-                          <w:color w:val="414141"/>
-                          <w:sz w:val="18"/>
-                          <w:szCs w:val="18"/>
-                        </w:rPr>
-                        <w:t>体任务</w:t>
-                      </w:r>
-                      <w:proofErr w:type="gramEnd"/>
-                      <w:r>
-                        <w:rPr>
-                          <w:rFonts w:ascii="微软雅黑" w:eastAsia="微软雅黑" w:hAnsi="微软雅黑" w:hint="eastAsia"/>
-                          <w:color w:val="414141"/>
-                          <w:sz w:val="18"/>
-                          <w:szCs w:val="18"/>
-                        </w:rPr>
-                        <w:t>规划</w:t>
-                      </w:r>
-                      <w:r>
-                        <w:rPr>
-                          <w:rFonts w:ascii="微软雅黑" w:eastAsia="微软雅黑" w:hAnsi="微软雅黑"/>
-                          <w:color w:val="414141"/>
-                          <w:sz w:val="18"/>
-                          <w:szCs w:val="18"/>
-                        </w:rPr>
-                        <w:t>中动态联盟形成、任务路径决策与多机器人协作强耦合的问题，研究基于 RL 的去中心化任务规划方法。构建</w:t>
-                      </w:r>
-                      <w:r>
-                        <w:rPr>
-                          <w:rFonts w:ascii="微软雅黑" w:eastAsia="微软雅黑" w:hAnsi="微软雅黑" w:hint="eastAsia"/>
-                          <w:color w:val="414141"/>
-                          <w:sz w:val="18"/>
-                          <w:szCs w:val="18"/>
-                        </w:rPr>
-                        <w:t>基于注意力机制的策略网络</w:t>
-                      </w:r>
-                      <w:r>
-                        <w:rPr>
-                          <w:rFonts w:ascii="微软雅黑" w:eastAsia="微软雅黑" w:hAnsi="微软雅黑"/>
-                          <w:color w:val="414141"/>
-                          <w:sz w:val="18"/>
-                          <w:szCs w:val="18"/>
-                        </w:rPr>
-                        <w:t>，融合任务状态、机器人位置与协作意图信息，实现多机器人</w:t>
-                      </w:r>
-                      <w:r>
-                        <w:rPr>
-                          <w:rFonts w:ascii="微软雅黑" w:eastAsia="微软雅黑" w:hAnsi="微软雅黑" w:hint="eastAsia"/>
-                          <w:color w:val="414141"/>
-                          <w:sz w:val="18"/>
-                          <w:szCs w:val="18"/>
-                        </w:rPr>
-                        <w:t>分布式动态规划</w:t>
-                      </w:r>
-                      <w:r>
-                        <w:rPr>
-                          <w:rFonts w:ascii="微软雅黑" w:eastAsia="微软雅黑" w:hAnsi="微软雅黑"/>
-                          <w:color w:val="414141"/>
-                          <w:sz w:val="18"/>
-                          <w:szCs w:val="18"/>
-                        </w:rPr>
-                        <w:t>。</w:t>
+                          <w:rFonts w:ascii="微软雅黑" w:hAnsi="微软雅黑" w:hint="eastAsia"/>
+                          <w:b/>
+                          <w:bCs/>
+                          <w:color w:val="414141"/>
+                          <w:sz w:val="18"/>
+                          <w:szCs w:val="18"/>
+                        </w:rPr>
+                        <w:t>编程与工具：</w:t>
+                      </w:r>
+                      <w:r>
+                        <w:rPr>
+                          <w:rFonts w:ascii="微软雅黑" w:hAnsi="微软雅黑" w:hint="eastAsia"/>
+                          <w:color w:val="414141"/>
+                          <w:sz w:val="18"/>
+                          <w:szCs w:val="18"/>
+                        </w:rPr>
+                        <w:t>Python，</w:t>
+                      </w:r>
+                      <w:r>
+                        <w:rPr>
+                          <w:rFonts w:ascii="微软雅黑" w:hAnsi="微软雅黑"/>
+                          <w:color w:val="414141"/>
+                          <w:sz w:val="18"/>
+                          <w:szCs w:val="18"/>
+                        </w:rPr>
+                        <w:t>LaTeX</w:t>
+                      </w:r>
+                      <w:r>
+                        <w:rPr>
+                          <w:rFonts w:ascii="微软雅黑" w:hAnsi="微软雅黑" w:hint="eastAsia"/>
+                          <w:color w:val="414141"/>
+                          <w:sz w:val="18"/>
+                          <w:szCs w:val="18"/>
+                        </w:rPr>
+                        <w:t>，</w:t>
+                      </w:r>
+                      <w:r>
+                        <w:rPr>
+                          <w:rFonts w:ascii="微软雅黑" w:hAnsi="微软雅黑"/>
+                          <w:color w:val="414141"/>
+                          <w:sz w:val="18"/>
+                          <w:szCs w:val="18"/>
+                        </w:rPr>
+                        <w:t>Git</w:t>
+                      </w:r>
+                      <w:r>
+                        <w:rPr>
+                          <w:rFonts w:ascii="微软雅黑" w:hAnsi="微软雅黑" w:hint="eastAsia"/>
+                          <w:color w:val="414141"/>
+                          <w:sz w:val="18"/>
+                          <w:szCs w:val="18"/>
+                        </w:rPr>
+                        <w:t>，</w:t>
+                      </w:r>
+                      <w:proofErr w:type="spellStart"/>
+                      <w:r>
+                        <w:rPr>
+                          <w:rFonts w:ascii="微软雅黑" w:hAnsi="微软雅黑"/>
+                          <w:color w:val="414141"/>
+                          <w:sz w:val="18"/>
+                          <w:szCs w:val="18"/>
+                        </w:rPr>
+                        <w:t>PyTorch</w:t>
+                      </w:r>
+                      <w:proofErr w:type="spellEnd"/>
+                      <w:r>
+                        <w:rPr>
+                          <w:rFonts w:ascii="微软雅黑" w:hAnsi="微软雅黑" w:hint="eastAsia"/>
+                          <w:color w:val="414141"/>
+                          <w:sz w:val="18"/>
+                          <w:szCs w:val="18"/>
+                        </w:rPr>
+                        <w:t>，</w:t>
+                      </w:r>
+                      <w:r>
+                        <w:rPr>
+                          <w:rFonts w:ascii="微软雅黑" w:hAnsi="微软雅黑" w:hint="eastAsia"/>
+                          <w:color w:val="414141"/>
+                          <w:sz w:val="18"/>
+                          <w:szCs w:val="18"/>
+                        </w:rPr>
+                        <w:t>ROS</w:t>
+                      </w:r>
+                      <w:r>
+                        <w:rPr>
+                          <w:rFonts w:ascii="微软雅黑" w:hAnsi="微软雅黑" w:hint="eastAsia"/>
+                          <w:color w:val="414141"/>
+                          <w:sz w:val="18"/>
+                          <w:szCs w:val="18"/>
+                        </w:rPr>
+                        <w:t>，</w:t>
+                      </w:r>
+                      <w:r>
+                        <w:rPr>
+                          <w:rFonts w:ascii="微软雅黑" w:hAnsi="微软雅黑" w:hint="eastAsia"/>
+                          <w:color w:val="414141"/>
+                          <w:sz w:val="18"/>
+                          <w:szCs w:val="18"/>
+                        </w:rPr>
+                        <w:t>Linux、</w:t>
+                      </w:r>
+                      <w:r>
+                        <w:rPr>
+                          <w:rFonts w:ascii="微软雅黑" w:hAnsi="微软雅黑"/>
+                          <w:color w:val="414141"/>
+                          <w:sz w:val="18"/>
+                          <w:szCs w:val="18"/>
+                        </w:rPr>
+                        <w:t>Isaac Sim</w:t>
+                      </w:r>
+                      <w:r>
+                        <w:rPr>
+                          <w:rFonts w:ascii="微软雅黑" w:hAnsi="微软雅黑" w:hint="eastAsia"/>
+                          <w:color w:val="414141"/>
+                          <w:sz w:val="18"/>
+                          <w:szCs w:val="18"/>
+                        </w:rPr>
+                        <w:t>等</w:t>
                       </w:r>
                     </w:p>
                     <w:p>
                       <w:pPr>
-                        <w:pStyle w:val="12"/>
+                        <w:pStyle w:val="a9"/>
+                        <w:numPr>
+                          <w:ilvl w:val="0"/>
+                          <w:numId w:val="8"/>
+                        </w:numPr>
                         <w:adjustRightInd w:val="0"/>
                         <w:snapToGrid w:val="0"/>
-                        <w:ind w:firstLineChars="0" w:firstLine="0"/>
-                        <w:rPr>
-                          <w:rFonts w:ascii="微软雅黑" w:eastAsia="微软雅黑" w:hAnsi="微软雅黑" w:hint="eastAsia"/>
+                        <w:ind w:firstLineChars="0"/>
+                        <w:jc w:val="left"/>
+                        <w:rPr>
+                          <w:rFonts w:ascii="微软雅黑" w:hAnsi="微软雅黑" w:hint="eastAsia"/>
+                          <w:color w:val="414141"/>
+                          <w:sz w:val="18"/>
+                          <w:szCs w:val="18"/>
+                        </w:rPr>
+                      </w:pPr>
+                      <w:r>
+                        <w:rPr>
+                          <w:rFonts w:ascii="微软雅黑" w:hAnsi="微软雅黑" w:hint="eastAsia"/>
                           <w:b/>
                           <w:bCs/>
                           <w:color w:val="414141"/>
-                          <w:sz w:val="20"/>
-                          <w:szCs w:val="20"/>
-                        </w:rPr>
-                      </w:pPr>
-                      <w:r>
-                        <w:rPr>
-                          <w:rFonts w:ascii="微软雅黑" w:eastAsia="微软雅黑" w:hAnsi="微软雅黑" w:hint="eastAsia"/>
-                          <w:b/>
-                          <w:bCs/>
-                          <w:color w:val="414141"/>
-                          <w:sz w:val="20"/>
-                          <w:szCs w:val="20"/>
-                        </w:rPr>
-                        <w:t xml:space="preserve">基于拟偏序集的多智能体最短时间协同任务规划                                         </w:t>
-                      </w:r>
-                      <w:r>
-                        <w:rPr>
-                          <w:rFonts w:ascii="微软雅黑" w:eastAsia="微软雅黑" w:hAnsi="微软雅黑"/>
-                          <w:b/>
-                          <w:bCs/>
-                          <w:color w:val="414141"/>
-                          <w:sz w:val="20"/>
-                          <w:szCs w:val="20"/>
-                        </w:rPr>
-                        <w:t>某重点科研项目核心成员</w:t>
+                          <w:sz w:val="18"/>
+                          <w:szCs w:val="18"/>
+                        </w:rPr>
+                        <w:t>荣誉奖励：</w:t>
+                      </w:r>
+                      <w:r>
+                        <w:rPr>
+                          <w:rFonts w:ascii="微软雅黑" w:hAnsi="微软雅黑" w:hint="eastAsia"/>
+                          <w:color w:val="414141"/>
+                          <w:sz w:val="18"/>
+                          <w:szCs w:val="18"/>
+                        </w:rPr>
+                        <w:t>国家奖学金（1%）；国家励志奖学金；创新创业奖学金；北京大学张明为奖学金、</w:t>
+                      </w:r>
+                      <w:proofErr w:type="gramStart"/>
+                      <w:r>
+                        <w:rPr>
+                          <w:rFonts w:ascii="微软雅黑" w:hAnsi="微软雅黑" w:hint="eastAsia"/>
+                          <w:color w:val="414141"/>
+                          <w:sz w:val="18"/>
+                          <w:szCs w:val="18"/>
+                        </w:rPr>
+                        <w:t>北京大学戴勤奖学金</w:t>
+                      </w:r>
+                      <w:proofErr w:type="gramEnd"/>
+                      <w:r>
+                        <w:rPr>
+                          <w:rFonts w:ascii="微软雅黑" w:hAnsi="微软雅黑" w:hint="eastAsia"/>
+                          <w:color w:val="414141"/>
+                          <w:sz w:val="18"/>
+                          <w:szCs w:val="18"/>
+                        </w:rPr>
+                        <w:t>；富的大学生助学金；辽宁省优秀毕业生（1%）；卓越学人（学院个人最高荣誉）；东北大学优秀学生标兵（1%）</w:t>
+                      </w:r>
+                      <w:r>
+                        <w:rPr>
+                          <w:rFonts w:ascii="微软雅黑" w:hAnsi="微软雅黑" w:hint="eastAsia"/>
+                          <w:color w:val="414141"/>
+                          <w:sz w:val="18"/>
+                          <w:szCs w:val="18"/>
+                        </w:rPr>
+                        <w:t>；校优秀志愿者</w:t>
+                      </w:r>
+                      <w:r>
+                        <w:rPr>
+                          <w:rFonts w:ascii="微软雅黑" w:hAnsi="微软雅黑" w:hint="eastAsia"/>
+                          <w:color w:val="414141"/>
+                          <w:sz w:val="18"/>
+                          <w:szCs w:val="18"/>
+                        </w:rPr>
+                        <w:t>等</w:t>
+                      </w:r>
+                      <w:r>
+                        <w:rPr>
+                          <w:rFonts w:ascii="微软雅黑" w:hAnsi="微软雅黑" w:hint="eastAsia"/>
+                          <w:color w:val="414141"/>
+                          <w:sz w:val="18"/>
+                          <w:szCs w:val="18"/>
+                        </w:rPr>
+                        <w:t>；</w:t>
                       </w:r>
                     </w:p>
                     <w:p>
                       <w:pPr>
-                        <w:pStyle w:val="12"/>
+                        <w:pStyle w:val="a9"/>
                         <w:numPr>
                           <w:ilvl w:val="0"/>
-                          <w:numId w:val="4"/>
+                          <w:numId w:val="8"/>
                         </w:numPr>
                         <w:adjustRightInd w:val="0"/>
                         <w:snapToGrid w:val="0"/>
-                        <w:ind w:left="0" w:firstLineChars="0" w:firstLine="0"/>
+                        <w:ind w:firstLineChars="0"/>
+                        <w:jc w:val="left"/>
+                        <w:rPr>
+                          <w:rFonts w:ascii="微软雅黑" w:hAnsi="微软雅黑" w:hint="eastAsia"/>
+                          <w:color w:val="414141"/>
+                          <w:sz w:val="16"/>
+                          <w:szCs w:val="16"/>
+                        </w:rPr>
                       </w:pPr>
                       <w:r>
                         <w:rPr>
-                          <w:rFonts w:ascii="微软雅黑" w:eastAsia="微软雅黑" w:hAnsi="微软雅黑"/>
-                          <w:color w:val="414141"/>
-                          <w:sz w:val="18"/>
-                          <w:szCs w:val="18"/>
-                        </w:rPr>
-                        <w:t>面向多机器人协同任务中的时序约束、协作依赖与执行效率问题，研究基于</w:t>
-                      </w:r>
-                      <w:r>
-                        <w:rPr>
-                          <w:rFonts w:ascii="微软雅黑" w:eastAsia="微软雅黑" w:hAnsi="微软雅黑" w:hint="eastAsia"/>
-                          <w:color w:val="414141"/>
-                          <w:sz w:val="18"/>
-                          <w:szCs w:val="18"/>
-                        </w:rPr>
-                        <w:t>偏序</w:t>
-                      </w:r>
-                      <w:r>
-                        <w:rPr>
-                          <w:rFonts w:ascii="微软雅黑" w:eastAsia="微软雅黑" w:hAnsi="微软雅黑"/>
-                          <w:color w:val="414141"/>
-                          <w:sz w:val="18"/>
-                          <w:szCs w:val="18"/>
-                        </w:rPr>
-                        <w:t>的任务分解与最短时间调度方法，结合</w:t>
-                      </w:r>
-                      <w:r>
-                        <w:rPr>
-                          <w:rFonts w:ascii="微软雅黑" w:eastAsia="微软雅黑" w:hAnsi="微软雅黑" w:hint="eastAsia"/>
-                          <w:color w:val="414141"/>
-                          <w:sz w:val="18"/>
-                          <w:szCs w:val="18"/>
-                        </w:rPr>
-                        <w:t>自动机剪枝</w:t>
-                      </w:r>
-                      <w:r>
-                        <w:rPr>
-                          <w:rFonts w:ascii="微软雅黑" w:eastAsia="微软雅黑" w:hAnsi="微软雅黑"/>
-                          <w:color w:val="414141"/>
-                          <w:sz w:val="18"/>
-                          <w:szCs w:val="18"/>
-                        </w:rPr>
-                        <w:t>与</w:t>
-                      </w:r>
-                      <w:r>
-                        <w:rPr>
-                          <w:rFonts w:ascii="微软雅黑" w:eastAsia="微软雅黑" w:hAnsi="微软雅黑" w:hint="eastAsia"/>
-                          <w:color w:val="414141"/>
-                          <w:sz w:val="18"/>
-                          <w:szCs w:val="18"/>
-                        </w:rPr>
-                        <w:t>分支定界搜索</w:t>
-                      </w:r>
-                      <w:r>
-                        <w:rPr>
-                          <w:rFonts w:ascii="微软雅黑" w:eastAsia="微软雅黑" w:hAnsi="微软雅黑"/>
-                          <w:color w:val="414141"/>
-                          <w:sz w:val="18"/>
-                          <w:szCs w:val="18"/>
-                        </w:rPr>
-                        <w:t>，在满足任务约束的同时提升协作任务的并行执行效率与规划完备性。</w:t>
+                          <w:rFonts w:ascii="微软雅黑" w:hAnsi="微软雅黑" w:hint="eastAsia"/>
+                          <w:b/>
+                          <w:bCs/>
+                          <w:color w:val="414141"/>
+                          <w:sz w:val="18"/>
+                          <w:szCs w:val="18"/>
+                        </w:rPr>
+                        <w:t>竞赛及专利：</w:t>
+                      </w:r>
+                      <w:r>
+                        <w:rPr>
+                          <w:rFonts w:ascii="微软雅黑" w:hAnsi="微软雅黑" w:hint="eastAsia"/>
+                          <w:color w:val="414141"/>
+                          <w:sz w:val="18"/>
+                          <w:szCs w:val="18"/>
+                        </w:rPr>
+                        <w:t>2022年全国大学生计算机博弈海克</w:t>
+                      </w:r>
+                      <w:proofErr w:type="gramStart"/>
+                      <w:r>
+                        <w:rPr>
+                          <w:rFonts w:ascii="微软雅黑" w:hAnsi="微软雅黑" w:hint="eastAsia"/>
+                          <w:color w:val="414141"/>
+                          <w:sz w:val="18"/>
+                          <w:szCs w:val="18"/>
+                        </w:rPr>
+                        <w:t>斯棋组</w:t>
+                      </w:r>
+                      <w:proofErr w:type="gramEnd"/>
+                      <w:r>
+                        <w:rPr>
+                          <w:rFonts w:ascii="微软雅黑" w:hAnsi="微软雅黑" w:hint="eastAsia"/>
+                          <w:color w:val="414141"/>
+                          <w:sz w:val="18"/>
+                          <w:szCs w:val="18"/>
+                        </w:rPr>
+                        <w:t>、五子棋组国家一等奖；2023年全国大学生创新创业训练项目国家级优秀结题、全国大学生数学竞赛省级三等奖；2024年 辽宁省创新创业年会省级二等奖；《一种自由空间光通信调制器》（已授权）</w:t>
                       </w:r>
                     </w:p>
                   </w:txbxContent>
                 </v:textbox>
+                <w10:wrap anchory="page"/>
               </v:shape>
+            </w:pict>
+          </mc:Fallback>
+        </mc:AlternateContent>
+      </w:r>
+      <w:r>
+        <w:rPr>
+          <w:noProof/>
+        </w:rPr>
+        <mc:AlternateContent>
+          <mc:Choice Requires="wps">
+            <w:drawing>
+              <wp:anchor distT="0" distB="0" distL="114300" distR="114300" simplePos="0" relativeHeight="251661312" behindDoc="0" locked="0" layoutInCell="1" allowOverlap="1" wp14:anchorId="1D4CBB89" wp14:editId="6FFF81C3">
+                <wp:simplePos x="0" y="0"/>
+                <wp:positionH relativeFrom="column">
+                  <wp:posOffset>-93345</wp:posOffset>
+                </wp:positionH>
+                <wp:positionV relativeFrom="paragraph">
+                  <wp:posOffset>6817522</wp:posOffset>
+                </wp:positionV>
+                <wp:extent cx="6828155" cy="0"/>
+                <wp:effectExtent l="0" t="0" r="0" b="0"/>
+                <wp:wrapNone/>
+                <wp:docPr id="2" name="直接连接符 2"/>
+                <wp:cNvGraphicFramePr/>
+                <a:graphic xmlns:a="http://schemas.openxmlformats.org/drawingml/2006/main">
+                  <a:graphicData uri="http://schemas.microsoft.com/office/word/2010/wordprocessingShape">
+                    <wps:wsp>
+                      <wps:cNvCnPr/>
+                      <wps:spPr>
+                        <a:xfrm>
+                          <a:off x="0" y="0"/>
+                          <a:ext cx="6828155" cy="0"/>
+                        </a:xfrm>
+                        <a:prstGeom prst="line">
+                          <a:avLst/>
+                        </a:prstGeom>
+                        <a:noFill/>
+                        <a:ln w="9525" cap="flat" cmpd="sng" algn="ctr">
+                          <a:solidFill>
+                            <a:srgbClr val="9A0000"/>
+                          </a:solidFill>
+                          <a:prstDash val="solid"/>
+                        </a:ln>
+                        <a:effectLst/>
+                      </wps:spPr>
+                      <wps:bodyPr/>
+                    </wps:wsp>
+                  </a:graphicData>
+                </a:graphic>
+                <wp14:sizeRelH relativeFrom="margin">
+                  <wp14:pctWidth>0</wp14:pctWidth>
+                </wp14:sizeRelH>
+                <wp14:sizeRelV relativeFrom="margin">
+                  <wp14:pctHeight>0</wp14:pctHeight>
+                </wp14:sizeRelV>
+              </wp:anchor>
+            </w:drawing>
+          </mc:Choice>
+          <mc:Fallback>
+            <w:pict>
+              <v:line w14:anchorId="5AB27616" id="直接连接符 2" o:spid="_x0000_s1026" style="position:absolute;z-index:251661312;visibility:visible;mso-wrap-style:square;mso-width-percent:0;mso-height-percent:0;mso-wrap-distance-left:9pt;mso-wrap-distance-top:0;mso-wrap-distance-right:9pt;mso-wrap-distance-bottom:0;mso-position-horizontal:absolute;mso-position-horizontal-relative:text;mso-position-vertical:absolute;mso-position-vertical-relative:text;mso-width-percent:0;mso-height-percent:0;mso-width-relative:margin;mso-height-relative:margin" from="-7.35pt,536.8pt" to="530.3pt,536.8pt" o:gfxdata="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" strokecolor="#9a0000"/>
             </w:pict>
           </mc:Fallback>
         </mc:AlternateContent>
@@ -4673,16 +4092,16 @@
         <mc:AlternateContent>
           <mc:Choice Requires="wpg">
             <w:drawing>
-              <wp:anchor distT="0" distB="0" distL="114300" distR="114300" simplePos="0" relativeHeight="251666944" behindDoc="0" locked="0" layoutInCell="1" allowOverlap="1" wp14:anchorId="131C3947" wp14:editId="6641CE85">
+              <wp:anchor distT="0" distB="0" distL="114300" distR="114300" simplePos="0" relativeHeight="251680768" behindDoc="0" locked="0" layoutInCell="1" allowOverlap="1" wp14:anchorId="131C3947" wp14:editId="7E33A87F">
                 <wp:simplePos x="0" y="0"/>
                 <wp:positionH relativeFrom="column">
-                  <wp:posOffset>-229235</wp:posOffset>
+                  <wp:posOffset>-230505</wp:posOffset>
                 </wp:positionH>
                 <wp:positionV relativeFrom="paragraph">
-                  <wp:posOffset>5251244</wp:posOffset>
+                  <wp:posOffset>5361143</wp:posOffset>
                 </wp:positionV>
-                <wp:extent cx="7023735" cy="277495"/>
-                <wp:effectExtent l="0" t="0" r="24765" b="8255"/>
+                <wp:extent cx="7023735" cy="280670"/>
+                <wp:effectExtent l="0" t="0" r="24765" b="5080"/>
                 <wp:wrapNone/>
                 <wp:docPr id="46" name="组合 46"/>
                 <wp:cNvGraphicFramePr/>
@@ -4693,9 +4112,9 @@
                       <wpg:grpSpPr>
                         <a:xfrm>
                           <a:off x="0" y="0"/>
-                          <a:ext cx="7023735" cy="277495"/>
+                          <a:ext cx="7023735" cy="280670"/>
                           <a:chOff x="0" y="0"/>
-                          <a:chExt cx="7023735" cy="277741"/>
+                          <a:chExt cx="7023735" cy="281080"/>
                         </a:xfrm>
                       </wpg:grpSpPr>
                       <wps:wsp>
@@ -4703,7 +4122,7 @@
                         <wps:cNvSpPr/>
                         <wps:spPr bwMode="auto">
                           <a:xfrm rot="10800000">
-                            <a:off x="3732" y="201541"/>
+                            <a:off x="3732" y="204880"/>
                             <a:ext cx="144145" cy="76200"/>
                           </a:xfrm>
                           <a:prstGeom prst="rtTriangle">
@@ -4909,9 +4328,9 @@
           </mc:Choice>
           <mc:Fallback>
             <w:pict>
-              <v:group w14:anchorId="131C3947" id="组合 46" o:spid="_x0000_s1046" style="position:absolute;left:0;text-align:left;margin-left:-18.05pt;margin-top:413.5pt;width:553.05pt;height:21.85pt;z-index:251666944" coordsize="70237,2777" o:gfxdata="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">
-                <v:shape id="直角三角形 3" o:spid="_x0000_s1047" type="#_x0000_t6" style="position:absolute;left:37;top:2015;width:1441;height:762;rotation:180;visibility:visible;mso-wrap-style:square;v-text-anchor:top" o:gfxdata="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" fillcolor="#9a0000" stroked="f"/>
-                <v:shape id="任意多边形 2" o:spid="_x0000_s1048" style="position:absolute;width:15563;height:2070;visibility:visible;mso-wrap-style:square;v-text-anchor:middle" coordsize="1406296,288031" o:spt="100" o:gfxdata="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" adj="-11796480,,5400" path="m1093154,r77999,l1406296,288031r-77999,l1093154,xm1030297,r39620,l1305060,288031r-39620,l1030297,xm,l1007060,r235143,288031l,288031,,xe" fillcolor="#9a0000" stroked="f">
+              <v:group w14:anchorId="131C3947" id="组合 46" o:spid="_x0000_s1042" style="position:absolute;left:0;text-align:left;margin-left:-18.15pt;margin-top:422.15pt;width:553.05pt;height:22.1pt;z-index:251680768" coordsize="70237,2810" o:gfxdata="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">
+                <v:shape id="直角三角形 3" o:spid="_x0000_s1043" type="#_x0000_t6" style="position:absolute;left:37;top:2048;width:1441;height:762;rotation:180;visibility:visible;mso-wrap-style:square;v-text-anchor:top" o:gfxdata="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" fillcolor="#9a0000" stroked="f"/>
+                <v:shape id="任意多边形 2" o:spid="_x0000_s1044" style="position:absolute;width:15563;height:2070;visibility:visible;mso-wrap-style:square;v-text-anchor:middle" coordsize="1406296,288031" o:spt="100" o:gfxdata="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" adj="-11796480,,5400" path="m1093154,r77999,l1406296,288031r-77999,l1093154,xm1030297,r39620,l1305060,288031r-39620,l1030297,xm,l1007060,r235143,288031l,288031,,xe" fillcolor="#9a0000" stroked="f">
                   <v:stroke joinstyle="miter"/>
                   <v:formulas/>
                   <v:path arrowok="t" o:connecttype="custom" o:connectlocs="1209792,0;1296114,0;1556346,207010;1470025,207010;1140228,0;1184076,0;1444308,207010;1400461,207010;0,0;1114512,0;1374744,207010;0,207010" o:connectangles="0,0,0,0,0,0,0,0,0,0,0,0" textboxrect="0,0,1406296,288031"/>
@@ -4942,7 +4361,7 @@
                     </w:txbxContent>
                   </v:textbox>
                 </v:shape>
-                <v:line id="直接连接符 49" o:spid="_x0000_s1049" style="position:absolute;visibility:visible;mso-wrap-style:square" from="2873,1939" to="70237,2276" o:connectortype="straight" o:gfxdata="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" strokecolor="#9a0000"/>
+                <v:line id="直接连接符 49" o:spid="_x0000_s1045" style="position:absolute;visibility:visible;mso-wrap-style:square" from="2873,1939" to="70237,2276" o:connectortype="straight" o:gfxdata="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" strokecolor="#9a0000"/>
               </v:group>
             </w:pict>
           </mc:Fallback>
@@ -4959,41 +4378,37 @@
         <mc:AlternateContent>
           <mc:Choice Requires="wps">
             <w:drawing>
-              <wp:anchor distT="0" distB="0" distL="114300" distR="114300" simplePos="0" relativeHeight="251423232" behindDoc="0" locked="0" layoutInCell="1" allowOverlap="1" wp14:anchorId="7245F686" wp14:editId="3C7D21C0">
+              <wp:anchor distT="0" distB="0" distL="114300" distR="114300" simplePos="0" relativeHeight="251641856" behindDoc="0" locked="0" layoutInCell="1" allowOverlap="1" wp14:anchorId="15781D64" wp14:editId="14B0604C">
                 <wp:simplePos x="0" y="0"/>
                 <wp:positionH relativeFrom="column">
-                  <wp:posOffset>-68580</wp:posOffset>
+                  <wp:posOffset>-76756</wp:posOffset>
                 </wp:positionH>
-                <wp:positionV relativeFrom="page">
-                  <wp:posOffset>8886592</wp:posOffset>
+                <wp:positionV relativeFrom="paragraph">
+                  <wp:posOffset>2734884</wp:posOffset>
                 </wp:positionV>
-                <wp:extent cx="6950075" cy="753745"/>
-                <wp:effectExtent l="0" t="0" r="0" b="0"/>
+                <wp:extent cx="6953250" cy="3063573"/>
+                <wp:effectExtent l="0" t="0" r="0" b="3810"/>
                 <wp:wrapNone/>
-                <wp:docPr id="31" name="文本框 2"/>
-                <wp:cNvGraphicFramePr>
-                  <a:graphicFrameLocks xmlns:a="http://schemas.openxmlformats.org/drawingml/2006/main"/>
-                </wp:cNvGraphicFramePr>
+                <wp:docPr id="28" name="文本框 28"/>
+                <wp:cNvGraphicFramePr/>
                 <a:graphic xmlns:a="http://schemas.openxmlformats.org/drawingml/2006/main">
                   <a:graphicData uri="http://schemas.microsoft.com/office/word/2010/wordprocessingShape">
                     <wps:wsp>
-                      <wps:cNvSpPr txBox="1">
-                        <a:spLocks noChangeArrowheads="1"/>
-                      </wps:cNvSpPr>
-                      <wps:spPr bwMode="auto">
+                      <wps:cNvSpPr txBox="1"/>
+                      <wps:spPr>
                         <a:xfrm>
                           <a:off x="0" y="0"/>
-                          <a:ext cx="6950075" cy="753745"/>
+                          <a:ext cx="6953250" cy="3063573"/>
                         </a:xfrm>
                         <a:prstGeom prst="rect">
                           <a:avLst/>
                         </a:prstGeom>
-                        <a:noFill/>
-                        <a:ln w="9525">
+                        <a:solidFill>
+                          <a:schemeClr val="lt1"/>
+                        </a:solidFill>
+                        <a:ln w="6350">
                           <a:noFill/>
-                          <a:miter lim="800000"/>
                         </a:ln>
-                        <a:effectLst/>
                       </wps:spPr>
                       <wps:txbx>
                         <w:txbxContent>
@@ -5001,48 +4416,176 @@
                             <w:pPr>
                               <w:adjustRightInd w:val="0"/>
                               <w:snapToGrid w:val="0"/>
-                              <w:jc w:val="left"/>
-                              <w:rPr>
-                                <w:rFonts w:ascii="微软雅黑" w:hAnsi="微软雅黑" w:hint="eastAsia"/>
-                                <w:color w:val="414141"/>
-                                <w:sz w:val="18"/>
-                                <w:szCs w:val="18"/>
-                              </w:rPr>
-                            </w:pPr>
-                            <w:r>
-                              <w:rPr>
-                                <w:rFonts w:ascii="微软雅黑" w:hAnsi="微软雅黑" w:hint="eastAsia"/>
+                              <w:rPr>
+                                <w:rFonts w:ascii="微软雅黑" w:hAnsi="微软雅黑"/>
                                 <w:b/>
                                 <w:bCs/>
                                 <w:color w:val="414141"/>
                                 <w:sz w:val="18"/>
                                 <w:szCs w:val="18"/>
                               </w:rPr>
-                              <w:t>语言能力：</w:t>
-                            </w:r>
-                            <w:r>
-                              <w:rPr>
-                                <w:rFonts w:ascii="微软雅黑" w:hAnsi="微软雅黑" w:hint="eastAsia"/>
-                                <w:color w:val="414141"/>
-                                <w:sz w:val="18"/>
-                                <w:szCs w:val="18"/>
-                              </w:rPr>
-                              <w:t>大学英语四/六级（CET-4/6）；</w:t>
+                            </w:pPr>
+                            <w:r>
+                              <w:rPr>
+                                <w:rFonts w:ascii="微软雅黑" w:hAnsi="微软雅黑" w:hint="eastAsia"/>
+                                <w:b/>
+                                <w:bCs/>
+                                <w:color w:val="414141"/>
+                                <w:sz w:val="18"/>
+                                <w:szCs w:val="18"/>
+                              </w:rPr>
+                              <w:t>（</w:t>
+                            </w:r>
+                            <w:r>
+                              <w:rPr>
+                                <w:rFonts w:ascii="微软雅黑" w:hAnsi="微软雅黑"/>
+                                <w:b/>
+                                <w:bCs/>
+                                <w:color w:val="414141"/>
+                                <w:sz w:val="18"/>
+                                <w:szCs w:val="18"/>
+                              </w:rPr>
+                              <w:t>20</w:t>
+                            </w:r>
+                            <w:r>
+                              <w:rPr>
+                                <w:rFonts w:ascii="微软雅黑" w:hAnsi="微软雅黑" w:hint="eastAsia"/>
+                                <w:b/>
+                                <w:bCs/>
+                                <w:color w:val="414141"/>
+                                <w:sz w:val="18"/>
+                                <w:szCs w:val="18"/>
+                              </w:rPr>
+                              <w:t>25</w:t>
+                            </w:r>
+                            <w:r>
+                              <w:rPr>
+                                <w:rFonts w:ascii="微软雅黑" w:hAnsi="微软雅黑"/>
+                                <w:b/>
+                                <w:bCs/>
+                                <w:color w:val="414141"/>
+                                <w:sz w:val="18"/>
+                                <w:szCs w:val="18"/>
+                              </w:rPr>
+                              <w:t>.</w:t>
+                            </w:r>
+                            <w:r>
+                              <w:rPr>
+                                <w:rFonts w:ascii="微软雅黑" w:hAnsi="微软雅黑" w:hint="eastAsia"/>
+                                <w:b/>
+                                <w:bCs/>
+                                <w:color w:val="414141"/>
+                                <w:sz w:val="18"/>
+                                <w:szCs w:val="18"/>
+                              </w:rPr>
+                              <w:t>12</w:t>
+                            </w:r>
+                            <w:r>
+                              <w:rPr>
+                                <w:rFonts w:ascii="微软雅黑" w:hAnsi="微软雅黑"/>
+                                <w:b/>
+                                <w:bCs/>
+                                <w:color w:val="414141"/>
+                                <w:sz w:val="18"/>
+                                <w:szCs w:val="18"/>
+                              </w:rPr>
+                              <w:t>—20</w:t>
+                            </w:r>
+                            <w:r>
+                              <w:rPr>
+                                <w:rFonts w:ascii="微软雅黑" w:hAnsi="微软雅黑" w:hint="eastAsia"/>
+                                <w:b/>
+                                <w:bCs/>
+                                <w:color w:val="414141"/>
+                                <w:sz w:val="18"/>
+                                <w:szCs w:val="18"/>
+                              </w:rPr>
+                              <w:t>26</w:t>
+                            </w:r>
+                            <w:r>
+                              <w:rPr>
+                                <w:rFonts w:ascii="微软雅黑" w:hAnsi="微软雅黑"/>
+                                <w:b/>
+                                <w:bCs/>
+                                <w:color w:val="414141"/>
+                                <w:sz w:val="18"/>
+                                <w:szCs w:val="18"/>
+                              </w:rPr>
+                              <w:t>.</w:t>
+                            </w:r>
+                            <w:r>
+                              <w:rPr>
+                                <w:rFonts w:ascii="微软雅黑" w:hAnsi="微软雅黑" w:hint="eastAsia"/>
+                                <w:b/>
+                                <w:bCs/>
+                                <w:color w:val="414141"/>
+                                <w:sz w:val="18"/>
+                                <w:szCs w:val="18"/>
+                              </w:rPr>
+                              <w:t>05</w:t>
+                            </w:r>
+                            <w:r>
+                              <w:rPr>
+                                <w:rFonts w:ascii="微软雅黑" w:hAnsi="微软雅黑" w:hint="eastAsia"/>
+                                <w:b/>
+                                <w:bCs/>
+                                <w:color w:val="414141"/>
+                                <w:sz w:val="18"/>
+                                <w:szCs w:val="18"/>
+                              </w:rPr>
+                              <w:t>）</w:t>
+                            </w:r>
+                            <w:r>
+                              <w:rPr>
+                                <w:rFonts w:ascii="微软雅黑" w:hAnsi="微软雅黑"/>
+                                <w:b/>
+                                <w:bCs/>
+                                <w:color w:val="414141"/>
+                                <w:sz w:val="18"/>
+                                <w:szCs w:val="18"/>
+                              </w:rPr>
+                              <w:t>上海微创医疗机器人（集团）股份有限公司</w:t>
+                            </w:r>
+                            <w:r>
+                              <w:rPr>
+                                <w:rFonts w:ascii="微软雅黑" w:hAnsi="微软雅黑" w:hint="eastAsia"/>
+                                <w:b/>
+                                <w:bCs/>
+                                <w:color w:val="414141"/>
+                                <w:sz w:val="18"/>
+                                <w:szCs w:val="18"/>
+                              </w:rPr>
+                              <w:t xml:space="preserve">                                 </w:t>
+                            </w:r>
+                            <w:proofErr w:type="gramStart"/>
+                            <w:r>
+                              <w:rPr>
+                                <w:rFonts w:ascii="微软雅黑" w:hAnsi="微软雅黑"/>
+                                <w:b/>
+                                <w:bCs/>
+                                <w:color w:val="414141"/>
+                                <w:sz w:val="18"/>
+                                <w:szCs w:val="18"/>
+                              </w:rPr>
+                              <w:t>具身智能</w:t>
+                            </w:r>
+                            <w:proofErr w:type="gramEnd"/>
+                            <w:r>
+                              <w:rPr>
+                                <w:rFonts w:ascii="微软雅黑" w:hAnsi="微软雅黑"/>
+                                <w:b/>
+                                <w:bCs/>
+                                <w:color w:val="414141"/>
+                                <w:sz w:val="18"/>
+                                <w:szCs w:val="18"/>
+                              </w:rPr>
+                              <w:t>｜机器人算法实习生</w:t>
                             </w:r>
                           </w:p>
                           <w:p>
                             <w:pPr>
                               <w:adjustRightInd w:val="0"/>
                               <w:snapToGrid w:val="0"/>
-                              <w:jc w:val="left"/>
-                              <w:rPr>
-                                <w:rFonts w:ascii="微软雅黑" w:hAnsi="微软雅黑" w:hint="eastAsia"/>
-                                <w:color w:val="414141"/>
-                                <w:sz w:val="18"/>
-                                <w:szCs w:val="18"/>
-                              </w:rPr>
-                            </w:pPr>
-                            <w:r>
                               <w:rPr>
                                 <w:rFonts w:ascii="微软雅黑" w:hAnsi="微软雅黑" w:hint="eastAsia"/>
                                 <w:b/>
@@ -5051,124 +4594,40 @@
                                 <w:sz w:val="18"/>
                                 <w:szCs w:val="18"/>
                               </w:rPr>
-                              <w:t>编程与工具：</w:t>
-                            </w:r>
-                            <w:r>
-                              <w:rPr>
-                                <w:rFonts w:ascii="微软雅黑" w:hAnsi="微软雅黑" w:hint="eastAsia"/>
-                                <w:color w:val="414141"/>
-                                <w:sz w:val="18"/>
-                                <w:szCs w:val="18"/>
-                              </w:rPr>
-                              <w:t>Python，</w:t>
-                            </w:r>
+                            </w:pPr>
                             <w:r>
                               <w:rPr>
                                 <w:rFonts w:ascii="微软雅黑" w:hAnsi="微软雅黑"/>
-                                <w:color w:val="414141"/>
-                                <w:sz w:val="18"/>
-                                <w:szCs w:val="18"/>
-                              </w:rPr>
-                              <w:t>LaTeX</w:t>
-                            </w:r>
-                            <w:r>
-                              <w:rPr>
-                                <w:rFonts w:ascii="微软雅黑" w:hAnsi="微软雅黑" w:hint="eastAsia"/>
-                                <w:color w:val="414141"/>
-                                <w:sz w:val="18"/>
-                                <w:szCs w:val="18"/>
-                              </w:rPr>
-                              <w:t>，</w:t>
-                            </w:r>
-                            <w:r>
-                              <w:rPr>
-                                <w:rFonts w:ascii="微软雅黑" w:hAnsi="微软雅黑"/>
-                                <w:color w:val="414141"/>
-                                <w:sz w:val="18"/>
-                                <w:szCs w:val="18"/>
-                              </w:rPr>
-                              <w:t>Git</w:t>
-                            </w:r>
-                            <w:r>
-                              <w:rPr>
-                                <w:rFonts w:ascii="微软雅黑" w:hAnsi="微软雅黑" w:hint="eastAsia"/>
-                                <w:color w:val="414141"/>
-                                <w:sz w:val="18"/>
-                                <w:szCs w:val="18"/>
-                              </w:rPr>
-                              <w:t>，</w:t>
-                            </w:r>
-                            <w:proofErr w:type="spellStart"/>
-                            <w:r>
-                              <w:rPr>
-                                <w:rFonts w:ascii="微软雅黑" w:hAnsi="微软雅黑"/>
-                                <w:color w:val="414141"/>
-                                <w:sz w:val="18"/>
-                                <w:szCs w:val="18"/>
-                              </w:rPr>
-                              <w:t>PyTorch</w:t>
-                            </w:r>
-                            <w:proofErr w:type="spellEnd"/>
-                            <w:r>
-                              <w:rPr>
-                                <w:rFonts w:ascii="微软雅黑" w:hAnsi="微软雅黑" w:hint="eastAsia"/>
-                                <w:color w:val="414141"/>
-                                <w:sz w:val="18"/>
-                                <w:szCs w:val="18"/>
-                              </w:rPr>
-                              <w:t>，</w:t>
-                            </w:r>
-                            <w:r>
-                              <w:rPr>
-                                <w:rFonts w:ascii="微软雅黑" w:hAnsi="微软雅黑" w:hint="eastAsia"/>
-                                <w:color w:val="414141"/>
-                                <w:sz w:val="18"/>
-                                <w:szCs w:val="18"/>
-                              </w:rPr>
-                              <w:t>ROS</w:t>
-                            </w:r>
-                            <w:r>
-                              <w:rPr>
-                                <w:rFonts w:ascii="微软雅黑" w:hAnsi="微软雅黑" w:hint="eastAsia"/>
-                                <w:color w:val="414141"/>
-                                <w:sz w:val="18"/>
-                                <w:szCs w:val="18"/>
-                              </w:rPr>
-                              <w:t>，</w:t>
-                            </w:r>
-                            <w:r>
-                              <w:rPr>
-                                <w:rFonts w:ascii="微软雅黑" w:hAnsi="微软雅黑" w:hint="eastAsia"/>
-                                <w:color w:val="414141"/>
-                                <w:sz w:val="18"/>
-                                <w:szCs w:val="18"/>
-                              </w:rPr>
-                              <w:t>Linux、</w:t>
-                            </w:r>
-                            <w:r>
-                              <w:rPr>
-                                <w:rFonts w:ascii="微软雅黑" w:hAnsi="微软雅黑"/>
-                                <w:color w:val="414141"/>
-                                <w:sz w:val="18"/>
-                                <w:szCs w:val="18"/>
-                              </w:rPr>
-                              <w:t>Isaac Sim</w:t>
-                            </w:r>
-                            <w:r>
-                              <w:rPr>
-                                <w:rFonts w:ascii="微软雅黑" w:hAnsi="微软雅黑" w:hint="eastAsia"/>
-                                <w:color w:val="414141"/>
-                                <w:sz w:val="18"/>
-                                <w:szCs w:val="18"/>
-                              </w:rPr>
-                              <w:t>等</w:t>
+                                <w:b/>
+                                <w:bCs/>
+                                <w:color w:val="414141"/>
+                                <w:sz w:val="18"/>
+                                <w:szCs w:val="18"/>
+                              </w:rPr>
+                              <w:t>SHARP: Safety-aware Hierarchical Autonomous Robotic Planning for in vivo surgery</w:t>
+                            </w:r>
+                            <w:r>
+                              <w:rPr>
+                                <w:rFonts w:ascii="微软雅黑" w:hAnsi="微软雅黑" w:hint="eastAsia"/>
+                                <w:b/>
+                                <w:bCs/>
+                                <w:color w:val="414141"/>
+                                <w:sz w:val="18"/>
+                                <w:szCs w:val="18"/>
+                              </w:rPr>
+                              <w:t xml:space="preserve"> </w:t>
                             </w:r>
                           </w:p>
                           <w:p>
                             <w:pPr>
+                              <w:pStyle w:val="a9"/>
+                              <w:numPr>
+                                <w:ilvl w:val="0"/>
+                                <w:numId w:val="6"/>
+                              </w:numPr>
                               <w:adjustRightInd w:val="0"/>
                               <w:snapToGrid w:val="0"/>
-                              <w:jc w:val="left"/>
+                              <w:ind w:firstLineChars="0"/>
                               <w:rPr>
                                 <w:rFonts w:ascii="微软雅黑" w:hAnsi="微软雅黑" w:hint="eastAsia"/>
                                 <w:color w:val="414141"/>
@@ -5176,105 +4635,148 @@
                                 <w:szCs w:val="18"/>
                               </w:rPr>
                             </w:pPr>
-                            <w:r>
-                              <w:rPr>
-                                <w:rFonts w:ascii="微软雅黑" w:hAnsi="微软雅黑" w:hint="eastAsia"/>
-                                <w:b/>
-                                <w:bCs/>
-                                <w:color w:val="414141"/>
-                                <w:sz w:val="18"/>
-                                <w:szCs w:val="18"/>
-                              </w:rPr>
-                              <w:t>荣誉奖励：</w:t>
-                            </w:r>
-                            <w:r>
-                              <w:rPr>
-                                <w:rFonts w:ascii="微软雅黑" w:hAnsi="微软雅黑" w:hint="eastAsia"/>
-                                <w:color w:val="414141"/>
-                                <w:sz w:val="18"/>
-                                <w:szCs w:val="18"/>
-                              </w:rPr>
-                              <w:t>国家奖学金（1%）；国家励志奖学金；创新创业奖学金；北京大学张明为奖学金、</w:t>
-                            </w:r>
                             <w:proofErr w:type="gramStart"/>
                             <w:r>
                               <w:rPr>
-                                <w:rFonts w:ascii="微软雅黑" w:hAnsi="微软雅黑" w:hint="eastAsia"/>
-                                <w:color w:val="414141"/>
-                                <w:sz w:val="18"/>
-                                <w:szCs w:val="18"/>
-                              </w:rPr>
-                              <w:t>北京大学戴勤奖学金</w:t>
+                                <w:rFonts w:ascii="微软雅黑" w:hAnsi="微软雅黑"/>
+                                <w:color w:val="414141"/>
+                                <w:sz w:val="18"/>
+                                <w:szCs w:val="18"/>
+                              </w:rPr>
+                              <w:t>北京大学—微创</w:t>
                             </w:r>
                             <w:proofErr w:type="gramEnd"/>
                             <w:r>
                               <w:rPr>
-                                <w:rFonts w:ascii="微软雅黑" w:hAnsi="微软雅黑" w:hint="eastAsia"/>
-                                <w:color w:val="414141"/>
-                                <w:sz w:val="18"/>
-                                <w:szCs w:val="18"/>
-                              </w:rPr>
-                              <w:t>；富的大学生助学金；辽宁省优秀毕业生（1%）；卓越学人（学院个人最高荣誉）；东北大学优秀学生标兵（1%）</w:t>
-                            </w:r>
-                            <w:r>
-                              <w:rPr>
-                                <w:rFonts w:ascii="微软雅黑" w:hAnsi="微软雅黑" w:hint="eastAsia"/>
-                                <w:color w:val="414141"/>
-                                <w:sz w:val="18"/>
-                                <w:szCs w:val="18"/>
-                              </w:rPr>
-                              <w:t>；校优秀志愿者</w:t>
-                            </w:r>
-                            <w:r>
-                              <w:rPr>
-                                <w:rFonts w:ascii="微软雅黑" w:hAnsi="微软雅黑" w:hint="eastAsia"/>
-                                <w:color w:val="414141"/>
-                                <w:sz w:val="18"/>
-                                <w:szCs w:val="18"/>
-                              </w:rPr>
-                              <w:t>等</w:t>
-                            </w:r>
-                            <w:r>
-                              <w:rPr>
-                                <w:rFonts w:ascii="微软雅黑" w:hAnsi="微软雅黑" w:hint="eastAsia"/>
-                                <w:color w:val="414141"/>
-                                <w:sz w:val="18"/>
-                                <w:szCs w:val="18"/>
-                              </w:rPr>
-                              <w:t>；</w:t>
+                                <w:rFonts w:ascii="微软雅黑" w:hAnsi="微软雅黑"/>
+                                <w:color w:val="414141"/>
+                                <w:sz w:val="18"/>
+                                <w:szCs w:val="18"/>
+                              </w:rPr>
+                              <w:t>机器人联合研发项目｜研究成果投稿至</w:t>
+                            </w:r>
+                            <w:r>
+                              <w:rPr>
+                                <w:rFonts w:ascii="微软雅黑" w:hAnsi="微软雅黑"/>
+                                <w:i/>
+                                <w:iCs/>
+                                <w:color w:val="414141"/>
+                                <w:sz w:val="18"/>
+                                <w:szCs w:val="18"/>
+                              </w:rPr>
+                              <w:t>Science Robotics</w:t>
+                            </w:r>
+                            <w:r>
+                              <w:rPr>
+                                <w:rFonts w:ascii="微软雅黑" w:hAnsi="微软雅黑"/>
+                                <w:color w:val="414141"/>
+                                <w:sz w:val="18"/>
+                                <w:szCs w:val="18"/>
+                              </w:rPr>
+                              <w:t>，第三作者</w:t>
                             </w:r>
                           </w:p>
                           <w:p>
                             <w:pPr>
+                              <w:pStyle w:val="a9"/>
+                              <w:numPr>
+                                <w:ilvl w:val="0"/>
+                                <w:numId w:val="5"/>
+                              </w:numPr>
                               <w:adjustRightInd w:val="0"/>
                               <w:snapToGrid w:val="0"/>
-                              <w:jc w:val="left"/>
-                              <w:rPr>
-                                <w:rFonts w:ascii="微软雅黑" w:hAnsi="微软雅黑" w:hint="eastAsia"/>
-                                <w:color w:val="414141"/>
-                                <w:sz w:val="16"/>
-                                <w:szCs w:val="16"/>
+                              <w:ind w:firstLineChars="0"/>
+                              <w:rPr>
+                                <w:rFonts w:ascii="微软雅黑" w:hAnsi="微软雅黑"/>
+                                <w:color w:val="414141"/>
+                                <w:sz w:val="18"/>
+                                <w:szCs w:val="18"/>
                               </w:rPr>
                             </w:pPr>
                             <w:r>
                               <w:rPr>
-                                <w:rFonts w:ascii="微软雅黑" w:hAnsi="微软雅黑" w:hint="eastAsia"/>
+                                <w:rFonts w:ascii="微软雅黑" w:hAnsi="微软雅黑"/>
+                                <w:color w:val="414141"/>
+                                <w:sz w:val="18"/>
+                                <w:szCs w:val="18"/>
+                              </w:rPr>
+                              <w:t>参与SHARP安全感知分层自主手术系统研发，负责低层</w:t>
+                            </w:r>
+                            <w:proofErr w:type="gramStart"/>
+                            <w:r>
+                              <w:rPr>
+                                <w:rFonts w:ascii="微软雅黑" w:hAnsi="微软雅黑"/>
+                                <w:color w:val="414141"/>
+                                <w:sz w:val="18"/>
+                                <w:szCs w:val="18"/>
+                              </w:rPr>
+                              <w:t>具身运动</w:t>
+                            </w:r>
+                            <w:proofErr w:type="gramEnd"/>
+                            <w:r>
+                              <w:rPr>
+                                <w:rFonts w:ascii="微软雅黑" w:hAnsi="微软雅黑"/>
+                                <w:color w:val="414141"/>
+                                <w:sz w:val="18"/>
+                                <w:szCs w:val="18"/>
+                              </w:rPr>
+                              <w:t>生成模块，设计并实现</w:t>
+                            </w:r>
+                            <w:r>
+                              <w:rPr>
+                                <w:rFonts w:ascii="微软雅黑" w:hAnsi="微软雅黑"/>
                                 <w:b/>
                                 <w:bCs/>
                                 <w:color w:val="414141"/>
                                 <w:sz w:val="18"/>
                                 <w:szCs w:val="18"/>
                               </w:rPr>
-                              <w:t>竞赛及专利：</w:t>
-                            </w:r>
-                            <w:r>
-                              <w:rPr>
-                                <w:rFonts w:ascii="微软雅黑" w:hAnsi="微软雅黑" w:hint="eastAsia"/>
-                                <w:color w:val="414141"/>
-                                <w:sz w:val="18"/>
-                                <w:szCs w:val="18"/>
-                              </w:rPr>
-                              <w:t>2022年全国大学生计算机博弈海克</w:t>
+                              <w:t>呼吸相位感知的VLA策略</w:t>
+                            </w:r>
+                            <w:r>
+                              <w:rPr>
+                                <w:rFonts w:ascii="微软雅黑" w:hAnsi="微软雅黑"/>
+                                <w:color w:val="414141"/>
+                                <w:sz w:val="18"/>
+                                <w:szCs w:val="18"/>
+                              </w:rPr>
+                              <w:t>：基于手术场景分割与组织光流估计呼吸周期，将相位信息编码至视觉观测中，使策略显式感知呼吸引起的组织周期性运动与形变</w:t>
+                            </w:r>
+                            <w:r>
+                              <w:rPr>
+                                <w:rFonts w:ascii="微软雅黑" w:hAnsi="微软雅黑" w:hint="eastAsia"/>
+                                <w:color w:val="414141"/>
+                                <w:sz w:val="18"/>
+                                <w:szCs w:val="18"/>
+                              </w:rPr>
+                              <w:t>；</w:t>
+                            </w:r>
+                          </w:p>
+                          <w:p>
+                            <w:pPr>
+                              <w:pStyle w:val="a9"/>
+                              <w:numPr>
+                                <w:ilvl w:val="0"/>
+                                <w:numId w:val="5"/>
+                              </w:numPr>
+                              <w:adjustRightInd w:val="0"/>
+                              <w:snapToGrid w:val="0"/>
+                              <w:ind w:firstLineChars="0"/>
+                              <w:rPr>
+                                <w:rFonts w:ascii="微软雅黑" w:hAnsi="微软雅黑"/>
+                                <w:color w:val="414141"/>
+                                <w:sz w:val="18"/>
+                                <w:szCs w:val="18"/>
+                              </w:rPr>
+                            </w:pPr>
+                            <w:r>
+                              <w:rPr>
+                                <w:rFonts w:ascii="微软雅黑" w:hAnsi="微软雅黑" w:hint="eastAsia"/>
+                                <w:color w:val="414141"/>
+                                <w:sz w:val="18"/>
+                                <w:szCs w:val="18"/>
+                              </w:rPr>
+                              <w:t>构建融合内窥镜/腕部图像、机器人状态、任务指令及动作轨迹的多模态手术示教与训练管线，基于离体及活体数据完成GR00T微调、模型评估和消融实验，并完成微创手术机器人真</w:t>
                             </w:r>
                             <w:proofErr w:type="gramStart"/>
                             <w:r>
@@ -5284,7 +4786,7 @@
                                 <w:sz w:val="18"/>
                                 <w:szCs w:val="18"/>
                               </w:rPr>
-                              <w:t>斯棋组</w:t>
+                              <w:t>机部署</w:t>
                             </w:r>
                             <w:proofErr w:type="gramEnd"/>
                             <w:r>
@@ -5294,378 +4796,511 @@
                                 <w:sz w:val="18"/>
                                 <w:szCs w:val="18"/>
                               </w:rPr>
-                              <w:t>、五子棋组国家一等奖；2023年全国大学生创新创业训练项目国家级优秀结题、全国大学生数学竞赛省级三等奖；2024年 辽宁省创新创业年会省级二等奖；《一种自由空间光通信调制器》（已授权）</w:t>
+                              <w:t>与系统联调，实现胆囊管和胆囊动脉夹闭</w:t>
+                            </w:r>
+                            <w:r>
+                              <w:rPr>
+                                <w:rFonts w:ascii="微软雅黑" w:hAnsi="微软雅黑" w:hint="eastAsia"/>
+                                <w:color w:val="414141"/>
+                                <w:sz w:val="18"/>
+                                <w:szCs w:val="18"/>
+                              </w:rPr>
+                              <w:t>、</w:t>
+                            </w:r>
+                            <w:r>
+                              <w:rPr>
+                                <w:rFonts w:ascii="微软雅黑" w:hAnsi="微软雅黑" w:hint="eastAsia"/>
+                                <w:color w:val="414141"/>
+                                <w:sz w:val="18"/>
+                                <w:szCs w:val="18"/>
+                              </w:rPr>
+                              <w:t>切断等</w:t>
+                            </w:r>
+                            <w:proofErr w:type="gramStart"/>
+                            <w:r>
+                              <w:rPr>
+                                <w:rFonts w:ascii="微软雅黑" w:hAnsi="微软雅黑" w:hint="eastAsia"/>
+                                <w:color w:val="414141"/>
+                                <w:sz w:val="18"/>
+                                <w:szCs w:val="18"/>
+                              </w:rPr>
+                              <w:t>子任务</w:t>
+                            </w:r>
+                            <w:proofErr w:type="gramEnd"/>
+                            <w:r>
+                              <w:rPr>
+                                <w:rFonts w:ascii="微软雅黑" w:hAnsi="微软雅黑" w:hint="eastAsia"/>
+                                <w:color w:val="414141"/>
+                                <w:sz w:val="18"/>
+                                <w:szCs w:val="18"/>
+                              </w:rPr>
+                              <w:t>的自主执行。</w:t>
+                            </w:r>
+                          </w:p>
+                          <w:p>
+                            <w:pPr>
+                              <w:pStyle w:val="12"/>
+                              <w:adjustRightInd w:val="0"/>
+                              <w:snapToGrid w:val="0"/>
+                              <w:ind w:firstLineChars="0" w:firstLine="0"/>
+                              <w:rPr>
+                                <w:rFonts w:ascii="微软雅黑" w:eastAsia="微软雅黑" w:hAnsi="微软雅黑" w:hint="eastAsia"/>
+                                <w:b/>
+                                <w:bCs/>
+                                <w:color w:val="414141"/>
+                                <w:sz w:val="18"/>
+                                <w:szCs w:val="18"/>
+                              </w:rPr>
+                            </w:pPr>
+                            <w:r>
+                              <w:rPr>
+                                <w:rFonts w:ascii="微软雅黑" w:eastAsia="微软雅黑" w:hAnsi="微软雅黑" w:hint="eastAsia"/>
+                                <w:b/>
+                                <w:bCs/>
+                                <w:color w:val="414141"/>
+                                <w:sz w:val="18"/>
+                                <w:szCs w:val="18"/>
+                              </w:rPr>
+                              <w:t>（</w:t>
+                            </w:r>
+                            <w:r>
+                              <w:rPr>
+                                <w:rFonts w:ascii="微软雅黑" w:eastAsia="微软雅黑" w:hAnsi="微软雅黑"/>
+                                <w:b/>
+                                <w:bCs/>
+                                <w:color w:val="414141"/>
+                                <w:sz w:val="18"/>
+                                <w:szCs w:val="18"/>
+                              </w:rPr>
+                              <w:t>20</w:t>
+                            </w:r>
+                            <w:r>
+                              <w:rPr>
+                                <w:rFonts w:ascii="微软雅黑" w:eastAsia="微软雅黑" w:hAnsi="微软雅黑" w:hint="eastAsia"/>
+                                <w:b/>
+                                <w:bCs/>
+                                <w:color w:val="414141"/>
+                                <w:sz w:val="18"/>
+                                <w:szCs w:val="18"/>
+                              </w:rPr>
+                              <w:t>2</w:t>
+                            </w:r>
+                            <w:r>
+                              <w:rPr>
+                                <w:rFonts w:ascii="微软雅黑" w:eastAsia="微软雅黑" w:hAnsi="微软雅黑" w:hint="eastAsia"/>
+                                <w:b/>
+                                <w:bCs/>
+                                <w:color w:val="414141"/>
+                                <w:sz w:val="18"/>
+                                <w:szCs w:val="18"/>
+                              </w:rPr>
+                              <w:t>4</w:t>
+                            </w:r>
+                            <w:r>
+                              <w:rPr>
+                                <w:rFonts w:ascii="微软雅黑" w:eastAsia="微软雅黑" w:hAnsi="微软雅黑"/>
+                                <w:b/>
+                                <w:bCs/>
+                                <w:color w:val="414141"/>
+                                <w:sz w:val="18"/>
+                                <w:szCs w:val="18"/>
+                              </w:rPr>
+                              <w:t>.</w:t>
+                            </w:r>
+                            <w:r>
+                              <w:rPr>
+                                <w:rFonts w:ascii="微软雅黑" w:eastAsia="微软雅黑" w:hAnsi="微软雅黑" w:hint="eastAsia"/>
+                                <w:b/>
+                                <w:bCs/>
+                                <w:color w:val="414141"/>
+                                <w:sz w:val="18"/>
+                                <w:szCs w:val="18"/>
+                              </w:rPr>
+                              <w:t>09</w:t>
+                            </w:r>
+                            <w:r>
+                              <w:rPr>
+                                <w:rFonts w:ascii="微软雅黑" w:eastAsia="微软雅黑" w:hAnsi="微软雅黑"/>
+                                <w:b/>
+                                <w:bCs/>
+                                <w:color w:val="414141"/>
+                                <w:sz w:val="18"/>
+                                <w:szCs w:val="18"/>
+                              </w:rPr>
+                              <w:t>—20</w:t>
+                            </w:r>
+                            <w:r>
+                              <w:rPr>
+                                <w:rFonts w:ascii="微软雅黑" w:eastAsia="微软雅黑" w:hAnsi="微软雅黑" w:hint="eastAsia"/>
+                                <w:b/>
+                                <w:bCs/>
+                                <w:color w:val="414141"/>
+                                <w:sz w:val="18"/>
+                                <w:szCs w:val="18"/>
+                              </w:rPr>
+                              <w:t>2</w:t>
+                            </w:r>
+                            <w:r>
+                              <w:rPr>
+                                <w:rFonts w:ascii="微软雅黑" w:eastAsia="微软雅黑" w:hAnsi="微软雅黑" w:hint="eastAsia"/>
+                                <w:b/>
+                                <w:bCs/>
+                                <w:color w:val="414141"/>
+                                <w:sz w:val="18"/>
+                                <w:szCs w:val="18"/>
+                              </w:rPr>
+                              <w:t>4.12</w:t>
+                            </w:r>
+                            <w:r>
+                              <w:rPr>
+                                <w:rFonts w:ascii="微软雅黑" w:eastAsia="微软雅黑" w:hAnsi="微软雅黑" w:hint="eastAsia"/>
+                                <w:b/>
+                                <w:bCs/>
+                                <w:color w:val="414141"/>
+                                <w:sz w:val="18"/>
+                                <w:szCs w:val="18"/>
+                              </w:rPr>
+                              <w:t>）</w:t>
+                            </w:r>
+                            <w:r>
+                              <w:rPr>
+                                <w:rFonts w:ascii="微软雅黑" w:eastAsia="微软雅黑" w:hAnsi="微软雅黑" w:hint="eastAsia"/>
+                                <w:b/>
+                                <w:bCs/>
+                                <w:color w:val="414141"/>
+                                <w:sz w:val="18"/>
+                                <w:szCs w:val="18"/>
+                              </w:rPr>
+                              <w:t>基于强化学习的多机器人动态联盟形成与路径规划</w:t>
+                            </w:r>
+                            <w:r>
+                              <w:rPr>
+                                <w:rFonts w:ascii="微软雅黑" w:eastAsia="微软雅黑" w:hAnsi="微软雅黑" w:hint="eastAsia"/>
+                                <w:b/>
+                                <w:bCs/>
+                                <w:color w:val="414141"/>
+                                <w:sz w:val="18"/>
+                                <w:szCs w:val="18"/>
+                              </w:rPr>
+                              <w:t xml:space="preserve"> </w:t>
+                            </w:r>
+                            <w:r>
+                              <w:rPr>
+                                <w:rFonts w:ascii="微软雅黑" w:eastAsia="微软雅黑" w:hAnsi="微软雅黑" w:hint="eastAsia"/>
+                                <w:b/>
+                                <w:bCs/>
+                                <w:color w:val="414141"/>
+                                <w:sz w:val="18"/>
+                                <w:szCs w:val="18"/>
+                              </w:rPr>
+                              <w:t xml:space="preserve">                              </w:t>
+                            </w:r>
+                            <w:r>
+                              <w:rPr>
+                                <w:rFonts w:ascii="微软雅黑" w:eastAsia="微软雅黑" w:hAnsi="微软雅黑"/>
+                                <w:b/>
+                                <w:bCs/>
+                                <w:color w:val="414141"/>
+                                <w:sz w:val="18"/>
+                                <w:szCs w:val="18"/>
+                              </w:rPr>
+                              <w:t>某重点科研项目核心成员</w:t>
+                            </w:r>
+                          </w:p>
+                          <w:p>
+                            <w:pPr>
+                              <w:pStyle w:val="a9"/>
+                              <w:numPr>
+                                <w:ilvl w:val="0"/>
+                                <w:numId w:val="5"/>
+                              </w:numPr>
+                              <w:adjustRightInd w:val="0"/>
+                              <w:snapToGrid w:val="0"/>
+                              <w:ind w:firstLineChars="0"/>
+                              <w:rPr>
+                                <w:rFonts w:ascii="微软雅黑" w:hAnsi="微软雅黑"/>
+                                <w:color w:val="414141"/>
+                                <w:sz w:val="18"/>
+                                <w:szCs w:val="18"/>
+                              </w:rPr>
+                            </w:pPr>
+                            <w:r>
+                              <w:rPr>
+                                <w:rFonts w:ascii="微软雅黑" w:hAnsi="微软雅黑"/>
+                                <w:color w:val="414141"/>
+                                <w:sz w:val="18"/>
+                                <w:szCs w:val="18"/>
+                              </w:rPr>
+                              <w:t>面向动态任务中的联盟构建与路径规划耦合问题，建立任务分配—联盟形成</w:t>
+                            </w:r>
+                            <w:proofErr w:type="gramStart"/>
+                            <w:r>
+                              <w:rPr>
+                                <w:rFonts w:ascii="微软雅黑" w:hAnsi="微软雅黑"/>
+                                <w:color w:val="414141"/>
+                                <w:sz w:val="18"/>
+                                <w:szCs w:val="18"/>
+                              </w:rPr>
+                              <w:t>—运动</w:t>
+                            </w:r>
+                            <w:proofErr w:type="gramEnd"/>
+                            <w:r>
+                              <w:rPr>
+                                <w:rFonts w:ascii="微软雅黑" w:hAnsi="微软雅黑"/>
+                                <w:color w:val="414141"/>
+                                <w:sz w:val="18"/>
+                                <w:szCs w:val="18"/>
+                              </w:rPr>
+                              <w:t>决策的去中心化强化学习模型；设计交叉注意力策略网络，编码机器人能力、任务需求与邻域状态，输出任务选择和协作决策，实现异构机器人局部观测下的动态组队与协同执行。</w:t>
+                            </w:r>
+                          </w:p>
+                          <w:p>
+                            <w:pPr>
+                              <w:pStyle w:val="12"/>
+                              <w:adjustRightInd w:val="0"/>
+                              <w:snapToGrid w:val="0"/>
+                              <w:ind w:firstLineChars="0" w:firstLine="0"/>
+                              <w:rPr>
+                                <w:rFonts w:ascii="微软雅黑" w:eastAsia="微软雅黑" w:hAnsi="微软雅黑" w:hint="eastAsia"/>
+                                <w:b/>
+                                <w:bCs/>
+                                <w:color w:val="414141"/>
+                                <w:sz w:val="18"/>
+                                <w:szCs w:val="18"/>
+                              </w:rPr>
+                            </w:pPr>
+                            <w:r>
+                              <w:rPr>
+                                <w:rFonts w:ascii="微软雅黑" w:eastAsia="微软雅黑" w:hAnsi="微软雅黑" w:hint="eastAsia"/>
+                                <w:b/>
+                                <w:bCs/>
+                                <w:color w:val="414141"/>
+                                <w:sz w:val="18"/>
+                                <w:szCs w:val="18"/>
+                              </w:rPr>
+                              <w:t>（</w:t>
+                            </w:r>
+                            <w:r>
+                              <w:rPr>
+                                <w:rFonts w:ascii="微软雅黑" w:eastAsia="微软雅黑" w:hAnsi="微软雅黑"/>
+                                <w:b/>
+                                <w:bCs/>
+                                <w:color w:val="414141"/>
+                                <w:sz w:val="18"/>
+                                <w:szCs w:val="18"/>
+                              </w:rPr>
+                              <w:t>20</w:t>
+                            </w:r>
+                            <w:r>
+                              <w:rPr>
+                                <w:rFonts w:ascii="微软雅黑" w:eastAsia="微软雅黑" w:hAnsi="微软雅黑" w:hint="eastAsia"/>
+                                <w:b/>
+                                <w:bCs/>
+                                <w:color w:val="414141"/>
+                                <w:sz w:val="18"/>
+                                <w:szCs w:val="18"/>
+                              </w:rPr>
+                              <w:t>25</w:t>
+                            </w:r>
+                            <w:r>
+                              <w:rPr>
+                                <w:rFonts w:ascii="微软雅黑" w:eastAsia="微软雅黑" w:hAnsi="微软雅黑"/>
+                                <w:b/>
+                                <w:bCs/>
+                                <w:color w:val="414141"/>
+                                <w:sz w:val="18"/>
+                                <w:szCs w:val="18"/>
+                              </w:rPr>
+                              <w:t>.</w:t>
+                            </w:r>
+                            <w:r>
+                              <w:rPr>
+                                <w:rFonts w:ascii="微软雅黑" w:eastAsia="微软雅黑" w:hAnsi="微软雅黑" w:hint="eastAsia"/>
+                                <w:b/>
+                                <w:bCs/>
+                                <w:color w:val="414141"/>
+                                <w:sz w:val="18"/>
+                                <w:szCs w:val="18"/>
+                              </w:rPr>
+                              <w:t>03</w:t>
+                            </w:r>
+                            <w:r>
+                              <w:rPr>
+                                <w:rFonts w:ascii="微软雅黑" w:eastAsia="微软雅黑" w:hAnsi="微软雅黑"/>
+                                <w:b/>
+                                <w:bCs/>
+                                <w:color w:val="414141"/>
+                                <w:sz w:val="18"/>
+                                <w:szCs w:val="18"/>
+                              </w:rPr>
+                              <w:t>—20</w:t>
+                            </w:r>
+                            <w:r>
+                              <w:rPr>
+                                <w:rFonts w:ascii="微软雅黑" w:eastAsia="微软雅黑" w:hAnsi="微软雅黑" w:hint="eastAsia"/>
+                                <w:b/>
+                                <w:bCs/>
+                                <w:color w:val="414141"/>
+                                <w:sz w:val="18"/>
+                                <w:szCs w:val="18"/>
+                              </w:rPr>
+                              <w:t>2</w:t>
+                            </w:r>
+                            <w:r>
+                              <w:rPr>
+                                <w:rFonts w:ascii="微软雅黑" w:eastAsia="微软雅黑" w:hAnsi="微软雅黑" w:hint="eastAsia"/>
+                                <w:b/>
+                                <w:bCs/>
+                                <w:color w:val="414141"/>
+                                <w:sz w:val="18"/>
+                                <w:szCs w:val="18"/>
+                              </w:rPr>
+                              <w:t>5</w:t>
+                            </w:r>
+                            <w:r>
+                              <w:rPr>
+                                <w:rFonts w:ascii="微软雅黑" w:eastAsia="微软雅黑" w:hAnsi="微软雅黑"/>
+                                <w:b/>
+                                <w:bCs/>
+                                <w:color w:val="414141"/>
+                                <w:sz w:val="18"/>
+                                <w:szCs w:val="18"/>
+                              </w:rPr>
+                              <w:t>.</w:t>
+                            </w:r>
+                            <w:r>
+                              <w:rPr>
+                                <w:rFonts w:ascii="微软雅黑" w:eastAsia="微软雅黑" w:hAnsi="微软雅黑" w:hint="eastAsia"/>
+                                <w:b/>
+                                <w:bCs/>
+                                <w:color w:val="414141"/>
+                                <w:sz w:val="18"/>
+                                <w:szCs w:val="18"/>
+                              </w:rPr>
+                              <w:t>0</w:t>
+                            </w:r>
+                            <w:r>
+                              <w:rPr>
+                                <w:rFonts w:ascii="微软雅黑" w:eastAsia="微软雅黑" w:hAnsi="微软雅黑" w:hint="eastAsia"/>
+                                <w:b/>
+                                <w:bCs/>
+                                <w:color w:val="414141"/>
+                                <w:sz w:val="18"/>
+                                <w:szCs w:val="18"/>
+                              </w:rPr>
+                              <w:t>6</w:t>
+                            </w:r>
+                            <w:r>
+                              <w:rPr>
+                                <w:rFonts w:ascii="微软雅黑" w:eastAsia="微软雅黑" w:hAnsi="微软雅黑" w:hint="eastAsia"/>
+                                <w:b/>
+                                <w:bCs/>
+                                <w:color w:val="414141"/>
+                                <w:sz w:val="18"/>
+                                <w:szCs w:val="18"/>
+                              </w:rPr>
+                              <w:t>）</w:t>
+                            </w:r>
+                            <w:r>
+                              <w:rPr>
+                                <w:rFonts w:ascii="微软雅黑" w:eastAsia="微软雅黑" w:hAnsi="微软雅黑" w:hint="eastAsia"/>
+                                <w:b/>
+                                <w:bCs/>
+                                <w:color w:val="414141"/>
+                                <w:sz w:val="18"/>
+                                <w:szCs w:val="18"/>
+                              </w:rPr>
+                              <w:t xml:space="preserve">基于拟偏序集的多智能体最短时间协同任务规划                      </w:t>
+                            </w:r>
+                            <w:r>
+                              <w:rPr>
+                                <w:rFonts w:ascii="微软雅黑" w:eastAsia="微软雅黑" w:hAnsi="微软雅黑" w:hint="eastAsia"/>
+                                <w:b/>
+                                <w:bCs/>
+                                <w:color w:val="414141"/>
+                                <w:sz w:val="18"/>
+                                <w:szCs w:val="18"/>
+                              </w:rPr>
+                              <w:t xml:space="preserve">         </w:t>
+                            </w:r>
+                            <w:r>
+                              <w:rPr>
+                                <w:rFonts w:ascii="微软雅黑" w:eastAsia="微软雅黑" w:hAnsi="微软雅黑" w:hint="eastAsia"/>
+                                <w:b/>
+                                <w:bCs/>
+                                <w:color w:val="414141"/>
+                                <w:sz w:val="18"/>
+                                <w:szCs w:val="18"/>
+                              </w:rPr>
+                              <w:t xml:space="preserve"> </w:t>
+                            </w:r>
+                            <w:r>
+                              <w:rPr>
+                                <w:rFonts w:ascii="微软雅黑" w:eastAsia="微软雅黑" w:hAnsi="微软雅黑"/>
+                                <w:b/>
+                                <w:bCs/>
+                                <w:color w:val="414141"/>
+                                <w:sz w:val="18"/>
+                                <w:szCs w:val="18"/>
+                              </w:rPr>
+                              <w:t>某重点科研项目核心成员</w:t>
+                            </w:r>
+                          </w:p>
+                          <w:p>
+                            <w:pPr>
+                              <w:pStyle w:val="a9"/>
+                              <w:numPr>
+                                <w:ilvl w:val="0"/>
+                                <w:numId w:val="5"/>
+                              </w:numPr>
+                              <w:adjustRightInd w:val="0"/>
+                              <w:snapToGrid w:val="0"/>
+                              <w:ind w:firstLineChars="0"/>
+                              <w:rPr>
+                                <w:rFonts w:ascii="微软雅黑" w:hAnsi="微软雅黑"/>
+                                <w:color w:val="414141"/>
+                                <w:sz w:val="18"/>
+                                <w:szCs w:val="18"/>
+                              </w:rPr>
+                            </w:pPr>
+                            <w:r>
+                              <w:rPr>
+                                <w:rFonts w:ascii="微软雅黑" w:hAnsi="微软雅黑"/>
+                                <w:color w:val="414141"/>
+                                <w:sz w:val="18"/>
+                                <w:szCs w:val="18"/>
+                              </w:rPr>
+                              <w:t>面向复杂时序任务中的协作依赖、时序约束与执行效率问题，研究基于拟偏序集的任务分解、分配与最短时间调度；提取</w:t>
+                            </w:r>
+                            <w:proofErr w:type="gramStart"/>
+                            <w:r>
+                              <w:rPr>
+                                <w:rFonts w:ascii="微软雅黑" w:hAnsi="微软雅黑"/>
+                                <w:color w:val="414141"/>
+                                <w:sz w:val="18"/>
+                                <w:szCs w:val="18"/>
+                              </w:rPr>
+                              <w:t>子任务</w:t>
+                            </w:r>
+                            <w:proofErr w:type="gramEnd"/>
+                            <w:r>
+                              <w:rPr>
+                                <w:rFonts w:ascii="微软雅黑" w:hAnsi="微软雅黑"/>
+                                <w:color w:val="414141"/>
+                                <w:sz w:val="18"/>
+                                <w:szCs w:val="18"/>
+                              </w:rPr>
+                              <w:t>最小前后序关系，结合自动机剪枝与分支定界搜索，减少冗余搜索，在满足逻辑与协作约束的同时提升任务并行度和规划效率。</w:t>
                             </w:r>
                           </w:p>
                         </w:txbxContent>
                       </wps:txbx>
-                      <wps:bodyPr rot="0" vert="horz" wrap="square" lIns="91440" tIns="45720" rIns="91440" bIns="45720" anchor="ctr" anchorCtr="0">
-                        <a:spAutoFit/>
+                      <wps:bodyPr rot="0" spcFirstLastPara="0" vertOverflow="overflow" horzOverflow="overflow" vert="horz" wrap="square" lIns="91440" tIns="45720" rIns="91440" bIns="45720" numCol="1" spcCol="0" rtlCol="0" fromWordArt="0" anchor="t" anchorCtr="0" forceAA="0" compatLnSpc="1">
+                        <a:prstTxWarp prst="textNoShape">
+                          <a:avLst/>
+                        </a:prstTxWarp>
+                        <a:noAutofit/>
                       </wps:bodyPr>
-                    </wps:wsp>
-                  </a:graphicData>
-                </a:graphic>
-                <wp14:sizeRelH relativeFrom="margin">
-                  <wp14:pctWidth>0</wp14:pctWidth>
-                </wp14:sizeRelH>
-              </wp:anchor>
-            </w:drawing>
-          </mc:Choice>
-          <mc:Fallback>
-            <w:pict>
-              <v:shape w14:anchorId="7245F686" id="_x0000_s1050" type="#_x0000_t202" style="position:absolute;left:0;text-align:left;margin-left:-5.4pt;margin-top:699.75pt;width:547.25pt;height:59.35pt;z-index:251423232;visibility:visible;mso-wrap-style:square;mso-width-percent:0;mso-wrap-distance-left:9pt;mso-wrap-distance-top:0;mso-wrap-distance-right:9pt;mso-wrap-distance-bottom:0;mso-position-horizontal:absolute;mso-position-horizontal-relative:text;mso-position-vertical:absolute;mso-position-vertical-relative:page;mso-width-percent:0;mso-width-relative:margin;v-text-anchor:middle" o:gfxdata="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" filled="f" stroked="f">
-                <v:textbox style="mso-fit-shape-to-text:t">
-                  <w:txbxContent>
-                    <w:p>
-                      <w:pPr>
-                        <w:adjustRightInd w:val="0"/>
-                        <w:snapToGrid w:val="0"/>
-                        <w:jc w:val="left"/>
-                        <w:rPr>
-                          <w:rFonts w:ascii="微软雅黑" w:hAnsi="微软雅黑" w:hint="eastAsia"/>
-                          <w:color w:val="414141"/>
-                          <w:sz w:val="18"/>
-                          <w:szCs w:val="18"/>
-                        </w:rPr>
-                      </w:pPr>
-                      <w:r>
-                        <w:rPr>
-                          <w:rFonts w:ascii="微软雅黑" w:hAnsi="微软雅黑" w:hint="eastAsia"/>
-                          <w:b/>
-                          <w:bCs/>
-                          <w:color w:val="414141"/>
-                          <w:sz w:val="18"/>
-                          <w:szCs w:val="18"/>
-                        </w:rPr>
-                        <w:t>语言能力：</w:t>
-                      </w:r>
-                      <w:r>
-                        <w:rPr>
-                          <w:rFonts w:ascii="微软雅黑" w:hAnsi="微软雅黑" w:hint="eastAsia"/>
-                          <w:color w:val="414141"/>
-                          <w:sz w:val="18"/>
-                          <w:szCs w:val="18"/>
-                        </w:rPr>
-                        <w:t>大学英语四/六级（CET-4/6）；</w:t>
-                      </w:r>
-                    </w:p>
-                    <w:p>
-                      <w:pPr>
-                        <w:adjustRightInd w:val="0"/>
-                        <w:snapToGrid w:val="0"/>
-                        <w:jc w:val="left"/>
-                        <w:rPr>
-                          <w:rFonts w:ascii="微软雅黑" w:hAnsi="微软雅黑" w:hint="eastAsia"/>
-                          <w:color w:val="414141"/>
-                          <w:sz w:val="18"/>
-                          <w:szCs w:val="18"/>
-                        </w:rPr>
-                      </w:pPr>
-                      <w:r>
-                        <w:rPr>
-                          <w:rFonts w:ascii="微软雅黑" w:hAnsi="微软雅黑" w:hint="eastAsia"/>
-                          <w:b/>
-                          <w:bCs/>
-                          <w:color w:val="414141"/>
-                          <w:sz w:val="18"/>
-                          <w:szCs w:val="18"/>
-                        </w:rPr>
-                        <w:t>编程与工具：</w:t>
-                      </w:r>
-                      <w:r>
-                        <w:rPr>
-                          <w:rFonts w:ascii="微软雅黑" w:hAnsi="微软雅黑" w:hint="eastAsia"/>
-                          <w:color w:val="414141"/>
-                          <w:sz w:val="18"/>
-                          <w:szCs w:val="18"/>
-                        </w:rPr>
-                        <w:t>Python，</w:t>
-                      </w:r>
-                      <w:r>
-                        <w:rPr>
-                          <w:rFonts w:ascii="微软雅黑" w:hAnsi="微软雅黑"/>
-                          <w:color w:val="414141"/>
-                          <w:sz w:val="18"/>
-                          <w:szCs w:val="18"/>
-                        </w:rPr>
-                        <w:t>LaTeX</w:t>
-                      </w:r>
-                      <w:r>
-                        <w:rPr>
-                          <w:rFonts w:ascii="微软雅黑" w:hAnsi="微软雅黑" w:hint="eastAsia"/>
-                          <w:color w:val="414141"/>
-                          <w:sz w:val="18"/>
-                          <w:szCs w:val="18"/>
-                        </w:rPr>
-                        <w:t>，</w:t>
-                      </w:r>
-                      <w:r>
-                        <w:rPr>
-                          <w:rFonts w:ascii="微软雅黑" w:hAnsi="微软雅黑"/>
-                          <w:color w:val="414141"/>
-                          <w:sz w:val="18"/>
-                          <w:szCs w:val="18"/>
-                        </w:rPr>
-                        <w:t>Git</w:t>
-                      </w:r>
-                      <w:r>
-                        <w:rPr>
-                          <w:rFonts w:ascii="微软雅黑" w:hAnsi="微软雅黑" w:hint="eastAsia"/>
-                          <w:color w:val="414141"/>
-                          <w:sz w:val="18"/>
-                          <w:szCs w:val="18"/>
-                        </w:rPr>
-                        <w:t>，</w:t>
-                      </w:r>
-                      <w:proofErr w:type="spellStart"/>
-                      <w:r>
-                        <w:rPr>
-                          <w:rFonts w:ascii="微软雅黑" w:hAnsi="微软雅黑"/>
-                          <w:color w:val="414141"/>
-                          <w:sz w:val="18"/>
-                          <w:szCs w:val="18"/>
-                        </w:rPr>
-                        <w:t>PyTorch</w:t>
-                      </w:r>
-                      <w:proofErr w:type="spellEnd"/>
-                      <w:r>
-                        <w:rPr>
-                          <w:rFonts w:ascii="微软雅黑" w:hAnsi="微软雅黑" w:hint="eastAsia"/>
-                          <w:color w:val="414141"/>
-                          <w:sz w:val="18"/>
-                          <w:szCs w:val="18"/>
-                        </w:rPr>
-                        <w:t>，</w:t>
-                      </w:r>
-                      <w:r>
-                        <w:rPr>
-                          <w:rFonts w:ascii="微软雅黑" w:hAnsi="微软雅黑" w:hint="eastAsia"/>
-                          <w:color w:val="414141"/>
-                          <w:sz w:val="18"/>
-                          <w:szCs w:val="18"/>
-                        </w:rPr>
-                        <w:t>ROS</w:t>
-                      </w:r>
-                      <w:r>
-                        <w:rPr>
-                          <w:rFonts w:ascii="微软雅黑" w:hAnsi="微软雅黑" w:hint="eastAsia"/>
-                          <w:color w:val="414141"/>
-                          <w:sz w:val="18"/>
-                          <w:szCs w:val="18"/>
-                        </w:rPr>
-                        <w:t>，</w:t>
-                      </w:r>
-                      <w:r>
-                        <w:rPr>
-                          <w:rFonts w:ascii="微软雅黑" w:hAnsi="微软雅黑" w:hint="eastAsia"/>
-                          <w:color w:val="414141"/>
-                          <w:sz w:val="18"/>
-                          <w:szCs w:val="18"/>
-                        </w:rPr>
-                        <w:t>Linux、</w:t>
-                      </w:r>
-                      <w:r>
-                        <w:rPr>
-                          <w:rFonts w:ascii="微软雅黑" w:hAnsi="微软雅黑"/>
-                          <w:color w:val="414141"/>
-                          <w:sz w:val="18"/>
-                          <w:szCs w:val="18"/>
-                        </w:rPr>
-                        <w:t>Isaac Sim</w:t>
-                      </w:r>
-                      <w:r>
-                        <w:rPr>
-                          <w:rFonts w:ascii="微软雅黑" w:hAnsi="微软雅黑" w:hint="eastAsia"/>
-                          <w:color w:val="414141"/>
-                          <w:sz w:val="18"/>
-                          <w:szCs w:val="18"/>
-                        </w:rPr>
-                        <w:t>等</w:t>
-                      </w:r>
-                    </w:p>
-                    <w:p>
-                      <w:pPr>
-                        <w:adjustRightInd w:val="0"/>
-                        <w:snapToGrid w:val="0"/>
-                        <w:jc w:val="left"/>
-                        <w:rPr>
-                          <w:rFonts w:ascii="微软雅黑" w:hAnsi="微软雅黑" w:hint="eastAsia"/>
-                          <w:color w:val="414141"/>
-                          <w:sz w:val="18"/>
-                          <w:szCs w:val="18"/>
-                        </w:rPr>
-                      </w:pPr>
-                      <w:r>
-                        <w:rPr>
-                          <w:rFonts w:ascii="微软雅黑" w:hAnsi="微软雅黑" w:hint="eastAsia"/>
-                          <w:b/>
-                          <w:bCs/>
-                          <w:color w:val="414141"/>
-                          <w:sz w:val="18"/>
-                          <w:szCs w:val="18"/>
-                        </w:rPr>
-                        <w:t>荣誉奖励：</w:t>
-                      </w:r>
-                      <w:r>
-                        <w:rPr>
-                          <w:rFonts w:ascii="微软雅黑" w:hAnsi="微软雅黑" w:hint="eastAsia"/>
-                          <w:color w:val="414141"/>
-                          <w:sz w:val="18"/>
-                          <w:szCs w:val="18"/>
-                        </w:rPr>
-                        <w:t>国家奖学金（1%）；国家励志奖学金；创新创业奖学金；北京大学张明为奖学金、</w:t>
-                      </w:r>
-                      <w:proofErr w:type="gramStart"/>
-                      <w:r>
-                        <w:rPr>
-                          <w:rFonts w:ascii="微软雅黑" w:hAnsi="微软雅黑" w:hint="eastAsia"/>
-                          <w:color w:val="414141"/>
-                          <w:sz w:val="18"/>
-                          <w:szCs w:val="18"/>
-                        </w:rPr>
-                        <w:t>北京大学戴勤奖学金</w:t>
-                      </w:r>
-                      <w:proofErr w:type="gramEnd"/>
-                      <w:r>
-                        <w:rPr>
-                          <w:rFonts w:ascii="微软雅黑" w:hAnsi="微软雅黑" w:hint="eastAsia"/>
-                          <w:color w:val="414141"/>
-                          <w:sz w:val="18"/>
-                          <w:szCs w:val="18"/>
-                        </w:rPr>
-                        <w:t>；富的大学生助学金；辽宁省优秀毕业生（1%）；卓越学人（学院个人最高荣誉）；东北大学优秀学生标兵（1%）</w:t>
-                      </w:r>
-                      <w:r>
-                        <w:rPr>
-                          <w:rFonts w:ascii="微软雅黑" w:hAnsi="微软雅黑" w:hint="eastAsia"/>
-                          <w:color w:val="414141"/>
-                          <w:sz w:val="18"/>
-                          <w:szCs w:val="18"/>
-                        </w:rPr>
-                        <w:t>；校优秀志愿者</w:t>
-                      </w:r>
-                      <w:r>
-                        <w:rPr>
-                          <w:rFonts w:ascii="微软雅黑" w:hAnsi="微软雅黑" w:hint="eastAsia"/>
-                          <w:color w:val="414141"/>
-                          <w:sz w:val="18"/>
-                          <w:szCs w:val="18"/>
-                        </w:rPr>
-                        <w:t>等</w:t>
-                      </w:r>
-                      <w:r>
-                        <w:rPr>
-                          <w:rFonts w:ascii="微软雅黑" w:hAnsi="微软雅黑" w:hint="eastAsia"/>
-                          <w:color w:val="414141"/>
-                          <w:sz w:val="18"/>
-                          <w:szCs w:val="18"/>
-                        </w:rPr>
-                        <w:t>；</w:t>
-                      </w:r>
-                    </w:p>
-                    <w:p>
-                      <w:pPr>
-                        <w:adjustRightInd w:val="0"/>
-                        <w:snapToGrid w:val="0"/>
-                        <w:jc w:val="left"/>
-                        <w:rPr>
-                          <w:rFonts w:ascii="微软雅黑" w:hAnsi="微软雅黑" w:hint="eastAsia"/>
-                          <w:color w:val="414141"/>
-                          <w:sz w:val="16"/>
-                          <w:szCs w:val="16"/>
-                        </w:rPr>
-                      </w:pPr>
-                      <w:r>
-                        <w:rPr>
-                          <w:rFonts w:ascii="微软雅黑" w:hAnsi="微软雅黑" w:hint="eastAsia"/>
-                          <w:b/>
-                          <w:bCs/>
-                          <w:color w:val="414141"/>
-                          <w:sz w:val="18"/>
-                          <w:szCs w:val="18"/>
-                        </w:rPr>
-                        <w:t>竞赛及专利：</w:t>
-                      </w:r>
-                      <w:r>
-                        <w:rPr>
-                          <w:rFonts w:ascii="微软雅黑" w:hAnsi="微软雅黑" w:hint="eastAsia"/>
-                          <w:color w:val="414141"/>
-                          <w:sz w:val="18"/>
-                          <w:szCs w:val="18"/>
-                        </w:rPr>
-                        <w:t>2022年全国大学生计算机博弈海克</w:t>
-                      </w:r>
-                      <w:proofErr w:type="gramStart"/>
-                      <w:r>
-                        <w:rPr>
-                          <w:rFonts w:ascii="微软雅黑" w:hAnsi="微软雅黑" w:hint="eastAsia"/>
-                          <w:color w:val="414141"/>
-                          <w:sz w:val="18"/>
-                          <w:szCs w:val="18"/>
-                        </w:rPr>
-                        <w:t>斯棋组</w:t>
-                      </w:r>
-                      <w:proofErr w:type="gramEnd"/>
-                      <w:r>
-                        <w:rPr>
-                          <w:rFonts w:ascii="微软雅黑" w:hAnsi="微软雅黑" w:hint="eastAsia"/>
-                          <w:color w:val="414141"/>
-                          <w:sz w:val="18"/>
-                          <w:szCs w:val="18"/>
-                        </w:rPr>
-                        <w:t>、五子棋组国家一等奖；2023年全国大学生创新创业训练项目国家级优秀结题、全国大学生数学竞赛省级三等奖；2024年 辽宁省创新创业年会省级二等奖；《一种自由空间光通信调制器》（已授权）</w:t>
-                      </w:r>
-                    </w:p>
-                  </w:txbxContent>
-                </v:textbox>
-                <w10:wrap anchory="page"/>
-              </v:shape>
-            </w:pict>
-          </mc:Fallback>
-        </mc:AlternateContent>
-      </w:r>
-      <w:r>
-        <w:rPr>
-          <w:noProof/>
-        </w:rPr>
-        <mc:AlternateContent>
-          <mc:Choice Requires="wps">
-            <w:drawing>
-              <wp:anchor distT="0" distB="0" distL="114300" distR="114300" simplePos="0" relativeHeight="251451904" behindDoc="0" locked="0" layoutInCell="1" allowOverlap="1" wp14:anchorId="1D4CBB89" wp14:editId="317EB726">
-                <wp:simplePos x="0" y="0"/>
-                <wp:positionH relativeFrom="column">
-                  <wp:posOffset>-76512</wp:posOffset>
-                </wp:positionH>
-                <wp:positionV relativeFrom="paragraph">
-                  <wp:posOffset>6703176</wp:posOffset>
-                </wp:positionV>
-                <wp:extent cx="6811347" cy="4678"/>
-                <wp:effectExtent l="0" t="0" r="27940" b="33655"/>
-                <wp:wrapNone/>
-                <wp:docPr id="2" name="直接连接符 2"/>
-                <wp:cNvGraphicFramePr/>
-                <a:graphic xmlns:a="http://schemas.openxmlformats.org/drawingml/2006/main">
-                  <a:graphicData uri="http://schemas.microsoft.com/office/word/2010/wordprocessingShape">
-                    <wps:wsp>
-                      <wps:cNvCnPr/>
-                      <wps:spPr>
-                        <a:xfrm>
-                          <a:off x="0" y="0"/>
-                          <a:ext cx="6811347" cy="4678"/>
-                        </a:xfrm>
-                        <a:prstGeom prst="line">
-                          <a:avLst/>
-                        </a:prstGeom>
-                        <a:noFill/>
-                        <a:ln w="9525" cap="flat" cmpd="sng" algn="ctr">
-                          <a:solidFill>
-                            <a:srgbClr val="9A0000"/>
-                          </a:solidFill>
-                          <a:prstDash val="solid"/>
-                        </a:ln>
-                        <a:effectLst/>
-                      </wps:spPr>
-                      <wps:bodyPr/>
                     </wps:wsp>
                   </a:graphicData>
                 </a:graphic>
@@ -5680,7 +5315,1211 @@
           </mc:Choice>
           <mc:Fallback>
             <w:pict>
-              <v:line w14:anchorId="6A3E5B1B" id="直接连接符 2" o:spid="_x0000_s1026" style="position:absolute;z-index:251451904;visibility:visible;mso-wrap-style:square;mso-width-percent:0;mso-height-percent:0;mso-wrap-distance-left:9pt;mso-wrap-distance-top:0;mso-wrap-distance-right:9pt;mso-wrap-distance-bottom:0;mso-position-horizontal:absolute;mso-position-horizontal-relative:text;mso-position-vertical:absolute;mso-position-vertical-relative:text;mso-width-percent:0;mso-height-percent:0;mso-width-relative:margin;mso-height-relative:margin" from="-6pt,527.8pt" to="530.35pt,528.15pt" o:gfxdata="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" strokecolor="#9a0000"/>
+              <v:shape w14:anchorId="15781D64" id="文本框 28" o:spid="_x0000_s1046" type="#_x0000_t202" style="position:absolute;left:0;text-align:left;margin-left:-6.05pt;margin-top:215.35pt;width:547.5pt;height:241.25pt;z-index:251641856;visibility:visible;mso-wrap-style:square;mso-width-percent:0;mso-height-percent:0;mso-wrap-distance-left:9pt;mso-wrap-distance-top:0;mso-wrap-distance-right:9pt;mso-wrap-distance-bottom:0;mso-position-horizontal:absolute;mso-position-horizontal-relative:text;mso-position-vertical:absolute;mso-position-vertical-relative:text;mso-width-percent:0;mso-height-percent:0;mso-width-relative:margin;mso-height-relative:margin;v-text-anchor:top" o:gfxdata="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" fillcolor="white [3201]" stroked="f" strokeweight=".5pt">
+                <v:textbox>
+                  <w:txbxContent>
+                    <w:p>
+                      <w:pPr>
+                        <w:adjustRightInd w:val="0"/>
+                        <w:snapToGrid w:val="0"/>
+                        <w:rPr>
+                          <w:rFonts w:ascii="微软雅黑" w:hAnsi="微软雅黑"/>
+                          <w:b/>
+                          <w:bCs/>
+                          <w:color w:val="414141"/>
+                          <w:sz w:val="18"/>
+                          <w:szCs w:val="18"/>
+                        </w:rPr>
+                      </w:pPr>
+                      <w:r>
+                        <w:rPr>
+                          <w:rFonts w:ascii="微软雅黑" w:hAnsi="微软雅黑" w:hint="eastAsia"/>
+                          <w:b/>
+                          <w:bCs/>
+                          <w:color w:val="414141"/>
+                          <w:sz w:val="18"/>
+                          <w:szCs w:val="18"/>
+                        </w:rPr>
+                        <w:t>（</w:t>
+                      </w:r>
+                      <w:r>
+                        <w:rPr>
+                          <w:rFonts w:ascii="微软雅黑" w:hAnsi="微软雅黑"/>
+                          <w:b/>
+                          <w:bCs/>
+                          <w:color w:val="414141"/>
+                          <w:sz w:val="18"/>
+                          <w:szCs w:val="18"/>
+                        </w:rPr>
+                        <w:t>20</w:t>
+                      </w:r>
+                      <w:r>
+                        <w:rPr>
+                          <w:rFonts w:ascii="微软雅黑" w:hAnsi="微软雅黑" w:hint="eastAsia"/>
+                          <w:b/>
+                          <w:bCs/>
+                          <w:color w:val="414141"/>
+                          <w:sz w:val="18"/>
+                          <w:szCs w:val="18"/>
+                        </w:rPr>
+                        <w:t>25</w:t>
+                      </w:r>
+                      <w:r>
+                        <w:rPr>
+                          <w:rFonts w:ascii="微软雅黑" w:hAnsi="微软雅黑"/>
+                          <w:b/>
+                          <w:bCs/>
+                          <w:color w:val="414141"/>
+                          <w:sz w:val="18"/>
+                          <w:szCs w:val="18"/>
+                        </w:rPr>
+                        <w:t>.</w:t>
+                      </w:r>
+                      <w:r>
+                        <w:rPr>
+                          <w:rFonts w:ascii="微软雅黑" w:hAnsi="微软雅黑" w:hint="eastAsia"/>
+                          <w:b/>
+                          <w:bCs/>
+                          <w:color w:val="414141"/>
+                          <w:sz w:val="18"/>
+                          <w:szCs w:val="18"/>
+                        </w:rPr>
+                        <w:t>12</w:t>
+                      </w:r>
+                      <w:r>
+                        <w:rPr>
+                          <w:rFonts w:ascii="微软雅黑" w:hAnsi="微软雅黑"/>
+                          <w:b/>
+                          <w:bCs/>
+                          <w:color w:val="414141"/>
+                          <w:sz w:val="18"/>
+                          <w:szCs w:val="18"/>
+                        </w:rPr>
+                        <w:t>—20</w:t>
+                      </w:r>
+                      <w:r>
+                        <w:rPr>
+                          <w:rFonts w:ascii="微软雅黑" w:hAnsi="微软雅黑" w:hint="eastAsia"/>
+                          <w:b/>
+                          <w:bCs/>
+                          <w:color w:val="414141"/>
+                          <w:sz w:val="18"/>
+                          <w:szCs w:val="18"/>
+                        </w:rPr>
+                        <w:t>26</w:t>
+                      </w:r>
+                      <w:r>
+                        <w:rPr>
+                          <w:rFonts w:ascii="微软雅黑" w:hAnsi="微软雅黑"/>
+                          <w:b/>
+                          <w:bCs/>
+                          <w:color w:val="414141"/>
+                          <w:sz w:val="18"/>
+                          <w:szCs w:val="18"/>
+                        </w:rPr>
+                        <w:t>.</w:t>
+                      </w:r>
+                      <w:r>
+                        <w:rPr>
+                          <w:rFonts w:ascii="微软雅黑" w:hAnsi="微软雅黑" w:hint="eastAsia"/>
+                          <w:b/>
+                          <w:bCs/>
+                          <w:color w:val="414141"/>
+                          <w:sz w:val="18"/>
+                          <w:szCs w:val="18"/>
+                        </w:rPr>
+                        <w:t>05</w:t>
+                      </w:r>
+                      <w:r>
+                        <w:rPr>
+                          <w:rFonts w:ascii="微软雅黑" w:hAnsi="微软雅黑" w:hint="eastAsia"/>
+                          <w:b/>
+                          <w:bCs/>
+                          <w:color w:val="414141"/>
+                          <w:sz w:val="18"/>
+                          <w:szCs w:val="18"/>
+                        </w:rPr>
+                        <w:t>）</w:t>
+                      </w:r>
+                      <w:r>
+                        <w:rPr>
+                          <w:rFonts w:ascii="微软雅黑" w:hAnsi="微软雅黑"/>
+                          <w:b/>
+                          <w:bCs/>
+                          <w:color w:val="414141"/>
+                          <w:sz w:val="18"/>
+                          <w:szCs w:val="18"/>
+                        </w:rPr>
+                        <w:t>上海微创医疗机器人（集团）股份有限公司</w:t>
+                      </w:r>
+                      <w:r>
+                        <w:rPr>
+                          <w:rFonts w:ascii="微软雅黑" w:hAnsi="微软雅黑" w:hint="eastAsia"/>
+                          <w:b/>
+                          <w:bCs/>
+                          <w:color w:val="414141"/>
+                          <w:sz w:val="18"/>
+                          <w:szCs w:val="18"/>
+                        </w:rPr>
+                        <w:t xml:space="preserve">                                 </w:t>
+                      </w:r>
+                      <w:proofErr w:type="gramStart"/>
+                      <w:r>
+                        <w:rPr>
+                          <w:rFonts w:ascii="微软雅黑" w:hAnsi="微软雅黑"/>
+                          <w:b/>
+                          <w:bCs/>
+                          <w:color w:val="414141"/>
+                          <w:sz w:val="18"/>
+                          <w:szCs w:val="18"/>
+                        </w:rPr>
+                        <w:t>具身智能</w:t>
+                      </w:r>
+                      <w:proofErr w:type="gramEnd"/>
+                      <w:r>
+                        <w:rPr>
+                          <w:rFonts w:ascii="微软雅黑" w:hAnsi="微软雅黑"/>
+                          <w:b/>
+                          <w:bCs/>
+                          <w:color w:val="414141"/>
+                          <w:sz w:val="18"/>
+                          <w:szCs w:val="18"/>
+                        </w:rPr>
+                        <w:t>｜机器人算法实习生</w:t>
+                      </w:r>
+                    </w:p>
+                    <w:p>
+                      <w:pPr>
+                        <w:adjustRightInd w:val="0"/>
+                        <w:snapToGrid w:val="0"/>
+                        <w:rPr>
+                          <w:rFonts w:ascii="微软雅黑" w:hAnsi="微软雅黑" w:hint="eastAsia"/>
+                          <w:b/>
+                          <w:bCs/>
+                          <w:color w:val="414141"/>
+                          <w:sz w:val="18"/>
+                          <w:szCs w:val="18"/>
+                        </w:rPr>
+                      </w:pPr>
+                      <w:r>
+                        <w:rPr>
+                          <w:rFonts w:ascii="微软雅黑" w:hAnsi="微软雅黑"/>
+                          <w:b/>
+                          <w:bCs/>
+                          <w:color w:val="414141"/>
+                          <w:sz w:val="18"/>
+                          <w:szCs w:val="18"/>
+                        </w:rPr>
+                        <w:t>SHARP: Safety-aware Hierarchical Autonomous Robotic Planning for in vivo surgery</w:t>
+                      </w:r>
+                      <w:r>
+                        <w:rPr>
+                          <w:rFonts w:ascii="微软雅黑" w:hAnsi="微软雅黑" w:hint="eastAsia"/>
+                          <w:b/>
+                          <w:bCs/>
+                          <w:color w:val="414141"/>
+                          <w:sz w:val="18"/>
+                          <w:szCs w:val="18"/>
+                        </w:rPr>
+                        <w:t xml:space="preserve"> </w:t>
+                      </w:r>
+                    </w:p>
+                    <w:p>
+                      <w:pPr>
+                        <w:pStyle w:val="a9"/>
+                        <w:numPr>
+                          <w:ilvl w:val="0"/>
+                          <w:numId w:val="6"/>
+                        </w:numPr>
+                        <w:adjustRightInd w:val="0"/>
+                        <w:snapToGrid w:val="0"/>
+                        <w:ind w:firstLineChars="0"/>
+                        <w:rPr>
+                          <w:rFonts w:ascii="微软雅黑" w:hAnsi="微软雅黑" w:hint="eastAsia"/>
+                          <w:color w:val="414141"/>
+                          <w:sz w:val="18"/>
+                          <w:szCs w:val="18"/>
+                        </w:rPr>
+                      </w:pPr>
+                      <w:proofErr w:type="gramStart"/>
+                      <w:r>
+                        <w:rPr>
+                          <w:rFonts w:ascii="微软雅黑" w:hAnsi="微软雅黑"/>
+                          <w:color w:val="414141"/>
+                          <w:sz w:val="18"/>
+                          <w:szCs w:val="18"/>
+                        </w:rPr>
+                        <w:t>北京大学—微创</w:t>
+                      </w:r>
+                      <w:proofErr w:type="gramEnd"/>
+                      <w:r>
+                        <w:rPr>
+                          <w:rFonts w:ascii="微软雅黑" w:hAnsi="微软雅黑"/>
+                          <w:color w:val="414141"/>
+                          <w:sz w:val="18"/>
+                          <w:szCs w:val="18"/>
+                        </w:rPr>
+                        <w:t>机器人联合研发项目｜研究成果投稿至</w:t>
+                      </w:r>
+                      <w:r>
+                        <w:rPr>
+                          <w:rFonts w:ascii="微软雅黑" w:hAnsi="微软雅黑"/>
+                          <w:i/>
+                          <w:iCs/>
+                          <w:color w:val="414141"/>
+                          <w:sz w:val="18"/>
+                          <w:szCs w:val="18"/>
+                        </w:rPr>
+                        <w:t>Science Robotics</w:t>
+                      </w:r>
+                      <w:r>
+                        <w:rPr>
+                          <w:rFonts w:ascii="微软雅黑" w:hAnsi="微软雅黑"/>
+                          <w:color w:val="414141"/>
+                          <w:sz w:val="18"/>
+                          <w:szCs w:val="18"/>
+                        </w:rPr>
+                        <w:t>，第三作者</w:t>
+                      </w:r>
+                    </w:p>
+                    <w:p>
+                      <w:pPr>
+                        <w:pStyle w:val="a9"/>
+                        <w:numPr>
+                          <w:ilvl w:val="0"/>
+                          <w:numId w:val="5"/>
+                        </w:numPr>
+                        <w:adjustRightInd w:val="0"/>
+                        <w:snapToGrid w:val="0"/>
+                        <w:ind w:firstLineChars="0"/>
+                        <w:rPr>
+                          <w:rFonts w:ascii="微软雅黑" w:hAnsi="微软雅黑"/>
+                          <w:color w:val="414141"/>
+                          <w:sz w:val="18"/>
+                          <w:szCs w:val="18"/>
+                        </w:rPr>
+                      </w:pPr>
+                      <w:r>
+                        <w:rPr>
+                          <w:rFonts w:ascii="微软雅黑" w:hAnsi="微软雅黑"/>
+                          <w:color w:val="414141"/>
+                          <w:sz w:val="18"/>
+                          <w:szCs w:val="18"/>
+                        </w:rPr>
+                        <w:t>参与SHARP安全感知分层自主手术系统研发，负责低层</w:t>
+                      </w:r>
+                      <w:proofErr w:type="gramStart"/>
+                      <w:r>
+                        <w:rPr>
+                          <w:rFonts w:ascii="微软雅黑" w:hAnsi="微软雅黑"/>
+                          <w:color w:val="414141"/>
+                          <w:sz w:val="18"/>
+                          <w:szCs w:val="18"/>
+                        </w:rPr>
+                        <w:t>具身运动</w:t>
+                      </w:r>
+                      <w:proofErr w:type="gramEnd"/>
+                      <w:r>
+                        <w:rPr>
+                          <w:rFonts w:ascii="微软雅黑" w:hAnsi="微软雅黑"/>
+                          <w:color w:val="414141"/>
+                          <w:sz w:val="18"/>
+                          <w:szCs w:val="18"/>
+                        </w:rPr>
+                        <w:t>生成模块，设计并实现</w:t>
+                      </w:r>
+                      <w:r>
+                        <w:rPr>
+                          <w:rFonts w:ascii="微软雅黑" w:hAnsi="微软雅黑"/>
+                          <w:b/>
+                          <w:bCs/>
+                          <w:color w:val="414141"/>
+                          <w:sz w:val="18"/>
+                          <w:szCs w:val="18"/>
+                        </w:rPr>
+                        <w:t>呼吸相位感知的VLA策略</w:t>
+                      </w:r>
+                      <w:r>
+                        <w:rPr>
+                          <w:rFonts w:ascii="微软雅黑" w:hAnsi="微软雅黑"/>
+                          <w:color w:val="414141"/>
+                          <w:sz w:val="18"/>
+                          <w:szCs w:val="18"/>
+                        </w:rPr>
+                        <w:t>：基于手术场景分割与组织光流估计呼吸周期，将相位信息编码至视觉观测中，使策略显式感知呼吸引起的组织周期性运动与形变</w:t>
+                      </w:r>
+                      <w:r>
+                        <w:rPr>
+                          <w:rFonts w:ascii="微软雅黑" w:hAnsi="微软雅黑" w:hint="eastAsia"/>
+                          <w:color w:val="414141"/>
+                          <w:sz w:val="18"/>
+                          <w:szCs w:val="18"/>
+                        </w:rPr>
+                        <w:t>；</w:t>
+                      </w:r>
+                    </w:p>
+                    <w:p>
+                      <w:pPr>
+                        <w:pStyle w:val="a9"/>
+                        <w:numPr>
+                          <w:ilvl w:val="0"/>
+                          <w:numId w:val="5"/>
+                        </w:numPr>
+                        <w:adjustRightInd w:val="0"/>
+                        <w:snapToGrid w:val="0"/>
+                        <w:ind w:firstLineChars="0"/>
+                        <w:rPr>
+                          <w:rFonts w:ascii="微软雅黑" w:hAnsi="微软雅黑"/>
+                          <w:color w:val="414141"/>
+                          <w:sz w:val="18"/>
+                          <w:szCs w:val="18"/>
+                        </w:rPr>
+                      </w:pPr>
+                      <w:r>
+                        <w:rPr>
+                          <w:rFonts w:ascii="微软雅黑" w:hAnsi="微软雅黑" w:hint="eastAsia"/>
+                          <w:color w:val="414141"/>
+                          <w:sz w:val="18"/>
+                          <w:szCs w:val="18"/>
+                        </w:rPr>
+                        <w:t>构建融合内窥镜/腕部图像、机器人状态、任务指令及动作轨迹的多模态手术示教与训练管线，基于离体及活体数据完成GR00T微调、模型评估和消融实验，并完成微创手术机器人真</w:t>
+                      </w:r>
+                      <w:proofErr w:type="gramStart"/>
+                      <w:r>
+                        <w:rPr>
+                          <w:rFonts w:ascii="微软雅黑" w:hAnsi="微软雅黑" w:hint="eastAsia"/>
+                          <w:color w:val="414141"/>
+                          <w:sz w:val="18"/>
+                          <w:szCs w:val="18"/>
+                        </w:rPr>
+                        <w:t>机部署</w:t>
+                      </w:r>
+                      <w:proofErr w:type="gramEnd"/>
+                      <w:r>
+                        <w:rPr>
+                          <w:rFonts w:ascii="微软雅黑" w:hAnsi="微软雅黑" w:hint="eastAsia"/>
+                          <w:color w:val="414141"/>
+                          <w:sz w:val="18"/>
+                          <w:szCs w:val="18"/>
+                        </w:rPr>
+                        <w:t>与系统联调，实现胆囊管和胆囊动脉夹闭</w:t>
+                      </w:r>
+                      <w:r>
+                        <w:rPr>
+                          <w:rFonts w:ascii="微软雅黑" w:hAnsi="微软雅黑" w:hint="eastAsia"/>
+                          <w:color w:val="414141"/>
+                          <w:sz w:val="18"/>
+                          <w:szCs w:val="18"/>
+                        </w:rPr>
+                        <w:t>、</w:t>
+                      </w:r>
+                      <w:r>
+                        <w:rPr>
+                          <w:rFonts w:ascii="微软雅黑" w:hAnsi="微软雅黑" w:hint="eastAsia"/>
+                          <w:color w:val="414141"/>
+                          <w:sz w:val="18"/>
+                          <w:szCs w:val="18"/>
+                        </w:rPr>
+                        <w:t>切断等</w:t>
+                      </w:r>
+                      <w:proofErr w:type="gramStart"/>
+                      <w:r>
+                        <w:rPr>
+                          <w:rFonts w:ascii="微软雅黑" w:hAnsi="微软雅黑" w:hint="eastAsia"/>
+                          <w:color w:val="414141"/>
+                          <w:sz w:val="18"/>
+                          <w:szCs w:val="18"/>
+                        </w:rPr>
+                        <w:t>子任务</w:t>
+                      </w:r>
+                      <w:proofErr w:type="gramEnd"/>
+                      <w:r>
+                        <w:rPr>
+                          <w:rFonts w:ascii="微软雅黑" w:hAnsi="微软雅黑" w:hint="eastAsia"/>
+                          <w:color w:val="414141"/>
+                          <w:sz w:val="18"/>
+                          <w:szCs w:val="18"/>
+                        </w:rPr>
+                        <w:t>的自主执行。</w:t>
+                      </w:r>
+                    </w:p>
+                    <w:p>
+                      <w:pPr>
+                        <w:pStyle w:val="12"/>
+                        <w:adjustRightInd w:val="0"/>
+                        <w:snapToGrid w:val="0"/>
+                        <w:ind w:firstLineChars="0" w:firstLine="0"/>
+                        <w:rPr>
+                          <w:rFonts w:ascii="微软雅黑" w:eastAsia="微软雅黑" w:hAnsi="微软雅黑" w:hint="eastAsia"/>
+                          <w:b/>
+                          <w:bCs/>
+                          <w:color w:val="414141"/>
+                          <w:sz w:val="18"/>
+                          <w:szCs w:val="18"/>
+                        </w:rPr>
+                      </w:pPr>
+                      <w:r>
+                        <w:rPr>
+                          <w:rFonts w:ascii="微软雅黑" w:eastAsia="微软雅黑" w:hAnsi="微软雅黑" w:hint="eastAsia"/>
+                          <w:b/>
+                          <w:bCs/>
+                          <w:color w:val="414141"/>
+                          <w:sz w:val="18"/>
+                          <w:szCs w:val="18"/>
+                        </w:rPr>
+                        <w:t>（</w:t>
+                      </w:r>
+                      <w:r>
+                        <w:rPr>
+                          <w:rFonts w:ascii="微软雅黑" w:eastAsia="微软雅黑" w:hAnsi="微软雅黑"/>
+                          <w:b/>
+                          <w:bCs/>
+                          <w:color w:val="414141"/>
+                          <w:sz w:val="18"/>
+                          <w:szCs w:val="18"/>
+                        </w:rPr>
+                        <w:t>20</w:t>
+                      </w:r>
+                      <w:r>
+                        <w:rPr>
+                          <w:rFonts w:ascii="微软雅黑" w:eastAsia="微软雅黑" w:hAnsi="微软雅黑" w:hint="eastAsia"/>
+                          <w:b/>
+                          <w:bCs/>
+                          <w:color w:val="414141"/>
+                          <w:sz w:val="18"/>
+                          <w:szCs w:val="18"/>
+                        </w:rPr>
+                        <w:t>2</w:t>
+                      </w:r>
+                      <w:r>
+                        <w:rPr>
+                          <w:rFonts w:ascii="微软雅黑" w:eastAsia="微软雅黑" w:hAnsi="微软雅黑" w:hint="eastAsia"/>
+                          <w:b/>
+                          <w:bCs/>
+                          <w:color w:val="414141"/>
+                          <w:sz w:val="18"/>
+                          <w:szCs w:val="18"/>
+                        </w:rPr>
+                        <w:t>4</w:t>
+                      </w:r>
+                      <w:r>
+                        <w:rPr>
+                          <w:rFonts w:ascii="微软雅黑" w:eastAsia="微软雅黑" w:hAnsi="微软雅黑"/>
+                          <w:b/>
+                          <w:bCs/>
+                          <w:color w:val="414141"/>
+                          <w:sz w:val="18"/>
+                          <w:szCs w:val="18"/>
+                        </w:rPr>
+                        <w:t>.</w:t>
+                      </w:r>
+                      <w:r>
+                        <w:rPr>
+                          <w:rFonts w:ascii="微软雅黑" w:eastAsia="微软雅黑" w:hAnsi="微软雅黑" w:hint="eastAsia"/>
+                          <w:b/>
+                          <w:bCs/>
+                          <w:color w:val="414141"/>
+                          <w:sz w:val="18"/>
+                          <w:szCs w:val="18"/>
+                        </w:rPr>
+                        <w:t>09</w:t>
+                      </w:r>
+                      <w:r>
+                        <w:rPr>
+                          <w:rFonts w:ascii="微软雅黑" w:eastAsia="微软雅黑" w:hAnsi="微软雅黑"/>
+                          <w:b/>
+                          <w:bCs/>
+                          <w:color w:val="414141"/>
+                          <w:sz w:val="18"/>
+                          <w:szCs w:val="18"/>
+                        </w:rPr>
+                        <w:t>—20</w:t>
+                      </w:r>
+                      <w:r>
+                        <w:rPr>
+                          <w:rFonts w:ascii="微软雅黑" w:eastAsia="微软雅黑" w:hAnsi="微软雅黑" w:hint="eastAsia"/>
+                          <w:b/>
+                          <w:bCs/>
+                          <w:color w:val="414141"/>
+                          <w:sz w:val="18"/>
+                          <w:szCs w:val="18"/>
+                        </w:rPr>
+                        <w:t>2</w:t>
+                      </w:r>
+                      <w:r>
+                        <w:rPr>
+                          <w:rFonts w:ascii="微软雅黑" w:eastAsia="微软雅黑" w:hAnsi="微软雅黑" w:hint="eastAsia"/>
+                          <w:b/>
+                          <w:bCs/>
+                          <w:color w:val="414141"/>
+                          <w:sz w:val="18"/>
+                          <w:szCs w:val="18"/>
+                        </w:rPr>
+                        <w:t>4.12</w:t>
+                      </w:r>
+                      <w:r>
+                        <w:rPr>
+                          <w:rFonts w:ascii="微软雅黑" w:eastAsia="微软雅黑" w:hAnsi="微软雅黑" w:hint="eastAsia"/>
+                          <w:b/>
+                          <w:bCs/>
+                          <w:color w:val="414141"/>
+                          <w:sz w:val="18"/>
+                          <w:szCs w:val="18"/>
+                        </w:rPr>
+                        <w:t>）</w:t>
+                      </w:r>
+                      <w:r>
+                        <w:rPr>
+                          <w:rFonts w:ascii="微软雅黑" w:eastAsia="微软雅黑" w:hAnsi="微软雅黑" w:hint="eastAsia"/>
+                          <w:b/>
+                          <w:bCs/>
+                          <w:color w:val="414141"/>
+                          <w:sz w:val="18"/>
+                          <w:szCs w:val="18"/>
+                        </w:rPr>
+                        <w:t>基于强化学习的多机器人动态联盟形成与路径规划</w:t>
+                      </w:r>
+                      <w:r>
+                        <w:rPr>
+                          <w:rFonts w:ascii="微软雅黑" w:eastAsia="微软雅黑" w:hAnsi="微软雅黑" w:hint="eastAsia"/>
+                          <w:b/>
+                          <w:bCs/>
+                          <w:color w:val="414141"/>
+                          <w:sz w:val="18"/>
+                          <w:szCs w:val="18"/>
+                        </w:rPr>
+                        <w:t xml:space="preserve"> </w:t>
+                      </w:r>
+                      <w:r>
+                        <w:rPr>
+                          <w:rFonts w:ascii="微软雅黑" w:eastAsia="微软雅黑" w:hAnsi="微软雅黑" w:hint="eastAsia"/>
+                          <w:b/>
+                          <w:bCs/>
+                          <w:color w:val="414141"/>
+                          <w:sz w:val="18"/>
+                          <w:szCs w:val="18"/>
+                        </w:rPr>
+                        <w:t xml:space="preserve">                              </w:t>
+                      </w:r>
+                      <w:r>
+                        <w:rPr>
+                          <w:rFonts w:ascii="微软雅黑" w:eastAsia="微软雅黑" w:hAnsi="微软雅黑"/>
+                          <w:b/>
+                          <w:bCs/>
+                          <w:color w:val="414141"/>
+                          <w:sz w:val="18"/>
+                          <w:szCs w:val="18"/>
+                        </w:rPr>
+                        <w:t>某重点科研项目核心成员</w:t>
+                      </w:r>
+                    </w:p>
+                    <w:p>
+                      <w:pPr>
+                        <w:pStyle w:val="a9"/>
+                        <w:numPr>
+                          <w:ilvl w:val="0"/>
+                          <w:numId w:val="5"/>
+                        </w:numPr>
+                        <w:adjustRightInd w:val="0"/>
+                        <w:snapToGrid w:val="0"/>
+                        <w:ind w:firstLineChars="0"/>
+                        <w:rPr>
+                          <w:rFonts w:ascii="微软雅黑" w:hAnsi="微软雅黑"/>
+                          <w:color w:val="414141"/>
+                          <w:sz w:val="18"/>
+                          <w:szCs w:val="18"/>
+                        </w:rPr>
+                      </w:pPr>
+                      <w:r>
+                        <w:rPr>
+                          <w:rFonts w:ascii="微软雅黑" w:hAnsi="微软雅黑"/>
+                          <w:color w:val="414141"/>
+                          <w:sz w:val="18"/>
+                          <w:szCs w:val="18"/>
+                        </w:rPr>
+                        <w:t>面向动态任务中的联盟构建与路径规划耦合问题，建立任务分配—联盟形成</w:t>
+                      </w:r>
+                      <w:proofErr w:type="gramStart"/>
+                      <w:r>
+                        <w:rPr>
+                          <w:rFonts w:ascii="微软雅黑" w:hAnsi="微软雅黑"/>
+                          <w:color w:val="414141"/>
+                          <w:sz w:val="18"/>
+                          <w:szCs w:val="18"/>
+                        </w:rPr>
+                        <w:t>—运动</w:t>
+                      </w:r>
+                      <w:proofErr w:type="gramEnd"/>
+                      <w:r>
+                        <w:rPr>
+                          <w:rFonts w:ascii="微软雅黑" w:hAnsi="微软雅黑"/>
+                          <w:color w:val="414141"/>
+                          <w:sz w:val="18"/>
+                          <w:szCs w:val="18"/>
+                        </w:rPr>
+                        <w:t>决策的去中心化强化学习模型；设计交叉注意力策略网络，编码机器人能力、任务需求与邻域状态，输出任务选择和协作决策，实现异构机器人局部观测下的动态组队与协同执行。</w:t>
+                      </w:r>
+                    </w:p>
+                    <w:p>
+                      <w:pPr>
+                        <w:pStyle w:val="12"/>
+                        <w:adjustRightInd w:val="0"/>
+                        <w:snapToGrid w:val="0"/>
+                        <w:ind w:firstLineChars="0" w:firstLine="0"/>
+                        <w:rPr>
+                          <w:rFonts w:ascii="微软雅黑" w:eastAsia="微软雅黑" w:hAnsi="微软雅黑" w:hint="eastAsia"/>
+                          <w:b/>
+                          <w:bCs/>
+                          <w:color w:val="414141"/>
+                          <w:sz w:val="18"/>
+                          <w:szCs w:val="18"/>
+                        </w:rPr>
+                      </w:pPr>
+                      <w:r>
+                        <w:rPr>
+                          <w:rFonts w:ascii="微软雅黑" w:eastAsia="微软雅黑" w:hAnsi="微软雅黑" w:hint="eastAsia"/>
+                          <w:b/>
+                          <w:bCs/>
+                          <w:color w:val="414141"/>
+                          <w:sz w:val="18"/>
+                          <w:szCs w:val="18"/>
+                        </w:rPr>
+                        <w:t>（</w:t>
+                      </w:r>
+                      <w:r>
+                        <w:rPr>
+                          <w:rFonts w:ascii="微软雅黑" w:eastAsia="微软雅黑" w:hAnsi="微软雅黑"/>
+                          <w:b/>
+                          <w:bCs/>
+                          <w:color w:val="414141"/>
+                          <w:sz w:val="18"/>
+                          <w:szCs w:val="18"/>
+                        </w:rPr>
+                        <w:t>20</w:t>
+                      </w:r>
+                      <w:r>
+                        <w:rPr>
+                          <w:rFonts w:ascii="微软雅黑" w:eastAsia="微软雅黑" w:hAnsi="微软雅黑" w:hint="eastAsia"/>
+                          <w:b/>
+                          <w:bCs/>
+                          <w:color w:val="414141"/>
+                          <w:sz w:val="18"/>
+                          <w:szCs w:val="18"/>
+                        </w:rPr>
+                        <w:t>25</w:t>
+                      </w:r>
+                      <w:r>
+                        <w:rPr>
+                          <w:rFonts w:ascii="微软雅黑" w:eastAsia="微软雅黑" w:hAnsi="微软雅黑"/>
+                          <w:b/>
+                          <w:bCs/>
+                          <w:color w:val="414141"/>
+                          <w:sz w:val="18"/>
+                          <w:szCs w:val="18"/>
+                        </w:rPr>
+                        <w:t>.</w:t>
+                      </w:r>
+                      <w:r>
+                        <w:rPr>
+                          <w:rFonts w:ascii="微软雅黑" w:eastAsia="微软雅黑" w:hAnsi="微软雅黑" w:hint="eastAsia"/>
+                          <w:b/>
+                          <w:bCs/>
+                          <w:color w:val="414141"/>
+                          <w:sz w:val="18"/>
+                          <w:szCs w:val="18"/>
+                        </w:rPr>
+                        <w:t>03</w:t>
+                      </w:r>
+                      <w:r>
+                        <w:rPr>
+                          <w:rFonts w:ascii="微软雅黑" w:eastAsia="微软雅黑" w:hAnsi="微软雅黑"/>
+                          <w:b/>
+                          <w:bCs/>
+                          <w:color w:val="414141"/>
+                          <w:sz w:val="18"/>
+                          <w:szCs w:val="18"/>
+                        </w:rPr>
+                        <w:t>—20</w:t>
+                      </w:r>
+                      <w:r>
+                        <w:rPr>
+                          <w:rFonts w:ascii="微软雅黑" w:eastAsia="微软雅黑" w:hAnsi="微软雅黑" w:hint="eastAsia"/>
+                          <w:b/>
+                          <w:bCs/>
+                          <w:color w:val="414141"/>
+                          <w:sz w:val="18"/>
+                          <w:szCs w:val="18"/>
+                        </w:rPr>
+                        <w:t>2</w:t>
+                      </w:r>
+                      <w:r>
+                        <w:rPr>
+                          <w:rFonts w:ascii="微软雅黑" w:eastAsia="微软雅黑" w:hAnsi="微软雅黑" w:hint="eastAsia"/>
+                          <w:b/>
+                          <w:bCs/>
+                          <w:color w:val="414141"/>
+                          <w:sz w:val="18"/>
+                          <w:szCs w:val="18"/>
+                        </w:rPr>
+                        <w:t>5</w:t>
+                      </w:r>
+                      <w:r>
+                        <w:rPr>
+                          <w:rFonts w:ascii="微软雅黑" w:eastAsia="微软雅黑" w:hAnsi="微软雅黑"/>
+                          <w:b/>
+                          <w:bCs/>
+                          <w:color w:val="414141"/>
+                          <w:sz w:val="18"/>
+                          <w:szCs w:val="18"/>
+                        </w:rPr>
+                        <w:t>.</w:t>
+                      </w:r>
+                      <w:r>
+                        <w:rPr>
+                          <w:rFonts w:ascii="微软雅黑" w:eastAsia="微软雅黑" w:hAnsi="微软雅黑" w:hint="eastAsia"/>
+                          <w:b/>
+                          <w:bCs/>
+                          <w:color w:val="414141"/>
+                          <w:sz w:val="18"/>
+                          <w:szCs w:val="18"/>
+                        </w:rPr>
+                        <w:t>0</w:t>
+                      </w:r>
+                      <w:r>
+                        <w:rPr>
+                          <w:rFonts w:ascii="微软雅黑" w:eastAsia="微软雅黑" w:hAnsi="微软雅黑" w:hint="eastAsia"/>
+                          <w:b/>
+                          <w:bCs/>
+                          <w:color w:val="414141"/>
+                          <w:sz w:val="18"/>
+                          <w:szCs w:val="18"/>
+                        </w:rPr>
+                        <w:t>6</w:t>
+                      </w:r>
+                      <w:r>
+                        <w:rPr>
+                          <w:rFonts w:ascii="微软雅黑" w:eastAsia="微软雅黑" w:hAnsi="微软雅黑" w:hint="eastAsia"/>
+                          <w:b/>
+                          <w:bCs/>
+                          <w:color w:val="414141"/>
+                          <w:sz w:val="18"/>
+                          <w:szCs w:val="18"/>
+                        </w:rPr>
+                        <w:t>）</w:t>
+                      </w:r>
+                      <w:r>
+                        <w:rPr>
+                          <w:rFonts w:ascii="微软雅黑" w:eastAsia="微软雅黑" w:hAnsi="微软雅黑" w:hint="eastAsia"/>
+                          <w:b/>
+                          <w:bCs/>
+                          <w:color w:val="414141"/>
+                          <w:sz w:val="18"/>
+                          <w:szCs w:val="18"/>
+                        </w:rPr>
+                        <w:t xml:space="preserve">基于拟偏序集的多智能体最短时间协同任务规划                      </w:t>
+                      </w:r>
+                      <w:r>
+                        <w:rPr>
+                          <w:rFonts w:ascii="微软雅黑" w:eastAsia="微软雅黑" w:hAnsi="微软雅黑" w:hint="eastAsia"/>
+                          <w:b/>
+                          <w:bCs/>
+                          <w:color w:val="414141"/>
+                          <w:sz w:val="18"/>
+                          <w:szCs w:val="18"/>
+                        </w:rPr>
+                        <w:t xml:space="preserve">         </w:t>
+                      </w:r>
+                      <w:r>
+                        <w:rPr>
+                          <w:rFonts w:ascii="微软雅黑" w:eastAsia="微软雅黑" w:hAnsi="微软雅黑" w:hint="eastAsia"/>
+                          <w:b/>
+                          <w:bCs/>
+                          <w:color w:val="414141"/>
+                          <w:sz w:val="18"/>
+                          <w:szCs w:val="18"/>
+                        </w:rPr>
+                        <w:t xml:space="preserve"> </w:t>
+                      </w:r>
+                      <w:r>
+                        <w:rPr>
+                          <w:rFonts w:ascii="微软雅黑" w:eastAsia="微软雅黑" w:hAnsi="微软雅黑"/>
+                          <w:b/>
+                          <w:bCs/>
+                          <w:color w:val="414141"/>
+                          <w:sz w:val="18"/>
+                          <w:szCs w:val="18"/>
+                        </w:rPr>
+                        <w:t>某重点科研项目核心成员</w:t>
+                      </w:r>
+                    </w:p>
+                    <w:p>
+                      <w:pPr>
+                        <w:pStyle w:val="a9"/>
+                        <w:numPr>
+                          <w:ilvl w:val="0"/>
+                          <w:numId w:val="5"/>
+                        </w:numPr>
+                        <w:adjustRightInd w:val="0"/>
+                        <w:snapToGrid w:val="0"/>
+                        <w:ind w:firstLineChars="0"/>
+                        <w:rPr>
+                          <w:rFonts w:ascii="微软雅黑" w:hAnsi="微软雅黑"/>
+                          <w:color w:val="414141"/>
+                          <w:sz w:val="18"/>
+                          <w:szCs w:val="18"/>
+                        </w:rPr>
+                      </w:pPr>
+                      <w:r>
+                        <w:rPr>
+                          <w:rFonts w:ascii="微软雅黑" w:hAnsi="微软雅黑"/>
+                          <w:color w:val="414141"/>
+                          <w:sz w:val="18"/>
+                          <w:szCs w:val="18"/>
+                        </w:rPr>
+                        <w:t>面向复杂时序任务中的协作依赖、时序约束与执行效率问题，研究基于拟偏序集的任务分解、分配与最短时间调度；提取</w:t>
+                      </w:r>
+                      <w:proofErr w:type="gramStart"/>
+                      <w:r>
+                        <w:rPr>
+                          <w:rFonts w:ascii="微软雅黑" w:hAnsi="微软雅黑"/>
+                          <w:color w:val="414141"/>
+                          <w:sz w:val="18"/>
+                          <w:szCs w:val="18"/>
+                        </w:rPr>
+                        <w:t>子任务</w:t>
+                      </w:r>
+                      <w:proofErr w:type="gramEnd"/>
+                      <w:r>
+                        <w:rPr>
+                          <w:rFonts w:ascii="微软雅黑" w:hAnsi="微软雅黑"/>
+                          <w:color w:val="414141"/>
+                          <w:sz w:val="18"/>
+                          <w:szCs w:val="18"/>
+                        </w:rPr>
+                        <w:t>最小前后序关系，结合自动机剪枝与分支定界搜索，减少冗余搜索，在满足逻辑与协作约束的同时提升任务并行度和规划效率。</w:t>
+                      </w:r>
+                    </w:p>
+                  </w:txbxContent>
+                </v:textbox>
+              </v:shape>
+            </w:pict>
+          </mc:Fallback>
+        </mc:AlternateContent>
+      </w:r>
+      <w:r>
+        <w:rPr>
+          <w:noProof/>
+        </w:rPr>
+        <mc:AlternateContent>
+          <mc:Choice Requires="wpg">
+            <w:drawing>
+              <wp:anchor distT="0" distB="0" distL="114300" distR="114300" simplePos="0" relativeHeight="251672576" behindDoc="0" locked="0" layoutInCell="1" allowOverlap="1" wp14:anchorId="05D0D58B" wp14:editId="7E2FB10D">
+                <wp:simplePos x="0" y="0"/>
+                <wp:positionH relativeFrom="column">
+                  <wp:posOffset>-226613</wp:posOffset>
+                </wp:positionH>
+                <wp:positionV relativeFrom="paragraph">
+                  <wp:posOffset>2527687</wp:posOffset>
+                </wp:positionV>
+                <wp:extent cx="7023736" cy="277495"/>
+                <wp:effectExtent l="0" t="0" r="24765" b="8255"/>
+                <wp:wrapNone/>
+                <wp:docPr id="36" name="组合 36"/>
+                <wp:cNvGraphicFramePr/>
+                <a:graphic xmlns:a="http://schemas.openxmlformats.org/drawingml/2006/main">
+                  <a:graphicData uri="http://schemas.microsoft.com/office/word/2010/wordprocessingGroup">
+                    <wpg:wgp>
+                      <wpg:cNvGrpSpPr/>
+                      <wpg:grpSpPr>
+                        <a:xfrm>
+                          <a:off x="0" y="0"/>
+                          <a:ext cx="7023736" cy="277495"/>
+                          <a:chOff x="-1" y="0"/>
+                          <a:chExt cx="7023736" cy="277741"/>
+                        </a:xfrm>
+                      </wpg:grpSpPr>
+                      <wps:wsp>
+                        <wps:cNvPr id="32" name="直角三角形 3"/>
+                        <wps:cNvSpPr/>
+                        <wps:spPr bwMode="auto">
+                          <a:xfrm rot="10800000">
+                            <a:off x="3732" y="201541"/>
+                            <a:ext cx="144145" cy="76200"/>
+                          </a:xfrm>
+                          <a:prstGeom prst="rtTriangle">
+                            <a:avLst/>
+                          </a:prstGeom>
+                          <a:solidFill>
+                            <a:srgbClr val="9A0000"/>
+                          </a:solidFill>
+                          <a:ln>
+                            <a:noFill/>
+                          </a:ln>
+                          <a:effectLst/>
+                        </wps:spPr>
+                        <wps:bodyPr rot="0" spcFirstLastPara="0" vert="horz" wrap="square" lIns="91440" tIns="45720" rIns="91440" bIns="45720" numCol="1" spcCol="0" rtlCol="0" fromWordArt="0" anchor="t" anchorCtr="0" forceAA="0" compatLnSpc="1">
+                          <a:noAutofit/>
+                        </wps:bodyPr>
+                      </wps:wsp>
+                      <wps:wsp>
+                        <wps:cNvPr id="34" name="任意多边形 2"/>
+                        <wps:cNvSpPr/>
+                        <wps:spPr bwMode="auto">
+                          <a:xfrm>
+                            <a:off x="-1" y="0"/>
+                            <a:ext cx="1614115" cy="207010"/>
+                          </a:xfrm>
+                          <a:custGeom>
+                            <a:avLst/>
+                            <a:gdLst>
+                              <a:gd name="connsiteX0" fmla="*/ 1093154 w 1406296"/>
+                              <a:gd name="connsiteY0" fmla="*/ 0 h 288031"/>
+                              <a:gd name="connsiteX1" fmla="*/ 1171153 w 1406296"/>
+                              <a:gd name="connsiteY1" fmla="*/ 0 h 288031"/>
+                              <a:gd name="connsiteX2" fmla="*/ 1406296 w 1406296"/>
+                              <a:gd name="connsiteY2" fmla="*/ 288031 h 288031"/>
+                              <a:gd name="connsiteX3" fmla="*/ 1328297 w 1406296"/>
+                              <a:gd name="connsiteY3" fmla="*/ 288031 h 288031"/>
+                              <a:gd name="connsiteX4" fmla="*/ 1030297 w 1406296"/>
+                              <a:gd name="connsiteY4" fmla="*/ 0 h 288031"/>
+                              <a:gd name="connsiteX5" fmla="*/ 1069917 w 1406296"/>
+                              <a:gd name="connsiteY5" fmla="*/ 0 h 288031"/>
+                              <a:gd name="connsiteX6" fmla="*/ 1305060 w 1406296"/>
+                              <a:gd name="connsiteY6" fmla="*/ 288031 h 288031"/>
+                              <a:gd name="connsiteX7" fmla="*/ 1265440 w 1406296"/>
+                              <a:gd name="connsiteY7" fmla="*/ 288031 h 288031"/>
+                              <a:gd name="connsiteX8" fmla="*/ 0 w 1406296"/>
+                              <a:gd name="connsiteY8" fmla="*/ 0 h 288031"/>
+                              <a:gd name="connsiteX9" fmla="*/ 1007060 w 1406296"/>
+                              <a:gd name="connsiteY9" fmla="*/ 0 h 288031"/>
+                              <a:gd name="connsiteX10" fmla="*/ 1242203 w 1406296"/>
+                              <a:gd name="connsiteY10" fmla="*/ 288031 h 288031"/>
+                              <a:gd name="connsiteX11" fmla="*/ 0 w 1406296"/>
+                              <a:gd name="connsiteY11" fmla="*/ 288031 h 288031"/>
+                            </a:gdLst>
+                            <a:ahLst/>
+                            <a:cxnLst>
+                              <a:cxn ang="0">
+                                <a:pos x="connsiteX0" y="connsiteY0"/>
+                              </a:cxn>
+                              <a:cxn ang="0">
+                                <a:pos x="connsiteX1" y="connsiteY1"/>
+                              </a:cxn>
+                              <a:cxn ang="0">
+                                <a:pos x="connsiteX2" y="connsiteY2"/>
+                              </a:cxn>
+                              <a:cxn ang="0">
+                                <a:pos x="connsiteX3" y="connsiteY3"/>
+                              </a:cxn>
+                              <a:cxn ang="0">
+                                <a:pos x="connsiteX4" y="connsiteY4"/>
+                              </a:cxn>
+                              <a:cxn ang="0">
+                                <a:pos x="connsiteX5" y="connsiteY5"/>
+                              </a:cxn>
+                              <a:cxn ang="0">
+                                <a:pos x="connsiteX6" y="connsiteY6"/>
+                              </a:cxn>
+                              <a:cxn ang="0">
+                                <a:pos x="connsiteX7" y="connsiteY7"/>
+                              </a:cxn>
+                              <a:cxn ang="0">
+                                <a:pos x="connsiteX8" y="connsiteY8"/>
+                              </a:cxn>
+                              <a:cxn ang="0">
+                                <a:pos x="connsiteX9" y="connsiteY9"/>
+                              </a:cxn>
+                              <a:cxn ang="0">
+                                <a:pos x="connsiteX10" y="connsiteY10"/>
+                              </a:cxn>
+                              <a:cxn ang="0">
+                                <a:pos x="connsiteX11" y="connsiteY11"/>
+                              </a:cxn>
+                            </a:cxnLst>
+                            <a:rect l="l" t="t" r="r" b="b"/>
+                            <a:pathLst>
+                              <a:path w="1406296" h="288031">
+                                <a:moveTo>
+                                  <a:pt x="1093154" y="0"/>
+                                </a:moveTo>
+                                <a:lnTo>
+                                  <a:pt x="1171153" y="0"/>
+                                </a:lnTo>
+                                <a:lnTo>
+                                  <a:pt x="1406296" y="288031"/>
+                                </a:lnTo>
+                                <a:lnTo>
+                                  <a:pt x="1328297" y="288031"/>
+                                </a:lnTo>
+                                <a:close/>
+                                <a:moveTo>
+                                  <a:pt x="1030297" y="0"/>
+                                </a:moveTo>
+                                <a:lnTo>
+                                  <a:pt x="1069917" y="0"/>
+                                </a:lnTo>
+                                <a:lnTo>
+                                  <a:pt x="1305060" y="288031"/>
+                                </a:lnTo>
+                                <a:lnTo>
+                                  <a:pt x="1265440" y="288031"/>
+                                </a:lnTo>
+                                <a:close/>
+                                <a:moveTo>
+                                  <a:pt x="0" y="0"/>
+                                </a:moveTo>
+                                <a:lnTo>
+                                  <a:pt x="1007060" y="0"/>
+                                </a:lnTo>
+                                <a:lnTo>
+                                  <a:pt x="1242203" y="288031"/>
+                                </a:lnTo>
+                                <a:lnTo>
+                                  <a:pt x="0" y="288031"/>
+                                </a:lnTo>
+                                <a:close/>
+                              </a:path>
+                            </a:pathLst>
+                          </a:custGeom>
+                          <a:solidFill>
+                            <a:srgbClr val="9A0000"/>
+                          </a:solidFill>
+                          <a:ln>
+                            <a:noFill/>
+                          </a:ln>
+                          <a:effectLst/>
+                        </wps:spPr>
+                        <wps:txbx>
+                          <w:txbxContent>
+                            <w:p>
+                              <w:pPr>
+                                <w:adjustRightInd w:val="0"/>
+                                <w:snapToGrid w:val="0"/>
+                                <w:spacing w:line="320" w:lineRule="exact"/>
+                                <w:rPr>
+                                  <w:rFonts w:ascii="微软雅黑" w:hAnsi="微软雅黑" w:hint="eastAsia"/>
+                                  <w:color w:val="FFFFFF"/>
+                                  <w:sz w:val="24"/>
+                                  <w:szCs w:val="24"/>
+                                </w:rPr>
+                              </w:pPr>
+                              <w:r>
+                                <w:rPr>
+                                  <w:rFonts w:ascii="微软雅黑" w:hAnsi="微软雅黑" w:hint="eastAsia"/>
+                                  <w:color w:val="FFFFFF"/>
+                                  <w:sz w:val="24"/>
+                                  <w:szCs w:val="24"/>
+                                </w:rPr>
+                                <w:t>项目</w:t>
+                              </w:r>
+                              <w:r>
+                                <w:rPr>
+                                  <w:rFonts w:ascii="微软雅黑" w:hAnsi="微软雅黑" w:hint="eastAsia"/>
+                                  <w:color w:val="FFFFFF"/>
+                                  <w:sz w:val="24"/>
+                                  <w:szCs w:val="24"/>
+                                </w:rPr>
+                                <w:t>实习</w:t>
+                              </w:r>
+                              <w:r>
+                                <w:rPr>
+                                  <w:rFonts w:ascii="微软雅黑" w:hAnsi="微软雅黑" w:hint="eastAsia"/>
+                                  <w:color w:val="FFFFFF"/>
+                                  <w:sz w:val="24"/>
+                                  <w:szCs w:val="24"/>
+                                </w:rPr>
+                                <w:t>经历</w:t>
+                              </w:r>
+                            </w:p>
+                          </w:txbxContent>
+                        </wps:txbx>
+                        <wps:bodyPr rot="0" spcFirstLastPara="0" vert="horz" wrap="square" lIns="198000" tIns="0" rIns="91440" bIns="0" numCol="1" spcCol="0" rtlCol="0" fromWordArt="0" anchor="ctr" anchorCtr="0" forceAA="0" compatLnSpc="1">
+                          <a:noAutofit/>
+                        </wps:bodyPr>
+                      </wps:wsp>
+                      <wps:wsp>
+                        <wps:cNvPr id="35" name="直接连接符 35"/>
+                        <wps:cNvCnPr/>
+                        <wps:spPr>
+                          <a:xfrm>
+                            <a:off x="287369" y="193905"/>
+                            <a:ext cx="6736366" cy="33762"/>
+                          </a:xfrm>
+                          <a:prstGeom prst="line">
+                            <a:avLst/>
+                          </a:prstGeom>
+                          <a:noFill/>
+                          <a:ln w="9525" cap="flat" cmpd="sng" algn="ctr">
+                            <a:solidFill>
+                              <a:srgbClr val="9A0000"/>
+                            </a:solidFill>
+                            <a:prstDash val="solid"/>
+                          </a:ln>
+                          <a:effectLst/>
+                        </wps:spPr>
+                        <wps:bodyPr/>
+                      </wps:wsp>
+                    </wpg:wgp>
+                  </a:graphicData>
+                </a:graphic>
+              </wp:anchor>
+            </w:drawing>
+          </mc:Choice>
+          <mc:Fallback>
+            <w:pict>
+              <v:group w14:anchorId="05D0D58B" id="组合 36" o:spid="_x0000_s1047" style="position:absolute;left:0;text-align:left;margin-left:-17.85pt;margin-top:199.05pt;width:553.05pt;height:21.85pt;z-index:251672576" coordorigin="" coordsize="70237,2777" o:gfxdata="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">
+                <v:shape id="直角三角形 3" o:spid="_x0000_s1048" type="#_x0000_t6" style="position:absolute;left:37;top:2015;width:1441;height:762;rotation:180;visibility:visible;mso-wrap-style:square;v-text-anchor:top" o:gfxdata="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" fillcolor="#9a0000" stroked="f"/>
+                <v:shape id="任意多边形 2" o:spid="_x0000_s1049" style="position:absolute;width:16141;height:2070;visibility:visible;mso-wrap-style:square;v-text-anchor:middle" coordsize="1406296,288031" o:spt="100" o:gfxdata="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" adj="-11796480,,5400" path="m1093154,r77999,l1406296,288031r-77999,l1093154,xm1030297,r39620,l1305060,288031r-39620,l1030297,xm,l1007060,r235143,288031l,288031,,xe" fillcolor="#9a0000" stroked="f">
+                  <v:stroke joinstyle="miter"/>
+                  <v:formulas/>
+                  <v:path arrowok="t" o:connecttype="custom" o:connectlocs="1254698,0;1344223,0;1614115,207010;1524589,207010;1182552,0;1228027,0;1497919,207010;1452444,207010;0,0;1155881,0;1425773,207010;0,207010" o:connectangles="0,0,0,0,0,0,0,0,0,0,0,0" textboxrect="0,0,1406296,288031"/>
+                  <v:textbox inset="5.5mm,0,,0">
+                    <w:txbxContent>
+                      <w:p>
+                        <w:pPr>
+                          <w:adjustRightInd w:val="0"/>
+                          <w:snapToGrid w:val="0"/>
+                          <w:spacing w:line="320" w:lineRule="exact"/>
+                          <w:rPr>
+                            <w:rFonts w:ascii="微软雅黑" w:hAnsi="微软雅黑" w:hint="eastAsia"/>
+                            <w:color w:val="FFFFFF"/>
+                            <w:sz w:val="24"/>
+                            <w:szCs w:val="24"/>
+                          </w:rPr>
+                        </w:pPr>
+                        <w:r>
+                          <w:rPr>
+                            <w:rFonts w:ascii="微软雅黑" w:hAnsi="微软雅黑" w:hint="eastAsia"/>
+                            <w:color w:val="FFFFFF"/>
+                            <w:sz w:val="24"/>
+                            <w:szCs w:val="24"/>
+                          </w:rPr>
+                          <w:t>项目</w:t>
+                        </w:r>
+                        <w:r>
+                          <w:rPr>
+                            <w:rFonts w:ascii="微软雅黑" w:hAnsi="微软雅黑" w:hint="eastAsia"/>
+                            <w:color w:val="FFFFFF"/>
+                            <w:sz w:val="24"/>
+                            <w:szCs w:val="24"/>
+                          </w:rPr>
+                          <w:t>实习</w:t>
+                        </w:r>
+                        <w:r>
+                          <w:rPr>
+                            <w:rFonts w:ascii="微软雅黑" w:hAnsi="微软雅黑" w:hint="eastAsia"/>
+                            <w:color w:val="FFFFFF"/>
+                            <w:sz w:val="24"/>
+                            <w:szCs w:val="24"/>
+                          </w:rPr>
+                          <w:t>经历</w:t>
+                        </w:r>
+                      </w:p>
+                    </w:txbxContent>
+                  </v:textbox>
+                </v:shape>
+                <v:line id="直接连接符 35" o:spid="_x0000_s1050" style="position:absolute;visibility:visible;mso-wrap-style:square" from="2873,1939" to="70237,2276" o:connectortype="straight" o:gfxdata="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" strokecolor="#9a0000"/>
+              </v:group>
             </w:pict>
           </mc:Fallback>
         </mc:AlternateContent>
@@ -5692,7 +6531,7 @@
         <mc:AlternateContent>
           <mc:Choice Requires="wps">
             <w:drawing>
-              <wp:anchor distT="0" distB="0" distL="114300" distR="114300" simplePos="0" relativeHeight="251693568" behindDoc="0" locked="0" layoutInCell="1" allowOverlap="1" wp14:anchorId="2AE33485" wp14:editId="748BF05F">
+              <wp:anchor distT="0" distB="0" distL="114300" distR="114300" simplePos="0" relativeHeight="251664896" behindDoc="0" locked="0" layoutInCell="1" allowOverlap="1" wp14:anchorId="2AE33485" wp14:editId="748BF05F">
                 <wp:simplePos x="0" y="0"/>
                 <wp:positionH relativeFrom="column">
                   <wp:posOffset>-31115</wp:posOffset>
@@ -5735,7 +6574,7 @@
           </mc:Choice>
           <mc:Fallback>
             <w:pict>
-              <v:line w14:anchorId="048EAFC1" id="直接连接符 3" o:spid="_x0000_s1026" style="position:absolute;z-index:251693568;visibility:visible;mso-wrap-style:square;mso-wrap-distance-left:9pt;mso-wrap-distance-top:0;mso-wrap-distance-right:9pt;mso-wrap-distance-bottom:0;mso-position-horizontal:absolute;mso-position-horizontal-relative:text;mso-position-vertical:absolute;mso-position-vertical-relative:text" from="-2.45pt,593pt" to="521.05pt,593pt" o:gfxdata="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" strokecolor="#9a0000"/>
+              <v:line w14:anchorId="7D6F27BD" id="直接连接符 3" o:spid="_x0000_s1026" style="position:absolute;z-index:251664896;visibility:visible;mso-wrap-style:square;mso-wrap-distance-left:9pt;mso-wrap-distance-top:0;mso-wrap-distance-right:9pt;mso-wrap-distance-bottom:0;mso-position-horizontal:absolute;mso-position-horizontal-relative:text;mso-position-vertical:absolute;mso-position-vertical-relative:text" from="-2.45pt,593pt" to="521.05pt,593pt" o:gfxdata="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" strokecolor="#9a0000"/>
             </w:pict>
           </mc:Fallback>
         </mc:AlternateContent>
@@ -5884,6 +6723,119 @@
     </w:lvl>
   </w:abstractNum>
   <w:abstractNum w:abstractNumId="2" w15:restartNumberingAfterBreak="0">
+    <w:nsid w:val="166F445A"/>
+    <w:multiLevelType w:val="hybridMultilevel"/>
+    <w:tmpl w:val="F04C5218"/>
+    <w:lvl w:ilvl="0" w:tplc="0409000B">
+      <w:start w:val="1"/>
+      <w:numFmt w:val="bullet"/>
+      <w:lvlText w:val=""/>
+      <w:lvlJc w:val="left"/>
+      <w:pPr>
+        <w:ind w:left="440" w:hanging="440"/>
+      </w:pPr>
+      <w:rPr>
+        <w:rFonts w:ascii="Wingdings" w:hAnsi="Wingdings" w:hint="default"/>
+      </w:rPr>
+    </w:lvl>
+    <w:lvl w:ilvl="1" w:tplc="04090003" w:tentative="1">
+      <w:start w:val="1"/>
+      <w:numFmt w:val="bullet"/>
+      <w:lvlText w:val=""/>
+      <w:lvlJc w:val="left"/>
+      <w:pPr>
+        <w:ind w:left="880" w:hanging="440"/>
+      </w:pPr>
+      <w:rPr>
+        <w:rFonts w:ascii="Wingdings" w:hAnsi="Wingdings" w:hint="default"/>
+      </w:rPr>
+    </w:lvl>
+    <w:lvl w:ilvl="2" w:tplc="04090005" w:tentative="1">
+      <w:start w:val="1"/>
+      <w:numFmt w:val="bullet"/>
+      <w:lvlText w:val=""/>
+      <w:lvlJc w:val="left"/>
+      <w:pPr>
+        <w:ind w:left="1320" w:hanging="440"/>
+      </w:pPr>
+      <w:rPr>
+        <w:rFonts w:ascii="Wingdings" w:hAnsi="Wingdings" w:hint="default"/>
+      </w:rPr>
+    </w:lvl>
+    <w:lvl w:ilvl="3" w:tplc="04090001" w:tentative="1">
+      <w:start w:val="1"/>
+      <w:numFmt w:val="bullet"/>
+      <w:lvlText w:val=""/>
+      <w:lvlJc w:val="left"/>
+      <w:pPr>
+        <w:ind w:left="1760" w:hanging="440"/>
+      </w:pPr>
+      <w:rPr>
+        <w:rFonts w:ascii="Wingdings" w:hAnsi="Wingdings" w:hint="default"/>
+      </w:rPr>
+    </w:lvl>
+    <w:lvl w:ilvl="4" w:tplc="04090003" w:tentative="1">
+      <w:start w:val="1"/>
+      <w:numFmt w:val="bullet"/>
+      <w:lvlText w:val=""/>
+      <w:lvlJc w:val="left"/>
+      <w:pPr>
+        <w:ind w:left="2200" w:hanging="440"/>
+      </w:pPr>
+      <w:rPr>
+        <w:rFonts w:ascii="Wingdings" w:hAnsi="Wingdings" w:hint="default"/>
+      </w:rPr>
+    </w:lvl>
+    <w:lvl w:ilvl="5" w:tplc="04090005" w:tentative="1">
+      <w:start w:val="1"/>
+      <w:numFmt w:val="bullet"/>
+      <w:lvlText w:val=""/>
+      <w:lvlJc w:val="left"/>
+      <w:pPr>
+        <w:ind w:left="2640" w:hanging="440"/>
+      </w:pPr>
+      <w:rPr>
+        <w:rFonts w:ascii="Wingdings" w:hAnsi="Wingdings" w:hint="default"/>
+      </w:rPr>
+    </w:lvl>
+    <w:lvl w:ilvl="6" w:tplc="04090001" w:tentative="1">
+      <w:start w:val="1"/>
+      <w:numFmt w:val="bullet"/>
+      <w:lvlText w:val=""/>
+      <w:lvlJc w:val="left"/>
+      <w:pPr>
+        <w:ind w:left="3080" w:hanging="440"/>
+      </w:pPr>
+      <w:rPr>
+        <w:rFonts w:ascii="Wingdings" w:hAnsi="Wingdings" w:hint="default"/>
+      </w:rPr>
+    </w:lvl>
+    <w:lvl w:ilvl="7" w:tplc="04090003" w:tentative="1">
+      <w:start w:val="1"/>
+      <w:numFmt w:val="bullet"/>
+      <w:lvlText w:val=""/>
+      <w:lvlJc w:val="left"/>
+      <w:pPr>
+        <w:ind w:left="3520" w:hanging="440"/>
+      </w:pPr>
+      <w:rPr>
+        <w:rFonts w:ascii="Wingdings" w:hAnsi="Wingdings" w:hint="default"/>
+      </w:rPr>
+    </w:lvl>
+    <w:lvl w:ilvl="8" w:tplc="04090005" w:tentative="1">
+      <w:start w:val="1"/>
+      <w:numFmt w:val="bullet"/>
+      <w:lvlText w:val=""/>
+      <w:lvlJc w:val="left"/>
+      <w:pPr>
+        <w:ind w:left="3960" w:hanging="440"/>
+      </w:pPr>
+      <w:rPr>
+        <w:rFonts w:ascii="Wingdings" w:hAnsi="Wingdings" w:hint="default"/>
+      </w:rPr>
+    </w:lvl>
+  </w:abstractNum>
+  <w:abstractNum w:abstractNumId="3" w15:restartNumberingAfterBreak="0">
     <w:nsid w:val="22E61498"/>
     <w:multiLevelType w:val="hybridMultilevel"/>
     <w:tmpl w:val="7578F9E2"/>
@@ -5996,7 +6948,7 @@
       </w:rPr>
     </w:lvl>
   </w:abstractNum>
-  <w:abstractNum w:abstractNumId="3" w15:restartNumberingAfterBreak="0">
+  <w:abstractNum w:abstractNumId="4" w15:restartNumberingAfterBreak="0">
     <w:nsid w:val="36AD54CB"/>
     <w:multiLevelType w:val="hybridMultilevel"/>
     <w:tmpl w:val="B942D302"/>
@@ -6109,7 +7061,7 @@
       </w:rPr>
     </w:lvl>
   </w:abstractNum>
-  <w:abstractNum w:abstractNumId="4" w15:restartNumberingAfterBreak="0">
+  <w:abstractNum w:abstractNumId="5" w15:restartNumberingAfterBreak="0">
     <w:nsid w:val="36E070D5"/>
     <w:multiLevelType w:val="multilevel"/>
     <w:tmpl w:val="36E070D5"/>
@@ -6223,7 +7175,7 @@
       </w:rPr>
     </w:lvl>
   </w:abstractNum>
-  <w:abstractNum w:abstractNumId="5" w15:restartNumberingAfterBreak="0">
+  <w:abstractNum w:abstractNumId="6" w15:restartNumberingAfterBreak="0">
     <w:nsid w:val="41661DAB"/>
     <w:multiLevelType w:val="hybridMultilevel"/>
     <w:tmpl w:val="8EFE2944"/>
@@ -6336,8 +7288,121 @@
       </w:rPr>
     </w:lvl>
   </w:abstractNum>
+  <w:abstractNum w:abstractNumId="7" w15:restartNumberingAfterBreak="0">
+    <w:nsid w:val="7AF434E8"/>
+    <w:multiLevelType w:val="hybridMultilevel"/>
+    <w:tmpl w:val="ACF6EA2E"/>
+    <w:lvl w:ilvl="0" w:tplc="0409000B">
+      <w:start w:val="1"/>
+      <w:numFmt w:val="bullet"/>
+      <w:lvlText w:val=""/>
+      <w:lvlJc w:val="left"/>
+      <w:pPr>
+        <w:ind w:left="440" w:hanging="440"/>
+      </w:pPr>
+      <w:rPr>
+        <w:rFonts w:ascii="Wingdings" w:hAnsi="Wingdings" w:hint="default"/>
+      </w:rPr>
+    </w:lvl>
+    <w:lvl w:ilvl="1" w:tplc="04090003" w:tentative="1">
+      <w:start w:val="1"/>
+      <w:numFmt w:val="bullet"/>
+      <w:lvlText w:val=""/>
+      <w:lvlJc w:val="left"/>
+      <w:pPr>
+        <w:ind w:left="880" w:hanging="440"/>
+      </w:pPr>
+      <w:rPr>
+        <w:rFonts w:ascii="Wingdings" w:hAnsi="Wingdings" w:hint="default"/>
+      </w:rPr>
+    </w:lvl>
+    <w:lvl w:ilvl="2" w:tplc="04090005" w:tentative="1">
+      <w:start w:val="1"/>
+      <w:numFmt w:val="bullet"/>
+      <w:lvlText w:val=""/>
+      <w:lvlJc w:val="left"/>
+      <w:pPr>
+        <w:ind w:left="1320" w:hanging="440"/>
+      </w:pPr>
+      <w:rPr>
+        <w:rFonts w:ascii="Wingdings" w:hAnsi="Wingdings" w:hint="default"/>
+      </w:rPr>
+    </w:lvl>
+    <w:lvl w:ilvl="3" w:tplc="04090001" w:tentative="1">
+      <w:start w:val="1"/>
+      <w:numFmt w:val="bullet"/>
+      <w:lvlText w:val=""/>
+      <w:lvlJc w:val="left"/>
+      <w:pPr>
+        <w:ind w:left="1760" w:hanging="440"/>
+      </w:pPr>
+      <w:rPr>
+        <w:rFonts w:ascii="Wingdings" w:hAnsi="Wingdings" w:hint="default"/>
+      </w:rPr>
+    </w:lvl>
+    <w:lvl w:ilvl="4" w:tplc="04090003" w:tentative="1">
+      <w:start w:val="1"/>
+      <w:numFmt w:val="bullet"/>
+      <w:lvlText w:val=""/>
+      <w:lvlJc w:val="left"/>
+      <w:pPr>
+        <w:ind w:left="2200" w:hanging="440"/>
+      </w:pPr>
+      <w:rPr>
+        <w:rFonts w:ascii="Wingdings" w:hAnsi="Wingdings" w:hint="default"/>
+      </w:rPr>
+    </w:lvl>
+    <w:lvl w:ilvl="5" w:tplc="04090005" w:tentative="1">
+      <w:start w:val="1"/>
+      <w:numFmt w:val="bullet"/>
+      <w:lvlText w:val=""/>
+      <w:lvlJc w:val="left"/>
+      <w:pPr>
+        <w:ind w:left="2640" w:hanging="440"/>
+      </w:pPr>
+      <w:rPr>
+        <w:rFonts w:ascii="Wingdings" w:hAnsi="Wingdings" w:hint="default"/>
+      </w:rPr>
+    </w:lvl>
+    <w:lvl w:ilvl="6" w:tplc="04090001" w:tentative="1">
+      <w:start w:val="1"/>
+      <w:numFmt w:val="bullet"/>
+      <w:lvlText w:val=""/>
+      <w:lvlJc w:val="left"/>
+      <w:pPr>
+        <w:ind w:left="3080" w:hanging="440"/>
+      </w:pPr>
+      <w:rPr>
+        <w:rFonts w:ascii="Wingdings" w:hAnsi="Wingdings" w:hint="default"/>
+      </w:rPr>
+    </w:lvl>
+    <w:lvl w:ilvl="7" w:tplc="04090003" w:tentative="1">
+      <w:start w:val="1"/>
+      <w:numFmt w:val="bullet"/>
+      <w:lvlText w:val=""/>
+      <w:lvlJc w:val="left"/>
+      <w:pPr>
+        <w:ind w:left="3520" w:hanging="440"/>
+      </w:pPr>
+      <w:rPr>
+        <w:rFonts w:ascii="Wingdings" w:hAnsi="Wingdings" w:hint="default"/>
+      </w:rPr>
+    </w:lvl>
+    <w:lvl w:ilvl="8" w:tplc="04090005" w:tentative="1">
+      <w:start w:val="1"/>
+      <w:numFmt w:val="bullet"/>
+      <w:lvlText w:val=""/>
+      <w:lvlJc w:val="left"/>
+      <w:pPr>
+        <w:ind w:left="3960" w:hanging="440"/>
+      </w:pPr>
+      <w:rPr>
+        <w:rFonts w:ascii="Wingdings" w:hAnsi="Wingdings" w:hint="default"/>
+      </w:rPr>
+    </w:lvl>
+  </w:abstractNum>
   <w:num w:numId="1" w16cid:durableId="1121846454">
-    <w:abstractNumId w:val="4"/>
+    <w:abstractNumId w:val="5"/>
   </w:num>
   <w:num w:numId="2" w16cid:durableId="59403025">
     <w:abstractNumId w:val="0"/>
@@ -6346,12 +7411,18 @@
     <w:abstractNumId w:val="1"/>
   </w:num>
   <w:num w:numId="4" w16cid:durableId="1506018538">
+    <w:abstractNumId w:val="4"/>
+  </w:num>
+  <w:num w:numId="5" w16cid:durableId="635719816">
+    <w:abstractNumId w:val="6"/>
+  </w:num>
+  <w:num w:numId="6" w16cid:durableId="1775975661">
     <w:abstractNumId w:val="3"/>
   </w:num>
-  <w:num w:numId="5" w16cid:durableId="635719816">
-    <w:abstractNumId w:val="5"/>
+  <w:num w:numId="7" w16cid:durableId="1122457011">
+    <w:abstractNumId w:val="7"/>
   </w:num>
-  <w:num w:numId="6" w16cid:durableId="1775975661">
+  <w:num w:numId="8" w16cid:durableId="58943461">
     <w:abstractNumId w:val="2"/>
   </w:num>
 </w:numbering>
@@ -7273,10 +8344,22 @@
 </s:customData>
 </file>
 
+<file path=customXml/item2.xml><?xml version="1.0" encoding="utf-8"?>
+<b:Sources xmlns:b="http://schemas.openxmlformats.org/officeDocument/2006/bibliography" xmlns="http://schemas.openxmlformats.org/officeDocument/2006/bibliography" SelectedStyle="\APASixthEditionOfficeOnline.xsl" StyleName="APA" Version="6"/>
+</file>
+
 <file path=customXml/itemProps1.xml><?xml version="1.0" encoding="utf-8"?>
 <ds:datastoreItem xmlns:ds="http://schemas.openxmlformats.org/officeDocument/2006/customXml" ds:itemID="{B1977F7D-205B-4081-913C-38D41E755F92}">
   <ds:schemaRefs>
     <ds:schemaRef ds:uri="http://www.wps.cn/officeDocument/2013/wpsCustomData"/>
   </ds:schemaRefs>
 </ds:datastoreItem>
+</file>
+
+<file path=customXml/itemProps2.xml><?xml version="1.0" encoding="utf-8"?>
+<ds:datastoreItem xmlns:ds="http://schemas.openxmlformats.org/officeDocument/2006/customXml" ds:itemID="{F3C9656A-25BC-40B1-B66F-099C0983D0FB}">
+  <ds:schemaRefs>
+    <ds:schemaRef ds:uri="http://schemas.openxmlformats.org/officeDocument/2006/bibliography"/>
+  </ds:schemaRefs>
+</ds:datastoreItem>
 </file>
--- a/files/cv.docx
+++ b/files/cv.docx
@@ -172,7 +172,7 @@
           </mc:Choice>
           <mc:Fallback>
             <w:pict>
-              <v:shape w14:anchorId="59FBDBAA" id="矩形 4" o:spid="_x0000_s1026" style="position:absolute;margin-left:-46pt;margin-top:14.35pt;width:359.9pt;height:14.9pt;z-index:251658752;visibility:visible;mso-wrap-style:square;mso-wrap-distance-left:9pt;mso-wrap-distance-top:0;mso-wrap-distance-right:9pt;mso-wrap-distance-bottom:0;mso-position-horizontal:absolute;mso-position-horizontal-relative:text;mso-position-vertical:absolute;mso-position-vertical-relative:text;v-text-anchor:middle" coordsize="4391025,190500" o:gfxdata="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" path="m,l4267200,r123825,190500l,190500,,xe" fillcolor="#9a0000" stroked="f" strokeweight="2pt">
+              <v:shape w14:anchorId="434BFBB5" id="矩形 4" o:spid="_x0000_s1026" style="position:absolute;margin-left:-46pt;margin-top:14.35pt;width:359.9pt;height:14.9pt;z-index:251658752;visibility:visible;mso-wrap-style:square;mso-wrap-distance-left:9pt;mso-wrap-distance-top:0;mso-wrap-distance-right:9pt;mso-wrap-distance-bottom:0;mso-position-horizontal:absolute;mso-position-horizontal-relative:text;mso-position-vertical:absolute;mso-position-vertical-relative:text;v-text-anchor:middle" coordsize="4391025,190500" o:gfxdata="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" path="m,l4267200,r123825,190500l,190500,,xe" fillcolor="#9a0000" stroked="f" strokeweight="2pt">
                 <v:path arrowok="t" o:connecttype="custom" o:connectlocs="0,0;4441837,0;4570730,189230;0,189230;0,0" o:connectangles="0,0,0,0,0"/>
               </v:shape>
             </w:pict>
@@ -282,7 +282,7 @@
           </mc:Choice>
           <mc:Fallback>
             <w:pict>
-              <v:shape w14:anchorId="3B2F4B24" id="矩形 5" o:spid="_x0000_s1026" style="position:absolute;margin-left:308.85pt;margin-top:18.05pt;width:260.5pt;height:11.25pt;z-index:-251663872;visibility:visible;mso-wrap-style:square;mso-wrap-distance-left:9pt;mso-wrap-distance-top:0;mso-wrap-distance-right:9pt;mso-wrap-distance-bottom:0;mso-position-horizontal:absolute;mso-position-horizontal-relative:text;mso-position-vertical:absolute;mso-position-vertical-relative:text;v-text-anchor:middle" coordsize="3308894,190500" o:gfxdata="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" path="m,l3308894,r,190500l105319,190500,,xe" fillcolor="#c19f67" stroked="f" strokeweight="2pt">
+              <v:shape w14:anchorId="3E87B791" id="矩形 5" o:spid="_x0000_s1026" style="position:absolute;margin-left:308.85pt;margin-top:18.05pt;width:260.5pt;height:11.25pt;z-index:-251663872;visibility:visible;mso-wrap-style:square;mso-wrap-distance-left:9pt;mso-wrap-distance-top:0;mso-wrap-distance-right:9pt;mso-wrap-distance-bottom:0;mso-position-horizontal:absolute;mso-position-horizontal-relative:text;mso-position-vertical:absolute;mso-position-vertical-relative:text;v-text-anchor:middle" coordsize="3308894,190500" o:gfxdata="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" path="m,l3308894,r,190500l105319,190500,,xe" fillcolor="#c19f67" stroked="f" strokeweight="2pt">
                 <v:path arrowok="t" o:connecttype="custom" o:connectlocs="0,0;3308350,0;3308350,142875;105302,142875;0,0" o:connectangles="0,0,0,0,0"/>
               </v:shape>
             </w:pict>
@@ -356,7 +356,7 @@
           </mc:Choice>
           <mc:Fallback>
             <w:pict>
-              <v:line w14:anchorId="778D1A18" id="直接连接符 26" o:spid="_x0000_s1026" style="position:absolute;flip:x;z-index:-251662336;visibility:visible;mso-wrap-style:square;mso-width-percent:0;mso-height-percent:0;mso-wrap-distance-left:9pt;mso-wrap-distance-top:0;mso-wrap-distance-right:9pt;mso-wrap-distance-bottom:0;mso-position-horizontal:absolute;mso-position-horizontal-relative:text;mso-position-vertical:absolute;mso-position-vertical-relative:page;mso-width-percent:0;mso-height-percent:0;mso-width-relative:margin;mso-height-relative:margin" from="-7.35pt,92.25pt" to="-6.2pt,809.35pt" o:gfxdata="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" strokecolor="#9a0000">
+              <v:line w14:anchorId="0EAC7C17" id="直接连接符 26" o:spid="_x0000_s1026" style="position:absolute;flip:x;z-index:-251662336;visibility:visible;mso-wrap-style:square;mso-width-percent:0;mso-height-percent:0;mso-wrap-distance-left:9pt;mso-wrap-distance-top:0;mso-wrap-distance-right:9pt;mso-wrap-distance-bottom:0;mso-position-horizontal:absolute;mso-position-horizontal-relative:text;mso-position-vertical:absolute;mso-position-vertical-relative:page;mso-width-percent:0;mso-height-percent:0;mso-width-relative:margin;mso-height-relative:margin" from="-7.35pt,92.25pt" to="-6.2pt,809.35pt" o:gfxdata="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" strokecolor="#9a0000">
                 <w10:wrap anchory="page"/>
               </v:line>
             </w:pict>
@@ -2222,13 +2222,13 @@
         <mc:AlternateContent>
           <mc:Choice Requires="wps">
             <w:drawing>
-              <wp:anchor distT="0" distB="0" distL="114300" distR="114300" simplePos="0" relativeHeight="251656704" behindDoc="0" locked="0" layoutInCell="1" allowOverlap="1" wp14:anchorId="154BF59E" wp14:editId="0F70A796">
+              <wp:anchor distT="0" distB="0" distL="114300" distR="114300" simplePos="0" relativeHeight="251656704" behindDoc="0" locked="0" layoutInCell="1" allowOverlap="1" wp14:anchorId="154BF59E" wp14:editId="18A5E330">
                 <wp:simplePos x="0" y="0"/>
                 <wp:positionH relativeFrom="column">
                   <wp:posOffset>-71755</wp:posOffset>
                 </wp:positionH>
                 <wp:positionV relativeFrom="page">
-                  <wp:posOffset>3194685</wp:posOffset>
+                  <wp:posOffset>3175635</wp:posOffset>
                 </wp:positionV>
                 <wp:extent cx="6965950" cy="2082800"/>
                 <wp:effectExtent l="0" t="0" r="0" b="0"/>
@@ -2619,7 +2619,7 @@
                               <w:snapToGrid w:val="0"/>
                               <w:ind w:firstLineChars="0"/>
                               <w:rPr>
-                                <w:rFonts w:ascii="微软雅黑" w:hAnsi="微软雅黑" w:hint="eastAsia"/>
+                                <w:rFonts w:ascii="微软雅黑" w:eastAsia="微软雅黑" w:hAnsi="微软雅黑" w:hint="eastAsia"/>
                                 <w:color w:val="414141"/>
                                 <w:sz w:val="18"/>
                                 <w:szCs w:val="18"/>
@@ -2627,7 +2627,7 @@
                             </w:pPr>
                             <w:r>
                               <w:rPr>
-                                <w:rFonts w:ascii="微软雅黑" w:hAnsi="微软雅黑"/>
+                                <w:rFonts w:ascii="微软雅黑" w:eastAsia="微软雅黑" w:hAnsi="微软雅黑"/>
                                 <w:i/>
                                 <w:iCs/>
                                 <w:color w:val="414141"/>
@@ -2639,7 +2639,7 @@
                             <w:proofErr w:type="spellStart"/>
                             <w:r>
                               <w:rPr>
-                                <w:rFonts w:ascii="微软雅黑" w:hAnsi="微软雅黑"/>
+                                <w:rFonts w:ascii="微软雅黑" w:eastAsia="微软雅黑" w:hAnsi="微软雅黑"/>
                                 <w:i/>
                                 <w:iCs/>
                                 <w:color w:val="414141"/>
@@ -2651,7 +2651,7 @@
                             <w:proofErr w:type="spellEnd"/>
                             <w:r>
                               <w:rPr>
-                                <w:rFonts w:ascii="微软雅黑" w:hAnsi="微软雅黑"/>
+                                <w:rFonts w:ascii="微软雅黑" w:eastAsia="微软雅黑" w:hAnsi="微软雅黑"/>
                                 <w:i/>
                                 <w:iCs/>
                                 <w:color w:val="414141"/>
@@ -2663,7 +2663,7 @@
                             <w:proofErr w:type="spellStart"/>
                             <w:r>
                               <w:rPr>
-                                <w:rFonts w:ascii="微软雅黑" w:hAnsi="微软雅黑"/>
+                                <w:rFonts w:ascii="微软雅黑" w:eastAsia="微软雅黑" w:hAnsi="微软雅黑"/>
                                 <w:i/>
                                 <w:iCs/>
                                 <w:color w:val="414141"/>
@@ -2680,16 +2680,7 @@
                                 <w:sz w:val="18"/>
                                 <w:szCs w:val="18"/>
                               </w:rPr>
-                              <w:t>，</w:t>
-                            </w:r>
-                            <w:r>
-                              <w:rPr>
-                                <w:rFonts w:ascii="微软雅黑" w:hAnsi="微软雅黑"/>
-                                <w:color w:val="414141"/>
-                                <w:sz w:val="18"/>
-                                <w:szCs w:val="18"/>
-                              </w:rPr>
-                              <w:t>已见刊｜第四作者（学生第三作者）</w:t>
+                              <w:t>，已见刊｜第四作者（学生第三作者）</w:t>
                             </w:r>
                           </w:p>
                           <w:p>
@@ -2773,7 +2764,7 @@
           </mc:Choice>
           <mc:Fallback>
             <w:pict>
-              <v:shape w14:anchorId="154BF59E" id="_x0000_s1040" type="#_x0000_t202" style="position:absolute;left:0;text-align:left;margin-left:-5.65pt;margin-top:251.55pt;width:548.5pt;height:164pt;z-index:251656704;visibility:visible;mso-wrap-style:square;mso-width-percent:0;mso-wrap-distance-left:9pt;mso-wrap-distance-top:0;mso-wrap-distance-right:9pt;mso-wrap-distance-bottom:0;mso-position-horizontal:absolute;mso-position-horizontal-relative:text;mso-position-vertical:absolute;mso-position-vertical-relative:page;mso-width-percent:0;mso-width-relative:margin;v-text-anchor:middle" o:gfxdata="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" filled="f" stroked="f">
+              <v:shape w14:anchorId="154BF59E" id="_x0000_s1040" type="#_x0000_t202" style="position:absolute;left:0;text-align:left;margin-left:-5.65pt;margin-top:250.05pt;width:548.5pt;height:164pt;z-index:251656704;visibility:visible;mso-wrap-style:square;mso-width-percent:0;mso-wrap-distance-left:9pt;mso-wrap-distance-top:0;mso-wrap-distance-right:9pt;mso-wrap-distance-bottom:0;mso-position-horizontal:absolute;mso-position-horizontal-relative:text;mso-position-vertical:absolute;mso-position-vertical-relative:page;mso-width-percent:0;mso-width-relative:margin;v-text-anchor:middle" o:gfxdata="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" filled="f" stroked="f">
                 <v:textbox style="mso-fit-shape-to-text:t">
                   <w:txbxContent>
                     <w:p>
@@ -3135,7 +3126,7 @@
                         <w:snapToGrid w:val="0"/>
                         <w:ind w:firstLineChars="0"/>
                         <w:rPr>
-                          <w:rFonts w:ascii="微软雅黑" w:hAnsi="微软雅黑" w:hint="eastAsia"/>
+                          <w:rFonts w:ascii="微软雅黑" w:eastAsia="微软雅黑" w:hAnsi="微软雅黑" w:hint="eastAsia"/>
                           <w:color w:val="414141"/>
                           <w:sz w:val="18"/>
                           <w:szCs w:val="18"/>
@@ -3143,7 +3134,7 @@
                       </w:pPr>
                       <w:r>
                         <w:rPr>
-                          <w:rFonts w:ascii="微软雅黑" w:hAnsi="微软雅黑"/>
+                          <w:rFonts w:ascii="微软雅黑" w:eastAsia="微软雅黑" w:hAnsi="微软雅黑"/>
                           <w:i/>
                           <w:iCs/>
                           <w:color w:val="414141"/>
@@ -3155,7 +3146,7 @@
                       <w:proofErr w:type="spellStart"/>
                       <w:r>
                         <w:rPr>
-                          <w:rFonts w:ascii="微软雅黑" w:hAnsi="微软雅黑"/>
+                          <w:rFonts w:ascii="微软雅黑" w:eastAsia="微软雅黑" w:hAnsi="微软雅黑"/>
                           <w:i/>
                           <w:iCs/>
                           <w:color w:val="414141"/>
@@ -3167,7 +3158,7 @@
                       <w:proofErr w:type="spellEnd"/>
                       <w:r>
                         <w:rPr>
-                          <w:rFonts w:ascii="微软雅黑" w:hAnsi="微软雅黑"/>
+                          <w:rFonts w:ascii="微软雅黑" w:eastAsia="微软雅黑" w:hAnsi="微软雅黑"/>
                           <w:i/>
                           <w:iCs/>
                           <w:color w:val="414141"/>
@@ -3179,7 +3170,7 @@
                       <w:proofErr w:type="spellStart"/>
                       <w:r>
                         <w:rPr>
-                          <w:rFonts w:ascii="微软雅黑" w:hAnsi="微软雅黑"/>
+                          <w:rFonts w:ascii="微软雅黑" w:eastAsia="微软雅黑" w:hAnsi="微软雅黑"/>
                           <w:i/>
                           <w:iCs/>
                           <w:color w:val="414141"/>
@@ -3196,16 +3187,7 @@
                           <w:sz w:val="18"/>
                           <w:szCs w:val="18"/>
                         </w:rPr>
-                        <w:t>，</w:t>
-                      </w:r>
-                      <w:r>
-                        <w:rPr>
-                          <w:rFonts w:ascii="微软雅黑" w:hAnsi="微软雅黑"/>
-                          <w:color w:val="414141"/>
-                          <w:sz w:val="18"/>
-                          <w:szCs w:val="18"/>
-                        </w:rPr>
-                        <w:t>已见刊｜第四作者（学生第三作者）</w:t>
+                        <w:t>，已见刊｜第四作者（学生第三作者）</w:t>
                       </w:r>
                     </w:p>
                     <w:p>
@@ -4080,7 +4062,7 @@
           </mc:Choice>
           <mc:Fallback>
             <w:pict>
-              <v:line w14:anchorId="5AB27616" id="直接连接符 2" o:spid="_x0000_s1026" style="position:absolute;z-index:251661312;visibility:visible;mso-wrap-style:square;mso-width-percent:0;mso-height-percent:0;mso-wrap-distance-left:9pt;mso-wrap-distance-top:0;mso-wrap-distance-right:9pt;mso-wrap-distance-bottom:0;mso-position-horizontal:absolute;mso-position-horizontal-relative:text;mso-position-vertical:absolute;mso-position-vertical-relative:text;mso-width-percent:0;mso-height-percent:0;mso-width-relative:margin;mso-height-relative:margin" from="-7.35pt,536.8pt" to="530.3pt,536.8pt" o:gfxdata="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" strokecolor="#9a0000"/>
+              <v:line w14:anchorId="32BC4FFF" id="直接连接符 2" o:spid="_x0000_s1026" style="position:absolute;z-index:251661312;visibility:visible;mso-wrap-style:square;mso-width-percent:0;mso-height-percent:0;mso-wrap-distance-left:9pt;mso-wrap-distance-top:0;mso-wrap-distance-right:9pt;mso-wrap-distance-bottom:0;mso-position-horizontal:absolute;mso-position-horizontal-relative:text;mso-position-vertical:absolute;mso-position-vertical-relative:text;mso-width-percent:0;mso-height-percent:0;mso-width-relative:margin;mso-height-relative:margin" from="-7.35pt,536.8pt" to="530.3pt,536.8pt" o:gfxdata="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" strokecolor="#9a0000"/>
             </w:pict>
           </mc:Fallback>
         </mc:AlternateContent>
@@ -4417,7 +4399,7 @@
                               <w:adjustRightInd w:val="0"/>
                               <w:snapToGrid w:val="0"/>
                               <w:rPr>
-                                <w:rFonts w:ascii="微软雅黑" w:hAnsi="微软雅黑"/>
+                                <w:rFonts w:ascii="微软雅黑" w:hAnsi="微软雅黑" w:hint="eastAsia"/>
                                 <w:b/>
                                 <w:bCs/>
                                 <w:color w:val="414141"/>
@@ -4586,6 +4568,7 @@
                             <w:pPr>
                               <w:adjustRightInd w:val="0"/>
                               <w:snapToGrid w:val="0"/>
+                              <w:ind w:firstLine="420"/>
                               <w:rPr>
                                 <w:rFonts w:ascii="微软雅黑" w:hAnsi="微软雅黑" w:hint="eastAsia"/>
                                 <w:b/>
@@ -4653,11 +4636,24 @@
                                 <w:sz w:val="18"/>
                                 <w:szCs w:val="18"/>
                               </w:rPr>
-                              <w:t>机器人联合研发项目｜研究成果投稿至</w:t>
+                              <w:t>机器人联合研发项目｜</w:t>
                             </w:r>
                             <w:r>
                               <w:rPr>
                                 <w:rFonts w:ascii="微软雅黑" w:hAnsi="微软雅黑"/>
+                                <w:b/>
+                                <w:bCs/>
+                                <w:color w:val="414141"/>
+                                <w:sz w:val="18"/>
+                                <w:szCs w:val="18"/>
+                              </w:rPr>
+                              <w:t>研究成果投稿至</w:t>
+                            </w:r>
+                            <w:r>
+                              <w:rPr>
+                                <w:rFonts w:ascii="微软雅黑" w:hAnsi="微软雅黑"/>
+                                <w:b/>
+                                <w:bCs/>
                                 <w:i/>
                                 <w:iCs/>
                                 <w:color w:val="414141"/>
@@ -4669,6 +4665,8 @@
                             <w:r>
                               <w:rPr>
                                 <w:rFonts w:ascii="微软雅黑" w:hAnsi="微软雅黑"/>
+                                <w:b/>
+                                <w:bCs/>
                                 <w:color w:val="414141"/>
                                 <w:sz w:val="18"/>
                                 <w:szCs w:val="18"/>
@@ -4687,7 +4685,7 @@
                               <w:snapToGrid w:val="0"/>
                               <w:ind w:firstLineChars="0"/>
                               <w:rPr>
-                                <w:rFonts w:ascii="微软雅黑" w:hAnsi="微软雅黑"/>
+                                <w:rFonts w:ascii="微软雅黑" w:hAnsi="微软雅黑" w:hint="eastAsia"/>
                                 <w:color w:val="414141"/>
                                 <w:sz w:val="18"/>
                                 <w:szCs w:val="18"/>
@@ -4763,7 +4761,7 @@
                               <w:snapToGrid w:val="0"/>
                               <w:ind w:firstLineChars="0"/>
                               <w:rPr>
-                                <w:rFonts w:ascii="微软雅黑" w:hAnsi="微软雅黑"/>
+                                <w:rFonts w:ascii="微软雅黑" w:hAnsi="微软雅黑" w:hint="eastAsia"/>
                                 <w:color w:val="414141"/>
                                 <w:sz w:val="18"/>
                                 <w:szCs w:val="18"/>
@@ -4796,25 +4794,7 @@
                                 <w:sz w:val="18"/>
                                 <w:szCs w:val="18"/>
                               </w:rPr>
-                              <w:t>与系统联调，实现胆囊管和胆囊动脉夹闭</w:t>
-                            </w:r>
-                            <w:r>
-                              <w:rPr>
-                                <w:rFonts w:ascii="微软雅黑" w:hAnsi="微软雅黑" w:hint="eastAsia"/>
-                                <w:color w:val="414141"/>
-                                <w:sz w:val="18"/>
-                                <w:szCs w:val="18"/>
-                              </w:rPr>
-                              <w:t>、</w:t>
-                            </w:r>
-                            <w:r>
-                              <w:rPr>
-                                <w:rFonts w:ascii="微软雅黑" w:hAnsi="微软雅黑" w:hint="eastAsia"/>
-                                <w:color w:val="414141"/>
-                                <w:sz w:val="18"/>
-                                <w:szCs w:val="18"/>
-                              </w:rPr>
-                              <w:t>切断等</w:t>
+                              <w:t>与系统联调，实现胆囊管和胆囊动脉夹闭、切断等</w:t>
                             </w:r>
                             <w:proofErr w:type="gramStart"/>
                             <w:r>
@@ -5018,7 +4998,7 @@
                               <w:snapToGrid w:val="0"/>
                               <w:ind w:firstLineChars="0"/>
                               <w:rPr>
-                                <w:rFonts w:ascii="微软雅黑" w:hAnsi="微软雅黑"/>
+                                <w:rFonts w:ascii="微软雅黑" w:hAnsi="微软雅黑" w:hint="eastAsia"/>
                                 <w:color w:val="414141"/>
                                 <w:sz w:val="18"/>
                                 <w:szCs w:val="18"/>
@@ -5257,7 +5237,7 @@
                               <w:snapToGrid w:val="0"/>
                               <w:ind w:firstLineChars="0"/>
                               <w:rPr>
-                                <w:rFonts w:ascii="微软雅黑" w:hAnsi="微软雅黑"/>
+                                <w:rFonts w:ascii="微软雅黑" w:hAnsi="微软雅黑" w:hint="eastAsia"/>
                                 <w:color w:val="414141"/>
                                 <w:sz w:val="18"/>
                                 <w:szCs w:val="18"/>
@@ -5323,7 +5303,7 @@
                         <w:adjustRightInd w:val="0"/>
                         <w:snapToGrid w:val="0"/>
                         <w:rPr>
-                          <w:rFonts w:ascii="微软雅黑" w:hAnsi="微软雅黑"/>
+                          <w:rFonts w:ascii="微软雅黑" w:hAnsi="微软雅黑" w:hint="eastAsia"/>
                           <w:b/>
                           <w:bCs/>
                           <w:color w:val="414141"/>
@@ -5492,6 +5472,7 @@
                       <w:pPr>
                         <w:adjustRightInd w:val="0"/>
                         <w:snapToGrid w:val="0"/>
+                        <w:ind w:firstLine="420"/>
                         <w:rPr>
                           <w:rFonts w:ascii="微软雅黑" w:hAnsi="微软雅黑" w:hint="eastAsia"/>
                           <w:b/>
@@ -5559,11 +5540,24 @@
                           <w:sz w:val="18"/>
                           <w:szCs w:val="18"/>
                         </w:rPr>
-                        <w:t>机器人联合研发项目｜研究成果投稿至</w:t>
+                        <w:t>机器人联合研发项目｜</w:t>
                       </w:r>
                       <w:r>
                         <w:rPr>
                           <w:rFonts w:ascii="微软雅黑" w:hAnsi="微软雅黑"/>
+                          <w:b/>
+                          <w:bCs/>
+                          <w:color w:val="414141"/>
+                          <w:sz w:val="18"/>
+                          <w:szCs w:val="18"/>
+                        </w:rPr>
+                        <w:t>研究成果投稿至</w:t>
+                      </w:r>
+                      <w:r>
+                        <w:rPr>
+                          <w:rFonts w:ascii="微软雅黑" w:hAnsi="微软雅黑"/>
+                          <w:b/>
+                          <w:bCs/>
                           <w:i/>
                           <w:iCs/>
                           <w:color w:val="414141"/>
@@ -5575,6 +5569,8 @@
                       <w:r>
                         <w:rPr>
                           <w:rFonts w:ascii="微软雅黑" w:hAnsi="微软雅黑"/>
+                          <w:b/>
+                          <w:bCs/>
                           <w:color w:val="414141"/>
                           <w:sz w:val="18"/>
                           <w:szCs w:val="18"/>
@@ -5593,7 +5589,7 @@
                         <w:snapToGrid w:val="0"/>
                         <w:ind w:firstLineChars="0"/>
                         <w:rPr>
-                          <w:rFonts w:ascii="微软雅黑" w:hAnsi="微软雅黑"/>
+                          <w:rFonts w:ascii="微软雅黑" w:hAnsi="微软雅黑" w:hint="eastAsia"/>
                           <w:color w:val="414141"/>
                           <w:sz w:val="18"/>
                           <w:szCs w:val="18"/>
@@ -5669,7 +5665,7 @@
                         <w:snapToGrid w:val="0"/>
                         <w:ind w:firstLineChars="0"/>
                         <w:rPr>
-                          <w:rFonts w:ascii="微软雅黑" w:hAnsi="微软雅黑"/>
+                          <w:rFonts w:ascii="微软雅黑" w:hAnsi="微软雅黑" w:hint="eastAsia"/>
                           <w:color w:val="414141"/>
                           <w:sz w:val="18"/>
                           <w:szCs w:val="18"/>
@@ -5702,25 +5698,7 @@
                           <w:sz w:val="18"/>
                           <w:szCs w:val="18"/>
                         </w:rPr>
-                        <w:t>与系统联调，实现胆囊管和胆囊动脉夹闭</w:t>
-                      </w:r>
-                      <w:r>
-                        <w:rPr>
-                          <w:rFonts w:ascii="微软雅黑" w:hAnsi="微软雅黑" w:hint="eastAsia"/>
-                          <w:color w:val="414141"/>
-                          <w:sz w:val="18"/>
-                          <w:szCs w:val="18"/>
-                        </w:rPr>
-                        <w:t>、</w:t>
-                      </w:r>
-                      <w:r>
-                        <w:rPr>
-                          <w:rFonts w:ascii="微软雅黑" w:hAnsi="微软雅黑" w:hint="eastAsia"/>
-                          <w:color w:val="414141"/>
-                          <w:sz w:val="18"/>
-                          <w:szCs w:val="18"/>
-                        </w:rPr>
-                        <w:t>切断等</w:t>
+                        <w:t>与系统联调，实现胆囊管和胆囊动脉夹闭、切断等</w:t>
                       </w:r>
                       <w:proofErr w:type="gramStart"/>
                       <w:r>
@@ -5924,7 +5902,7 @@
                         <w:snapToGrid w:val="0"/>
                         <w:ind w:firstLineChars="0"/>
                         <w:rPr>
-                          <w:rFonts w:ascii="微软雅黑" w:hAnsi="微软雅黑"/>
+                          <w:rFonts w:ascii="微软雅黑" w:hAnsi="微软雅黑" w:hint="eastAsia"/>
                           <w:color w:val="414141"/>
                           <w:sz w:val="18"/>
                           <w:szCs w:val="18"/>
@@ -6163,7 +6141,7 @@
                         <w:snapToGrid w:val="0"/>
                         <w:ind w:firstLineChars="0"/>
                         <w:rPr>
-                          <w:rFonts w:ascii="微软雅黑" w:hAnsi="微软雅黑"/>
+                          <w:rFonts w:ascii="微软雅黑" w:hAnsi="微软雅黑" w:hint="eastAsia"/>
                           <w:color w:val="414141"/>
                           <w:sz w:val="18"/>
                           <w:szCs w:val="18"/>
@@ -6574,7 +6552,7 @@
           </mc:Choice>
           <mc:Fallback>
             <w:pict>
-              <v:line w14:anchorId="7D6F27BD" id="直接连接符 3" o:spid="_x0000_s1026" style="position:absolute;z-index:251664896;visibility:visible;mso-wrap-style:square;mso-wrap-distance-left:9pt;mso-wrap-distance-top:0;mso-wrap-distance-right:9pt;mso-wrap-distance-bottom:0;mso-position-horizontal:absolute;mso-position-horizontal-relative:text;mso-position-vertical:absolute;mso-position-vertical-relative:text" from="-2.45pt,593pt" to="521.05pt,593pt" o:gfxdata="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" strokecolor="#9a0000"/>
+              <v:line w14:anchorId="71D8FEBA" id="直接连接符 3" o:spid="_x0000_s1026" style="position:absolute;z-index:251664896;visibility:visible;mso-wrap-style:square;mso-wrap-distance-left:9pt;mso-wrap-distance-top:0;mso-wrap-distance-right:9pt;mso-wrap-distance-bottom:0;mso-position-horizontal:absolute;mso-position-horizontal-relative:text;mso-position-vertical:absolute;mso-position-vertical-relative:text" from="-2.45pt,593pt" to="521.05pt,593pt" o:gfxdata="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" strokecolor="#9a0000"/>
             </w:pict>
           </mc:Fallback>
         </mc:AlternateContent>
@@ -7878,6 +7856,7 @@
   <w:style w:type="character" w:default="1" w:styleId="a0">
     <w:name w:val="Default Paragraph Font"/>
     <w:uiPriority w:val="1"/>
+    <w:semiHidden/>
     <w:unhideWhenUsed/>
   </w:style>
   <w:style w:type="table" w:default="1" w:styleId="a1">
